--- a/docx/fr/BUFRCREX_TableB_fr_08.docx
+++ b/docx/fr/BUFRCREX_TableB_fr_08.docx
@@ -8,19 +8,33 @@
       </w:pPr>
       <w:r>
         <w:rPr>
-          <w:rFonts w:ascii="Arial" w:hAnsi="Arial"/>
+          <w:rFonts w:ascii="Verdana" w:hAnsi="Verdana"/>
           <w:b/>
           <w:sz w:val="22"/>
         </w:rPr>
-        <w:t>BUFR/CREX Table B — Class 08: Caractéristiques</w:t>
+        <w:t>Classe 08 : Caractéristiques</w:t>
       </w:r>
     </w:p>
     <w:tbl>
       <w:tblPr>
         <w:tblStyle w:val="TableGrid"/>
         <w:tblW w:type="auto" w:w="0"/>
-        <w:jc w:val="center"/>
+        <w:jc w:val="left"/>
         <w:tblLook w:firstColumn="1" w:firstRow="1" w:lastColumn="0" w:lastRow="0" w:noHBand="0" w:noVBand="1" w:val="04A0"/>
+        <w:tblBorders>
+          <w:top w:val="single" w:sz="4" w:space="0" w:color="595959"/>
+          <w:left w:val="single" w:sz="4" w:space="0" w:color="595959"/>
+          <w:bottom w:val="single" w:sz="4" w:space="0" w:color="595959"/>
+          <w:right w:val="single" w:sz="4" w:space="0" w:color="595959"/>
+          <w:insideH w:val="single" w:sz="4" w:space="0" w:color="595959"/>
+          <w:insideV w:val="single" w:sz="4" w:space="0" w:color="595959"/>
+        </w:tblBorders>
+        <w:tblCellMar>
+          <w:top w:w="85" w:type="dxa"/>
+          <w:left w:w="85" w:type="dxa"/>
+          <w:bottom w:w="85" w:type="dxa"/>
+          <w:right w:w="85" w:type="dxa"/>
+        </w:tblCellMar>
       </w:tblPr>
       <w:tblGrid>
         <w:gridCol w:w="1514"/>
@@ -35,20 +49,20 @@
         <w:gridCol w:w="1514"/>
       </w:tblGrid>
       <w:tr>
-        <w:tc>
-          <w:tcPr>
-            <w:tcW w:type="dxa" w:w="1514"/>
-            <w:shd w:val="clear" w:color="auto" w:fill="D9E2F3"/>
-          </w:tcPr>
-          <w:p>
-            <w:pPr>
-              <w:jc w:val="center"/>
-            </w:pPr>
-            <w:r/>
-            <w:r>
-              <w:rPr>
-                <w:rFonts w:ascii="Arial" w:hAnsi="Arial"/>
-                <w:b/>
+        <w:trPr>
+          <w:tblHeader/>
+        </w:trPr>
+        <w:tc>
+          <w:tcPr>
+            <w:tcW w:type="dxa" w:w="1514"/>
+            <w:shd w:val="clear" w:color="auto" w:fill="D9D9D9"/>
+          </w:tcPr>
+          <w:p>
+            <w:r/>
+            <w:r>
+              <w:rPr>
+                <w:rFonts w:ascii="Verdana" w:hAnsi="Verdana"/>
+                <w:b w:val="0"/>
                 <w:sz w:val="16"/>
               </w:rPr>
               <w:t>FXY</w:t>
@@ -58,194 +72,170 @@
         <w:tc>
           <w:tcPr>
             <w:tcW w:type="dxa" w:w="1514"/>
-            <w:shd w:val="clear" w:color="auto" w:fill="D9E2F3"/>
-          </w:tcPr>
-          <w:p>
-            <w:pPr>
-              <w:jc w:val="center"/>
-            </w:pPr>
-            <w:r/>
-            <w:r>
-              <w:rPr>
-                <w:rFonts w:ascii="Arial" w:hAnsi="Arial"/>
-                <w:b/>
-                <w:sz w:val="16"/>
-              </w:rPr>
-              <w:t>ElementName</w:t>
-            </w:r>
-          </w:p>
-        </w:tc>
-        <w:tc>
-          <w:tcPr>
-            <w:tcW w:type="dxa" w:w="1514"/>
-            <w:shd w:val="clear" w:color="auto" w:fill="D9E2F3"/>
-          </w:tcPr>
-          <w:p>
-            <w:pPr>
-              <w:jc w:val="center"/>
-            </w:pPr>
-            <w:r/>
-            <w:r>
-              <w:rPr>
-                <w:rFonts w:ascii="Arial" w:hAnsi="Arial"/>
-                <w:b/>
-                <w:sz w:val="16"/>
-              </w:rPr>
-              <w:t>BUFR Unit</w:t>
-            </w:r>
-          </w:p>
-        </w:tc>
-        <w:tc>
-          <w:tcPr>
-            <w:tcW w:type="dxa" w:w="1514"/>
-            <w:shd w:val="clear" w:color="auto" w:fill="D9E2F3"/>
-          </w:tcPr>
-          <w:p>
-            <w:pPr>
-              <w:jc w:val="center"/>
-            </w:pPr>
-            <w:r/>
-            <w:r>
-              <w:rPr>
-                <w:rFonts w:ascii="Arial" w:hAnsi="Arial"/>
-                <w:b/>
-                <w:sz w:val="16"/>
-              </w:rPr>
-              <w:t>Scale</w:t>
-            </w:r>
-          </w:p>
-        </w:tc>
-        <w:tc>
-          <w:tcPr>
-            <w:tcW w:type="dxa" w:w="1514"/>
-            <w:shd w:val="clear" w:color="auto" w:fill="D9E2F3"/>
-          </w:tcPr>
-          <w:p>
-            <w:pPr>
-              <w:jc w:val="center"/>
-            </w:pPr>
-            <w:r/>
-            <w:r>
-              <w:rPr>
-                <w:rFonts w:ascii="Arial" w:hAnsi="Arial"/>
-                <w:b/>
-                <w:sz w:val="16"/>
-              </w:rPr>
-              <w:t>Ref Value</w:t>
-            </w:r>
-          </w:p>
-        </w:tc>
-        <w:tc>
-          <w:tcPr>
-            <w:tcW w:type="dxa" w:w="1514"/>
-            <w:shd w:val="clear" w:color="auto" w:fill="D9E2F3"/>
-          </w:tcPr>
-          <w:p>
-            <w:pPr>
-              <w:jc w:val="center"/>
-            </w:pPr>
-            <w:r/>
-            <w:r>
-              <w:rPr>
-                <w:rFonts w:ascii="Arial" w:hAnsi="Arial"/>
-                <w:b/>
-                <w:sz w:val="16"/>
-              </w:rPr>
-              <w:t>Bits</w:t>
-            </w:r>
-          </w:p>
-        </w:tc>
-        <w:tc>
-          <w:tcPr>
-            <w:tcW w:type="dxa" w:w="1514"/>
-            <w:shd w:val="clear" w:color="auto" w:fill="D9E2F3"/>
-          </w:tcPr>
-          <w:p>
-            <w:pPr>
-              <w:jc w:val="center"/>
-            </w:pPr>
-            <w:r/>
-            <w:r>
-              <w:rPr>
-                <w:rFonts w:ascii="Arial" w:hAnsi="Arial"/>
-                <w:b/>
-                <w:sz w:val="16"/>
-              </w:rPr>
-              <w:t>CREX Unit</w:t>
-            </w:r>
-          </w:p>
-        </w:tc>
-        <w:tc>
-          <w:tcPr>
-            <w:tcW w:type="dxa" w:w="1514"/>
-            <w:shd w:val="clear" w:color="auto" w:fill="D9E2F3"/>
-          </w:tcPr>
-          <w:p>
-            <w:pPr>
-              <w:jc w:val="center"/>
-            </w:pPr>
-            <w:r/>
-            <w:r>
-              <w:rPr>
-                <w:rFonts w:ascii="Arial" w:hAnsi="Arial"/>
-                <w:b/>
-                <w:sz w:val="16"/>
-              </w:rPr>
-              <w:t>Scale</w:t>
-            </w:r>
-          </w:p>
-        </w:tc>
-        <w:tc>
-          <w:tcPr>
-            <w:tcW w:type="dxa" w:w="1514"/>
-            <w:shd w:val="clear" w:color="auto" w:fill="D9E2F3"/>
-          </w:tcPr>
-          <w:p>
-            <w:pPr>
-              <w:jc w:val="center"/>
-            </w:pPr>
-            <w:r/>
-            <w:r>
-              <w:rPr>
-                <w:rFonts w:ascii="Arial" w:hAnsi="Arial"/>
-                <w:b/>
-                <w:sz w:val="16"/>
-              </w:rPr>
-              <w:t>Chars</w:t>
-            </w:r>
-          </w:p>
-        </w:tc>
-        <w:tc>
-          <w:tcPr>
-            <w:tcW w:type="dxa" w:w="1514"/>
-            <w:shd w:val="clear" w:color="auto" w:fill="D9E2F3"/>
-          </w:tcPr>
-          <w:p>
-            <w:pPr>
-              <w:jc w:val="center"/>
-            </w:pPr>
-            <w:r/>
-            <w:r>
-              <w:rPr>
-                <w:rFonts w:ascii="Arial" w:hAnsi="Arial"/>
-                <w:b/>
-                <w:sz w:val="16"/>
-              </w:rPr>
-              <w:t>Note</w:t>
+            <w:shd w:val="clear" w:color="auto" w:fill="D9D9D9"/>
+          </w:tcPr>
+          <w:p>
+            <w:r/>
+            <w:r>
+              <w:rPr>
+                <w:rFonts w:ascii="Verdana" w:hAnsi="Verdana"/>
+                <w:b w:val="0"/>
+                <w:sz w:val="16"/>
+              </w:rPr>
+              <w:t>NOM DE L'ÉLÉMENT</w:t>
+            </w:r>
+          </w:p>
+        </w:tc>
+        <w:tc>
+          <w:tcPr>
+            <w:tcW w:type="dxa" w:w="1514"/>
+            <w:shd w:val="clear" w:color="auto" w:fill="D9D9D9"/>
+          </w:tcPr>
+          <w:p>
+            <w:r/>
+            <w:r>
+              <w:rPr>
+                <w:rFonts w:ascii="Verdana" w:hAnsi="Verdana"/>
+                <w:b w:val="0"/>
+                <w:sz w:val="16"/>
+              </w:rPr>
+              <w:t>UNITÉ BUFR</w:t>
+            </w:r>
+          </w:p>
+        </w:tc>
+        <w:tc>
+          <w:tcPr>
+            <w:tcW w:type="dxa" w:w="1514"/>
+            <w:shd w:val="clear" w:color="auto" w:fill="D9D9D9"/>
+          </w:tcPr>
+          <w:p>
+            <w:r/>
+            <w:r>
+              <w:rPr>
+                <w:rFonts w:ascii="Verdana" w:hAnsi="Verdana"/>
+                <w:b w:val="0"/>
+                <w:sz w:val="16"/>
+              </w:rPr>
+              <w:t>ÉCHELLE</w:t>
+            </w:r>
+          </w:p>
+        </w:tc>
+        <w:tc>
+          <w:tcPr>
+            <w:tcW w:type="dxa" w:w="1514"/>
+            <w:shd w:val="clear" w:color="auto" w:fill="D9D9D9"/>
+          </w:tcPr>
+          <w:p>
+            <w:r/>
+            <w:r>
+              <w:rPr>
+                <w:rFonts w:ascii="Verdana" w:hAnsi="Verdana"/>
+                <w:b w:val="0"/>
+                <w:sz w:val="16"/>
+              </w:rPr>
+              <w:t>VAL. RÉF.</w:t>
+            </w:r>
+          </w:p>
+        </w:tc>
+        <w:tc>
+          <w:tcPr>
+            <w:tcW w:type="dxa" w:w="1514"/>
+            <w:shd w:val="clear" w:color="auto" w:fill="D9D9D9"/>
+          </w:tcPr>
+          <w:p>
+            <w:r/>
+            <w:r>
+              <w:rPr>
+                <w:rFonts w:ascii="Verdana" w:hAnsi="Verdana"/>
+                <w:b w:val="0"/>
+                <w:sz w:val="16"/>
+              </w:rPr>
+              <w:t>BITS</w:t>
+            </w:r>
+          </w:p>
+        </w:tc>
+        <w:tc>
+          <w:tcPr>
+            <w:tcW w:type="dxa" w:w="1514"/>
+            <w:shd w:val="clear" w:color="auto" w:fill="D9D9D9"/>
+          </w:tcPr>
+          <w:p>
+            <w:r/>
+            <w:r>
+              <w:rPr>
+                <w:rFonts w:ascii="Verdana" w:hAnsi="Verdana"/>
+                <w:b w:val="0"/>
+                <w:sz w:val="16"/>
+              </w:rPr>
+              <w:t>UNITÉ CREX</w:t>
+            </w:r>
+          </w:p>
+        </w:tc>
+        <w:tc>
+          <w:tcPr>
+            <w:tcW w:type="dxa" w:w="1514"/>
+            <w:shd w:val="clear" w:color="auto" w:fill="D9D9D9"/>
+          </w:tcPr>
+          <w:p>
+            <w:r/>
+            <w:r>
+              <w:rPr>
+                <w:rFonts w:ascii="Verdana" w:hAnsi="Verdana"/>
+                <w:b w:val="0"/>
+                <w:sz w:val="16"/>
+              </w:rPr>
+              <w:t>ÉCHELLE</w:t>
+            </w:r>
+          </w:p>
+        </w:tc>
+        <w:tc>
+          <w:tcPr>
+            <w:tcW w:type="dxa" w:w="1514"/>
+            <w:shd w:val="clear" w:color="auto" w:fill="D9D9D9"/>
+          </w:tcPr>
+          <w:p>
+            <w:r/>
+            <w:r>
+              <w:rPr>
+                <w:rFonts w:ascii="Verdana" w:hAnsi="Verdana"/>
+                <w:b w:val="0"/>
+                <w:sz w:val="16"/>
+              </w:rPr>
+              <w:t>CAR.</w:t>
+            </w:r>
+          </w:p>
+        </w:tc>
+        <w:tc>
+          <w:tcPr>
+            <w:tcW w:type="dxa" w:w="1514"/>
+            <w:shd w:val="clear" w:color="auto" w:fill="D9D9D9"/>
+          </w:tcPr>
+          <w:p>
+            <w:r/>
+            <w:r>
+              <w:rPr>
+                <w:rFonts w:ascii="Verdana" w:hAnsi="Verdana"/>
+                <w:b w:val="0"/>
+                <w:sz w:val="16"/>
+              </w:rPr>
+              <w:t>NOTE</w:t>
             </w:r>
           </w:p>
         </w:tc>
       </w:tr>
       <w:tr>
-        <w:tc>
-          <w:tcPr>
-            <w:tcW w:type="dxa" w:w="1514"/>
-          </w:tcPr>
-          <w:p>
-            <w:r/>
-            <w:r>
-              <w:rPr>
-                <w:rFonts w:ascii="Arial" w:hAnsi="Arial"/>
+        <w:trPr>
+          <w:cantSplit/>
+        </w:trPr>
+        <w:tc>
+          <w:tcPr>
+            <w:tcW w:type="dxa" w:w="1514"/>
+          </w:tcPr>
+          <w:p>
+            <w:r/>
+            <w:r>
+              <w:rPr>
+                <w:rFonts w:ascii="Verdana" w:hAnsi="Verdana"/>
                 <w:b w:val="0"/>
                 <w:sz w:val="16"/>
               </w:rPr>
@@ -261,7 +251,7 @@
             <w:r/>
             <w:r>
               <w:rPr>
-                <w:rFonts w:ascii="Arial" w:hAnsi="Arial"/>
+                <w:rFonts w:ascii="Verdana" w:hAnsi="Verdana"/>
                 <w:b w:val="0"/>
                 <w:sz w:val="16"/>
               </w:rPr>
@@ -277,7 +267,7 @@
             <w:r/>
             <w:r>
               <w:rPr>
-                <w:rFonts w:ascii="Arial" w:hAnsi="Arial"/>
+                <w:rFonts w:ascii="Verdana" w:hAnsi="Verdana"/>
                 <w:b w:val="0"/>
                 <w:sz w:val="16"/>
               </w:rPr>
@@ -293,7 +283,7 @@
             <w:r/>
             <w:r>
               <w:rPr>
-                <w:rFonts w:ascii="Arial" w:hAnsi="Arial"/>
+                <w:rFonts w:ascii="Verdana" w:hAnsi="Verdana"/>
                 <w:b w:val="0"/>
                 <w:sz w:val="16"/>
               </w:rPr>
@@ -309,7 +299,7 @@
             <w:r/>
             <w:r>
               <w:rPr>
-                <w:rFonts w:ascii="Arial" w:hAnsi="Arial"/>
+                <w:rFonts w:ascii="Verdana" w:hAnsi="Verdana"/>
                 <w:b w:val="0"/>
                 <w:sz w:val="16"/>
               </w:rPr>
@@ -325,7 +315,7 @@
             <w:r/>
             <w:r>
               <w:rPr>
-                <w:rFonts w:ascii="Arial" w:hAnsi="Arial"/>
+                <w:rFonts w:ascii="Verdana" w:hAnsi="Verdana"/>
                 <w:b w:val="0"/>
                 <w:sz w:val="16"/>
               </w:rPr>
@@ -341,7 +331,7 @@
             <w:r/>
             <w:r>
               <w:rPr>
-                <w:rFonts w:ascii="Arial" w:hAnsi="Arial"/>
+                <w:rFonts w:ascii="Verdana" w:hAnsi="Verdana"/>
                 <w:b w:val="0"/>
                 <w:sz w:val="16"/>
               </w:rPr>
@@ -357,7 +347,7 @@
             <w:r/>
             <w:r>
               <w:rPr>
-                <w:rFonts w:ascii="Arial" w:hAnsi="Arial"/>
+                <w:rFonts w:ascii="Verdana" w:hAnsi="Verdana"/>
                 <w:b w:val="0"/>
                 <w:sz w:val="16"/>
               </w:rPr>
@@ -373,7 +363,7 @@
             <w:r/>
             <w:r>
               <w:rPr>
-                <w:rFonts w:ascii="Arial" w:hAnsi="Arial"/>
+                <w:rFonts w:ascii="Verdana" w:hAnsi="Verdana"/>
                 <w:b w:val="0"/>
                 <w:sz w:val="16"/>
               </w:rPr>
@@ -389,7 +379,7 @@
             <w:r/>
             <w:r>
               <w:rPr>
-                <w:rFonts w:ascii="Arial" w:hAnsi="Arial"/>
+                <w:rFonts w:ascii="Verdana" w:hAnsi="Verdana"/>
                 <w:b w:val="0"/>
                 <w:sz w:val="16"/>
               </w:rPr>
@@ -398,15 +388,18 @@
         </w:tc>
       </w:tr>
       <w:tr>
-        <w:tc>
-          <w:tcPr>
-            <w:tcW w:type="dxa" w:w="1514"/>
-          </w:tcPr>
-          <w:p>
-            <w:r/>
-            <w:r>
-              <w:rPr>
-                <w:rFonts w:ascii="Arial" w:hAnsi="Arial"/>
+        <w:trPr>
+          <w:cantSplit/>
+        </w:trPr>
+        <w:tc>
+          <w:tcPr>
+            <w:tcW w:type="dxa" w:w="1514"/>
+          </w:tcPr>
+          <w:p>
+            <w:r/>
+            <w:r>
+              <w:rPr>
+                <w:rFonts w:ascii="Verdana" w:hAnsi="Verdana"/>
                 <w:b w:val="0"/>
                 <w:sz w:val="16"/>
               </w:rPr>
@@ -422,7 +415,7 @@
             <w:r/>
             <w:r>
               <w:rPr>
-                <w:rFonts w:ascii="Arial" w:hAnsi="Arial"/>
+                <w:rFonts w:ascii="Verdana" w:hAnsi="Verdana"/>
                 <w:b w:val="0"/>
                 <w:sz w:val="16"/>
               </w:rPr>
@@ -438,7 +431,7 @@
             <w:r/>
             <w:r>
               <w:rPr>
-                <w:rFonts w:ascii="Arial" w:hAnsi="Arial"/>
+                <w:rFonts w:ascii="Verdana" w:hAnsi="Verdana"/>
                 <w:b w:val="0"/>
                 <w:sz w:val="16"/>
               </w:rPr>
@@ -454,7 +447,7 @@
             <w:r/>
             <w:r>
               <w:rPr>
-                <w:rFonts w:ascii="Arial" w:hAnsi="Arial"/>
+                <w:rFonts w:ascii="Verdana" w:hAnsi="Verdana"/>
                 <w:b w:val="0"/>
                 <w:sz w:val="16"/>
               </w:rPr>
@@ -470,7 +463,7 @@
             <w:r/>
             <w:r>
               <w:rPr>
-                <w:rFonts w:ascii="Arial" w:hAnsi="Arial"/>
+                <w:rFonts w:ascii="Verdana" w:hAnsi="Verdana"/>
                 <w:b w:val="0"/>
                 <w:sz w:val="16"/>
               </w:rPr>
@@ -486,7 +479,7 @@
             <w:r/>
             <w:r>
               <w:rPr>
-                <w:rFonts w:ascii="Arial" w:hAnsi="Arial"/>
+                <w:rFonts w:ascii="Verdana" w:hAnsi="Verdana"/>
                 <w:b w:val="0"/>
                 <w:sz w:val="16"/>
               </w:rPr>
@@ -502,7 +495,7 @@
             <w:r/>
             <w:r>
               <w:rPr>
-                <w:rFonts w:ascii="Arial" w:hAnsi="Arial"/>
+                <w:rFonts w:ascii="Verdana" w:hAnsi="Verdana"/>
                 <w:b w:val="0"/>
                 <w:sz w:val="16"/>
               </w:rPr>
@@ -518,7 +511,7 @@
             <w:r/>
             <w:r>
               <w:rPr>
-                <w:rFonts w:ascii="Arial" w:hAnsi="Arial"/>
+                <w:rFonts w:ascii="Verdana" w:hAnsi="Verdana"/>
                 <w:b w:val="0"/>
                 <w:sz w:val="16"/>
               </w:rPr>
@@ -534,7 +527,7 @@
             <w:r/>
             <w:r>
               <w:rPr>
-                <w:rFonts w:ascii="Arial" w:hAnsi="Arial"/>
+                <w:rFonts w:ascii="Verdana" w:hAnsi="Verdana"/>
                 <w:b w:val="0"/>
                 <w:sz w:val="16"/>
               </w:rPr>
@@ -550,7 +543,7 @@
             <w:r/>
             <w:r>
               <w:rPr>
-                <w:rFonts w:ascii="Arial" w:hAnsi="Arial"/>
+                <w:rFonts w:ascii="Verdana" w:hAnsi="Verdana"/>
                 <w:b w:val="0"/>
                 <w:sz w:val="16"/>
               </w:rPr>
@@ -559,15 +552,18 @@
         </w:tc>
       </w:tr>
       <w:tr>
-        <w:tc>
-          <w:tcPr>
-            <w:tcW w:type="dxa" w:w="1514"/>
-          </w:tcPr>
-          <w:p>
-            <w:r/>
-            <w:r>
-              <w:rPr>
-                <w:rFonts w:ascii="Arial" w:hAnsi="Arial"/>
+        <w:trPr>
+          <w:cantSplit/>
+        </w:trPr>
+        <w:tc>
+          <w:tcPr>
+            <w:tcW w:type="dxa" w:w="1514"/>
+          </w:tcPr>
+          <w:p>
+            <w:r/>
+            <w:r>
+              <w:rPr>
+                <w:rFonts w:ascii="Verdana" w:hAnsi="Verdana"/>
                 <w:b w:val="0"/>
                 <w:sz w:val="16"/>
               </w:rPr>
@@ -583,7 +579,7 @@
             <w:r/>
             <w:r>
               <w:rPr>
-                <w:rFonts w:ascii="Arial" w:hAnsi="Arial"/>
+                <w:rFonts w:ascii="Verdana" w:hAnsi="Verdana"/>
                 <w:b w:val="0"/>
                 <w:sz w:val="16"/>
               </w:rPr>
@@ -599,7 +595,7 @@
             <w:r/>
             <w:r>
               <w:rPr>
-                <w:rFonts w:ascii="Arial" w:hAnsi="Arial"/>
+                <w:rFonts w:ascii="Verdana" w:hAnsi="Verdana"/>
                 <w:b w:val="0"/>
                 <w:sz w:val="16"/>
               </w:rPr>
@@ -615,7 +611,7 @@
             <w:r/>
             <w:r>
               <w:rPr>
-                <w:rFonts w:ascii="Arial" w:hAnsi="Arial"/>
+                <w:rFonts w:ascii="Verdana" w:hAnsi="Verdana"/>
                 <w:b w:val="0"/>
                 <w:sz w:val="16"/>
               </w:rPr>
@@ -631,7 +627,7 @@
             <w:r/>
             <w:r>
               <w:rPr>
-                <w:rFonts w:ascii="Arial" w:hAnsi="Arial"/>
+                <w:rFonts w:ascii="Verdana" w:hAnsi="Verdana"/>
                 <w:b w:val="0"/>
                 <w:sz w:val="16"/>
               </w:rPr>
@@ -647,7 +643,7 @@
             <w:r/>
             <w:r>
               <w:rPr>
-                <w:rFonts w:ascii="Arial" w:hAnsi="Arial"/>
+                <w:rFonts w:ascii="Verdana" w:hAnsi="Verdana"/>
                 <w:b w:val="0"/>
                 <w:sz w:val="16"/>
               </w:rPr>
@@ -663,7 +659,7 @@
             <w:r/>
             <w:r>
               <w:rPr>
-                <w:rFonts w:ascii="Arial" w:hAnsi="Arial"/>
+                <w:rFonts w:ascii="Verdana" w:hAnsi="Verdana"/>
                 <w:b w:val="0"/>
                 <w:sz w:val="16"/>
               </w:rPr>
@@ -679,7 +675,7 @@
             <w:r/>
             <w:r>
               <w:rPr>
-                <w:rFonts w:ascii="Arial" w:hAnsi="Arial"/>
+                <w:rFonts w:ascii="Verdana" w:hAnsi="Verdana"/>
                 <w:b w:val="0"/>
                 <w:sz w:val="16"/>
               </w:rPr>
@@ -695,7 +691,7 @@
             <w:r/>
             <w:r>
               <w:rPr>
-                <w:rFonts w:ascii="Arial" w:hAnsi="Arial"/>
+                <w:rFonts w:ascii="Verdana" w:hAnsi="Verdana"/>
                 <w:b w:val="0"/>
                 <w:sz w:val="16"/>
               </w:rPr>
@@ -711,7 +707,7 @@
             <w:r/>
             <w:r>
               <w:rPr>
-                <w:rFonts w:ascii="Arial" w:hAnsi="Arial"/>
+                <w:rFonts w:ascii="Verdana" w:hAnsi="Verdana"/>
                 <w:b w:val="0"/>
                 <w:sz w:val="16"/>
               </w:rPr>
@@ -720,15 +716,18 @@
         </w:tc>
       </w:tr>
       <w:tr>
-        <w:tc>
-          <w:tcPr>
-            <w:tcW w:type="dxa" w:w="1514"/>
-          </w:tcPr>
-          <w:p>
-            <w:r/>
-            <w:r>
-              <w:rPr>
-                <w:rFonts w:ascii="Arial" w:hAnsi="Arial"/>
+        <w:trPr>
+          <w:cantSplit/>
+        </w:trPr>
+        <w:tc>
+          <w:tcPr>
+            <w:tcW w:type="dxa" w:w="1514"/>
+          </w:tcPr>
+          <w:p>
+            <w:r/>
+            <w:r>
+              <w:rPr>
+                <w:rFonts w:ascii="Verdana" w:hAnsi="Verdana"/>
                 <w:b w:val="0"/>
                 <w:sz w:val="16"/>
               </w:rPr>
@@ -744,7 +743,7 @@
             <w:r/>
             <w:r>
               <w:rPr>
-                <w:rFonts w:ascii="Arial" w:hAnsi="Arial"/>
+                <w:rFonts w:ascii="Verdana" w:hAnsi="Verdana"/>
                 <w:b w:val="0"/>
                 <w:sz w:val="16"/>
               </w:rPr>
@@ -760,7 +759,7 @@
             <w:r/>
             <w:r>
               <w:rPr>
-                <w:rFonts w:ascii="Arial" w:hAnsi="Arial"/>
+                <w:rFonts w:ascii="Verdana" w:hAnsi="Verdana"/>
                 <w:b w:val="0"/>
                 <w:sz w:val="16"/>
               </w:rPr>
@@ -776,7 +775,7 @@
             <w:r/>
             <w:r>
               <w:rPr>
-                <w:rFonts w:ascii="Arial" w:hAnsi="Arial"/>
+                <w:rFonts w:ascii="Verdana" w:hAnsi="Verdana"/>
                 <w:b w:val="0"/>
                 <w:sz w:val="16"/>
               </w:rPr>
@@ -792,7 +791,7 @@
             <w:r/>
             <w:r>
               <w:rPr>
-                <w:rFonts w:ascii="Arial" w:hAnsi="Arial"/>
+                <w:rFonts w:ascii="Verdana" w:hAnsi="Verdana"/>
                 <w:b w:val="0"/>
                 <w:sz w:val="16"/>
               </w:rPr>
@@ -808,7 +807,7 @@
             <w:r/>
             <w:r>
               <w:rPr>
-                <w:rFonts w:ascii="Arial" w:hAnsi="Arial"/>
+                <w:rFonts w:ascii="Verdana" w:hAnsi="Verdana"/>
                 <w:b w:val="0"/>
                 <w:sz w:val="16"/>
               </w:rPr>
@@ -824,7 +823,7 @@
             <w:r/>
             <w:r>
               <w:rPr>
-                <w:rFonts w:ascii="Arial" w:hAnsi="Arial"/>
+                <w:rFonts w:ascii="Verdana" w:hAnsi="Verdana"/>
                 <w:b w:val="0"/>
                 <w:sz w:val="16"/>
               </w:rPr>
@@ -840,7 +839,7 @@
             <w:r/>
             <w:r>
               <w:rPr>
-                <w:rFonts w:ascii="Arial" w:hAnsi="Arial"/>
+                <w:rFonts w:ascii="Verdana" w:hAnsi="Verdana"/>
                 <w:b w:val="0"/>
                 <w:sz w:val="16"/>
               </w:rPr>
@@ -856,7 +855,7 @@
             <w:r/>
             <w:r>
               <w:rPr>
-                <w:rFonts w:ascii="Arial" w:hAnsi="Arial"/>
+                <w:rFonts w:ascii="Verdana" w:hAnsi="Verdana"/>
                 <w:b w:val="0"/>
                 <w:sz w:val="16"/>
               </w:rPr>
@@ -872,7 +871,7 @@
             <w:r/>
             <w:r>
               <w:rPr>
-                <w:rFonts w:ascii="Arial" w:hAnsi="Arial"/>
+                <w:rFonts w:ascii="Verdana" w:hAnsi="Verdana"/>
                 <w:b w:val="0"/>
                 <w:sz w:val="16"/>
               </w:rPr>
@@ -881,15 +880,18 @@
         </w:tc>
       </w:tr>
       <w:tr>
-        <w:tc>
-          <w:tcPr>
-            <w:tcW w:type="dxa" w:w="1514"/>
-          </w:tcPr>
-          <w:p>
-            <w:r/>
-            <w:r>
-              <w:rPr>
-                <w:rFonts w:ascii="Arial" w:hAnsi="Arial"/>
+        <w:trPr>
+          <w:cantSplit/>
+        </w:trPr>
+        <w:tc>
+          <w:tcPr>
+            <w:tcW w:type="dxa" w:w="1514"/>
+          </w:tcPr>
+          <w:p>
+            <w:r/>
+            <w:r>
+              <w:rPr>
+                <w:rFonts w:ascii="Verdana" w:hAnsi="Verdana"/>
                 <w:b w:val="0"/>
                 <w:sz w:val="16"/>
               </w:rPr>
@@ -905,7 +907,7 @@
             <w:r/>
             <w:r>
               <w:rPr>
-                <w:rFonts w:ascii="Arial" w:hAnsi="Arial"/>
+                <w:rFonts w:ascii="Verdana" w:hAnsi="Verdana"/>
                 <w:b w:val="0"/>
                 <w:sz w:val="16"/>
               </w:rPr>
@@ -921,7 +923,7 @@
             <w:r/>
             <w:r>
               <w:rPr>
-                <w:rFonts w:ascii="Arial" w:hAnsi="Arial"/>
+                <w:rFonts w:ascii="Verdana" w:hAnsi="Verdana"/>
                 <w:b w:val="0"/>
                 <w:sz w:val="16"/>
               </w:rPr>
@@ -937,7 +939,7 @@
             <w:r/>
             <w:r>
               <w:rPr>
-                <w:rFonts w:ascii="Arial" w:hAnsi="Arial"/>
+                <w:rFonts w:ascii="Verdana" w:hAnsi="Verdana"/>
                 <w:b w:val="0"/>
                 <w:sz w:val="16"/>
               </w:rPr>
@@ -953,7 +955,7 @@
             <w:r/>
             <w:r>
               <w:rPr>
-                <w:rFonts w:ascii="Arial" w:hAnsi="Arial"/>
+                <w:rFonts w:ascii="Verdana" w:hAnsi="Verdana"/>
                 <w:b w:val="0"/>
                 <w:sz w:val="16"/>
               </w:rPr>
@@ -969,7 +971,7 @@
             <w:r/>
             <w:r>
               <w:rPr>
-                <w:rFonts w:ascii="Arial" w:hAnsi="Arial"/>
+                <w:rFonts w:ascii="Verdana" w:hAnsi="Verdana"/>
                 <w:b w:val="0"/>
                 <w:sz w:val="16"/>
               </w:rPr>
@@ -985,7 +987,7 @@
             <w:r/>
             <w:r>
               <w:rPr>
-                <w:rFonts w:ascii="Arial" w:hAnsi="Arial"/>
+                <w:rFonts w:ascii="Verdana" w:hAnsi="Verdana"/>
                 <w:b w:val="0"/>
                 <w:sz w:val="16"/>
               </w:rPr>
@@ -1001,7 +1003,7 @@
             <w:r/>
             <w:r>
               <w:rPr>
-                <w:rFonts w:ascii="Arial" w:hAnsi="Arial"/>
+                <w:rFonts w:ascii="Verdana" w:hAnsi="Verdana"/>
                 <w:b w:val="0"/>
                 <w:sz w:val="16"/>
               </w:rPr>
@@ -1017,7 +1019,7 @@
             <w:r/>
             <w:r>
               <w:rPr>
-                <w:rFonts w:ascii="Arial" w:hAnsi="Arial"/>
+                <w:rFonts w:ascii="Verdana" w:hAnsi="Verdana"/>
                 <w:b w:val="0"/>
                 <w:sz w:val="16"/>
               </w:rPr>
@@ -1033,7 +1035,7 @@
             <w:r/>
             <w:r>
               <w:rPr>
-                <w:rFonts w:ascii="Arial" w:hAnsi="Arial"/>
+                <w:rFonts w:ascii="Verdana" w:hAnsi="Verdana"/>
                 <w:b w:val="0"/>
                 <w:sz w:val="16"/>
               </w:rPr>
@@ -1042,15 +1044,18 @@
         </w:tc>
       </w:tr>
       <w:tr>
-        <w:tc>
-          <w:tcPr>
-            <w:tcW w:type="dxa" w:w="1514"/>
-          </w:tcPr>
-          <w:p>
-            <w:r/>
-            <w:r>
-              <w:rPr>
-                <w:rFonts w:ascii="Arial" w:hAnsi="Arial"/>
+        <w:trPr>
+          <w:cantSplit/>
+        </w:trPr>
+        <w:tc>
+          <w:tcPr>
+            <w:tcW w:type="dxa" w:w="1514"/>
+          </w:tcPr>
+          <w:p>
+            <w:r/>
+            <w:r>
+              <w:rPr>
+                <w:rFonts w:ascii="Verdana" w:hAnsi="Verdana"/>
                 <w:b w:val="0"/>
                 <w:sz w:val="16"/>
               </w:rPr>
@@ -1066,7 +1071,7 @@
             <w:r/>
             <w:r>
               <w:rPr>
-                <w:rFonts w:ascii="Arial" w:hAnsi="Arial"/>
+                <w:rFonts w:ascii="Verdana" w:hAnsi="Verdana"/>
                 <w:b w:val="0"/>
                 <w:sz w:val="16"/>
               </w:rPr>
@@ -1082,7 +1087,7 @@
             <w:r/>
             <w:r>
               <w:rPr>
-                <w:rFonts w:ascii="Arial" w:hAnsi="Arial"/>
+                <w:rFonts w:ascii="Verdana" w:hAnsi="Verdana"/>
                 <w:b w:val="0"/>
                 <w:sz w:val="16"/>
               </w:rPr>
@@ -1098,7 +1103,7 @@
             <w:r/>
             <w:r>
               <w:rPr>
-                <w:rFonts w:ascii="Arial" w:hAnsi="Arial"/>
+                <w:rFonts w:ascii="Verdana" w:hAnsi="Verdana"/>
                 <w:b w:val="0"/>
                 <w:sz w:val="16"/>
               </w:rPr>
@@ -1114,7 +1119,7 @@
             <w:r/>
             <w:r>
               <w:rPr>
-                <w:rFonts w:ascii="Arial" w:hAnsi="Arial"/>
+                <w:rFonts w:ascii="Verdana" w:hAnsi="Verdana"/>
                 <w:b w:val="0"/>
                 <w:sz w:val="16"/>
               </w:rPr>
@@ -1130,7 +1135,7 @@
             <w:r/>
             <w:r>
               <w:rPr>
-                <w:rFonts w:ascii="Arial" w:hAnsi="Arial"/>
+                <w:rFonts w:ascii="Verdana" w:hAnsi="Verdana"/>
                 <w:b w:val="0"/>
                 <w:sz w:val="16"/>
               </w:rPr>
@@ -1146,7 +1151,7 @@
             <w:r/>
             <w:r>
               <w:rPr>
-                <w:rFonts w:ascii="Arial" w:hAnsi="Arial"/>
+                <w:rFonts w:ascii="Verdana" w:hAnsi="Verdana"/>
                 <w:b w:val="0"/>
                 <w:sz w:val="16"/>
               </w:rPr>
@@ -1162,7 +1167,7 @@
             <w:r/>
             <w:r>
               <w:rPr>
-                <w:rFonts w:ascii="Arial" w:hAnsi="Arial"/>
+                <w:rFonts w:ascii="Verdana" w:hAnsi="Verdana"/>
                 <w:b w:val="0"/>
                 <w:sz w:val="16"/>
               </w:rPr>
@@ -1178,7 +1183,7 @@
             <w:r/>
             <w:r>
               <w:rPr>
-                <w:rFonts w:ascii="Arial" w:hAnsi="Arial"/>
+                <w:rFonts w:ascii="Verdana" w:hAnsi="Verdana"/>
                 <w:b w:val="0"/>
                 <w:sz w:val="16"/>
               </w:rPr>
@@ -1194,7 +1199,7 @@
             <w:r/>
             <w:r>
               <w:rPr>
-                <w:rFonts w:ascii="Arial" w:hAnsi="Arial"/>
+                <w:rFonts w:ascii="Verdana" w:hAnsi="Verdana"/>
                 <w:b w:val="0"/>
                 <w:sz w:val="16"/>
               </w:rPr>
@@ -1203,15 +1208,18 @@
         </w:tc>
       </w:tr>
       <w:tr>
-        <w:tc>
-          <w:tcPr>
-            <w:tcW w:type="dxa" w:w="1514"/>
-          </w:tcPr>
-          <w:p>
-            <w:r/>
-            <w:r>
-              <w:rPr>
-                <w:rFonts w:ascii="Arial" w:hAnsi="Arial"/>
+        <w:trPr>
+          <w:cantSplit/>
+        </w:trPr>
+        <w:tc>
+          <w:tcPr>
+            <w:tcW w:type="dxa" w:w="1514"/>
+          </w:tcPr>
+          <w:p>
+            <w:r/>
+            <w:r>
+              <w:rPr>
+                <w:rFonts w:ascii="Verdana" w:hAnsi="Verdana"/>
                 <w:b w:val="0"/>
                 <w:sz w:val="16"/>
               </w:rPr>
@@ -1227,7 +1235,7 @@
             <w:r/>
             <w:r>
               <w:rPr>
-                <w:rFonts w:ascii="Arial" w:hAnsi="Arial"/>
+                <w:rFonts w:ascii="Verdana" w:hAnsi="Verdana"/>
                 <w:b w:val="0"/>
                 <w:sz w:val="16"/>
               </w:rPr>
@@ -1243,7 +1251,7 @@
             <w:r/>
             <w:r>
               <w:rPr>
-                <w:rFonts w:ascii="Arial" w:hAnsi="Arial"/>
+                <w:rFonts w:ascii="Verdana" w:hAnsi="Verdana"/>
                 <w:b w:val="0"/>
                 <w:sz w:val="16"/>
               </w:rPr>
@@ -1259,7 +1267,7 @@
             <w:r/>
             <w:r>
               <w:rPr>
-                <w:rFonts w:ascii="Arial" w:hAnsi="Arial"/>
+                <w:rFonts w:ascii="Verdana" w:hAnsi="Verdana"/>
                 <w:b w:val="0"/>
                 <w:sz w:val="16"/>
               </w:rPr>
@@ -1275,7 +1283,7 @@
             <w:r/>
             <w:r>
               <w:rPr>
-                <w:rFonts w:ascii="Arial" w:hAnsi="Arial"/>
+                <w:rFonts w:ascii="Verdana" w:hAnsi="Verdana"/>
                 <w:b w:val="0"/>
                 <w:sz w:val="16"/>
               </w:rPr>
@@ -1291,7 +1299,7 @@
             <w:r/>
             <w:r>
               <w:rPr>
-                <w:rFonts w:ascii="Arial" w:hAnsi="Arial"/>
+                <w:rFonts w:ascii="Verdana" w:hAnsi="Verdana"/>
                 <w:b w:val="0"/>
                 <w:sz w:val="16"/>
               </w:rPr>
@@ -1307,7 +1315,7 @@
             <w:r/>
             <w:r>
               <w:rPr>
-                <w:rFonts w:ascii="Arial" w:hAnsi="Arial"/>
+                <w:rFonts w:ascii="Verdana" w:hAnsi="Verdana"/>
                 <w:b w:val="0"/>
                 <w:sz w:val="16"/>
               </w:rPr>
@@ -1323,7 +1331,7 @@
             <w:r/>
             <w:r>
               <w:rPr>
-                <w:rFonts w:ascii="Arial" w:hAnsi="Arial"/>
+                <w:rFonts w:ascii="Verdana" w:hAnsi="Verdana"/>
                 <w:b w:val="0"/>
                 <w:sz w:val="16"/>
               </w:rPr>
@@ -1339,7 +1347,7 @@
             <w:r/>
             <w:r>
               <w:rPr>
-                <w:rFonts w:ascii="Arial" w:hAnsi="Arial"/>
+                <w:rFonts w:ascii="Verdana" w:hAnsi="Verdana"/>
                 <w:b w:val="0"/>
                 <w:sz w:val="16"/>
               </w:rPr>
@@ -1355,7 +1363,7 @@
             <w:r/>
             <w:r>
               <w:rPr>
-                <w:rFonts w:ascii="Arial" w:hAnsi="Arial"/>
+                <w:rFonts w:ascii="Verdana" w:hAnsi="Verdana"/>
                 <w:b w:val="0"/>
                 <w:sz w:val="16"/>
               </w:rPr>
@@ -1364,15 +1372,18 @@
         </w:tc>
       </w:tr>
       <w:tr>
-        <w:tc>
-          <w:tcPr>
-            <w:tcW w:type="dxa" w:w="1514"/>
-          </w:tcPr>
-          <w:p>
-            <w:r/>
-            <w:r>
-              <w:rPr>
-                <w:rFonts w:ascii="Arial" w:hAnsi="Arial"/>
+        <w:trPr>
+          <w:cantSplit/>
+        </w:trPr>
+        <w:tc>
+          <w:tcPr>
+            <w:tcW w:type="dxa" w:w="1514"/>
+          </w:tcPr>
+          <w:p>
+            <w:r/>
+            <w:r>
+              <w:rPr>
+                <w:rFonts w:ascii="Verdana" w:hAnsi="Verdana"/>
                 <w:b w:val="0"/>
                 <w:sz w:val="16"/>
               </w:rPr>
@@ -1388,7 +1399,7 @@
             <w:r/>
             <w:r>
               <w:rPr>
-                <w:rFonts w:ascii="Arial" w:hAnsi="Arial"/>
+                <w:rFonts w:ascii="Verdana" w:hAnsi="Verdana"/>
                 <w:b w:val="0"/>
                 <w:sz w:val="16"/>
               </w:rPr>
@@ -1404,7 +1415,7 @@
             <w:r/>
             <w:r>
               <w:rPr>
-                <w:rFonts w:ascii="Arial" w:hAnsi="Arial"/>
+                <w:rFonts w:ascii="Verdana" w:hAnsi="Verdana"/>
                 <w:b w:val="0"/>
                 <w:sz w:val="16"/>
               </w:rPr>
@@ -1420,7 +1431,7 @@
             <w:r/>
             <w:r>
               <w:rPr>
-                <w:rFonts w:ascii="Arial" w:hAnsi="Arial"/>
+                <w:rFonts w:ascii="Verdana" w:hAnsi="Verdana"/>
                 <w:b w:val="0"/>
                 <w:sz w:val="16"/>
               </w:rPr>
@@ -1436,7 +1447,7 @@
             <w:r/>
             <w:r>
               <w:rPr>
-                <w:rFonts w:ascii="Arial" w:hAnsi="Arial"/>
+                <w:rFonts w:ascii="Verdana" w:hAnsi="Verdana"/>
                 <w:b w:val="0"/>
                 <w:sz w:val="16"/>
               </w:rPr>
@@ -1452,7 +1463,7 @@
             <w:r/>
             <w:r>
               <w:rPr>
-                <w:rFonts w:ascii="Arial" w:hAnsi="Arial"/>
+                <w:rFonts w:ascii="Verdana" w:hAnsi="Verdana"/>
                 <w:b w:val="0"/>
                 <w:sz w:val="16"/>
               </w:rPr>
@@ -1468,7 +1479,7 @@
             <w:r/>
             <w:r>
               <w:rPr>
-                <w:rFonts w:ascii="Arial" w:hAnsi="Arial"/>
+                <w:rFonts w:ascii="Verdana" w:hAnsi="Verdana"/>
                 <w:b w:val="0"/>
                 <w:sz w:val="16"/>
               </w:rPr>
@@ -1484,7 +1495,7 @@
             <w:r/>
             <w:r>
               <w:rPr>
-                <w:rFonts w:ascii="Arial" w:hAnsi="Arial"/>
+                <w:rFonts w:ascii="Verdana" w:hAnsi="Verdana"/>
                 <w:b w:val="0"/>
                 <w:sz w:val="16"/>
               </w:rPr>
@@ -1500,7 +1511,7 @@
             <w:r/>
             <w:r>
               <w:rPr>
-                <w:rFonts w:ascii="Arial" w:hAnsi="Arial"/>
+                <w:rFonts w:ascii="Verdana" w:hAnsi="Verdana"/>
                 <w:b w:val="0"/>
                 <w:sz w:val="16"/>
               </w:rPr>
@@ -1516,7 +1527,7 @@
             <w:r/>
             <w:r>
               <w:rPr>
-                <w:rFonts w:ascii="Arial" w:hAnsi="Arial"/>
+                <w:rFonts w:ascii="Verdana" w:hAnsi="Verdana"/>
                 <w:b w:val="0"/>
                 <w:sz w:val="16"/>
               </w:rPr>
@@ -1525,15 +1536,18 @@
         </w:tc>
       </w:tr>
       <w:tr>
-        <w:tc>
-          <w:tcPr>
-            <w:tcW w:type="dxa" w:w="1514"/>
-          </w:tcPr>
-          <w:p>
-            <w:r/>
-            <w:r>
-              <w:rPr>
-                <w:rFonts w:ascii="Arial" w:hAnsi="Arial"/>
+        <w:trPr>
+          <w:cantSplit/>
+        </w:trPr>
+        <w:tc>
+          <w:tcPr>
+            <w:tcW w:type="dxa" w:w="1514"/>
+          </w:tcPr>
+          <w:p>
+            <w:r/>
+            <w:r>
+              <w:rPr>
+                <w:rFonts w:ascii="Verdana" w:hAnsi="Verdana"/>
                 <w:b w:val="0"/>
                 <w:sz w:val="16"/>
               </w:rPr>
@@ -1549,7 +1563,7 @@
             <w:r/>
             <w:r>
               <w:rPr>
-                <w:rFonts w:ascii="Arial" w:hAnsi="Arial"/>
+                <w:rFonts w:ascii="Verdana" w:hAnsi="Verdana"/>
                 <w:b w:val="0"/>
                 <w:sz w:val="16"/>
               </w:rPr>
@@ -1565,7 +1579,7 @@
             <w:r/>
             <w:r>
               <w:rPr>
-                <w:rFonts w:ascii="Arial" w:hAnsi="Arial"/>
+                <w:rFonts w:ascii="Verdana" w:hAnsi="Verdana"/>
                 <w:b w:val="0"/>
                 <w:sz w:val="16"/>
               </w:rPr>
@@ -1581,7 +1595,7 @@
             <w:r/>
             <w:r>
               <w:rPr>
-                <w:rFonts w:ascii="Arial" w:hAnsi="Arial"/>
+                <w:rFonts w:ascii="Verdana" w:hAnsi="Verdana"/>
                 <w:b w:val="0"/>
                 <w:sz w:val="16"/>
               </w:rPr>
@@ -1597,7 +1611,7 @@
             <w:r/>
             <w:r>
               <w:rPr>
-                <w:rFonts w:ascii="Arial" w:hAnsi="Arial"/>
+                <w:rFonts w:ascii="Verdana" w:hAnsi="Verdana"/>
                 <w:b w:val="0"/>
                 <w:sz w:val="16"/>
               </w:rPr>
@@ -1613,7 +1627,7 @@
             <w:r/>
             <w:r>
               <w:rPr>
-                <w:rFonts w:ascii="Arial" w:hAnsi="Arial"/>
+                <w:rFonts w:ascii="Verdana" w:hAnsi="Verdana"/>
                 <w:b w:val="0"/>
                 <w:sz w:val="16"/>
               </w:rPr>
@@ -1629,7 +1643,7 @@
             <w:r/>
             <w:r>
               <w:rPr>
-                <w:rFonts w:ascii="Arial" w:hAnsi="Arial"/>
+                <w:rFonts w:ascii="Verdana" w:hAnsi="Verdana"/>
                 <w:b w:val="0"/>
                 <w:sz w:val="16"/>
               </w:rPr>
@@ -1645,7 +1659,7 @@
             <w:r/>
             <w:r>
               <w:rPr>
-                <w:rFonts w:ascii="Arial" w:hAnsi="Arial"/>
+                <w:rFonts w:ascii="Verdana" w:hAnsi="Verdana"/>
                 <w:b w:val="0"/>
                 <w:sz w:val="16"/>
               </w:rPr>
@@ -1661,7 +1675,7 @@
             <w:r/>
             <w:r>
               <w:rPr>
-                <w:rFonts w:ascii="Arial" w:hAnsi="Arial"/>
+                <w:rFonts w:ascii="Verdana" w:hAnsi="Verdana"/>
                 <w:b w:val="0"/>
                 <w:sz w:val="16"/>
               </w:rPr>
@@ -1677,7 +1691,7 @@
             <w:r/>
             <w:r>
               <w:rPr>
-                <w:rFonts w:ascii="Arial" w:hAnsi="Arial"/>
+                <w:rFonts w:ascii="Verdana" w:hAnsi="Verdana"/>
                 <w:b w:val="0"/>
                 <w:sz w:val="16"/>
               </w:rPr>
@@ -1686,15 +1700,18 @@
         </w:tc>
       </w:tr>
       <w:tr>
-        <w:tc>
-          <w:tcPr>
-            <w:tcW w:type="dxa" w:w="1514"/>
-          </w:tcPr>
-          <w:p>
-            <w:r/>
-            <w:r>
-              <w:rPr>
-                <w:rFonts w:ascii="Arial" w:hAnsi="Arial"/>
+        <w:trPr>
+          <w:cantSplit/>
+        </w:trPr>
+        <w:tc>
+          <w:tcPr>
+            <w:tcW w:type="dxa" w:w="1514"/>
+          </w:tcPr>
+          <w:p>
+            <w:r/>
+            <w:r>
+              <w:rPr>
+                <w:rFonts w:ascii="Verdana" w:hAnsi="Verdana"/>
                 <w:b w:val="0"/>
                 <w:sz w:val="16"/>
               </w:rPr>
@@ -1710,7 +1727,7 @@
             <w:r/>
             <w:r>
               <w:rPr>
-                <w:rFonts w:ascii="Arial" w:hAnsi="Arial"/>
+                <w:rFonts w:ascii="Verdana" w:hAnsi="Verdana"/>
                 <w:b w:val="0"/>
                 <w:sz w:val="16"/>
               </w:rPr>
@@ -1726,7 +1743,7 @@
             <w:r/>
             <w:r>
               <w:rPr>
-                <w:rFonts w:ascii="Arial" w:hAnsi="Arial"/>
+                <w:rFonts w:ascii="Verdana" w:hAnsi="Verdana"/>
                 <w:b w:val="0"/>
                 <w:sz w:val="16"/>
               </w:rPr>
@@ -1742,7 +1759,7 @@
             <w:r/>
             <w:r>
               <w:rPr>
-                <w:rFonts w:ascii="Arial" w:hAnsi="Arial"/>
+                <w:rFonts w:ascii="Verdana" w:hAnsi="Verdana"/>
                 <w:b w:val="0"/>
                 <w:sz w:val="16"/>
               </w:rPr>
@@ -1758,7 +1775,7 @@
             <w:r/>
             <w:r>
               <w:rPr>
-                <w:rFonts w:ascii="Arial" w:hAnsi="Arial"/>
+                <w:rFonts w:ascii="Verdana" w:hAnsi="Verdana"/>
                 <w:b w:val="0"/>
                 <w:sz w:val="16"/>
               </w:rPr>
@@ -1774,7 +1791,7 @@
             <w:r/>
             <w:r>
               <w:rPr>
-                <w:rFonts w:ascii="Arial" w:hAnsi="Arial"/>
+                <w:rFonts w:ascii="Verdana" w:hAnsi="Verdana"/>
                 <w:b w:val="0"/>
                 <w:sz w:val="16"/>
               </w:rPr>
@@ -1790,7 +1807,7 @@
             <w:r/>
             <w:r>
               <w:rPr>
-                <w:rFonts w:ascii="Arial" w:hAnsi="Arial"/>
+                <w:rFonts w:ascii="Verdana" w:hAnsi="Verdana"/>
                 <w:b w:val="0"/>
                 <w:sz w:val="16"/>
               </w:rPr>
@@ -1806,7 +1823,7 @@
             <w:r/>
             <w:r>
               <w:rPr>
-                <w:rFonts w:ascii="Arial" w:hAnsi="Arial"/>
+                <w:rFonts w:ascii="Verdana" w:hAnsi="Verdana"/>
                 <w:b w:val="0"/>
                 <w:sz w:val="16"/>
               </w:rPr>
@@ -1822,7 +1839,7 @@
             <w:r/>
             <w:r>
               <w:rPr>
-                <w:rFonts w:ascii="Arial" w:hAnsi="Arial"/>
+                <w:rFonts w:ascii="Verdana" w:hAnsi="Verdana"/>
                 <w:b w:val="0"/>
                 <w:sz w:val="16"/>
               </w:rPr>
@@ -1838,7 +1855,7 @@
             <w:r/>
             <w:r>
               <w:rPr>
-                <w:rFonts w:ascii="Arial" w:hAnsi="Arial"/>
+                <w:rFonts w:ascii="Verdana" w:hAnsi="Verdana"/>
                 <w:b w:val="0"/>
                 <w:sz w:val="16"/>
               </w:rPr>
@@ -1847,15 +1864,18 @@
         </w:tc>
       </w:tr>
       <w:tr>
-        <w:tc>
-          <w:tcPr>
-            <w:tcW w:type="dxa" w:w="1514"/>
-          </w:tcPr>
-          <w:p>
-            <w:r/>
-            <w:r>
-              <w:rPr>
-                <w:rFonts w:ascii="Arial" w:hAnsi="Arial"/>
+        <w:trPr>
+          <w:cantSplit/>
+        </w:trPr>
+        <w:tc>
+          <w:tcPr>
+            <w:tcW w:type="dxa" w:w="1514"/>
+          </w:tcPr>
+          <w:p>
+            <w:r/>
+            <w:r>
+              <w:rPr>
+                <w:rFonts w:ascii="Verdana" w:hAnsi="Verdana"/>
                 <w:b w:val="0"/>
                 <w:sz w:val="16"/>
               </w:rPr>
@@ -1871,7 +1891,7 @@
             <w:r/>
             <w:r>
               <w:rPr>
-                <w:rFonts w:ascii="Arial" w:hAnsi="Arial"/>
+                <w:rFonts w:ascii="Verdana" w:hAnsi="Verdana"/>
                 <w:b w:val="0"/>
                 <w:sz w:val="16"/>
               </w:rPr>
@@ -1887,7 +1907,7 @@
             <w:r/>
             <w:r>
               <w:rPr>
-                <w:rFonts w:ascii="Arial" w:hAnsi="Arial"/>
+                <w:rFonts w:ascii="Verdana" w:hAnsi="Verdana"/>
                 <w:b w:val="0"/>
                 <w:sz w:val="16"/>
               </w:rPr>
@@ -1903,7 +1923,7 @@
             <w:r/>
             <w:r>
               <w:rPr>
-                <w:rFonts w:ascii="Arial" w:hAnsi="Arial"/>
+                <w:rFonts w:ascii="Verdana" w:hAnsi="Verdana"/>
                 <w:b w:val="0"/>
                 <w:sz w:val="16"/>
               </w:rPr>
@@ -1919,7 +1939,7 @@
             <w:r/>
             <w:r>
               <w:rPr>
-                <w:rFonts w:ascii="Arial" w:hAnsi="Arial"/>
+                <w:rFonts w:ascii="Verdana" w:hAnsi="Verdana"/>
                 <w:b w:val="0"/>
                 <w:sz w:val="16"/>
               </w:rPr>
@@ -1935,7 +1955,7 @@
             <w:r/>
             <w:r>
               <w:rPr>
-                <w:rFonts w:ascii="Arial" w:hAnsi="Arial"/>
+                <w:rFonts w:ascii="Verdana" w:hAnsi="Verdana"/>
                 <w:b w:val="0"/>
                 <w:sz w:val="16"/>
               </w:rPr>
@@ -1951,7 +1971,7 @@
             <w:r/>
             <w:r>
               <w:rPr>
-                <w:rFonts w:ascii="Arial" w:hAnsi="Arial"/>
+                <w:rFonts w:ascii="Verdana" w:hAnsi="Verdana"/>
                 <w:b w:val="0"/>
                 <w:sz w:val="16"/>
               </w:rPr>
@@ -1967,7 +1987,7 @@
             <w:r/>
             <w:r>
               <w:rPr>
-                <w:rFonts w:ascii="Arial" w:hAnsi="Arial"/>
+                <w:rFonts w:ascii="Verdana" w:hAnsi="Verdana"/>
                 <w:b w:val="0"/>
                 <w:sz w:val="16"/>
               </w:rPr>
@@ -1983,7 +2003,7 @@
             <w:r/>
             <w:r>
               <w:rPr>
-                <w:rFonts w:ascii="Arial" w:hAnsi="Arial"/>
+                <w:rFonts w:ascii="Verdana" w:hAnsi="Verdana"/>
                 <w:b w:val="0"/>
                 <w:sz w:val="16"/>
               </w:rPr>
@@ -1999,7 +2019,7 @@
             <w:r/>
             <w:r>
               <w:rPr>
-                <w:rFonts w:ascii="Arial" w:hAnsi="Arial"/>
+                <w:rFonts w:ascii="Verdana" w:hAnsi="Verdana"/>
                 <w:b w:val="0"/>
                 <w:sz w:val="16"/>
               </w:rPr>
@@ -2008,15 +2028,18 @@
         </w:tc>
       </w:tr>
       <w:tr>
-        <w:tc>
-          <w:tcPr>
-            <w:tcW w:type="dxa" w:w="1514"/>
-          </w:tcPr>
-          <w:p>
-            <w:r/>
-            <w:r>
-              <w:rPr>
-                <w:rFonts w:ascii="Arial" w:hAnsi="Arial"/>
+        <w:trPr>
+          <w:cantSplit/>
+        </w:trPr>
+        <w:tc>
+          <w:tcPr>
+            <w:tcW w:type="dxa" w:w="1514"/>
+          </w:tcPr>
+          <w:p>
+            <w:r/>
+            <w:r>
+              <w:rPr>
+                <w:rFonts w:ascii="Verdana" w:hAnsi="Verdana"/>
                 <w:b w:val="0"/>
                 <w:sz w:val="16"/>
               </w:rPr>
@@ -2032,7 +2055,7 @@
             <w:r/>
             <w:r>
               <w:rPr>
-                <w:rFonts w:ascii="Arial" w:hAnsi="Arial"/>
+                <w:rFonts w:ascii="Verdana" w:hAnsi="Verdana"/>
                 <w:b w:val="0"/>
                 <w:sz w:val="16"/>
               </w:rPr>
@@ -2048,7 +2071,7 @@
             <w:r/>
             <w:r>
               <w:rPr>
-                <w:rFonts w:ascii="Arial" w:hAnsi="Arial"/>
+                <w:rFonts w:ascii="Verdana" w:hAnsi="Verdana"/>
                 <w:b w:val="0"/>
                 <w:sz w:val="16"/>
               </w:rPr>
@@ -2064,7 +2087,7 @@
             <w:r/>
             <w:r>
               <w:rPr>
-                <w:rFonts w:ascii="Arial" w:hAnsi="Arial"/>
+                <w:rFonts w:ascii="Verdana" w:hAnsi="Verdana"/>
                 <w:b w:val="0"/>
                 <w:sz w:val="16"/>
               </w:rPr>
@@ -2080,7 +2103,7 @@
             <w:r/>
             <w:r>
               <w:rPr>
-                <w:rFonts w:ascii="Arial" w:hAnsi="Arial"/>
+                <w:rFonts w:ascii="Verdana" w:hAnsi="Verdana"/>
                 <w:b w:val="0"/>
                 <w:sz w:val="16"/>
               </w:rPr>
@@ -2096,7 +2119,7 @@
             <w:r/>
             <w:r>
               <w:rPr>
-                <w:rFonts w:ascii="Arial" w:hAnsi="Arial"/>
+                <w:rFonts w:ascii="Verdana" w:hAnsi="Verdana"/>
                 <w:b w:val="0"/>
                 <w:sz w:val="16"/>
               </w:rPr>
@@ -2112,7 +2135,7 @@
             <w:r/>
             <w:r>
               <w:rPr>
-                <w:rFonts w:ascii="Arial" w:hAnsi="Arial"/>
+                <w:rFonts w:ascii="Verdana" w:hAnsi="Verdana"/>
                 <w:b w:val="0"/>
                 <w:sz w:val="16"/>
               </w:rPr>
@@ -2128,7 +2151,7 @@
             <w:r/>
             <w:r>
               <w:rPr>
-                <w:rFonts w:ascii="Arial" w:hAnsi="Arial"/>
+                <w:rFonts w:ascii="Verdana" w:hAnsi="Verdana"/>
                 <w:b w:val="0"/>
                 <w:sz w:val="16"/>
               </w:rPr>
@@ -2144,7 +2167,7 @@
             <w:r/>
             <w:r>
               <w:rPr>
-                <w:rFonts w:ascii="Arial" w:hAnsi="Arial"/>
+                <w:rFonts w:ascii="Verdana" w:hAnsi="Verdana"/>
                 <w:b w:val="0"/>
                 <w:sz w:val="16"/>
               </w:rPr>
@@ -2160,7 +2183,7 @@
             <w:r/>
             <w:r>
               <w:rPr>
-                <w:rFonts w:ascii="Arial" w:hAnsi="Arial"/>
+                <w:rFonts w:ascii="Verdana" w:hAnsi="Verdana"/>
                 <w:b w:val="0"/>
                 <w:sz w:val="16"/>
               </w:rPr>
@@ -2169,15 +2192,18 @@
         </w:tc>
       </w:tr>
       <w:tr>
-        <w:tc>
-          <w:tcPr>
-            <w:tcW w:type="dxa" w:w="1514"/>
-          </w:tcPr>
-          <w:p>
-            <w:r/>
-            <w:r>
-              <w:rPr>
-                <w:rFonts w:ascii="Arial" w:hAnsi="Arial"/>
+        <w:trPr>
+          <w:cantSplit/>
+        </w:trPr>
+        <w:tc>
+          <w:tcPr>
+            <w:tcW w:type="dxa" w:w="1514"/>
+          </w:tcPr>
+          <w:p>
+            <w:r/>
+            <w:r>
+              <w:rPr>
+                <w:rFonts w:ascii="Verdana" w:hAnsi="Verdana"/>
                 <w:b w:val="0"/>
                 <w:sz w:val="16"/>
               </w:rPr>
@@ -2193,7 +2219,7 @@
             <w:r/>
             <w:r>
               <w:rPr>
-                <w:rFonts w:ascii="Arial" w:hAnsi="Arial"/>
+                <w:rFonts w:ascii="Verdana" w:hAnsi="Verdana"/>
                 <w:b w:val="0"/>
                 <w:sz w:val="16"/>
               </w:rPr>
@@ -2209,7 +2235,7 @@
             <w:r/>
             <w:r>
               <w:rPr>
-                <w:rFonts w:ascii="Arial" w:hAnsi="Arial"/>
+                <w:rFonts w:ascii="Verdana" w:hAnsi="Verdana"/>
                 <w:b w:val="0"/>
                 <w:sz w:val="16"/>
               </w:rPr>
@@ -2225,7 +2251,7 @@
             <w:r/>
             <w:r>
               <w:rPr>
-                <w:rFonts w:ascii="Arial" w:hAnsi="Arial"/>
+                <w:rFonts w:ascii="Verdana" w:hAnsi="Verdana"/>
                 <w:b w:val="0"/>
                 <w:sz w:val="16"/>
               </w:rPr>
@@ -2241,7 +2267,7 @@
             <w:r/>
             <w:r>
               <w:rPr>
-                <w:rFonts w:ascii="Arial" w:hAnsi="Arial"/>
+                <w:rFonts w:ascii="Verdana" w:hAnsi="Verdana"/>
                 <w:b w:val="0"/>
                 <w:sz w:val="16"/>
               </w:rPr>
@@ -2257,7 +2283,7 @@
             <w:r/>
             <w:r>
               <w:rPr>
-                <w:rFonts w:ascii="Arial" w:hAnsi="Arial"/>
+                <w:rFonts w:ascii="Verdana" w:hAnsi="Verdana"/>
                 <w:b w:val="0"/>
                 <w:sz w:val="16"/>
               </w:rPr>
@@ -2273,7 +2299,7 @@
             <w:r/>
             <w:r>
               <w:rPr>
-                <w:rFonts w:ascii="Arial" w:hAnsi="Arial"/>
+                <w:rFonts w:ascii="Verdana" w:hAnsi="Verdana"/>
                 <w:b w:val="0"/>
                 <w:sz w:val="16"/>
               </w:rPr>
@@ -2289,7 +2315,7 @@
             <w:r/>
             <w:r>
               <w:rPr>
-                <w:rFonts w:ascii="Arial" w:hAnsi="Arial"/>
+                <w:rFonts w:ascii="Verdana" w:hAnsi="Verdana"/>
                 <w:b w:val="0"/>
                 <w:sz w:val="16"/>
               </w:rPr>
@@ -2305,7 +2331,7 @@
             <w:r/>
             <w:r>
               <w:rPr>
-                <w:rFonts w:ascii="Arial" w:hAnsi="Arial"/>
+                <w:rFonts w:ascii="Verdana" w:hAnsi="Verdana"/>
                 <w:b w:val="0"/>
                 <w:sz w:val="16"/>
               </w:rPr>
@@ -2321,7 +2347,7 @@
             <w:r/>
             <w:r>
               <w:rPr>
-                <w:rFonts w:ascii="Arial" w:hAnsi="Arial"/>
+                <w:rFonts w:ascii="Verdana" w:hAnsi="Verdana"/>
                 <w:b w:val="0"/>
                 <w:sz w:val="16"/>
               </w:rPr>
@@ -2330,15 +2356,18 @@
         </w:tc>
       </w:tr>
       <w:tr>
-        <w:tc>
-          <w:tcPr>
-            <w:tcW w:type="dxa" w:w="1514"/>
-          </w:tcPr>
-          <w:p>
-            <w:r/>
-            <w:r>
-              <w:rPr>
-                <w:rFonts w:ascii="Arial" w:hAnsi="Arial"/>
+        <w:trPr>
+          <w:cantSplit/>
+        </w:trPr>
+        <w:tc>
+          <w:tcPr>
+            <w:tcW w:type="dxa" w:w="1514"/>
+          </w:tcPr>
+          <w:p>
+            <w:r/>
+            <w:r>
+              <w:rPr>
+                <w:rFonts w:ascii="Verdana" w:hAnsi="Verdana"/>
                 <w:b w:val="0"/>
                 <w:sz w:val="16"/>
               </w:rPr>
@@ -2354,7 +2383,7 @@
             <w:r/>
             <w:r>
               <w:rPr>
-                <w:rFonts w:ascii="Arial" w:hAnsi="Arial"/>
+                <w:rFonts w:ascii="Verdana" w:hAnsi="Verdana"/>
                 <w:b w:val="0"/>
                 <w:sz w:val="16"/>
               </w:rPr>
@@ -2370,7 +2399,7 @@
             <w:r/>
             <w:r>
               <w:rPr>
-                <w:rFonts w:ascii="Arial" w:hAnsi="Arial"/>
+                <w:rFonts w:ascii="Verdana" w:hAnsi="Verdana"/>
                 <w:b w:val="0"/>
                 <w:sz w:val="16"/>
               </w:rPr>
@@ -2386,7 +2415,7 @@
             <w:r/>
             <w:r>
               <w:rPr>
-                <w:rFonts w:ascii="Arial" w:hAnsi="Arial"/>
+                <w:rFonts w:ascii="Verdana" w:hAnsi="Verdana"/>
                 <w:b w:val="0"/>
                 <w:sz w:val="16"/>
               </w:rPr>
@@ -2402,7 +2431,7 @@
             <w:r/>
             <w:r>
               <w:rPr>
-                <w:rFonts w:ascii="Arial" w:hAnsi="Arial"/>
+                <w:rFonts w:ascii="Verdana" w:hAnsi="Verdana"/>
                 <w:b w:val="0"/>
                 <w:sz w:val="16"/>
               </w:rPr>
@@ -2418,7 +2447,7 @@
             <w:r/>
             <w:r>
               <w:rPr>
-                <w:rFonts w:ascii="Arial" w:hAnsi="Arial"/>
+                <w:rFonts w:ascii="Verdana" w:hAnsi="Verdana"/>
                 <w:b w:val="0"/>
                 <w:sz w:val="16"/>
               </w:rPr>
@@ -2434,7 +2463,7 @@
             <w:r/>
             <w:r>
               <w:rPr>
-                <w:rFonts w:ascii="Arial" w:hAnsi="Arial"/>
+                <w:rFonts w:ascii="Verdana" w:hAnsi="Verdana"/>
                 <w:b w:val="0"/>
                 <w:sz w:val="16"/>
               </w:rPr>
@@ -2450,7 +2479,7 @@
             <w:r/>
             <w:r>
               <w:rPr>
-                <w:rFonts w:ascii="Arial" w:hAnsi="Arial"/>
+                <w:rFonts w:ascii="Verdana" w:hAnsi="Verdana"/>
                 <w:b w:val="0"/>
                 <w:sz w:val="16"/>
               </w:rPr>
@@ -2466,7 +2495,7 @@
             <w:r/>
             <w:r>
               <w:rPr>
-                <w:rFonts w:ascii="Arial" w:hAnsi="Arial"/>
+                <w:rFonts w:ascii="Verdana" w:hAnsi="Verdana"/>
                 <w:b w:val="0"/>
                 <w:sz w:val="16"/>
               </w:rPr>
@@ -2482,7 +2511,7 @@
             <w:r/>
             <w:r>
               <w:rPr>
-                <w:rFonts w:ascii="Arial" w:hAnsi="Arial"/>
+                <w:rFonts w:ascii="Verdana" w:hAnsi="Verdana"/>
                 <w:b w:val="0"/>
                 <w:sz w:val="16"/>
               </w:rPr>
@@ -2491,15 +2520,18 @@
         </w:tc>
       </w:tr>
       <w:tr>
-        <w:tc>
-          <w:tcPr>
-            <w:tcW w:type="dxa" w:w="1514"/>
-          </w:tcPr>
-          <w:p>
-            <w:r/>
-            <w:r>
-              <w:rPr>
-                <w:rFonts w:ascii="Arial" w:hAnsi="Arial"/>
+        <w:trPr>
+          <w:cantSplit/>
+        </w:trPr>
+        <w:tc>
+          <w:tcPr>
+            <w:tcW w:type="dxa" w:w="1514"/>
+          </w:tcPr>
+          <w:p>
+            <w:r/>
+            <w:r>
+              <w:rPr>
+                <w:rFonts w:ascii="Verdana" w:hAnsi="Verdana"/>
                 <w:b w:val="0"/>
                 <w:sz w:val="16"/>
               </w:rPr>
@@ -2515,7 +2547,7 @@
             <w:r/>
             <w:r>
               <w:rPr>
-                <w:rFonts w:ascii="Arial" w:hAnsi="Arial"/>
+                <w:rFonts w:ascii="Verdana" w:hAnsi="Verdana"/>
                 <w:b w:val="0"/>
                 <w:sz w:val="16"/>
               </w:rPr>
@@ -2531,7 +2563,7 @@
             <w:r/>
             <w:r>
               <w:rPr>
-                <w:rFonts w:ascii="Arial" w:hAnsi="Arial"/>
+                <w:rFonts w:ascii="Verdana" w:hAnsi="Verdana"/>
                 <w:b w:val="0"/>
                 <w:sz w:val="16"/>
               </w:rPr>
@@ -2547,7 +2579,7 @@
             <w:r/>
             <w:r>
               <w:rPr>
-                <w:rFonts w:ascii="Arial" w:hAnsi="Arial"/>
+                <w:rFonts w:ascii="Verdana" w:hAnsi="Verdana"/>
                 <w:b w:val="0"/>
                 <w:sz w:val="16"/>
               </w:rPr>
@@ -2563,7 +2595,7 @@
             <w:r/>
             <w:r>
               <w:rPr>
-                <w:rFonts w:ascii="Arial" w:hAnsi="Arial"/>
+                <w:rFonts w:ascii="Verdana" w:hAnsi="Verdana"/>
                 <w:b w:val="0"/>
                 <w:sz w:val="16"/>
               </w:rPr>
@@ -2579,7 +2611,7 @@
             <w:r/>
             <w:r>
               <w:rPr>
-                <w:rFonts w:ascii="Arial" w:hAnsi="Arial"/>
+                <w:rFonts w:ascii="Verdana" w:hAnsi="Verdana"/>
                 <w:b w:val="0"/>
                 <w:sz w:val="16"/>
               </w:rPr>
@@ -2595,7 +2627,7 @@
             <w:r/>
             <w:r>
               <w:rPr>
-                <w:rFonts w:ascii="Arial" w:hAnsi="Arial"/>
+                <w:rFonts w:ascii="Verdana" w:hAnsi="Verdana"/>
                 <w:b w:val="0"/>
                 <w:sz w:val="16"/>
               </w:rPr>
@@ -2611,7 +2643,7 @@
             <w:r/>
             <w:r>
               <w:rPr>
-                <w:rFonts w:ascii="Arial" w:hAnsi="Arial"/>
+                <w:rFonts w:ascii="Verdana" w:hAnsi="Verdana"/>
                 <w:b w:val="0"/>
                 <w:sz w:val="16"/>
               </w:rPr>
@@ -2627,7 +2659,7 @@
             <w:r/>
             <w:r>
               <w:rPr>
-                <w:rFonts w:ascii="Arial" w:hAnsi="Arial"/>
+                <w:rFonts w:ascii="Verdana" w:hAnsi="Verdana"/>
                 <w:b w:val="0"/>
                 <w:sz w:val="16"/>
               </w:rPr>
@@ -2643,7 +2675,7 @@
             <w:r/>
             <w:r>
               <w:rPr>
-                <w:rFonts w:ascii="Arial" w:hAnsi="Arial"/>
+                <w:rFonts w:ascii="Verdana" w:hAnsi="Verdana"/>
                 <w:b w:val="0"/>
                 <w:sz w:val="16"/>
               </w:rPr>
@@ -2652,15 +2684,18 @@
         </w:tc>
       </w:tr>
       <w:tr>
-        <w:tc>
-          <w:tcPr>
-            <w:tcW w:type="dxa" w:w="1514"/>
-          </w:tcPr>
-          <w:p>
-            <w:r/>
-            <w:r>
-              <w:rPr>
-                <w:rFonts w:ascii="Arial" w:hAnsi="Arial"/>
+        <w:trPr>
+          <w:cantSplit/>
+        </w:trPr>
+        <w:tc>
+          <w:tcPr>
+            <w:tcW w:type="dxa" w:w="1514"/>
+          </w:tcPr>
+          <w:p>
+            <w:r/>
+            <w:r>
+              <w:rPr>
+                <w:rFonts w:ascii="Verdana" w:hAnsi="Verdana"/>
                 <w:b w:val="0"/>
                 <w:sz w:val="16"/>
               </w:rPr>
@@ -2676,7 +2711,7 @@
             <w:r/>
             <w:r>
               <w:rPr>
-                <w:rFonts w:ascii="Arial" w:hAnsi="Arial"/>
+                <w:rFonts w:ascii="Verdana" w:hAnsi="Verdana"/>
                 <w:b w:val="0"/>
                 <w:sz w:val="16"/>
               </w:rPr>
@@ -2692,7 +2727,7 @@
             <w:r/>
             <w:r>
               <w:rPr>
-                <w:rFonts w:ascii="Arial" w:hAnsi="Arial"/>
+                <w:rFonts w:ascii="Verdana" w:hAnsi="Verdana"/>
                 <w:b w:val="0"/>
                 <w:sz w:val="16"/>
               </w:rPr>
@@ -2708,7 +2743,7 @@
             <w:r/>
             <w:r>
               <w:rPr>
-                <w:rFonts w:ascii="Arial" w:hAnsi="Arial"/>
+                <w:rFonts w:ascii="Verdana" w:hAnsi="Verdana"/>
                 <w:b w:val="0"/>
                 <w:sz w:val="16"/>
               </w:rPr>
@@ -2724,7 +2759,7 @@
             <w:r/>
             <w:r>
               <w:rPr>
-                <w:rFonts w:ascii="Arial" w:hAnsi="Arial"/>
+                <w:rFonts w:ascii="Verdana" w:hAnsi="Verdana"/>
                 <w:b w:val="0"/>
                 <w:sz w:val="16"/>
               </w:rPr>
@@ -2740,7 +2775,7 @@
             <w:r/>
             <w:r>
               <w:rPr>
-                <w:rFonts w:ascii="Arial" w:hAnsi="Arial"/>
+                <w:rFonts w:ascii="Verdana" w:hAnsi="Verdana"/>
                 <w:b w:val="0"/>
                 <w:sz w:val="16"/>
               </w:rPr>
@@ -2756,7 +2791,7 @@
             <w:r/>
             <w:r>
               <w:rPr>
-                <w:rFonts w:ascii="Arial" w:hAnsi="Arial"/>
+                <w:rFonts w:ascii="Verdana" w:hAnsi="Verdana"/>
                 <w:b w:val="0"/>
                 <w:sz w:val="16"/>
               </w:rPr>
@@ -2772,7 +2807,7 @@
             <w:r/>
             <w:r>
               <w:rPr>
-                <w:rFonts w:ascii="Arial" w:hAnsi="Arial"/>
+                <w:rFonts w:ascii="Verdana" w:hAnsi="Verdana"/>
                 <w:b w:val="0"/>
                 <w:sz w:val="16"/>
               </w:rPr>
@@ -2788,7 +2823,7 @@
             <w:r/>
             <w:r>
               <w:rPr>
-                <w:rFonts w:ascii="Arial" w:hAnsi="Arial"/>
+                <w:rFonts w:ascii="Verdana" w:hAnsi="Verdana"/>
                 <w:b w:val="0"/>
                 <w:sz w:val="16"/>
               </w:rPr>
@@ -2804,7 +2839,7 @@
             <w:r/>
             <w:r>
               <w:rPr>
-                <w:rFonts w:ascii="Arial" w:hAnsi="Arial"/>
+                <w:rFonts w:ascii="Verdana" w:hAnsi="Verdana"/>
                 <w:b w:val="0"/>
                 <w:sz w:val="16"/>
               </w:rPr>
@@ -2813,15 +2848,18 @@
         </w:tc>
       </w:tr>
       <w:tr>
-        <w:tc>
-          <w:tcPr>
-            <w:tcW w:type="dxa" w:w="1514"/>
-          </w:tcPr>
-          <w:p>
-            <w:r/>
-            <w:r>
-              <w:rPr>
-                <w:rFonts w:ascii="Arial" w:hAnsi="Arial"/>
+        <w:trPr>
+          <w:cantSplit/>
+        </w:trPr>
+        <w:tc>
+          <w:tcPr>
+            <w:tcW w:type="dxa" w:w="1514"/>
+          </w:tcPr>
+          <w:p>
+            <w:r/>
+            <w:r>
+              <w:rPr>
+                <w:rFonts w:ascii="Verdana" w:hAnsi="Verdana"/>
                 <w:b w:val="0"/>
                 <w:sz w:val="16"/>
               </w:rPr>
@@ -2837,7 +2875,7 @@
             <w:r/>
             <w:r>
               <w:rPr>
-                <w:rFonts w:ascii="Arial" w:hAnsi="Arial"/>
+                <w:rFonts w:ascii="Verdana" w:hAnsi="Verdana"/>
                 <w:b w:val="0"/>
                 <w:sz w:val="16"/>
               </w:rPr>
@@ -2853,7 +2891,7 @@
             <w:r/>
             <w:r>
               <w:rPr>
-                <w:rFonts w:ascii="Arial" w:hAnsi="Arial"/>
+                <w:rFonts w:ascii="Verdana" w:hAnsi="Verdana"/>
                 <w:b w:val="0"/>
                 <w:sz w:val="16"/>
               </w:rPr>
@@ -2869,7 +2907,7 @@
             <w:r/>
             <w:r>
               <w:rPr>
-                <w:rFonts w:ascii="Arial" w:hAnsi="Arial"/>
+                <w:rFonts w:ascii="Verdana" w:hAnsi="Verdana"/>
                 <w:b w:val="0"/>
                 <w:sz w:val="16"/>
               </w:rPr>
@@ -2885,7 +2923,7 @@
             <w:r/>
             <w:r>
               <w:rPr>
-                <w:rFonts w:ascii="Arial" w:hAnsi="Arial"/>
+                <w:rFonts w:ascii="Verdana" w:hAnsi="Verdana"/>
                 <w:b w:val="0"/>
                 <w:sz w:val="16"/>
               </w:rPr>
@@ -2901,7 +2939,7 @@
             <w:r/>
             <w:r>
               <w:rPr>
-                <w:rFonts w:ascii="Arial" w:hAnsi="Arial"/>
+                <w:rFonts w:ascii="Verdana" w:hAnsi="Verdana"/>
                 <w:b w:val="0"/>
                 <w:sz w:val="16"/>
               </w:rPr>
@@ -2917,7 +2955,7 @@
             <w:r/>
             <w:r>
               <w:rPr>
-                <w:rFonts w:ascii="Arial" w:hAnsi="Arial"/>
+                <w:rFonts w:ascii="Verdana" w:hAnsi="Verdana"/>
                 <w:b w:val="0"/>
                 <w:sz w:val="16"/>
               </w:rPr>
@@ -2933,7 +2971,7 @@
             <w:r/>
             <w:r>
               <w:rPr>
-                <w:rFonts w:ascii="Arial" w:hAnsi="Arial"/>
+                <w:rFonts w:ascii="Verdana" w:hAnsi="Verdana"/>
                 <w:b w:val="0"/>
                 <w:sz w:val="16"/>
               </w:rPr>
@@ -2949,7 +2987,7 @@
             <w:r/>
             <w:r>
               <w:rPr>
-                <w:rFonts w:ascii="Arial" w:hAnsi="Arial"/>
+                <w:rFonts w:ascii="Verdana" w:hAnsi="Verdana"/>
                 <w:b w:val="0"/>
                 <w:sz w:val="16"/>
               </w:rPr>
@@ -2965,7 +3003,7 @@
             <w:r/>
             <w:r>
               <w:rPr>
-                <w:rFonts w:ascii="Arial" w:hAnsi="Arial"/>
+                <w:rFonts w:ascii="Verdana" w:hAnsi="Verdana"/>
                 <w:b w:val="0"/>
                 <w:sz w:val="16"/>
               </w:rPr>
@@ -2974,15 +3012,18 @@
         </w:tc>
       </w:tr>
       <w:tr>
-        <w:tc>
-          <w:tcPr>
-            <w:tcW w:type="dxa" w:w="1514"/>
-          </w:tcPr>
-          <w:p>
-            <w:r/>
-            <w:r>
-              <w:rPr>
-                <w:rFonts w:ascii="Arial" w:hAnsi="Arial"/>
+        <w:trPr>
+          <w:cantSplit/>
+        </w:trPr>
+        <w:tc>
+          <w:tcPr>
+            <w:tcW w:type="dxa" w:w="1514"/>
+          </w:tcPr>
+          <w:p>
+            <w:r/>
+            <w:r>
+              <w:rPr>
+                <w:rFonts w:ascii="Verdana" w:hAnsi="Verdana"/>
                 <w:b w:val="0"/>
                 <w:sz w:val="16"/>
               </w:rPr>
@@ -2998,7 +3039,7 @@
             <w:r/>
             <w:r>
               <w:rPr>
-                <w:rFonts w:ascii="Arial" w:hAnsi="Arial"/>
+                <w:rFonts w:ascii="Verdana" w:hAnsi="Verdana"/>
                 <w:b w:val="0"/>
                 <w:sz w:val="16"/>
               </w:rPr>
@@ -3014,7 +3055,7 @@
             <w:r/>
             <w:r>
               <w:rPr>
-                <w:rFonts w:ascii="Arial" w:hAnsi="Arial"/>
+                <w:rFonts w:ascii="Verdana" w:hAnsi="Verdana"/>
                 <w:b w:val="0"/>
                 <w:sz w:val="16"/>
               </w:rPr>
@@ -3030,7 +3071,7 @@
             <w:r/>
             <w:r>
               <w:rPr>
-                <w:rFonts w:ascii="Arial" w:hAnsi="Arial"/>
+                <w:rFonts w:ascii="Verdana" w:hAnsi="Verdana"/>
                 <w:b w:val="0"/>
                 <w:sz w:val="16"/>
               </w:rPr>
@@ -3046,7 +3087,7 @@
             <w:r/>
             <w:r>
               <w:rPr>
-                <w:rFonts w:ascii="Arial" w:hAnsi="Arial"/>
+                <w:rFonts w:ascii="Verdana" w:hAnsi="Verdana"/>
                 <w:b w:val="0"/>
                 <w:sz w:val="16"/>
               </w:rPr>
@@ -3062,7 +3103,7 @@
             <w:r/>
             <w:r>
               <w:rPr>
-                <w:rFonts w:ascii="Arial" w:hAnsi="Arial"/>
+                <w:rFonts w:ascii="Verdana" w:hAnsi="Verdana"/>
                 <w:b w:val="0"/>
                 <w:sz w:val="16"/>
               </w:rPr>
@@ -3078,7 +3119,7 @@
             <w:r/>
             <w:r>
               <w:rPr>
-                <w:rFonts w:ascii="Arial" w:hAnsi="Arial"/>
+                <w:rFonts w:ascii="Verdana" w:hAnsi="Verdana"/>
                 <w:b w:val="0"/>
                 <w:sz w:val="16"/>
               </w:rPr>
@@ -3094,7 +3135,7 @@
             <w:r/>
             <w:r>
               <w:rPr>
-                <w:rFonts w:ascii="Arial" w:hAnsi="Arial"/>
+                <w:rFonts w:ascii="Verdana" w:hAnsi="Verdana"/>
                 <w:b w:val="0"/>
                 <w:sz w:val="16"/>
               </w:rPr>
@@ -3110,7 +3151,7 @@
             <w:r/>
             <w:r>
               <w:rPr>
-                <w:rFonts w:ascii="Arial" w:hAnsi="Arial"/>
+                <w:rFonts w:ascii="Verdana" w:hAnsi="Verdana"/>
                 <w:b w:val="0"/>
                 <w:sz w:val="16"/>
               </w:rPr>
@@ -3126,7 +3167,7 @@
             <w:r/>
             <w:r>
               <w:rPr>
-                <w:rFonts w:ascii="Arial" w:hAnsi="Arial"/>
+                <w:rFonts w:ascii="Verdana" w:hAnsi="Verdana"/>
                 <w:b w:val="0"/>
                 <w:sz w:val="16"/>
               </w:rPr>
@@ -3135,15 +3176,18 @@
         </w:tc>
       </w:tr>
       <w:tr>
-        <w:tc>
-          <w:tcPr>
-            <w:tcW w:type="dxa" w:w="1514"/>
-          </w:tcPr>
-          <w:p>
-            <w:r/>
-            <w:r>
-              <w:rPr>
-                <w:rFonts w:ascii="Arial" w:hAnsi="Arial"/>
+        <w:trPr>
+          <w:cantSplit/>
+        </w:trPr>
+        <w:tc>
+          <w:tcPr>
+            <w:tcW w:type="dxa" w:w="1514"/>
+          </w:tcPr>
+          <w:p>
+            <w:r/>
+            <w:r>
+              <w:rPr>
+                <w:rFonts w:ascii="Verdana" w:hAnsi="Verdana"/>
                 <w:b w:val="0"/>
                 <w:sz w:val="16"/>
               </w:rPr>
@@ -3159,7 +3203,7 @@
             <w:r/>
             <w:r>
               <w:rPr>
-                <w:rFonts w:ascii="Arial" w:hAnsi="Arial"/>
+                <w:rFonts w:ascii="Verdana" w:hAnsi="Verdana"/>
                 <w:b w:val="0"/>
                 <w:sz w:val="16"/>
               </w:rPr>
@@ -3175,7 +3219,7 @@
             <w:r/>
             <w:r>
               <w:rPr>
-                <w:rFonts w:ascii="Arial" w:hAnsi="Arial"/>
+                <w:rFonts w:ascii="Verdana" w:hAnsi="Verdana"/>
                 <w:b w:val="0"/>
                 <w:sz w:val="16"/>
               </w:rPr>
@@ -3191,7 +3235,7 @@
             <w:r/>
             <w:r>
               <w:rPr>
-                <w:rFonts w:ascii="Arial" w:hAnsi="Arial"/>
+                <w:rFonts w:ascii="Verdana" w:hAnsi="Verdana"/>
                 <w:b w:val="0"/>
                 <w:sz w:val="16"/>
               </w:rPr>
@@ -3207,7 +3251,7 @@
             <w:r/>
             <w:r>
               <w:rPr>
-                <w:rFonts w:ascii="Arial" w:hAnsi="Arial"/>
+                <w:rFonts w:ascii="Verdana" w:hAnsi="Verdana"/>
                 <w:b w:val="0"/>
                 <w:sz w:val="16"/>
               </w:rPr>
@@ -3223,7 +3267,7 @@
             <w:r/>
             <w:r>
               <w:rPr>
-                <w:rFonts w:ascii="Arial" w:hAnsi="Arial"/>
+                <w:rFonts w:ascii="Verdana" w:hAnsi="Verdana"/>
                 <w:b w:val="0"/>
                 <w:sz w:val="16"/>
               </w:rPr>
@@ -3239,7 +3283,7 @@
             <w:r/>
             <w:r>
               <w:rPr>
-                <w:rFonts w:ascii="Arial" w:hAnsi="Arial"/>
+                <w:rFonts w:ascii="Verdana" w:hAnsi="Verdana"/>
                 <w:b w:val="0"/>
                 <w:sz w:val="16"/>
               </w:rPr>
@@ -3255,7 +3299,7 @@
             <w:r/>
             <w:r>
               <w:rPr>
-                <w:rFonts w:ascii="Arial" w:hAnsi="Arial"/>
+                <w:rFonts w:ascii="Verdana" w:hAnsi="Verdana"/>
                 <w:b w:val="0"/>
                 <w:sz w:val="16"/>
               </w:rPr>
@@ -3271,7 +3315,7 @@
             <w:r/>
             <w:r>
               <w:rPr>
-                <w:rFonts w:ascii="Arial" w:hAnsi="Arial"/>
+                <w:rFonts w:ascii="Verdana" w:hAnsi="Verdana"/>
                 <w:b w:val="0"/>
                 <w:sz w:val="16"/>
               </w:rPr>
@@ -3287,7 +3331,7 @@
             <w:r/>
             <w:r>
               <w:rPr>
-                <w:rFonts w:ascii="Arial" w:hAnsi="Arial"/>
+                <w:rFonts w:ascii="Verdana" w:hAnsi="Verdana"/>
                 <w:b w:val="0"/>
                 <w:sz w:val="16"/>
               </w:rPr>
@@ -3296,15 +3340,18 @@
         </w:tc>
       </w:tr>
       <w:tr>
-        <w:tc>
-          <w:tcPr>
-            <w:tcW w:type="dxa" w:w="1514"/>
-          </w:tcPr>
-          <w:p>
-            <w:r/>
-            <w:r>
-              <w:rPr>
-                <w:rFonts w:ascii="Arial" w:hAnsi="Arial"/>
+        <w:trPr>
+          <w:cantSplit/>
+        </w:trPr>
+        <w:tc>
+          <w:tcPr>
+            <w:tcW w:type="dxa" w:w="1514"/>
+          </w:tcPr>
+          <w:p>
+            <w:r/>
+            <w:r>
+              <w:rPr>
+                <w:rFonts w:ascii="Verdana" w:hAnsi="Verdana"/>
                 <w:b w:val="0"/>
                 <w:sz w:val="16"/>
               </w:rPr>
@@ -3320,7 +3367,7 @@
             <w:r/>
             <w:r>
               <w:rPr>
-                <w:rFonts w:ascii="Arial" w:hAnsi="Arial"/>
+                <w:rFonts w:ascii="Verdana" w:hAnsi="Verdana"/>
                 <w:b w:val="0"/>
                 <w:sz w:val="16"/>
               </w:rPr>
@@ -3336,7 +3383,7 @@
             <w:r/>
             <w:r>
               <w:rPr>
-                <w:rFonts w:ascii="Arial" w:hAnsi="Arial"/>
+                <w:rFonts w:ascii="Verdana" w:hAnsi="Verdana"/>
                 <w:b w:val="0"/>
                 <w:sz w:val="16"/>
               </w:rPr>
@@ -3352,7 +3399,7 @@
             <w:r/>
             <w:r>
               <w:rPr>
-                <w:rFonts w:ascii="Arial" w:hAnsi="Arial"/>
+                <w:rFonts w:ascii="Verdana" w:hAnsi="Verdana"/>
                 <w:b w:val="0"/>
                 <w:sz w:val="16"/>
               </w:rPr>
@@ -3368,7 +3415,7 @@
             <w:r/>
             <w:r>
               <w:rPr>
-                <w:rFonts w:ascii="Arial" w:hAnsi="Arial"/>
+                <w:rFonts w:ascii="Verdana" w:hAnsi="Verdana"/>
                 <w:b w:val="0"/>
                 <w:sz w:val="16"/>
               </w:rPr>
@@ -3384,7 +3431,7 @@
             <w:r/>
             <w:r>
               <w:rPr>
-                <w:rFonts w:ascii="Arial" w:hAnsi="Arial"/>
+                <w:rFonts w:ascii="Verdana" w:hAnsi="Verdana"/>
                 <w:b w:val="0"/>
                 <w:sz w:val="16"/>
               </w:rPr>
@@ -3400,7 +3447,7 @@
             <w:r/>
             <w:r>
               <w:rPr>
-                <w:rFonts w:ascii="Arial" w:hAnsi="Arial"/>
+                <w:rFonts w:ascii="Verdana" w:hAnsi="Verdana"/>
                 <w:b w:val="0"/>
                 <w:sz w:val="16"/>
               </w:rPr>
@@ -3416,7 +3463,7 @@
             <w:r/>
             <w:r>
               <w:rPr>
-                <w:rFonts w:ascii="Arial" w:hAnsi="Arial"/>
+                <w:rFonts w:ascii="Verdana" w:hAnsi="Verdana"/>
                 <w:b w:val="0"/>
                 <w:sz w:val="16"/>
               </w:rPr>
@@ -3432,7 +3479,7 @@
             <w:r/>
             <w:r>
               <w:rPr>
-                <w:rFonts w:ascii="Arial" w:hAnsi="Arial"/>
+                <w:rFonts w:ascii="Verdana" w:hAnsi="Verdana"/>
                 <w:b w:val="0"/>
                 <w:sz w:val="16"/>
               </w:rPr>
@@ -3448,7 +3495,7 @@
             <w:r/>
             <w:r>
               <w:rPr>
-                <w:rFonts w:ascii="Arial" w:hAnsi="Arial"/>
+                <w:rFonts w:ascii="Verdana" w:hAnsi="Verdana"/>
                 <w:b w:val="0"/>
                 <w:sz w:val="16"/>
               </w:rPr>
@@ -3457,15 +3504,18 @@
         </w:tc>
       </w:tr>
       <w:tr>
-        <w:tc>
-          <w:tcPr>
-            <w:tcW w:type="dxa" w:w="1514"/>
-          </w:tcPr>
-          <w:p>
-            <w:r/>
-            <w:r>
-              <w:rPr>
-                <w:rFonts w:ascii="Arial" w:hAnsi="Arial"/>
+        <w:trPr>
+          <w:cantSplit/>
+        </w:trPr>
+        <w:tc>
+          <w:tcPr>
+            <w:tcW w:type="dxa" w:w="1514"/>
+          </w:tcPr>
+          <w:p>
+            <w:r/>
+            <w:r>
+              <w:rPr>
+                <w:rFonts w:ascii="Verdana" w:hAnsi="Verdana"/>
                 <w:b w:val="0"/>
                 <w:sz w:val="16"/>
               </w:rPr>
@@ -3481,7 +3531,7 @@
             <w:r/>
             <w:r>
               <w:rPr>
-                <w:rFonts w:ascii="Arial" w:hAnsi="Arial"/>
+                <w:rFonts w:ascii="Verdana" w:hAnsi="Verdana"/>
                 <w:b w:val="0"/>
                 <w:sz w:val="16"/>
               </w:rPr>
@@ -3497,7 +3547,7 @@
             <w:r/>
             <w:r>
               <w:rPr>
-                <w:rFonts w:ascii="Arial" w:hAnsi="Arial"/>
+                <w:rFonts w:ascii="Verdana" w:hAnsi="Verdana"/>
                 <w:b w:val="0"/>
                 <w:sz w:val="16"/>
               </w:rPr>
@@ -3513,7 +3563,7 @@
             <w:r/>
             <w:r>
               <w:rPr>
-                <w:rFonts w:ascii="Arial" w:hAnsi="Arial"/>
+                <w:rFonts w:ascii="Verdana" w:hAnsi="Verdana"/>
                 <w:b w:val="0"/>
                 <w:sz w:val="16"/>
               </w:rPr>
@@ -3529,7 +3579,7 @@
             <w:r/>
             <w:r>
               <w:rPr>
-                <w:rFonts w:ascii="Arial" w:hAnsi="Arial"/>
+                <w:rFonts w:ascii="Verdana" w:hAnsi="Verdana"/>
                 <w:b w:val="0"/>
                 <w:sz w:val="16"/>
               </w:rPr>
@@ -3545,7 +3595,7 @@
             <w:r/>
             <w:r>
               <w:rPr>
-                <w:rFonts w:ascii="Arial" w:hAnsi="Arial"/>
+                <w:rFonts w:ascii="Verdana" w:hAnsi="Verdana"/>
                 <w:b w:val="0"/>
                 <w:sz w:val="16"/>
               </w:rPr>
@@ -3561,7 +3611,7 @@
             <w:r/>
             <w:r>
               <w:rPr>
-                <w:rFonts w:ascii="Arial" w:hAnsi="Arial"/>
+                <w:rFonts w:ascii="Verdana" w:hAnsi="Verdana"/>
                 <w:b w:val="0"/>
                 <w:sz w:val="16"/>
               </w:rPr>
@@ -3577,7 +3627,7 @@
             <w:r/>
             <w:r>
               <w:rPr>
-                <w:rFonts w:ascii="Arial" w:hAnsi="Arial"/>
+                <w:rFonts w:ascii="Verdana" w:hAnsi="Verdana"/>
                 <w:b w:val="0"/>
                 <w:sz w:val="16"/>
               </w:rPr>
@@ -3593,7 +3643,7 @@
             <w:r/>
             <w:r>
               <w:rPr>
-                <w:rFonts w:ascii="Arial" w:hAnsi="Arial"/>
+                <w:rFonts w:ascii="Verdana" w:hAnsi="Verdana"/>
                 <w:b w:val="0"/>
                 <w:sz w:val="16"/>
               </w:rPr>
@@ -3609,7 +3659,7 @@
             <w:r/>
             <w:r>
               <w:rPr>
-                <w:rFonts w:ascii="Arial" w:hAnsi="Arial"/>
+                <w:rFonts w:ascii="Verdana" w:hAnsi="Verdana"/>
                 <w:b w:val="0"/>
                 <w:sz w:val="16"/>
               </w:rPr>
@@ -3618,15 +3668,18 @@
         </w:tc>
       </w:tr>
       <w:tr>
-        <w:tc>
-          <w:tcPr>
-            <w:tcW w:type="dxa" w:w="1514"/>
-          </w:tcPr>
-          <w:p>
-            <w:r/>
-            <w:r>
-              <w:rPr>
-                <w:rFonts w:ascii="Arial" w:hAnsi="Arial"/>
+        <w:trPr>
+          <w:cantSplit/>
+        </w:trPr>
+        <w:tc>
+          <w:tcPr>
+            <w:tcW w:type="dxa" w:w="1514"/>
+          </w:tcPr>
+          <w:p>
+            <w:r/>
+            <w:r>
+              <w:rPr>
+                <w:rFonts w:ascii="Verdana" w:hAnsi="Verdana"/>
                 <w:b w:val="0"/>
                 <w:sz w:val="16"/>
               </w:rPr>
@@ -3642,7 +3695,7 @@
             <w:r/>
             <w:r>
               <w:rPr>
-                <w:rFonts w:ascii="Arial" w:hAnsi="Arial"/>
+                <w:rFonts w:ascii="Verdana" w:hAnsi="Verdana"/>
                 <w:b w:val="0"/>
                 <w:sz w:val="16"/>
               </w:rPr>
@@ -3658,7 +3711,7 @@
             <w:r/>
             <w:r>
               <w:rPr>
-                <w:rFonts w:ascii="Arial" w:hAnsi="Arial"/>
+                <w:rFonts w:ascii="Verdana" w:hAnsi="Verdana"/>
                 <w:b w:val="0"/>
                 <w:sz w:val="16"/>
               </w:rPr>
@@ -3674,7 +3727,7 @@
             <w:r/>
             <w:r>
               <w:rPr>
-                <w:rFonts w:ascii="Arial" w:hAnsi="Arial"/>
+                <w:rFonts w:ascii="Verdana" w:hAnsi="Verdana"/>
                 <w:b w:val="0"/>
                 <w:sz w:val="16"/>
               </w:rPr>
@@ -3690,7 +3743,7 @@
             <w:r/>
             <w:r>
               <w:rPr>
-                <w:rFonts w:ascii="Arial" w:hAnsi="Arial"/>
+                <w:rFonts w:ascii="Verdana" w:hAnsi="Verdana"/>
                 <w:b w:val="0"/>
                 <w:sz w:val="16"/>
               </w:rPr>
@@ -3706,7 +3759,7 @@
             <w:r/>
             <w:r>
               <w:rPr>
-                <w:rFonts w:ascii="Arial" w:hAnsi="Arial"/>
+                <w:rFonts w:ascii="Verdana" w:hAnsi="Verdana"/>
                 <w:b w:val="0"/>
                 <w:sz w:val="16"/>
               </w:rPr>
@@ -3722,7 +3775,7 @@
             <w:r/>
             <w:r>
               <w:rPr>
-                <w:rFonts w:ascii="Arial" w:hAnsi="Arial"/>
+                <w:rFonts w:ascii="Verdana" w:hAnsi="Verdana"/>
                 <w:b w:val="0"/>
                 <w:sz w:val="16"/>
               </w:rPr>
@@ -3738,7 +3791,7 @@
             <w:r/>
             <w:r>
               <w:rPr>
-                <w:rFonts w:ascii="Arial" w:hAnsi="Arial"/>
+                <w:rFonts w:ascii="Verdana" w:hAnsi="Verdana"/>
                 <w:b w:val="0"/>
                 <w:sz w:val="16"/>
               </w:rPr>
@@ -3754,7 +3807,7 @@
             <w:r/>
             <w:r>
               <w:rPr>
-                <w:rFonts w:ascii="Arial" w:hAnsi="Arial"/>
+                <w:rFonts w:ascii="Verdana" w:hAnsi="Verdana"/>
                 <w:b w:val="0"/>
                 <w:sz w:val="16"/>
               </w:rPr>
@@ -3770,7 +3823,7 @@
             <w:r/>
             <w:r>
               <w:rPr>
-                <w:rFonts w:ascii="Arial" w:hAnsi="Arial"/>
+                <w:rFonts w:ascii="Verdana" w:hAnsi="Verdana"/>
                 <w:b w:val="0"/>
                 <w:sz w:val="16"/>
               </w:rPr>
@@ -3779,15 +3832,18 @@
         </w:tc>
       </w:tr>
       <w:tr>
-        <w:tc>
-          <w:tcPr>
-            <w:tcW w:type="dxa" w:w="1514"/>
-          </w:tcPr>
-          <w:p>
-            <w:r/>
-            <w:r>
-              <w:rPr>
-                <w:rFonts w:ascii="Arial" w:hAnsi="Arial"/>
+        <w:trPr>
+          <w:cantSplit/>
+        </w:trPr>
+        <w:tc>
+          <w:tcPr>
+            <w:tcW w:type="dxa" w:w="1514"/>
+          </w:tcPr>
+          <w:p>
+            <w:r/>
+            <w:r>
+              <w:rPr>
+                <w:rFonts w:ascii="Verdana" w:hAnsi="Verdana"/>
                 <w:b w:val="0"/>
                 <w:sz w:val="16"/>
               </w:rPr>
@@ -3803,7 +3859,7 @@
             <w:r/>
             <w:r>
               <w:rPr>
-                <w:rFonts w:ascii="Arial" w:hAnsi="Arial"/>
+                <w:rFonts w:ascii="Verdana" w:hAnsi="Verdana"/>
                 <w:b w:val="0"/>
                 <w:sz w:val="16"/>
               </w:rPr>
@@ -3819,7 +3875,7 @@
             <w:r/>
             <w:r>
               <w:rPr>
-                <w:rFonts w:ascii="Arial" w:hAnsi="Arial"/>
+                <w:rFonts w:ascii="Verdana" w:hAnsi="Verdana"/>
                 <w:b w:val="0"/>
                 <w:sz w:val="16"/>
               </w:rPr>
@@ -3835,7 +3891,7 @@
             <w:r/>
             <w:r>
               <w:rPr>
-                <w:rFonts w:ascii="Arial" w:hAnsi="Arial"/>
+                <w:rFonts w:ascii="Verdana" w:hAnsi="Verdana"/>
                 <w:b w:val="0"/>
                 <w:sz w:val="16"/>
               </w:rPr>
@@ -3851,7 +3907,7 @@
             <w:r/>
             <w:r>
               <w:rPr>
-                <w:rFonts w:ascii="Arial" w:hAnsi="Arial"/>
+                <w:rFonts w:ascii="Verdana" w:hAnsi="Verdana"/>
                 <w:b w:val="0"/>
                 <w:sz w:val="16"/>
               </w:rPr>
@@ -3867,7 +3923,7 @@
             <w:r/>
             <w:r>
               <w:rPr>
-                <w:rFonts w:ascii="Arial" w:hAnsi="Arial"/>
+                <w:rFonts w:ascii="Verdana" w:hAnsi="Verdana"/>
                 <w:b w:val="0"/>
                 <w:sz w:val="16"/>
               </w:rPr>
@@ -3883,7 +3939,7 @@
             <w:r/>
             <w:r>
               <w:rPr>
-                <w:rFonts w:ascii="Arial" w:hAnsi="Arial"/>
+                <w:rFonts w:ascii="Verdana" w:hAnsi="Verdana"/>
                 <w:b w:val="0"/>
                 <w:sz w:val="16"/>
               </w:rPr>
@@ -3899,7 +3955,7 @@
             <w:r/>
             <w:r>
               <w:rPr>
-                <w:rFonts w:ascii="Arial" w:hAnsi="Arial"/>
+                <w:rFonts w:ascii="Verdana" w:hAnsi="Verdana"/>
                 <w:b w:val="0"/>
                 <w:sz w:val="16"/>
               </w:rPr>
@@ -3915,7 +3971,7 @@
             <w:r/>
             <w:r>
               <w:rPr>
-                <w:rFonts w:ascii="Arial" w:hAnsi="Arial"/>
+                <w:rFonts w:ascii="Verdana" w:hAnsi="Verdana"/>
                 <w:b w:val="0"/>
                 <w:sz w:val="16"/>
               </w:rPr>
@@ -3931,7 +3987,7 @@
             <w:r/>
             <w:r>
               <w:rPr>
-                <w:rFonts w:ascii="Arial" w:hAnsi="Arial"/>
+                <w:rFonts w:ascii="Verdana" w:hAnsi="Verdana"/>
                 <w:b w:val="0"/>
                 <w:sz w:val="16"/>
               </w:rPr>
@@ -3941,15 +3997,18 @@
         </w:tc>
       </w:tr>
       <w:tr>
-        <w:tc>
-          <w:tcPr>
-            <w:tcW w:type="dxa" w:w="1514"/>
-          </w:tcPr>
-          <w:p>
-            <w:r/>
-            <w:r>
-              <w:rPr>
-                <w:rFonts w:ascii="Arial" w:hAnsi="Arial"/>
+        <w:trPr>
+          <w:cantSplit/>
+        </w:trPr>
+        <w:tc>
+          <w:tcPr>
+            <w:tcW w:type="dxa" w:w="1514"/>
+          </w:tcPr>
+          <w:p>
+            <w:r/>
+            <w:r>
+              <w:rPr>
+                <w:rFonts w:ascii="Verdana" w:hAnsi="Verdana"/>
                 <w:b w:val="0"/>
                 <w:sz w:val="16"/>
               </w:rPr>
@@ -3965,7 +4024,7 @@
             <w:r/>
             <w:r>
               <w:rPr>
-                <w:rFonts w:ascii="Arial" w:hAnsi="Arial"/>
+                <w:rFonts w:ascii="Verdana" w:hAnsi="Verdana"/>
                 <w:b w:val="0"/>
                 <w:sz w:val="16"/>
               </w:rPr>
@@ -3981,7 +4040,7 @@
             <w:r/>
             <w:r>
               <w:rPr>
-                <w:rFonts w:ascii="Arial" w:hAnsi="Arial"/>
+                <w:rFonts w:ascii="Verdana" w:hAnsi="Verdana"/>
                 <w:b w:val="0"/>
                 <w:sz w:val="16"/>
               </w:rPr>
@@ -3997,7 +4056,7 @@
             <w:r/>
             <w:r>
               <w:rPr>
-                <w:rFonts w:ascii="Arial" w:hAnsi="Arial"/>
+                <w:rFonts w:ascii="Verdana" w:hAnsi="Verdana"/>
                 <w:b w:val="0"/>
                 <w:sz w:val="16"/>
               </w:rPr>
@@ -4013,7 +4072,7 @@
             <w:r/>
             <w:r>
               <w:rPr>
-                <w:rFonts w:ascii="Arial" w:hAnsi="Arial"/>
+                <w:rFonts w:ascii="Verdana" w:hAnsi="Verdana"/>
                 <w:b w:val="0"/>
                 <w:sz w:val="16"/>
               </w:rPr>
@@ -4029,7 +4088,7 @@
             <w:r/>
             <w:r>
               <w:rPr>
-                <w:rFonts w:ascii="Arial" w:hAnsi="Arial"/>
+                <w:rFonts w:ascii="Verdana" w:hAnsi="Verdana"/>
                 <w:b w:val="0"/>
                 <w:sz w:val="16"/>
               </w:rPr>
@@ -4045,7 +4104,7 @@
             <w:r/>
             <w:r>
               <w:rPr>
-                <w:rFonts w:ascii="Arial" w:hAnsi="Arial"/>
+                <w:rFonts w:ascii="Verdana" w:hAnsi="Verdana"/>
                 <w:b w:val="0"/>
                 <w:sz w:val="16"/>
               </w:rPr>
@@ -4061,7 +4120,7 @@
             <w:r/>
             <w:r>
               <w:rPr>
-                <w:rFonts w:ascii="Arial" w:hAnsi="Arial"/>
+                <w:rFonts w:ascii="Verdana" w:hAnsi="Verdana"/>
                 <w:b w:val="0"/>
                 <w:sz w:val="16"/>
               </w:rPr>
@@ -4077,7 +4136,7 @@
             <w:r/>
             <w:r>
               <w:rPr>
-                <w:rFonts w:ascii="Arial" w:hAnsi="Arial"/>
+                <w:rFonts w:ascii="Verdana" w:hAnsi="Verdana"/>
                 <w:b w:val="0"/>
                 <w:sz w:val="16"/>
               </w:rPr>
@@ -4093,7 +4152,7 @@
             <w:r/>
             <w:r>
               <w:rPr>
-                <w:rFonts w:ascii="Arial" w:hAnsi="Arial"/>
+                <w:rFonts w:ascii="Verdana" w:hAnsi="Verdana"/>
                 <w:b w:val="0"/>
                 <w:sz w:val="16"/>
               </w:rPr>
@@ -4103,15 +4162,18 @@
         </w:tc>
       </w:tr>
       <w:tr>
-        <w:tc>
-          <w:tcPr>
-            <w:tcW w:type="dxa" w:w="1514"/>
-          </w:tcPr>
-          <w:p>
-            <w:r/>
-            <w:r>
-              <w:rPr>
-                <w:rFonts w:ascii="Arial" w:hAnsi="Arial"/>
+        <w:trPr>
+          <w:cantSplit/>
+        </w:trPr>
+        <w:tc>
+          <w:tcPr>
+            <w:tcW w:type="dxa" w:w="1514"/>
+          </w:tcPr>
+          <w:p>
+            <w:r/>
+            <w:r>
+              <w:rPr>
+                <w:rFonts w:ascii="Verdana" w:hAnsi="Verdana"/>
                 <w:b w:val="0"/>
                 <w:sz w:val="16"/>
               </w:rPr>
@@ -4127,7 +4189,7 @@
             <w:r/>
             <w:r>
               <w:rPr>
-                <w:rFonts w:ascii="Arial" w:hAnsi="Arial"/>
+                <w:rFonts w:ascii="Verdana" w:hAnsi="Verdana"/>
                 <w:b w:val="0"/>
                 <w:sz w:val="16"/>
               </w:rPr>
@@ -4143,7 +4205,7 @@
             <w:r/>
             <w:r>
               <w:rPr>
-                <w:rFonts w:ascii="Arial" w:hAnsi="Arial"/>
+                <w:rFonts w:ascii="Verdana" w:hAnsi="Verdana"/>
                 <w:b w:val="0"/>
                 <w:sz w:val="16"/>
               </w:rPr>
@@ -4159,7 +4221,7 @@
             <w:r/>
             <w:r>
               <w:rPr>
-                <w:rFonts w:ascii="Arial" w:hAnsi="Arial"/>
+                <w:rFonts w:ascii="Verdana" w:hAnsi="Verdana"/>
                 <w:b w:val="0"/>
                 <w:sz w:val="16"/>
               </w:rPr>
@@ -4175,7 +4237,7 @@
             <w:r/>
             <w:r>
               <w:rPr>
-                <w:rFonts w:ascii="Arial" w:hAnsi="Arial"/>
+                <w:rFonts w:ascii="Verdana" w:hAnsi="Verdana"/>
                 <w:b w:val="0"/>
                 <w:sz w:val="16"/>
               </w:rPr>
@@ -4191,7 +4253,7 @@
             <w:r/>
             <w:r>
               <w:rPr>
-                <w:rFonts w:ascii="Arial" w:hAnsi="Arial"/>
+                <w:rFonts w:ascii="Verdana" w:hAnsi="Verdana"/>
                 <w:b w:val="0"/>
                 <w:sz w:val="16"/>
               </w:rPr>
@@ -4207,7 +4269,7 @@
             <w:r/>
             <w:r>
               <w:rPr>
-                <w:rFonts w:ascii="Arial" w:hAnsi="Arial"/>
+                <w:rFonts w:ascii="Verdana" w:hAnsi="Verdana"/>
                 <w:b w:val="0"/>
                 <w:sz w:val="16"/>
               </w:rPr>
@@ -4223,7 +4285,7 @@
             <w:r/>
             <w:r>
               <w:rPr>
-                <w:rFonts w:ascii="Arial" w:hAnsi="Arial"/>
+                <w:rFonts w:ascii="Verdana" w:hAnsi="Verdana"/>
                 <w:b w:val="0"/>
                 <w:sz w:val="16"/>
               </w:rPr>
@@ -4239,7 +4301,7 @@
             <w:r/>
             <w:r>
               <w:rPr>
-                <w:rFonts w:ascii="Arial" w:hAnsi="Arial"/>
+                <w:rFonts w:ascii="Verdana" w:hAnsi="Verdana"/>
                 <w:b w:val="0"/>
                 <w:sz w:val="16"/>
               </w:rPr>
@@ -4255,7 +4317,7 @@
             <w:r/>
             <w:r>
               <w:rPr>
-                <w:rFonts w:ascii="Arial" w:hAnsi="Arial"/>
+                <w:rFonts w:ascii="Verdana" w:hAnsi="Verdana"/>
                 <w:b w:val="0"/>
                 <w:sz w:val="16"/>
               </w:rPr>
@@ -4265,15 +4327,18 @@
         </w:tc>
       </w:tr>
       <w:tr>
-        <w:tc>
-          <w:tcPr>
-            <w:tcW w:type="dxa" w:w="1514"/>
-          </w:tcPr>
-          <w:p>
-            <w:r/>
-            <w:r>
-              <w:rPr>
-                <w:rFonts w:ascii="Arial" w:hAnsi="Arial"/>
+        <w:trPr>
+          <w:cantSplit/>
+        </w:trPr>
+        <w:tc>
+          <w:tcPr>
+            <w:tcW w:type="dxa" w:w="1514"/>
+          </w:tcPr>
+          <w:p>
+            <w:r/>
+            <w:r>
+              <w:rPr>
+                <w:rFonts w:ascii="Verdana" w:hAnsi="Verdana"/>
                 <w:b w:val="0"/>
                 <w:sz w:val="16"/>
               </w:rPr>
@@ -4289,7 +4354,7 @@
             <w:r/>
             <w:r>
               <w:rPr>
-                <w:rFonts w:ascii="Arial" w:hAnsi="Arial"/>
+                <w:rFonts w:ascii="Verdana" w:hAnsi="Verdana"/>
                 <w:b w:val="0"/>
                 <w:sz w:val="16"/>
               </w:rPr>
@@ -4305,7 +4370,7 @@
             <w:r/>
             <w:r>
               <w:rPr>
-                <w:rFonts w:ascii="Arial" w:hAnsi="Arial"/>
+                <w:rFonts w:ascii="Verdana" w:hAnsi="Verdana"/>
                 <w:b w:val="0"/>
                 <w:sz w:val="16"/>
               </w:rPr>
@@ -4321,7 +4386,7 @@
             <w:r/>
             <w:r>
               <w:rPr>
-                <w:rFonts w:ascii="Arial" w:hAnsi="Arial"/>
+                <w:rFonts w:ascii="Verdana" w:hAnsi="Verdana"/>
                 <w:b w:val="0"/>
                 <w:sz w:val="16"/>
               </w:rPr>
@@ -4337,7 +4402,7 @@
             <w:r/>
             <w:r>
               <w:rPr>
-                <w:rFonts w:ascii="Arial" w:hAnsi="Arial"/>
+                <w:rFonts w:ascii="Verdana" w:hAnsi="Verdana"/>
                 <w:b w:val="0"/>
                 <w:sz w:val="16"/>
               </w:rPr>
@@ -4353,7 +4418,7 @@
             <w:r/>
             <w:r>
               <w:rPr>
-                <w:rFonts w:ascii="Arial" w:hAnsi="Arial"/>
+                <w:rFonts w:ascii="Verdana" w:hAnsi="Verdana"/>
                 <w:b w:val="0"/>
                 <w:sz w:val="16"/>
               </w:rPr>
@@ -4369,7 +4434,7 @@
             <w:r/>
             <w:r>
               <w:rPr>
-                <w:rFonts w:ascii="Arial" w:hAnsi="Arial"/>
+                <w:rFonts w:ascii="Verdana" w:hAnsi="Verdana"/>
                 <w:b w:val="0"/>
                 <w:sz w:val="16"/>
               </w:rPr>
@@ -4385,7 +4450,7 @@
             <w:r/>
             <w:r>
               <w:rPr>
-                <w:rFonts w:ascii="Arial" w:hAnsi="Arial"/>
+                <w:rFonts w:ascii="Verdana" w:hAnsi="Verdana"/>
                 <w:b w:val="0"/>
                 <w:sz w:val="16"/>
               </w:rPr>
@@ -4401,7 +4466,7 @@
             <w:r/>
             <w:r>
               <w:rPr>
-                <w:rFonts w:ascii="Arial" w:hAnsi="Arial"/>
+                <w:rFonts w:ascii="Verdana" w:hAnsi="Verdana"/>
                 <w:b w:val="0"/>
                 <w:sz w:val="16"/>
               </w:rPr>
@@ -4417,7 +4482,7 @@
             <w:r/>
             <w:r>
               <w:rPr>
-                <w:rFonts w:ascii="Arial" w:hAnsi="Arial"/>
+                <w:rFonts w:ascii="Verdana" w:hAnsi="Verdana"/>
                 <w:b w:val="0"/>
                 <w:sz w:val="16"/>
               </w:rPr>
@@ -4426,15 +4491,18 @@
         </w:tc>
       </w:tr>
       <w:tr>
-        <w:tc>
-          <w:tcPr>
-            <w:tcW w:type="dxa" w:w="1514"/>
-          </w:tcPr>
-          <w:p>
-            <w:r/>
-            <w:r>
-              <w:rPr>
-                <w:rFonts w:ascii="Arial" w:hAnsi="Arial"/>
+        <w:trPr>
+          <w:cantSplit/>
+        </w:trPr>
+        <w:tc>
+          <w:tcPr>
+            <w:tcW w:type="dxa" w:w="1514"/>
+          </w:tcPr>
+          <w:p>
+            <w:r/>
+            <w:r>
+              <w:rPr>
+                <w:rFonts w:ascii="Verdana" w:hAnsi="Verdana"/>
                 <w:b w:val="0"/>
                 <w:sz w:val="16"/>
               </w:rPr>
@@ -4450,7 +4518,7 @@
             <w:r/>
             <w:r>
               <w:rPr>
-                <w:rFonts w:ascii="Arial" w:hAnsi="Arial"/>
+                <w:rFonts w:ascii="Verdana" w:hAnsi="Verdana"/>
                 <w:b w:val="0"/>
                 <w:sz w:val="16"/>
               </w:rPr>
@@ -4466,7 +4534,7 @@
             <w:r/>
             <w:r>
               <w:rPr>
-                <w:rFonts w:ascii="Arial" w:hAnsi="Arial"/>
+                <w:rFonts w:ascii="Verdana" w:hAnsi="Verdana"/>
                 <w:b w:val="0"/>
                 <w:sz w:val="16"/>
               </w:rPr>
@@ -4482,7 +4550,7 @@
             <w:r/>
             <w:r>
               <w:rPr>
-                <w:rFonts w:ascii="Arial" w:hAnsi="Arial"/>
+                <w:rFonts w:ascii="Verdana" w:hAnsi="Verdana"/>
                 <w:b w:val="0"/>
                 <w:sz w:val="16"/>
               </w:rPr>
@@ -4498,7 +4566,7 @@
             <w:r/>
             <w:r>
               <w:rPr>
-                <w:rFonts w:ascii="Arial" w:hAnsi="Arial"/>
+                <w:rFonts w:ascii="Verdana" w:hAnsi="Verdana"/>
                 <w:b w:val="0"/>
                 <w:sz w:val="16"/>
               </w:rPr>
@@ -4514,7 +4582,7 @@
             <w:r/>
             <w:r>
               <w:rPr>
-                <w:rFonts w:ascii="Arial" w:hAnsi="Arial"/>
+                <w:rFonts w:ascii="Verdana" w:hAnsi="Verdana"/>
                 <w:b w:val="0"/>
                 <w:sz w:val="16"/>
               </w:rPr>
@@ -4530,7 +4598,7 @@
             <w:r/>
             <w:r>
               <w:rPr>
-                <w:rFonts w:ascii="Arial" w:hAnsi="Arial"/>
+                <w:rFonts w:ascii="Verdana" w:hAnsi="Verdana"/>
                 <w:b w:val="0"/>
                 <w:sz w:val="16"/>
               </w:rPr>
@@ -4546,7 +4614,7 @@
             <w:r/>
             <w:r>
               <w:rPr>
-                <w:rFonts w:ascii="Arial" w:hAnsi="Arial"/>
+                <w:rFonts w:ascii="Verdana" w:hAnsi="Verdana"/>
                 <w:b w:val="0"/>
                 <w:sz w:val="16"/>
               </w:rPr>
@@ -4562,7 +4630,7 @@
             <w:r/>
             <w:r>
               <w:rPr>
-                <w:rFonts w:ascii="Arial" w:hAnsi="Arial"/>
+                <w:rFonts w:ascii="Verdana" w:hAnsi="Verdana"/>
                 <w:b w:val="0"/>
                 <w:sz w:val="16"/>
               </w:rPr>
@@ -4578,7 +4646,7 @@
             <w:r/>
             <w:r>
               <w:rPr>
-                <w:rFonts w:ascii="Arial" w:hAnsi="Arial"/>
+                <w:rFonts w:ascii="Verdana" w:hAnsi="Verdana"/>
                 <w:b w:val="0"/>
                 <w:sz w:val="16"/>
               </w:rPr>
@@ -4587,15 +4655,18 @@
         </w:tc>
       </w:tr>
       <w:tr>
-        <w:tc>
-          <w:tcPr>
-            <w:tcW w:type="dxa" w:w="1514"/>
-          </w:tcPr>
-          <w:p>
-            <w:r/>
-            <w:r>
-              <w:rPr>
-                <w:rFonts w:ascii="Arial" w:hAnsi="Arial"/>
+        <w:trPr>
+          <w:cantSplit/>
+        </w:trPr>
+        <w:tc>
+          <w:tcPr>
+            <w:tcW w:type="dxa" w:w="1514"/>
+          </w:tcPr>
+          <w:p>
+            <w:r/>
+            <w:r>
+              <w:rPr>
+                <w:rFonts w:ascii="Verdana" w:hAnsi="Verdana"/>
                 <w:b w:val="0"/>
                 <w:sz w:val="16"/>
               </w:rPr>
@@ -4611,7 +4682,7 @@
             <w:r/>
             <w:r>
               <w:rPr>
-                <w:rFonts w:ascii="Arial" w:hAnsi="Arial"/>
+                <w:rFonts w:ascii="Verdana" w:hAnsi="Verdana"/>
                 <w:b w:val="0"/>
                 <w:sz w:val="16"/>
               </w:rPr>
@@ -4627,7 +4698,7 @@
             <w:r/>
             <w:r>
               <w:rPr>
-                <w:rFonts w:ascii="Arial" w:hAnsi="Arial"/>
+                <w:rFonts w:ascii="Verdana" w:hAnsi="Verdana"/>
                 <w:b w:val="0"/>
                 <w:sz w:val="16"/>
               </w:rPr>
@@ -4643,7 +4714,7 @@
             <w:r/>
             <w:r>
               <w:rPr>
-                <w:rFonts w:ascii="Arial" w:hAnsi="Arial"/>
+                <w:rFonts w:ascii="Verdana" w:hAnsi="Verdana"/>
                 <w:b w:val="0"/>
                 <w:sz w:val="16"/>
               </w:rPr>
@@ -4659,7 +4730,7 @@
             <w:r/>
             <w:r>
               <w:rPr>
-                <w:rFonts w:ascii="Arial" w:hAnsi="Arial"/>
+                <w:rFonts w:ascii="Verdana" w:hAnsi="Verdana"/>
                 <w:b w:val="0"/>
                 <w:sz w:val="16"/>
               </w:rPr>
@@ -4675,7 +4746,7 @@
             <w:r/>
             <w:r>
               <w:rPr>
-                <w:rFonts w:ascii="Arial" w:hAnsi="Arial"/>
+                <w:rFonts w:ascii="Verdana" w:hAnsi="Verdana"/>
                 <w:b w:val="0"/>
                 <w:sz w:val="16"/>
               </w:rPr>
@@ -4691,7 +4762,7 @@
             <w:r/>
             <w:r>
               <w:rPr>
-                <w:rFonts w:ascii="Arial" w:hAnsi="Arial"/>
+                <w:rFonts w:ascii="Verdana" w:hAnsi="Verdana"/>
                 <w:b w:val="0"/>
                 <w:sz w:val="16"/>
               </w:rPr>
@@ -4707,7 +4778,7 @@
             <w:r/>
             <w:r>
               <w:rPr>
-                <w:rFonts w:ascii="Arial" w:hAnsi="Arial"/>
+                <w:rFonts w:ascii="Verdana" w:hAnsi="Verdana"/>
                 <w:b w:val="0"/>
                 <w:sz w:val="16"/>
               </w:rPr>
@@ -4723,7 +4794,7 @@
             <w:r/>
             <w:r>
               <w:rPr>
-                <w:rFonts w:ascii="Arial" w:hAnsi="Arial"/>
+                <w:rFonts w:ascii="Verdana" w:hAnsi="Verdana"/>
                 <w:b w:val="0"/>
                 <w:sz w:val="16"/>
               </w:rPr>
@@ -4739,7 +4810,7 @@
             <w:r/>
             <w:r>
               <w:rPr>
-                <w:rFonts w:ascii="Arial" w:hAnsi="Arial"/>
+                <w:rFonts w:ascii="Verdana" w:hAnsi="Verdana"/>
                 <w:b w:val="0"/>
                 <w:sz w:val="16"/>
               </w:rPr>
@@ -4748,15 +4819,18 @@
         </w:tc>
       </w:tr>
       <w:tr>
-        <w:tc>
-          <w:tcPr>
-            <w:tcW w:type="dxa" w:w="1514"/>
-          </w:tcPr>
-          <w:p>
-            <w:r/>
-            <w:r>
-              <w:rPr>
-                <w:rFonts w:ascii="Arial" w:hAnsi="Arial"/>
+        <w:trPr>
+          <w:cantSplit/>
+        </w:trPr>
+        <w:tc>
+          <w:tcPr>
+            <w:tcW w:type="dxa" w:w="1514"/>
+          </w:tcPr>
+          <w:p>
+            <w:r/>
+            <w:r>
+              <w:rPr>
+                <w:rFonts w:ascii="Verdana" w:hAnsi="Verdana"/>
                 <w:b w:val="0"/>
                 <w:sz w:val="16"/>
               </w:rPr>
@@ -4772,7 +4846,7 @@
             <w:r/>
             <w:r>
               <w:rPr>
-                <w:rFonts w:ascii="Arial" w:hAnsi="Arial"/>
+                <w:rFonts w:ascii="Verdana" w:hAnsi="Verdana"/>
                 <w:b w:val="0"/>
                 <w:sz w:val="16"/>
               </w:rPr>
@@ -4788,7 +4862,7 @@
             <w:r/>
             <w:r>
               <w:rPr>
-                <w:rFonts w:ascii="Arial" w:hAnsi="Arial"/>
+                <w:rFonts w:ascii="Verdana" w:hAnsi="Verdana"/>
                 <w:b w:val="0"/>
                 <w:sz w:val="16"/>
               </w:rPr>
@@ -4804,7 +4878,7 @@
             <w:r/>
             <w:r>
               <w:rPr>
-                <w:rFonts w:ascii="Arial" w:hAnsi="Arial"/>
+                <w:rFonts w:ascii="Verdana" w:hAnsi="Verdana"/>
                 <w:b w:val="0"/>
                 <w:sz w:val="16"/>
               </w:rPr>
@@ -4820,7 +4894,7 @@
             <w:r/>
             <w:r>
               <w:rPr>
-                <w:rFonts w:ascii="Arial" w:hAnsi="Arial"/>
+                <w:rFonts w:ascii="Verdana" w:hAnsi="Verdana"/>
                 <w:b w:val="0"/>
                 <w:sz w:val="16"/>
               </w:rPr>
@@ -4836,7 +4910,7 @@
             <w:r/>
             <w:r>
               <w:rPr>
-                <w:rFonts w:ascii="Arial" w:hAnsi="Arial"/>
+                <w:rFonts w:ascii="Verdana" w:hAnsi="Verdana"/>
                 <w:b w:val="0"/>
                 <w:sz w:val="16"/>
               </w:rPr>
@@ -4852,7 +4926,7 @@
             <w:r/>
             <w:r>
               <w:rPr>
-                <w:rFonts w:ascii="Arial" w:hAnsi="Arial"/>
+                <w:rFonts w:ascii="Verdana" w:hAnsi="Verdana"/>
                 <w:b w:val="0"/>
                 <w:sz w:val="16"/>
               </w:rPr>
@@ -4868,7 +4942,7 @@
             <w:r/>
             <w:r>
               <w:rPr>
-                <w:rFonts w:ascii="Arial" w:hAnsi="Arial"/>
+                <w:rFonts w:ascii="Verdana" w:hAnsi="Verdana"/>
                 <w:b w:val="0"/>
                 <w:sz w:val="16"/>
               </w:rPr>
@@ -4884,7 +4958,7 @@
             <w:r/>
             <w:r>
               <w:rPr>
-                <w:rFonts w:ascii="Arial" w:hAnsi="Arial"/>
+                <w:rFonts w:ascii="Verdana" w:hAnsi="Verdana"/>
                 <w:b w:val="0"/>
                 <w:sz w:val="16"/>
               </w:rPr>
@@ -4900,7 +4974,7 @@
             <w:r/>
             <w:r>
               <w:rPr>
-                <w:rFonts w:ascii="Arial" w:hAnsi="Arial"/>
+                <w:rFonts w:ascii="Verdana" w:hAnsi="Verdana"/>
                 <w:b w:val="0"/>
                 <w:sz w:val="16"/>
               </w:rPr>
@@ -4909,15 +4983,18 @@
         </w:tc>
       </w:tr>
       <w:tr>
-        <w:tc>
-          <w:tcPr>
-            <w:tcW w:type="dxa" w:w="1514"/>
-          </w:tcPr>
-          <w:p>
-            <w:r/>
-            <w:r>
-              <w:rPr>
-                <w:rFonts w:ascii="Arial" w:hAnsi="Arial"/>
+        <w:trPr>
+          <w:cantSplit/>
+        </w:trPr>
+        <w:tc>
+          <w:tcPr>
+            <w:tcW w:type="dxa" w:w="1514"/>
+          </w:tcPr>
+          <w:p>
+            <w:r/>
+            <w:r>
+              <w:rPr>
+                <w:rFonts w:ascii="Verdana" w:hAnsi="Verdana"/>
                 <w:b w:val="0"/>
                 <w:sz w:val="16"/>
               </w:rPr>
@@ -4933,7 +5010,7 @@
             <w:r/>
             <w:r>
               <w:rPr>
-                <w:rFonts w:ascii="Arial" w:hAnsi="Arial"/>
+                <w:rFonts w:ascii="Verdana" w:hAnsi="Verdana"/>
                 <w:b w:val="0"/>
                 <w:sz w:val="16"/>
               </w:rPr>
@@ -4949,7 +5026,7 @@
             <w:r/>
             <w:r>
               <w:rPr>
-                <w:rFonts w:ascii="Arial" w:hAnsi="Arial"/>
+                <w:rFonts w:ascii="Verdana" w:hAnsi="Verdana"/>
                 <w:b w:val="0"/>
                 <w:sz w:val="16"/>
               </w:rPr>
@@ -4965,7 +5042,7 @@
             <w:r/>
             <w:r>
               <w:rPr>
-                <w:rFonts w:ascii="Arial" w:hAnsi="Arial"/>
+                <w:rFonts w:ascii="Verdana" w:hAnsi="Verdana"/>
                 <w:b w:val="0"/>
                 <w:sz w:val="16"/>
               </w:rPr>
@@ -4981,7 +5058,7 @@
             <w:r/>
             <w:r>
               <w:rPr>
-                <w:rFonts w:ascii="Arial" w:hAnsi="Arial"/>
+                <w:rFonts w:ascii="Verdana" w:hAnsi="Verdana"/>
                 <w:b w:val="0"/>
                 <w:sz w:val="16"/>
               </w:rPr>
@@ -4997,7 +5074,7 @@
             <w:r/>
             <w:r>
               <w:rPr>
-                <w:rFonts w:ascii="Arial" w:hAnsi="Arial"/>
+                <w:rFonts w:ascii="Verdana" w:hAnsi="Verdana"/>
                 <w:b w:val="0"/>
                 <w:sz w:val="16"/>
               </w:rPr>
@@ -5013,7 +5090,7 @@
             <w:r/>
             <w:r>
               <w:rPr>
-                <w:rFonts w:ascii="Arial" w:hAnsi="Arial"/>
+                <w:rFonts w:ascii="Verdana" w:hAnsi="Verdana"/>
                 <w:b w:val="0"/>
                 <w:sz w:val="16"/>
               </w:rPr>
@@ -5029,7 +5106,7 @@
             <w:r/>
             <w:r>
               <w:rPr>
-                <w:rFonts w:ascii="Arial" w:hAnsi="Arial"/>
+                <w:rFonts w:ascii="Verdana" w:hAnsi="Verdana"/>
                 <w:b w:val="0"/>
                 <w:sz w:val="16"/>
               </w:rPr>
@@ -5045,7 +5122,7 @@
             <w:r/>
             <w:r>
               <w:rPr>
-                <w:rFonts w:ascii="Arial" w:hAnsi="Arial"/>
+                <w:rFonts w:ascii="Verdana" w:hAnsi="Verdana"/>
                 <w:b w:val="0"/>
                 <w:sz w:val="16"/>
               </w:rPr>
@@ -5061,7 +5138,7 @@
             <w:r/>
             <w:r>
               <w:rPr>
-                <w:rFonts w:ascii="Arial" w:hAnsi="Arial"/>
+                <w:rFonts w:ascii="Verdana" w:hAnsi="Verdana"/>
                 <w:b w:val="0"/>
                 <w:sz w:val="16"/>
               </w:rPr>
@@ -5070,15 +5147,18 @@
         </w:tc>
       </w:tr>
       <w:tr>
-        <w:tc>
-          <w:tcPr>
-            <w:tcW w:type="dxa" w:w="1514"/>
-          </w:tcPr>
-          <w:p>
-            <w:r/>
-            <w:r>
-              <w:rPr>
-                <w:rFonts w:ascii="Arial" w:hAnsi="Arial"/>
+        <w:trPr>
+          <w:cantSplit/>
+        </w:trPr>
+        <w:tc>
+          <w:tcPr>
+            <w:tcW w:type="dxa" w:w="1514"/>
+          </w:tcPr>
+          <w:p>
+            <w:r/>
+            <w:r>
+              <w:rPr>
+                <w:rFonts w:ascii="Verdana" w:hAnsi="Verdana"/>
                 <w:b w:val="0"/>
                 <w:sz w:val="16"/>
               </w:rPr>
@@ -5094,7 +5174,7 @@
             <w:r/>
             <w:r>
               <w:rPr>
-                <w:rFonts w:ascii="Arial" w:hAnsi="Arial"/>
+                <w:rFonts w:ascii="Verdana" w:hAnsi="Verdana"/>
                 <w:b w:val="0"/>
                 <w:sz w:val="16"/>
               </w:rPr>
@@ -5110,7 +5190,7 @@
             <w:r/>
             <w:r>
               <w:rPr>
-                <w:rFonts w:ascii="Arial" w:hAnsi="Arial"/>
+                <w:rFonts w:ascii="Verdana" w:hAnsi="Verdana"/>
                 <w:b w:val="0"/>
                 <w:sz w:val="16"/>
               </w:rPr>
@@ -5126,7 +5206,7 @@
             <w:r/>
             <w:r>
               <w:rPr>
-                <w:rFonts w:ascii="Arial" w:hAnsi="Arial"/>
+                <w:rFonts w:ascii="Verdana" w:hAnsi="Verdana"/>
                 <w:b w:val="0"/>
                 <w:sz w:val="16"/>
               </w:rPr>
@@ -5142,7 +5222,7 @@
             <w:r/>
             <w:r>
               <w:rPr>
-                <w:rFonts w:ascii="Arial" w:hAnsi="Arial"/>
+                <w:rFonts w:ascii="Verdana" w:hAnsi="Verdana"/>
                 <w:b w:val="0"/>
                 <w:sz w:val="16"/>
               </w:rPr>
@@ -5158,7 +5238,7 @@
             <w:r/>
             <w:r>
               <w:rPr>
-                <w:rFonts w:ascii="Arial" w:hAnsi="Arial"/>
+                <w:rFonts w:ascii="Verdana" w:hAnsi="Verdana"/>
                 <w:b w:val="0"/>
                 <w:sz w:val="16"/>
               </w:rPr>
@@ -5174,7 +5254,7 @@
             <w:r/>
             <w:r>
               <w:rPr>
-                <w:rFonts w:ascii="Arial" w:hAnsi="Arial"/>
+                <w:rFonts w:ascii="Verdana" w:hAnsi="Verdana"/>
                 <w:b w:val="0"/>
                 <w:sz w:val="16"/>
               </w:rPr>
@@ -5190,7 +5270,7 @@
             <w:r/>
             <w:r>
               <w:rPr>
-                <w:rFonts w:ascii="Arial" w:hAnsi="Arial"/>
+                <w:rFonts w:ascii="Verdana" w:hAnsi="Verdana"/>
                 <w:b w:val="0"/>
                 <w:sz w:val="16"/>
               </w:rPr>
@@ -5206,7 +5286,7 @@
             <w:r/>
             <w:r>
               <w:rPr>
-                <w:rFonts w:ascii="Arial" w:hAnsi="Arial"/>
+                <w:rFonts w:ascii="Verdana" w:hAnsi="Verdana"/>
                 <w:b w:val="0"/>
                 <w:sz w:val="16"/>
               </w:rPr>
@@ -5222,7 +5302,7 @@
             <w:r/>
             <w:r>
               <w:rPr>
-                <w:rFonts w:ascii="Arial" w:hAnsi="Arial"/>
+                <w:rFonts w:ascii="Verdana" w:hAnsi="Verdana"/>
                 <w:b w:val="0"/>
                 <w:sz w:val="16"/>
               </w:rPr>
@@ -5232,15 +5312,18 @@
         </w:tc>
       </w:tr>
       <w:tr>
-        <w:tc>
-          <w:tcPr>
-            <w:tcW w:type="dxa" w:w="1514"/>
-          </w:tcPr>
-          <w:p>
-            <w:r/>
-            <w:r>
-              <w:rPr>
-                <w:rFonts w:ascii="Arial" w:hAnsi="Arial"/>
+        <w:trPr>
+          <w:cantSplit/>
+        </w:trPr>
+        <w:tc>
+          <w:tcPr>
+            <w:tcW w:type="dxa" w:w="1514"/>
+          </w:tcPr>
+          <w:p>
+            <w:r/>
+            <w:r>
+              <w:rPr>
+                <w:rFonts w:ascii="Verdana" w:hAnsi="Verdana"/>
                 <w:b w:val="0"/>
                 <w:sz w:val="16"/>
               </w:rPr>
@@ -5256,7 +5339,7 @@
             <w:r/>
             <w:r>
               <w:rPr>
-                <w:rFonts w:ascii="Arial" w:hAnsi="Arial"/>
+                <w:rFonts w:ascii="Verdana" w:hAnsi="Verdana"/>
                 <w:b w:val="0"/>
                 <w:sz w:val="16"/>
               </w:rPr>
@@ -5272,7 +5355,7 @@
             <w:r/>
             <w:r>
               <w:rPr>
-                <w:rFonts w:ascii="Arial" w:hAnsi="Arial"/>
+                <w:rFonts w:ascii="Verdana" w:hAnsi="Verdana"/>
                 <w:b w:val="0"/>
                 <w:sz w:val="16"/>
               </w:rPr>
@@ -5288,7 +5371,7 @@
             <w:r/>
             <w:r>
               <w:rPr>
-                <w:rFonts w:ascii="Arial" w:hAnsi="Arial"/>
+                <w:rFonts w:ascii="Verdana" w:hAnsi="Verdana"/>
                 <w:b w:val="0"/>
                 <w:sz w:val="16"/>
               </w:rPr>
@@ -5304,7 +5387,7 @@
             <w:r/>
             <w:r>
               <w:rPr>
-                <w:rFonts w:ascii="Arial" w:hAnsi="Arial"/>
+                <w:rFonts w:ascii="Verdana" w:hAnsi="Verdana"/>
                 <w:b w:val="0"/>
                 <w:sz w:val="16"/>
               </w:rPr>
@@ -5320,7 +5403,7 @@
             <w:r/>
             <w:r>
               <w:rPr>
-                <w:rFonts w:ascii="Arial" w:hAnsi="Arial"/>
+                <w:rFonts w:ascii="Verdana" w:hAnsi="Verdana"/>
                 <w:b w:val="0"/>
                 <w:sz w:val="16"/>
               </w:rPr>
@@ -5336,7 +5419,7 @@
             <w:r/>
             <w:r>
               <w:rPr>
-                <w:rFonts w:ascii="Arial" w:hAnsi="Arial"/>
+                <w:rFonts w:ascii="Verdana" w:hAnsi="Verdana"/>
                 <w:b w:val="0"/>
                 <w:sz w:val="16"/>
               </w:rPr>
@@ -5352,7 +5435,7 @@
             <w:r/>
             <w:r>
               <w:rPr>
-                <w:rFonts w:ascii="Arial" w:hAnsi="Arial"/>
+                <w:rFonts w:ascii="Verdana" w:hAnsi="Verdana"/>
                 <w:b w:val="0"/>
                 <w:sz w:val="16"/>
               </w:rPr>
@@ -5368,7 +5451,7 @@
             <w:r/>
             <w:r>
               <w:rPr>
-                <w:rFonts w:ascii="Arial" w:hAnsi="Arial"/>
+                <w:rFonts w:ascii="Verdana" w:hAnsi="Verdana"/>
                 <w:b w:val="0"/>
                 <w:sz w:val="16"/>
               </w:rPr>
@@ -5384,7 +5467,7 @@
             <w:r/>
             <w:r>
               <w:rPr>
-                <w:rFonts w:ascii="Arial" w:hAnsi="Arial"/>
+                <w:rFonts w:ascii="Verdana" w:hAnsi="Verdana"/>
                 <w:b w:val="0"/>
                 <w:sz w:val="16"/>
               </w:rPr>
@@ -5393,15 +5476,18 @@
         </w:tc>
       </w:tr>
       <w:tr>
-        <w:tc>
-          <w:tcPr>
-            <w:tcW w:type="dxa" w:w="1514"/>
-          </w:tcPr>
-          <w:p>
-            <w:r/>
-            <w:r>
-              <w:rPr>
-                <w:rFonts w:ascii="Arial" w:hAnsi="Arial"/>
+        <w:trPr>
+          <w:cantSplit/>
+        </w:trPr>
+        <w:tc>
+          <w:tcPr>
+            <w:tcW w:type="dxa" w:w="1514"/>
+          </w:tcPr>
+          <w:p>
+            <w:r/>
+            <w:r>
+              <w:rPr>
+                <w:rFonts w:ascii="Verdana" w:hAnsi="Verdana"/>
                 <w:b w:val="0"/>
                 <w:sz w:val="16"/>
               </w:rPr>
@@ -5417,7 +5503,7 @@
             <w:r/>
             <w:r>
               <w:rPr>
-                <w:rFonts w:ascii="Arial" w:hAnsi="Arial"/>
+                <w:rFonts w:ascii="Verdana" w:hAnsi="Verdana"/>
                 <w:b w:val="0"/>
                 <w:sz w:val="16"/>
               </w:rPr>
@@ -5433,7 +5519,7 @@
             <w:r/>
             <w:r>
               <w:rPr>
-                <w:rFonts w:ascii="Arial" w:hAnsi="Arial"/>
+                <w:rFonts w:ascii="Verdana" w:hAnsi="Verdana"/>
                 <w:b w:val="0"/>
                 <w:sz w:val="16"/>
               </w:rPr>
@@ -5449,7 +5535,7 @@
             <w:r/>
             <w:r>
               <w:rPr>
-                <w:rFonts w:ascii="Arial" w:hAnsi="Arial"/>
+                <w:rFonts w:ascii="Verdana" w:hAnsi="Verdana"/>
                 <w:b w:val="0"/>
                 <w:sz w:val="16"/>
               </w:rPr>
@@ -5465,7 +5551,7 @@
             <w:r/>
             <w:r>
               <w:rPr>
-                <w:rFonts w:ascii="Arial" w:hAnsi="Arial"/>
+                <w:rFonts w:ascii="Verdana" w:hAnsi="Verdana"/>
                 <w:b w:val="0"/>
                 <w:sz w:val="16"/>
               </w:rPr>
@@ -5481,7 +5567,7 @@
             <w:r/>
             <w:r>
               <w:rPr>
-                <w:rFonts w:ascii="Arial" w:hAnsi="Arial"/>
+                <w:rFonts w:ascii="Verdana" w:hAnsi="Verdana"/>
                 <w:b w:val="0"/>
                 <w:sz w:val="16"/>
               </w:rPr>
@@ -5497,7 +5583,7 @@
             <w:r/>
             <w:r>
               <w:rPr>
-                <w:rFonts w:ascii="Arial" w:hAnsi="Arial"/>
+                <w:rFonts w:ascii="Verdana" w:hAnsi="Verdana"/>
                 <w:b w:val="0"/>
                 <w:sz w:val="16"/>
               </w:rPr>
@@ -5513,7 +5599,7 @@
             <w:r/>
             <w:r>
               <w:rPr>
-                <w:rFonts w:ascii="Arial" w:hAnsi="Arial"/>
+                <w:rFonts w:ascii="Verdana" w:hAnsi="Verdana"/>
                 <w:b w:val="0"/>
                 <w:sz w:val="16"/>
               </w:rPr>
@@ -5529,7 +5615,7 @@
             <w:r/>
             <w:r>
               <w:rPr>
-                <w:rFonts w:ascii="Arial" w:hAnsi="Arial"/>
+                <w:rFonts w:ascii="Verdana" w:hAnsi="Verdana"/>
                 <w:b w:val="0"/>
                 <w:sz w:val="16"/>
               </w:rPr>
@@ -5545,7 +5631,7 @@
             <w:r/>
             <w:r>
               <w:rPr>
-                <w:rFonts w:ascii="Arial" w:hAnsi="Arial"/>
+                <w:rFonts w:ascii="Verdana" w:hAnsi="Verdana"/>
                 <w:b w:val="0"/>
                 <w:sz w:val="16"/>
               </w:rPr>
@@ -5554,15 +5640,18 @@
         </w:tc>
       </w:tr>
       <w:tr>
-        <w:tc>
-          <w:tcPr>
-            <w:tcW w:type="dxa" w:w="1514"/>
-          </w:tcPr>
-          <w:p>
-            <w:r/>
-            <w:r>
-              <w:rPr>
-                <w:rFonts w:ascii="Arial" w:hAnsi="Arial"/>
+        <w:trPr>
+          <w:cantSplit/>
+        </w:trPr>
+        <w:tc>
+          <w:tcPr>
+            <w:tcW w:type="dxa" w:w="1514"/>
+          </w:tcPr>
+          <w:p>
+            <w:r/>
+            <w:r>
+              <w:rPr>
+                <w:rFonts w:ascii="Verdana" w:hAnsi="Verdana"/>
                 <w:b w:val="0"/>
                 <w:sz w:val="16"/>
               </w:rPr>
@@ -5578,7 +5667,7 @@
             <w:r/>
             <w:r>
               <w:rPr>
-                <w:rFonts w:ascii="Arial" w:hAnsi="Arial"/>
+                <w:rFonts w:ascii="Verdana" w:hAnsi="Verdana"/>
                 <w:b w:val="0"/>
                 <w:sz w:val="16"/>
               </w:rPr>
@@ -5594,7 +5683,7 @@
             <w:r/>
             <w:r>
               <w:rPr>
-                <w:rFonts w:ascii="Arial" w:hAnsi="Arial"/>
+                <w:rFonts w:ascii="Verdana" w:hAnsi="Verdana"/>
                 <w:b w:val="0"/>
                 <w:sz w:val="16"/>
               </w:rPr>
@@ -5610,7 +5699,7 @@
             <w:r/>
             <w:r>
               <w:rPr>
-                <w:rFonts w:ascii="Arial" w:hAnsi="Arial"/>
+                <w:rFonts w:ascii="Verdana" w:hAnsi="Verdana"/>
                 <w:b w:val="0"/>
                 <w:sz w:val="16"/>
               </w:rPr>
@@ -5626,7 +5715,7 @@
             <w:r/>
             <w:r>
               <w:rPr>
-                <w:rFonts w:ascii="Arial" w:hAnsi="Arial"/>
+                <w:rFonts w:ascii="Verdana" w:hAnsi="Verdana"/>
                 <w:b w:val="0"/>
                 <w:sz w:val="16"/>
               </w:rPr>
@@ -5642,7 +5731,7 @@
             <w:r/>
             <w:r>
               <w:rPr>
-                <w:rFonts w:ascii="Arial" w:hAnsi="Arial"/>
+                <w:rFonts w:ascii="Verdana" w:hAnsi="Verdana"/>
                 <w:b w:val="0"/>
                 <w:sz w:val="16"/>
               </w:rPr>
@@ -5658,7 +5747,7 @@
             <w:r/>
             <w:r>
               <w:rPr>
-                <w:rFonts w:ascii="Arial" w:hAnsi="Arial"/>
+                <w:rFonts w:ascii="Verdana" w:hAnsi="Verdana"/>
                 <w:b w:val="0"/>
                 <w:sz w:val="16"/>
               </w:rPr>
@@ -5674,7 +5763,7 @@
             <w:r/>
             <w:r>
               <w:rPr>
-                <w:rFonts w:ascii="Arial" w:hAnsi="Arial"/>
+                <w:rFonts w:ascii="Verdana" w:hAnsi="Verdana"/>
                 <w:b w:val="0"/>
                 <w:sz w:val="16"/>
               </w:rPr>
@@ -5690,7 +5779,7 @@
             <w:r/>
             <w:r>
               <w:rPr>
-                <w:rFonts w:ascii="Arial" w:hAnsi="Arial"/>
+                <w:rFonts w:ascii="Verdana" w:hAnsi="Verdana"/>
                 <w:b w:val="0"/>
                 <w:sz w:val="16"/>
               </w:rPr>
@@ -5706,7 +5795,7 @@
             <w:r/>
             <w:r>
               <w:rPr>
-                <w:rFonts w:ascii="Arial" w:hAnsi="Arial"/>
+                <w:rFonts w:ascii="Verdana" w:hAnsi="Verdana"/>
                 <w:b w:val="0"/>
                 <w:sz w:val="16"/>
               </w:rPr>
@@ -5715,15 +5804,18 @@
         </w:tc>
       </w:tr>
       <w:tr>
-        <w:tc>
-          <w:tcPr>
-            <w:tcW w:type="dxa" w:w="1514"/>
-          </w:tcPr>
-          <w:p>
-            <w:r/>
-            <w:r>
-              <w:rPr>
-                <w:rFonts w:ascii="Arial" w:hAnsi="Arial"/>
+        <w:trPr>
+          <w:cantSplit/>
+        </w:trPr>
+        <w:tc>
+          <w:tcPr>
+            <w:tcW w:type="dxa" w:w="1514"/>
+          </w:tcPr>
+          <w:p>
+            <w:r/>
+            <w:r>
+              <w:rPr>
+                <w:rFonts w:ascii="Verdana" w:hAnsi="Verdana"/>
                 <w:b w:val="0"/>
                 <w:sz w:val="16"/>
               </w:rPr>
@@ -5739,7 +5831,7 @@
             <w:r/>
             <w:r>
               <w:rPr>
-                <w:rFonts w:ascii="Arial" w:hAnsi="Arial"/>
+                <w:rFonts w:ascii="Verdana" w:hAnsi="Verdana"/>
                 <w:b w:val="0"/>
                 <w:sz w:val="16"/>
               </w:rPr>
@@ -5755,7 +5847,7 @@
             <w:r/>
             <w:r>
               <w:rPr>
-                <w:rFonts w:ascii="Arial" w:hAnsi="Arial"/>
+                <w:rFonts w:ascii="Verdana" w:hAnsi="Verdana"/>
                 <w:b w:val="0"/>
                 <w:sz w:val="16"/>
               </w:rPr>
@@ -5771,7 +5863,7 @@
             <w:r/>
             <w:r>
               <w:rPr>
-                <w:rFonts w:ascii="Arial" w:hAnsi="Arial"/>
+                <w:rFonts w:ascii="Verdana" w:hAnsi="Verdana"/>
                 <w:b w:val="0"/>
                 <w:sz w:val="16"/>
               </w:rPr>
@@ -5787,7 +5879,7 @@
             <w:r/>
             <w:r>
               <w:rPr>
-                <w:rFonts w:ascii="Arial" w:hAnsi="Arial"/>
+                <w:rFonts w:ascii="Verdana" w:hAnsi="Verdana"/>
                 <w:b w:val="0"/>
                 <w:sz w:val="16"/>
               </w:rPr>
@@ -5803,7 +5895,7 @@
             <w:r/>
             <w:r>
               <w:rPr>
-                <w:rFonts w:ascii="Arial" w:hAnsi="Arial"/>
+                <w:rFonts w:ascii="Verdana" w:hAnsi="Verdana"/>
                 <w:b w:val="0"/>
                 <w:sz w:val="16"/>
               </w:rPr>
@@ -5819,7 +5911,7 @@
             <w:r/>
             <w:r>
               <w:rPr>
-                <w:rFonts w:ascii="Arial" w:hAnsi="Arial"/>
+                <w:rFonts w:ascii="Verdana" w:hAnsi="Verdana"/>
                 <w:b w:val="0"/>
                 <w:sz w:val="16"/>
               </w:rPr>
@@ -5835,7 +5927,7 @@
             <w:r/>
             <w:r>
               <w:rPr>
-                <w:rFonts w:ascii="Arial" w:hAnsi="Arial"/>
+                <w:rFonts w:ascii="Verdana" w:hAnsi="Verdana"/>
                 <w:b w:val="0"/>
                 <w:sz w:val="16"/>
               </w:rPr>
@@ -5851,7 +5943,7 @@
             <w:r/>
             <w:r>
               <w:rPr>
-                <w:rFonts w:ascii="Arial" w:hAnsi="Arial"/>
+                <w:rFonts w:ascii="Verdana" w:hAnsi="Verdana"/>
                 <w:b w:val="0"/>
                 <w:sz w:val="16"/>
               </w:rPr>
@@ -5867,7 +5959,7 @@
             <w:r/>
             <w:r>
               <w:rPr>
-                <w:rFonts w:ascii="Arial" w:hAnsi="Arial"/>
+                <w:rFonts w:ascii="Verdana" w:hAnsi="Verdana"/>
                 <w:b w:val="0"/>
                 <w:sz w:val="16"/>
               </w:rPr>
@@ -5876,15 +5968,18 @@
         </w:tc>
       </w:tr>
       <w:tr>
-        <w:tc>
-          <w:tcPr>
-            <w:tcW w:type="dxa" w:w="1514"/>
-          </w:tcPr>
-          <w:p>
-            <w:r/>
-            <w:r>
-              <w:rPr>
-                <w:rFonts w:ascii="Arial" w:hAnsi="Arial"/>
+        <w:trPr>
+          <w:cantSplit/>
+        </w:trPr>
+        <w:tc>
+          <w:tcPr>
+            <w:tcW w:type="dxa" w:w="1514"/>
+          </w:tcPr>
+          <w:p>
+            <w:r/>
+            <w:r>
+              <w:rPr>
+                <w:rFonts w:ascii="Verdana" w:hAnsi="Verdana"/>
                 <w:b w:val="0"/>
                 <w:sz w:val="16"/>
               </w:rPr>
@@ -5900,7 +5995,7 @@
             <w:r/>
             <w:r>
               <w:rPr>
-                <w:rFonts w:ascii="Arial" w:hAnsi="Arial"/>
+                <w:rFonts w:ascii="Verdana" w:hAnsi="Verdana"/>
                 <w:b w:val="0"/>
                 <w:sz w:val="16"/>
               </w:rPr>
@@ -5916,7 +6011,7 @@
             <w:r/>
             <w:r>
               <w:rPr>
-                <w:rFonts w:ascii="Arial" w:hAnsi="Arial"/>
+                <w:rFonts w:ascii="Verdana" w:hAnsi="Verdana"/>
                 <w:b w:val="0"/>
                 <w:sz w:val="16"/>
               </w:rPr>
@@ -5932,7 +6027,7 @@
             <w:r/>
             <w:r>
               <w:rPr>
-                <w:rFonts w:ascii="Arial" w:hAnsi="Arial"/>
+                <w:rFonts w:ascii="Verdana" w:hAnsi="Verdana"/>
                 <w:b w:val="0"/>
                 <w:sz w:val="16"/>
               </w:rPr>
@@ -5948,7 +6043,7 @@
             <w:r/>
             <w:r>
               <w:rPr>
-                <w:rFonts w:ascii="Arial" w:hAnsi="Arial"/>
+                <w:rFonts w:ascii="Verdana" w:hAnsi="Verdana"/>
                 <w:b w:val="0"/>
                 <w:sz w:val="16"/>
               </w:rPr>
@@ -5964,7 +6059,7 @@
             <w:r/>
             <w:r>
               <w:rPr>
-                <w:rFonts w:ascii="Arial" w:hAnsi="Arial"/>
+                <w:rFonts w:ascii="Verdana" w:hAnsi="Verdana"/>
                 <w:b w:val="0"/>
                 <w:sz w:val="16"/>
               </w:rPr>
@@ -5980,7 +6075,7 @@
             <w:r/>
             <w:r>
               <w:rPr>
-                <w:rFonts w:ascii="Arial" w:hAnsi="Arial"/>
+                <w:rFonts w:ascii="Verdana" w:hAnsi="Verdana"/>
                 <w:b w:val="0"/>
                 <w:sz w:val="16"/>
               </w:rPr>
@@ -5996,7 +6091,7 @@
             <w:r/>
             <w:r>
               <w:rPr>
-                <w:rFonts w:ascii="Arial" w:hAnsi="Arial"/>
+                <w:rFonts w:ascii="Verdana" w:hAnsi="Verdana"/>
                 <w:b w:val="0"/>
                 <w:sz w:val="16"/>
               </w:rPr>
@@ -6012,7 +6107,7 @@
             <w:r/>
             <w:r>
               <w:rPr>
-                <w:rFonts w:ascii="Arial" w:hAnsi="Arial"/>
+                <w:rFonts w:ascii="Verdana" w:hAnsi="Verdana"/>
                 <w:b w:val="0"/>
                 <w:sz w:val="16"/>
               </w:rPr>
@@ -6028,7 +6123,7 @@
             <w:r/>
             <w:r>
               <w:rPr>
-                <w:rFonts w:ascii="Arial" w:hAnsi="Arial"/>
+                <w:rFonts w:ascii="Verdana" w:hAnsi="Verdana"/>
                 <w:b w:val="0"/>
                 <w:sz w:val="16"/>
               </w:rPr>
@@ -6037,15 +6132,18 @@
         </w:tc>
       </w:tr>
       <w:tr>
-        <w:tc>
-          <w:tcPr>
-            <w:tcW w:type="dxa" w:w="1514"/>
-          </w:tcPr>
-          <w:p>
-            <w:r/>
-            <w:r>
-              <w:rPr>
-                <w:rFonts w:ascii="Arial" w:hAnsi="Arial"/>
+        <w:trPr>
+          <w:cantSplit/>
+        </w:trPr>
+        <w:tc>
+          <w:tcPr>
+            <w:tcW w:type="dxa" w:w="1514"/>
+          </w:tcPr>
+          <w:p>
+            <w:r/>
+            <w:r>
+              <w:rPr>
+                <w:rFonts w:ascii="Verdana" w:hAnsi="Verdana"/>
                 <w:b w:val="0"/>
                 <w:sz w:val="16"/>
               </w:rPr>
@@ -6061,7 +6159,7 @@
             <w:r/>
             <w:r>
               <w:rPr>
-                <w:rFonts w:ascii="Arial" w:hAnsi="Arial"/>
+                <w:rFonts w:ascii="Verdana" w:hAnsi="Verdana"/>
                 <w:b w:val="0"/>
                 <w:sz w:val="16"/>
               </w:rPr>
@@ -6077,7 +6175,7 @@
             <w:r/>
             <w:r>
               <w:rPr>
-                <w:rFonts w:ascii="Arial" w:hAnsi="Arial"/>
+                <w:rFonts w:ascii="Verdana" w:hAnsi="Verdana"/>
                 <w:b w:val="0"/>
                 <w:sz w:val="16"/>
               </w:rPr>
@@ -6093,7 +6191,7 @@
             <w:r/>
             <w:r>
               <w:rPr>
-                <w:rFonts w:ascii="Arial" w:hAnsi="Arial"/>
+                <w:rFonts w:ascii="Verdana" w:hAnsi="Verdana"/>
                 <w:b w:val="0"/>
                 <w:sz w:val="16"/>
               </w:rPr>
@@ -6109,7 +6207,7 @@
             <w:r/>
             <w:r>
               <w:rPr>
-                <w:rFonts w:ascii="Arial" w:hAnsi="Arial"/>
+                <w:rFonts w:ascii="Verdana" w:hAnsi="Verdana"/>
                 <w:b w:val="0"/>
                 <w:sz w:val="16"/>
               </w:rPr>
@@ -6125,7 +6223,7 @@
             <w:r/>
             <w:r>
               <w:rPr>
-                <w:rFonts w:ascii="Arial" w:hAnsi="Arial"/>
+                <w:rFonts w:ascii="Verdana" w:hAnsi="Verdana"/>
                 <w:b w:val="0"/>
                 <w:sz w:val="16"/>
               </w:rPr>
@@ -6141,7 +6239,7 @@
             <w:r/>
             <w:r>
               <w:rPr>
-                <w:rFonts w:ascii="Arial" w:hAnsi="Arial"/>
+                <w:rFonts w:ascii="Verdana" w:hAnsi="Verdana"/>
                 <w:b w:val="0"/>
                 <w:sz w:val="16"/>
               </w:rPr>
@@ -6157,7 +6255,7 @@
             <w:r/>
             <w:r>
               <w:rPr>
-                <w:rFonts w:ascii="Arial" w:hAnsi="Arial"/>
+                <w:rFonts w:ascii="Verdana" w:hAnsi="Verdana"/>
                 <w:b w:val="0"/>
                 <w:sz w:val="16"/>
               </w:rPr>
@@ -6173,7 +6271,7 @@
             <w:r/>
             <w:r>
               <w:rPr>
-                <w:rFonts w:ascii="Arial" w:hAnsi="Arial"/>
+                <w:rFonts w:ascii="Verdana" w:hAnsi="Verdana"/>
                 <w:b w:val="0"/>
                 <w:sz w:val="16"/>
               </w:rPr>
@@ -6189,7 +6287,7 @@
             <w:r/>
             <w:r>
               <w:rPr>
-                <w:rFonts w:ascii="Arial" w:hAnsi="Arial"/>
+                <w:rFonts w:ascii="Verdana" w:hAnsi="Verdana"/>
                 <w:b w:val="0"/>
                 <w:sz w:val="16"/>
               </w:rPr>
@@ -6198,15 +6296,18 @@
         </w:tc>
       </w:tr>
       <w:tr>
-        <w:tc>
-          <w:tcPr>
-            <w:tcW w:type="dxa" w:w="1514"/>
-          </w:tcPr>
-          <w:p>
-            <w:r/>
-            <w:r>
-              <w:rPr>
-                <w:rFonts w:ascii="Arial" w:hAnsi="Arial"/>
+        <w:trPr>
+          <w:cantSplit/>
+        </w:trPr>
+        <w:tc>
+          <w:tcPr>
+            <w:tcW w:type="dxa" w:w="1514"/>
+          </w:tcPr>
+          <w:p>
+            <w:r/>
+            <w:r>
+              <w:rPr>
+                <w:rFonts w:ascii="Verdana" w:hAnsi="Verdana"/>
                 <w:b w:val="0"/>
                 <w:sz w:val="16"/>
               </w:rPr>
@@ -6222,7 +6323,7 @@
             <w:r/>
             <w:r>
               <w:rPr>
-                <w:rFonts w:ascii="Arial" w:hAnsi="Arial"/>
+                <w:rFonts w:ascii="Verdana" w:hAnsi="Verdana"/>
                 <w:b w:val="0"/>
                 <w:sz w:val="16"/>
               </w:rPr>
@@ -6238,7 +6339,7 @@
             <w:r/>
             <w:r>
               <w:rPr>
-                <w:rFonts w:ascii="Arial" w:hAnsi="Arial"/>
+                <w:rFonts w:ascii="Verdana" w:hAnsi="Verdana"/>
                 <w:b w:val="0"/>
                 <w:sz w:val="16"/>
               </w:rPr>
@@ -6254,7 +6355,7 @@
             <w:r/>
             <w:r>
               <w:rPr>
-                <w:rFonts w:ascii="Arial" w:hAnsi="Arial"/>
+                <w:rFonts w:ascii="Verdana" w:hAnsi="Verdana"/>
                 <w:b w:val="0"/>
                 <w:sz w:val="16"/>
               </w:rPr>
@@ -6270,7 +6371,7 @@
             <w:r/>
             <w:r>
               <w:rPr>
-                <w:rFonts w:ascii="Arial" w:hAnsi="Arial"/>
+                <w:rFonts w:ascii="Verdana" w:hAnsi="Verdana"/>
                 <w:b w:val="0"/>
                 <w:sz w:val="16"/>
               </w:rPr>
@@ -6286,7 +6387,7 @@
             <w:r/>
             <w:r>
               <w:rPr>
-                <w:rFonts w:ascii="Arial" w:hAnsi="Arial"/>
+                <w:rFonts w:ascii="Verdana" w:hAnsi="Verdana"/>
                 <w:b w:val="0"/>
                 <w:sz w:val="16"/>
               </w:rPr>
@@ -6302,7 +6403,7 @@
             <w:r/>
             <w:r>
               <w:rPr>
-                <w:rFonts w:ascii="Arial" w:hAnsi="Arial"/>
+                <w:rFonts w:ascii="Verdana" w:hAnsi="Verdana"/>
                 <w:b w:val="0"/>
                 <w:sz w:val="16"/>
               </w:rPr>
@@ -6318,7 +6419,7 @@
             <w:r/>
             <w:r>
               <w:rPr>
-                <w:rFonts w:ascii="Arial" w:hAnsi="Arial"/>
+                <w:rFonts w:ascii="Verdana" w:hAnsi="Verdana"/>
                 <w:b w:val="0"/>
                 <w:sz w:val="16"/>
               </w:rPr>
@@ -6334,7 +6435,7 @@
             <w:r/>
             <w:r>
               <w:rPr>
-                <w:rFonts w:ascii="Arial" w:hAnsi="Arial"/>
+                <w:rFonts w:ascii="Verdana" w:hAnsi="Verdana"/>
                 <w:b w:val="0"/>
                 <w:sz w:val="16"/>
               </w:rPr>
@@ -6350,7 +6451,7 @@
             <w:r/>
             <w:r>
               <w:rPr>
-                <w:rFonts w:ascii="Arial" w:hAnsi="Arial"/>
+                <w:rFonts w:ascii="Verdana" w:hAnsi="Verdana"/>
                 <w:b w:val="0"/>
                 <w:sz w:val="16"/>
               </w:rPr>
@@ -6359,15 +6460,18 @@
         </w:tc>
       </w:tr>
       <w:tr>
-        <w:tc>
-          <w:tcPr>
-            <w:tcW w:type="dxa" w:w="1514"/>
-          </w:tcPr>
-          <w:p>
-            <w:r/>
-            <w:r>
-              <w:rPr>
-                <w:rFonts w:ascii="Arial" w:hAnsi="Arial"/>
+        <w:trPr>
+          <w:cantSplit/>
+        </w:trPr>
+        <w:tc>
+          <w:tcPr>
+            <w:tcW w:type="dxa" w:w="1514"/>
+          </w:tcPr>
+          <w:p>
+            <w:r/>
+            <w:r>
+              <w:rPr>
+                <w:rFonts w:ascii="Verdana" w:hAnsi="Verdana"/>
                 <w:b w:val="0"/>
                 <w:sz w:val="16"/>
               </w:rPr>
@@ -6383,7 +6487,7 @@
             <w:r/>
             <w:r>
               <w:rPr>
-                <w:rFonts w:ascii="Arial" w:hAnsi="Arial"/>
+                <w:rFonts w:ascii="Verdana" w:hAnsi="Verdana"/>
                 <w:b w:val="0"/>
                 <w:sz w:val="16"/>
               </w:rPr>
@@ -6399,7 +6503,7 @@
             <w:r/>
             <w:r>
               <w:rPr>
-                <w:rFonts w:ascii="Arial" w:hAnsi="Arial"/>
+                <w:rFonts w:ascii="Verdana" w:hAnsi="Verdana"/>
                 <w:b w:val="0"/>
                 <w:sz w:val="16"/>
               </w:rPr>
@@ -6415,7 +6519,7 @@
             <w:r/>
             <w:r>
               <w:rPr>
-                <w:rFonts w:ascii="Arial" w:hAnsi="Arial"/>
+                <w:rFonts w:ascii="Verdana" w:hAnsi="Verdana"/>
                 <w:b w:val="0"/>
                 <w:sz w:val="16"/>
               </w:rPr>
@@ -6431,7 +6535,7 @@
             <w:r/>
             <w:r>
               <w:rPr>
-                <w:rFonts w:ascii="Arial" w:hAnsi="Arial"/>
+                <w:rFonts w:ascii="Verdana" w:hAnsi="Verdana"/>
                 <w:b w:val="0"/>
                 <w:sz w:val="16"/>
               </w:rPr>
@@ -6447,7 +6551,7 @@
             <w:r/>
             <w:r>
               <w:rPr>
-                <w:rFonts w:ascii="Arial" w:hAnsi="Arial"/>
+                <w:rFonts w:ascii="Verdana" w:hAnsi="Verdana"/>
                 <w:b w:val="0"/>
                 <w:sz w:val="16"/>
               </w:rPr>
@@ -6463,7 +6567,7 @@
             <w:r/>
             <w:r>
               <w:rPr>
-                <w:rFonts w:ascii="Arial" w:hAnsi="Arial"/>
+                <w:rFonts w:ascii="Verdana" w:hAnsi="Verdana"/>
                 <w:b w:val="0"/>
                 <w:sz w:val="16"/>
               </w:rPr>
@@ -6479,7 +6583,7 @@
             <w:r/>
             <w:r>
               <w:rPr>
-                <w:rFonts w:ascii="Arial" w:hAnsi="Arial"/>
+                <w:rFonts w:ascii="Verdana" w:hAnsi="Verdana"/>
                 <w:b w:val="0"/>
                 <w:sz w:val="16"/>
               </w:rPr>
@@ -6495,7 +6599,7 @@
             <w:r/>
             <w:r>
               <w:rPr>
-                <w:rFonts w:ascii="Arial" w:hAnsi="Arial"/>
+                <w:rFonts w:ascii="Verdana" w:hAnsi="Verdana"/>
                 <w:b w:val="0"/>
                 <w:sz w:val="16"/>
               </w:rPr>
@@ -6511,7 +6615,7 @@
             <w:r/>
             <w:r>
               <w:rPr>
-                <w:rFonts w:ascii="Arial" w:hAnsi="Arial"/>
+                <w:rFonts w:ascii="Verdana" w:hAnsi="Verdana"/>
                 <w:b w:val="0"/>
                 <w:sz w:val="16"/>
               </w:rPr>
@@ -6520,15 +6624,18 @@
         </w:tc>
       </w:tr>
       <w:tr>
-        <w:tc>
-          <w:tcPr>
-            <w:tcW w:type="dxa" w:w="1514"/>
-          </w:tcPr>
-          <w:p>
-            <w:r/>
-            <w:r>
-              <w:rPr>
-                <w:rFonts w:ascii="Arial" w:hAnsi="Arial"/>
+        <w:trPr>
+          <w:cantSplit/>
+        </w:trPr>
+        <w:tc>
+          <w:tcPr>
+            <w:tcW w:type="dxa" w:w="1514"/>
+          </w:tcPr>
+          <w:p>
+            <w:r/>
+            <w:r>
+              <w:rPr>
+                <w:rFonts w:ascii="Verdana" w:hAnsi="Verdana"/>
                 <w:b w:val="0"/>
                 <w:sz w:val="16"/>
               </w:rPr>
@@ -6544,7 +6651,7 @@
             <w:r/>
             <w:r>
               <w:rPr>
-                <w:rFonts w:ascii="Arial" w:hAnsi="Arial"/>
+                <w:rFonts w:ascii="Verdana" w:hAnsi="Verdana"/>
                 <w:b w:val="0"/>
                 <w:sz w:val="16"/>
               </w:rPr>
@@ -6560,7 +6667,7 @@
             <w:r/>
             <w:r>
               <w:rPr>
-                <w:rFonts w:ascii="Arial" w:hAnsi="Arial"/>
+                <w:rFonts w:ascii="Verdana" w:hAnsi="Verdana"/>
                 <w:b w:val="0"/>
                 <w:sz w:val="16"/>
               </w:rPr>
@@ -6576,7 +6683,7 @@
             <w:r/>
             <w:r>
               <w:rPr>
-                <w:rFonts w:ascii="Arial" w:hAnsi="Arial"/>
+                <w:rFonts w:ascii="Verdana" w:hAnsi="Verdana"/>
                 <w:b w:val="0"/>
                 <w:sz w:val="16"/>
               </w:rPr>
@@ -6592,7 +6699,7 @@
             <w:r/>
             <w:r>
               <w:rPr>
-                <w:rFonts w:ascii="Arial" w:hAnsi="Arial"/>
+                <w:rFonts w:ascii="Verdana" w:hAnsi="Verdana"/>
                 <w:b w:val="0"/>
                 <w:sz w:val="16"/>
               </w:rPr>
@@ -6608,7 +6715,7 @@
             <w:r/>
             <w:r>
               <w:rPr>
-                <w:rFonts w:ascii="Arial" w:hAnsi="Arial"/>
+                <w:rFonts w:ascii="Verdana" w:hAnsi="Verdana"/>
                 <w:b w:val="0"/>
                 <w:sz w:val="16"/>
               </w:rPr>
@@ -6624,7 +6731,7 @@
             <w:r/>
             <w:r>
               <w:rPr>
-                <w:rFonts w:ascii="Arial" w:hAnsi="Arial"/>
+                <w:rFonts w:ascii="Verdana" w:hAnsi="Verdana"/>
                 <w:b w:val="0"/>
                 <w:sz w:val="16"/>
               </w:rPr>
@@ -6640,7 +6747,7 @@
             <w:r/>
             <w:r>
               <w:rPr>
-                <w:rFonts w:ascii="Arial" w:hAnsi="Arial"/>
+                <w:rFonts w:ascii="Verdana" w:hAnsi="Verdana"/>
                 <w:b w:val="0"/>
                 <w:sz w:val="16"/>
               </w:rPr>
@@ -6656,7 +6763,7 @@
             <w:r/>
             <w:r>
               <w:rPr>
-                <w:rFonts w:ascii="Arial" w:hAnsi="Arial"/>
+                <w:rFonts w:ascii="Verdana" w:hAnsi="Verdana"/>
                 <w:b w:val="0"/>
                 <w:sz w:val="16"/>
               </w:rPr>
@@ -6672,7 +6779,7 @@
             <w:r/>
             <w:r>
               <w:rPr>
-                <w:rFonts w:ascii="Arial" w:hAnsi="Arial"/>
+                <w:rFonts w:ascii="Verdana" w:hAnsi="Verdana"/>
                 <w:b w:val="0"/>
                 <w:sz w:val="16"/>
               </w:rPr>
@@ -6681,15 +6788,18 @@
         </w:tc>
       </w:tr>
       <w:tr>
-        <w:tc>
-          <w:tcPr>
-            <w:tcW w:type="dxa" w:w="1514"/>
-          </w:tcPr>
-          <w:p>
-            <w:r/>
-            <w:r>
-              <w:rPr>
-                <w:rFonts w:ascii="Arial" w:hAnsi="Arial"/>
+        <w:trPr>
+          <w:cantSplit/>
+        </w:trPr>
+        <w:tc>
+          <w:tcPr>
+            <w:tcW w:type="dxa" w:w="1514"/>
+          </w:tcPr>
+          <w:p>
+            <w:r/>
+            <w:r>
+              <w:rPr>
+                <w:rFonts w:ascii="Verdana" w:hAnsi="Verdana"/>
                 <w:b w:val="0"/>
                 <w:sz w:val="16"/>
               </w:rPr>
@@ -6705,7 +6815,7 @@
             <w:r/>
             <w:r>
               <w:rPr>
-                <w:rFonts w:ascii="Arial" w:hAnsi="Arial"/>
+                <w:rFonts w:ascii="Verdana" w:hAnsi="Verdana"/>
                 <w:b w:val="0"/>
                 <w:sz w:val="16"/>
               </w:rPr>
@@ -6721,7 +6831,7 @@
             <w:r/>
             <w:r>
               <w:rPr>
-                <w:rFonts w:ascii="Arial" w:hAnsi="Arial"/>
+                <w:rFonts w:ascii="Verdana" w:hAnsi="Verdana"/>
                 <w:b w:val="0"/>
                 <w:sz w:val="16"/>
               </w:rPr>
@@ -6737,7 +6847,7 @@
             <w:r/>
             <w:r>
               <w:rPr>
-                <w:rFonts w:ascii="Arial" w:hAnsi="Arial"/>
+                <w:rFonts w:ascii="Verdana" w:hAnsi="Verdana"/>
                 <w:b w:val="0"/>
                 <w:sz w:val="16"/>
               </w:rPr>
@@ -6753,7 +6863,7 @@
             <w:r/>
             <w:r>
               <w:rPr>
-                <w:rFonts w:ascii="Arial" w:hAnsi="Arial"/>
+                <w:rFonts w:ascii="Verdana" w:hAnsi="Verdana"/>
                 <w:b w:val="0"/>
                 <w:sz w:val="16"/>
               </w:rPr>
@@ -6769,7 +6879,7 @@
             <w:r/>
             <w:r>
               <w:rPr>
-                <w:rFonts w:ascii="Arial" w:hAnsi="Arial"/>
+                <w:rFonts w:ascii="Verdana" w:hAnsi="Verdana"/>
                 <w:b w:val="0"/>
                 <w:sz w:val="16"/>
               </w:rPr>
@@ -6785,7 +6895,7 @@
             <w:r/>
             <w:r>
               <w:rPr>
-                <w:rFonts w:ascii="Arial" w:hAnsi="Arial"/>
+                <w:rFonts w:ascii="Verdana" w:hAnsi="Verdana"/>
                 <w:b w:val="0"/>
                 <w:sz w:val="16"/>
               </w:rPr>
@@ -6801,7 +6911,7 @@
             <w:r/>
             <w:r>
               <w:rPr>
-                <w:rFonts w:ascii="Arial" w:hAnsi="Arial"/>
+                <w:rFonts w:ascii="Verdana" w:hAnsi="Verdana"/>
                 <w:b w:val="0"/>
                 <w:sz w:val="16"/>
               </w:rPr>
@@ -6817,7 +6927,7 @@
             <w:r/>
             <w:r>
               <w:rPr>
-                <w:rFonts w:ascii="Arial" w:hAnsi="Arial"/>
+                <w:rFonts w:ascii="Verdana" w:hAnsi="Verdana"/>
                 <w:b w:val="0"/>
                 <w:sz w:val="16"/>
               </w:rPr>
@@ -6833,7 +6943,7 @@
             <w:r/>
             <w:r>
               <w:rPr>
-                <w:rFonts w:ascii="Arial" w:hAnsi="Arial"/>
+                <w:rFonts w:ascii="Verdana" w:hAnsi="Verdana"/>
                 <w:b w:val="0"/>
                 <w:sz w:val="16"/>
               </w:rPr>
@@ -6843,15 +6953,18 @@
         </w:tc>
       </w:tr>
       <w:tr>
-        <w:tc>
-          <w:tcPr>
-            <w:tcW w:type="dxa" w:w="1514"/>
-          </w:tcPr>
-          <w:p>
-            <w:r/>
-            <w:r>
-              <w:rPr>
-                <w:rFonts w:ascii="Arial" w:hAnsi="Arial"/>
+        <w:trPr>
+          <w:cantSplit/>
+        </w:trPr>
+        <w:tc>
+          <w:tcPr>
+            <w:tcW w:type="dxa" w:w="1514"/>
+          </w:tcPr>
+          <w:p>
+            <w:r/>
+            <w:r>
+              <w:rPr>
+                <w:rFonts w:ascii="Verdana" w:hAnsi="Verdana"/>
                 <w:b w:val="0"/>
                 <w:sz w:val="16"/>
               </w:rPr>
@@ -6867,7 +6980,7 @@
             <w:r/>
             <w:r>
               <w:rPr>
-                <w:rFonts w:ascii="Arial" w:hAnsi="Arial"/>
+                <w:rFonts w:ascii="Verdana" w:hAnsi="Verdana"/>
                 <w:b w:val="0"/>
                 <w:sz w:val="16"/>
               </w:rPr>
@@ -6883,7 +6996,7 @@
             <w:r/>
             <w:r>
               <w:rPr>
-                <w:rFonts w:ascii="Arial" w:hAnsi="Arial"/>
+                <w:rFonts w:ascii="Verdana" w:hAnsi="Verdana"/>
                 <w:b w:val="0"/>
                 <w:sz w:val="16"/>
               </w:rPr>
@@ -6899,7 +7012,7 @@
             <w:r/>
             <w:r>
               <w:rPr>
-                <w:rFonts w:ascii="Arial" w:hAnsi="Arial"/>
+                <w:rFonts w:ascii="Verdana" w:hAnsi="Verdana"/>
                 <w:b w:val="0"/>
                 <w:sz w:val="16"/>
               </w:rPr>
@@ -6915,7 +7028,7 @@
             <w:r/>
             <w:r>
               <w:rPr>
-                <w:rFonts w:ascii="Arial" w:hAnsi="Arial"/>
+                <w:rFonts w:ascii="Verdana" w:hAnsi="Verdana"/>
                 <w:b w:val="0"/>
                 <w:sz w:val="16"/>
               </w:rPr>
@@ -6931,7 +7044,7 @@
             <w:r/>
             <w:r>
               <w:rPr>
-                <w:rFonts w:ascii="Arial" w:hAnsi="Arial"/>
+                <w:rFonts w:ascii="Verdana" w:hAnsi="Verdana"/>
                 <w:b w:val="0"/>
                 <w:sz w:val="16"/>
               </w:rPr>
@@ -6947,7 +7060,7 @@
             <w:r/>
             <w:r>
               <w:rPr>
-                <w:rFonts w:ascii="Arial" w:hAnsi="Arial"/>
+                <w:rFonts w:ascii="Verdana" w:hAnsi="Verdana"/>
                 <w:b w:val="0"/>
                 <w:sz w:val="16"/>
               </w:rPr>
@@ -6963,7 +7076,7 @@
             <w:r/>
             <w:r>
               <w:rPr>
-                <w:rFonts w:ascii="Arial" w:hAnsi="Arial"/>
+                <w:rFonts w:ascii="Verdana" w:hAnsi="Verdana"/>
                 <w:b w:val="0"/>
                 <w:sz w:val="16"/>
               </w:rPr>
@@ -6979,7 +7092,7 @@
             <w:r/>
             <w:r>
               <w:rPr>
-                <w:rFonts w:ascii="Arial" w:hAnsi="Arial"/>
+                <w:rFonts w:ascii="Verdana" w:hAnsi="Verdana"/>
                 <w:b w:val="0"/>
                 <w:sz w:val="16"/>
               </w:rPr>
@@ -6995,7 +7108,7 @@
             <w:r/>
             <w:r>
               <w:rPr>
-                <w:rFonts w:ascii="Arial" w:hAnsi="Arial"/>
+                <w:rFonts w:ascii="Verdana" w:hAnsi="Verdana"/>
                 <w:b w:val="0"/>
                 <w:sz w:val="16"/>
               </w:rPr>
@@ -7004,15 +7117,18 @@
         </w:tc>
       </w:tr>
       <w:tr>
-        <w:tc>
-          <w:tcPr>
-            <w:tcW w:type="dxa" w:w="1514"/>
-          </w:tcPr>
-          <w:p>
-            <w:r/>
-            <w:r>
-              <w:rPr>
-                <w:rFonts w:ascii="Arial" w:hAnsi="Arial"/>
+        <w:trPr>
+          <w:cantSplit/>
+        </w:trPr>
+        <w:tc>
+          <w:tcPr>
+            <w:tcW w:type="dxa" w:w="1514"/>
+          </w:tcPr>
+          <w:p>
+            <w:r/>
+            <w:r>
+              <w:rPr>
+                <w:rFonts w:ascii="Verdana" w:hAnsi="Verdana"/>
                 <w:b w:val="0"/>
                 <w:sz w:val="16"/>
               </w:rPr>
@@ -7028,7 +7144,7 @@
             <w:r/>
             <w:r>
               <w:rPr>
-                <w:rFonts w:ascii="Arial" w:hAnsi="Arial"/>
+                <w:rFonts w:ascii="Verdana" w:hAnsi="Verdana"/>
                 <w:b w:val="0"/>
                 <w:sz w:val="16"/>
               </w:rPr>
@@ -7044,7 +7160,7 @@
             <w:r/>
             <w:r>
               <w:rPr>
-                <w:rFonts w:ascii="Arial" w:hAnsi="Arial"/>
+                <w:rFonts w:ascii="Verdana" w:hAnsi="Verdana"/>
                 <w:b w:val="0"/>
                 <w:sz w:val="16"/>
               </w:rPr>
@@ -7060,7 +7176,7 @@
             <w:r/>
             <w:r>
               <w:rPr>
-                <w:rFonts w:ascii="Arial" w:hAnsi="Arial"/>
+                <w:rFonts w:ascii="Verdana" w:hAnsi="Verdana"/>
                 <w:b w:val="0"/>
                 <w:sz w:val="16"/>
               </w:rPr>
@@ -7076,7 +7192,7 @@
             <w:r/>
             <w:r>
               <w:rPr>
-                <w:rFonts w:ascii="Arial" w:hAnsi="Arial"/>
+                <w:rFonts w:ascii="Verdana" w:hAnsi="Verdana"/>
                 <w:b w:val="0"/>
                 <w:sz w:val="16"/>
               </w:rPr>
@@ -7092,7 +7208,7 @@
             <w:r/>
             <w:r>
               <w:rPr>
-                <w:rFonts w:ascii="Arial" w:hAnsi="Arial"/>
+                <w:rFonts w:ascii="Verdana" w:hAnsi="Verdana"/>
                 <w:b w:val="0"/>
                 <w:sz w:val="16"/>
               </w:rPr>
@@ -7108,7 +7224,7 @@
             <w:r/>
             <w:r>
               <w:rPr>
-                <w:rFonts w:ascii="Arial" w:hAnsi="Arial"/>
+                <w:rFonts w:ascii="Verdana" w:hAnsi="Verdana"/>
                 <w:b w:val="0"/>
                 <w:sz w:val="16"/>
               </w:rPr>
@@ -7124,7 +7240,7 @@
             <w:r/>
             <w:r>
               <w:rPr>
-                <w:rFonts w:ascii="Arial" w:hAnsi="Arial"/>
+                <w:rFonts w:ascii="Verdana" w:hAnsi="Verdana"/>
                 <w:b w:val="0"/>
                 <w:sz w:val="16"/>
               </w:rPr>
@@ -7140,7 +7256,7 @@
             <w:r/>
             <w:r>
               <w:rPr>
-                <w:rFonts w:ascii="Arial" w:hAnsi="Arial"/>
+                <w:rFonts w:ascii="Verdana" w:hAnsi="Verdana"/>
                 <w:b w:val="0"/>
                 <w:sz w:val="16"/>
               </w:rPr>
@@ -7156,7 +7272,7 @@
             <w:r/>
             <w:r>
               <w:rPr>
-                <w:rFonts w:ascii="Arial" w:hAnsi="Arial"/>
+                <w:rFonts w:ascii="Verdana" w:hAnsi="Verdana"/>
                 <w:b w:val="0"/>
                 <w:sz w:val="16"/>
               </w:rPr>
@@ -7165,15 +7281,18 @@
         </w:tc>
       </w:tr>
       <w:tr>
-        <w:tc>
-          <w:tcPr>
-            <w:tcW w:type="dxa" w:w="1514"/>
-          </w:tcPr>
-          <w:p>
-            <w:r/>
-            <w:r>
-              <w:rPr>
-                <w:rFonts w:ascii="Arial" w:hAnsi="Arial"/>
+        <w:trPr>
+          <w:cantSplit/>
+        </w:trPr>
+        <w:tc>
+          <w:tcPr>
+            <w:tcW w:type="dxa" w:w="1514"/>
+          </w:tcPr>
+          <w:p>
+            <w:r/>
+            <w:r>
+              <w:rPr>
+                <w:rFonts w:ascii="Verdana" w:hAnsi="Verdana"/>
                 <w:b w:val="0"/>
                 <w:sz w:val="16"/>
               </w:rPr>
@@ -7189,7 +7308,7 @@
             <w:r/>
             <w:r>
               <w:rPr>
-                <w:rFonts w:ascii="Arial" w:hAnsi="Arial"/>
+                <w:rFonts w:ascii="Verdana" w:hAnsi="Verdana"/>
                 <w:b w:val="0"/>
                 <w:sz w:val="16"/>
               </w:rPr>
@@ -7205,7 +7324,7 @@
             <w:r/>
             <w:r>
               <w:rPr>
-                <w:rFonts w:ascii="Arial" w:hAnsi="Arial"/>
+                <w:rFonts w:ascii="Verdana" w:hAnsi="Verdana"/>
                 <w:b w:val="0"/>
                 <w:sz w:val="16"/>
               </w:rPr>
@@ -7221,7 +7340,7 @@
             <w:r/>
             <w:r>
               <w:rPr>
-                <w:rFonts w:ascii="Arial" w:hAnsi="Arial"/>
+                <w:rFonts w:ascii="Verdana" w:hAnsi="Verdana"/>
                 <w:b w:val="0"/>
                 <w:sz w:val="16"/>
               </w:rPr>
@@ -7237,7 +7356,7 @@
             <w:r/>
             <w:r>
               <w:rPr>
-                <w:rFonts w:ascii="Arial" w:hAnsi="Arial"/>
+                <w:rFonts w:ascii="Verdana" w:hAnsi="Verdana"/>
                 <w:b w:val="0"/>
                 <w:sz w:val="16"/>
               </w:rPr>
@@ -7253,7 +7372,7 @@
             <w:r/>
             <w:r>
               <w:rPr>
-                <w:rFonts w:ascii="Arial" w:hAnsi="Arial"/>
+                <w:rFonts w:ascii="Verdana" w:hAnsi="Verdana"/>
                 <w:b w:val="0"/>
                 <w:sz w:val="16"/>
               </w:rPr>
@@ -7269,7 +7388,7 @@
             <w:r/>
             <w:r>
               <w:rPr>
-                <w:rFonts w:ascii="Arial" w:hAnsi="Arial"/>
+                <w:rFonts w:ascii="Verdana" w:hAnsi="Verdana"/>
                 <w:b w:val="0"/>
                 <w:sz w:val="16"/>
               </w:rPr>
@@ -7285,7 +7404,7 @@
             <w:r/>
             <w:r>
               <w:rPr>
-                <w:rFonts w:ascii="Arial" w:hAnsi="Arial"/>
+                <w:rFonts w:ascii="Verdana" w:hAnsi="Verdana"/>
                 <w:b w:val="0"/>
                 <w:sz w:val="16"/>
               </w:rPr>
@@ -7301,7 +7420,7 @@
             <w:r/>
             <w:r>
               <w:rPr>
-                <w:rFonts w:ascii="Arial" w:hAnsi="Arial"/>
+                <w:rFonts w:ascii="Verdana" w:hAnsi="Verdana"/>
                 <w:b w:val="0"/>
                 <w:sz w:val="16"/>
               </w:rPr>
@@ -7317,7 +7436,7 @@
             <w:r/>
             <w:r>
               <w:rPr>
-                <w:rFonts w:ascii="Arial" w:hAnsi="Arial"/>
+                <w:rFonts w:ascii="Verdana" w:hAnsi="Verdana"/>
                 <w:b w:val="0"/>
                 <w:sz w:val="16"/>
               </w:rPr>
@@ -7326,15 +7445,18 @@
         </w:tc>
       </w:tr>
       <w:tr>
-        <w:tc>
-          <w:tcPr>
-            <w:tcW w:type="dxa" w:w="1514"/>
-          </w:tcPr>
-          <w:p>
-            <w:r/>
-            <w:r>
-              <w:rPr>
-                <w:rFonts w:ascii="Arial" w:hAnsi="Arial"/>
+        <w:trPr>
+          <w:cantSplit/>
+        </w:trPr>
+        <w:tc>
+          <w:tcPr>
+            <w:tcW w:type="dxa" w:w="1514"/>
+          </w:tcPr>
+          <w:p>
+            <w:r/>
+            <w:r>
+              <w:rPr>
+                <w:rFonts w:ascii="Verdana" w:hAnsi="Verdana"/>
                 <w:b w:val="0"/>
                 <w:sz w:val="16"/>
               </w:rPr>
@@ -7350,7 +7472,7 @@
             <w:r/>
             <w:r>
               <w:rPr>
-                <w:rFonts w:ascii="Arial" w:hAnsi="Arial"/>
+                <w:rFonts w:ascii="Verdana" w:hAnsi="Verdana"/>
                 <w:b w:val="0"/>
                 <w:sz w:val="16"/>
               </w:rPr>
@@ -7366,7 +7488,7 @@
             <w:r/>
             <w:r>
               <w:rPr>
-                <w:rFonts w:ascii="Arial" w:hAnsi="Arial"/>
+                <w:rFonts w:ascii="Verdana" w:hAnsi="Verdana"/>
                 <w:b w:val="0"/>
                 <w:sz w:val="16"/>
               </w:rPr>
@@ -7382,7 +7504,7 @@
             <w:r/>
             <w:r>
               <w:rPr>
-                <w:rFonts w:ascii="Arial" w:hAnsi="Arial"/>
+                <w:rFonts w:ascii="Verdana" w:hAnsi="Verdana"/>
                 <w:b w:val="0"/>
                 <w:sz w:val="16"/>
               </w:rPr>
@@ -7398,7 +7520,7 @@
             <w:r/>
             <w:r>
               <w:rPr>
-                <w:rFonts w:ascii="Arial" w:hAnsi="Arial"/>
+                <w:rFonts w:ascii="Verdana" w:hAnsi="Verdana"/>
                 <w:b w:val="0"/>
                 <w:sz w:val="16"/>
               </w:rPr>
@@ -7414,7 +7536,7 @@
             <w:r/>
             <w:r>
               <w:rPr>
-                <w:rFonts w:ascii="Arial" w:hAnsi="Arial"/>
+                <w:rFonts w:ascii="Verdana" w:hAnsi="Verdana"/>
                 <w:b w:val="0"/>
                 <w:sz w:val="16"/>
               </w:rPr>
@@ -7430,7 +7552,7 @@
             <w:r/>
             <w:r>
               <w:rPr>
-                <w:rFonts w:ascii="Arial" w:hAnsi="Arial"/>
+                <w:rFonts w:ascii="Verdana" w:hAnsi="Verdana"/>
                 <w:b w:val="0"/>
                 <w:sz w:val="16"/>
               </w:rPr>
@@ -7446,7 +7568,7 @@
             <w:r/>
             <w:r>
               <w:rPr>
-                <w:rFonts w:ascii="Arial" w:hAnsi="Arial"/>
+                <w:rFonts w:ascii="Verdana" w:hAnsi="Verdana"/>
                 <w:b w:val="0"/>
                 <w:sz w:val="16"/>
               </w:rPr>
@@ -7462,7 +7584,7 @@
             <w:r/>
             <w:r>
               <w:rPr>
-                <w:rFonts w:ascii="Arial" w:hAnsi="Arial"/>
+                <w:rFonts w:ascii="Verdana" w:hAnsi="Verdana"/>
                 <w:b w:val="0"/>
                 <w:sz w:val="16"/>
               </w:rPr>
@@ -7478,7 +7600,7 @@
             <w:r/>
             <w:r>
               <w:rPr>
-                <w:rFonts w:ascii="Arial" w:hAnsi="Arial"/>
+                <w:rFonts w:ascii="Verdana" w:hAnsi="Verdana"/>
                 <w:b w:val="0"/>
                 <w:sz w:val="16"/>
               </w:rPr>
@@ -7487,15 +7609,18 @@
         </w:tc>
       </w:tr>
       <w:tr>
-        <w:tc>
-          <w:tcPr>
-            <w:tcW w:type="dxa" w:w="1514"/>
-          </w:tcPr>
-          <w:p>
-            <w:r/>
-            <w:r>
-              <w:rPr>
-                <w:rFonts w:ascii="Arial" w:hAnsi="Arial"/>
+        <w:trPr>
+          <w:cantSplit/>
+        </w:trPr>
+        <w:tc>
+          <w:tcPr>
+            <w:tcW w:type="dxa" w:w="1514"/>
+          </w:tcPr>
+          <w:p>
+            <w:r/>
+            <w:r>
+              <w:rPr>
+                <w:rFonts w:ascii="Verdana" w:hAnsi="Verdana"/>
                 <w:b w:val="0"/>
                 <w:sz w:val="16"/>
               </w:rPr>
@@ -7511,7 +7636,7 @@
             <w:r/>
             <w:r>
               <w:rPr>
-                <w:rFonts w:ascii="Arial" w:hAnsi="Arial"/>
+                <w:rFonts w:ascii="Verdana" w:hAnsi="Verdana"/>
                 <w:b w:val="0"/>
                 <w:sz w:val="16"/>
               </w:rPr>
@@ -7527,7 +7652,7 @@
             <w:r/>
             <w:r>
               <w:rPr>
-                <w:rFonts w:ascii="Arial" w:hAnsi="Arial"/>
+                <w:rFonts w:ascii="Verdana" w:hAnsi="Verdana"/>
                 <w:b w:val="0"/>
                 <w:sz w:val="16"/>
               </w:rPr>
@@ -7543,7 +7668,7 @@
             <w:r/>
             <w:r>
               <w:rPr>
-                <w:rFonts w:ascii="Arial" w:hAnsi="Arial"/>
+                <w:rFonts w:ascii="Verdana" w:hAnsi="Verdana"/>
                 <w:b w:val="0"/>
                 <w:sz w:val="16"/>
               </w:rPr>
@@ -7559,7 +7684,7 @@
             <w:r/>
             <w:r>
               <w:rPr>
-                <w:rFonts w:ascii="Arial" w:hAnsi="Arial"/>
+                <w:rFonts w:ascii="Verdana" w:hAnsi="Verdana"/>
                 <w:b w:val="0"/>
                 <w:sz w:val="16"/>
               </w:rPr>
@@ -7575,7 +7700,7 @@
             <w:r/>
             <w:r>
               <w:rPr>
-                <w:rFonts w:ascii="Arial" w:hAnsi="Arial"/>
+                <w:rFonts w:ascii="Verdana" w:hAnsi="Verdana"/>
                 <w:b w:val="0"/>
                 <w:sz w:val="16"/>
               </w:rPr>
@@ -7591,7 +7716,7 @@
             <w:r/>
             <w:r>
               <w:rPr>
-                <w:rFonts w:ascii="Arial" w:hAnsi="Arial"/>
+                <w:rFonts w:ascii="Verdana" w:hAnsi="Verdana"/>
                 <w:b w:val="0"/>
                 <w:sz w:val="16"/>
               </w:rPr>
@@ -7607,7 +7732,7 @@
             <w:r/>
             <w:r>
               <w:rPr>
-                <w:rFonts w:ascii="Arial" w:hAnsi="Arial"/>
+                <w:rFonts w:ascii="Verdana" w:hAnsi="Verdana"/>
                 <w:b w:val="0"/>
                 <w:sz w:val="16"/>
               </w:rPr>
@@ -7623,7 +7748,7 @@
             <w:r/>
             <w:r>
               <w:rPr>
-                <w:rFonts w:ascii="Arial" w:hAnsi="Arial"/>
+                <w:rFonts w:ascii="Verdana" w:hAnsi="Verdana"/>
                 <w:b w:val="0"/>
                 <w:sz w:val="16"/>
               </w:rPr>
@@ -7639,7 +7764,7 @@
             <w:r/>
             <w:r>
               <w:rPr>
-                <w:rFonts w:ascii="Arial" w:hAnsi="Arial"/>
+                <w:rFonts w:ascii="Verdana" w:hAnsi="Verdana"/>
                 <w:b w:val="0"/>
                 <w:sz w:val="16"/>
               </w:rPr>
@@ -7648,15 +7773,18 @@
         </w:tc>
       </w:tr>
       <w:tr>
-        <w:tc>
-          <w:tcPr>
-            <w:tcW w:type="dxa" w:w="1514"/>
-          </w:tcPr>
-          <w:p>
-            <w:r/>
-            <w:r>
-              <w:rPr>
-                <w:rFonts w:ascii="Arial" w:hAnsi="Arial"/>
+        <w:trPr>
+          <w:cantSplit/>
+        </w:trPr>
+        <w:tc>
+          <w:tcPr>
+            <w:tcW w:type="dxa" w:w="1514"/>
+          </w:tcPr>
+          <w:p>
+            <w:r/>
+            <w:r>
+              <w:rPr>
+                <w:rFonts w:ascii="Verdana" w:hAnsi="Verdana"/>
                 <w:b w:val="0"/>
                 <w:sz w:val="16"/>
               </w:rPr>
@@ -7672,7 +7800,7 @@
             <w:r/>
             <w:r>
               <w:rPr>
-                <w:rFonts w:ascii="Arial" w:hAnsi="Arial"/>
+                <w:rFonts w:ascii="Verdana" w:hAnsi="Verdana"/>
                 <w:b w:val="0"/>
                 <w:sz w:val="16"/>
               </w:rPr>
@@ -7688,7 +7816,7 @@
             <w:r/>
             <w:r>
               <w:rPr>
-                <w:rFonts w:ascii="Arial" w:hAnsi="Arial"/>
+                <w:rFonts w:ascii="Verdana" w:hAnsi="Verdana"/>
                 <w:b w:val="0"/>
                 <w:sz w:val="16"/>
               </w:rPr>
@@ -7704,7 +7832,7 @@
             <w:r/>
             <w:r>
               <w:rPr>
-                <w:rFonts w:ascii="Arial" w:hAnsi="Arial"/>
+                <w:rFonts w:ascii="Verdana" w:hAnsi="Verdana"/>
                 <w:b w:val="0"/>
                 <w:sz w:val="16"/>
               </w:rPr>
@@ -7720,7 +7848,7 @@
             <w:r/>
             <w:r>
               <w:rPr>
-                <w:rFonts w:ascii="Arial" w:hAnsi="Arial"/>
+                <w:rFonts w:ascii="Verdana" w:hAnsi="Verdana"/>
                 <w:b w:val="0"/>
                 <w:sz w:val="16"/>
               </w:rPr>
@@ -7736,7 +7864,7 @@
             <w:r/>
             <w:r>
               <w:rPr>
-                <w:rFonts w:ascii="Arial" w:hAnsi="Arial"/>
+                <w:rFonts w:ascii="Verdana" w:hAnsi="Verdana"/>
                 <w:b w:val="0"/>
                 <w:sz w:val="16"/>
               </w:rPr>
@@ -7752,7 +7880,7 @@
             <w:r/>
             <w:r>
               <w:rPr>
-                <w:rFonts w:ascii="Arial" w:hAnsi="Arial"/>
+                <w:rFonts w:ascii="Verdana" w:hAnsi="Verdana"/>
                 <w:b w:val="0"/>
                 <w:sz w:val="16"/>
               </w:rPr>
@@ -7768,7 +7896,7 @@
             <w:r/>
             <w:r>
               <w:rPr>
-                <w:rFonts w:ascii="Arial" w:hAnsi="Arial"/>
+                <w:rFonts w:ascii="Verdana" w:hAnsi="Verdana"/>
                 <w:b w:val="0"/>
                 <w:sz w:val="16"/>
               </w:rPr>
@@ -7784,7 +7912,7 @@
             <w:r/>
             <w:r>
               <w:rPr>
-                <w:rFonts w:ascii="Arial" w:hAnsi="Arial"/>
+                <w:rFonts w:ascii="Verdana" w:hAnsi="Verdana"/>
                 <w:b w:val="0"/>
                 <w:sz w:val="16"/>
               </w:rPr>
@@ -7800,7 +7928,7 @@
             <w:r/>
             <w:r>
               <w:rPr>
-                <w:rFonts w:ascii="Arial" w:hAnsi="Arial"/>
+                <w:rFonts w:ascii="Verdana" w:hAnsi="Verdana"/>
                 <w:b w:val="0"/>
                 <w:sz w:val="16"/>
               </w:rPr>
@@ -7809,15 +7937,18 @@
         </w:tc>
       </w:tr>
       <w:tr>
-        <w:tc>
-          <w:tcPr>
-            <w:tcW w:type="dxa" w:w="1514"/>
-          </w:tcPr>
-          <w:p>
-            <w:r/>
-            <w:r>
-              <w:rPr>
-                <w:rFonts w:ascii="Arial" w:hAnsi="Arial"/>
+        <w:trPr>
+          <w:cantSplit/>
+        </w:trPr>
+        <w:tc>
+          <w:tcPr>
+            <w:tcW w:type="dxa" w:w="1514"/>
+          </w:tcPr>
+          <w:p>
+            <w:r/>
+            <w:r>
+              <w:rPr>
+                <w:rFonts w:ascii="Verdana" w:hAnsi="Verdana"/>
                 <w:b w:val="0"/>
                 <w:sz w:val="16"/>
               </w:rPr>
@@ -7833,7 +7964,7 @@
             <w:r/>
             <w:r>
               <w:rPr>
-                <w:rFonts w:ascii="Arial" w:hAnsi="Arial"/>
+                <w:rFonts w:ascii="Verdana" w:hAnsi="Verdana"/>
                 <w:b w:val="0"/>
                 <w:sz w:val="16"/>
               </w:rPr>
@@ -7849,7 +7980,7 @@
             <w:r/>
             <w:r>
               <w:rPr>
-                <w:rFonts w:ascii="Arial" w:hAnsi="Arial"/>
+                <w:rFonts w:ascii="Verdana" w:hAnsi="Verdana"/>
                 <w:b w:val="0"/>
                 <w:sz w:val="16"/>
               </w:rPr>
@@ -7865,7 +7996,7 @@
             <w:r/>
             <w:r>
               <w:rPr>
-                <w:rFonts w:ascii="Arial" w:hAnsi="Arial"/>
+                <w:rFonts w:ascii="Verdana" w:hAnsi="Verdana"/>
                 <w:b w:val="0"/>
                 <w:sz w:val="16"/>
               </w:rPr>
@@ -7881,7 +8012,7 @@
             <w:r/>
             <w:r>
               <w:rPr>
-                <w:rFonts w:ascii="Arial" w:hAnsi="Arial"/>
+                <w:rFonts w:ascii="Verdana" w:hAnsi="Verdana"/>
                 <w:b w:val="0"/>
                 <w:sz w:val="16"/>
               </w:rPr>
@@ -7897,7 +8028,7 @@
             <w:r/>
             <w:r>
               <w:rPr>
-                <w:rFonts w:ascii="Arial" w:hAnsi="Arial"/>
+                <w:rFonts w:ascii="Verdana" w:hAnsi="Verdana"/>
                 <w:b w:val="0"/>
                 <w:sz w:val="16"/>
               </w:rPr>
@@ -7913,7 +8044,7 @@
             <w:r/>
             <w:r>
               <w:rPr>
-                <w:rFonts w:ascii="Arial" w:hAnsi="Arial"/>
+                <w:rFonts w:ascii="Verdana" w:hAnsi="Verdana"/>
                 <w:b w:val="0"/>
                 <w:sz w:val="16"/>
               </w:rPr>
@@ -7929,7 +8060,7 @@
             <w:r/>
             <w:r>
               <w:rPr>
-                <w:rFonts w:ascii="Arial" w:hAnsi="Arial"/>
+                <w:rFonts w:ascii="Verdana" w:hAnsi="Verdana"/>
                 <w:b w:val="0"/>
                 <w:sz w:val="16"/>
               </w:rPr>
@@ -7945,7 +8076,7 @@
             <w:r/>
             <w:r>
               <w:rPr>
-                <w:rFonts w:ascii="Arial" w:hAnsi="Arial"/>
+                <w:rFonts w:ascii="Verdana" w:hAnsi="Verdana"/>
                 <w:b w:val="0"/>
                 <w:sz w:val="16"/>
               </w:rPr>
@@ -7961,7 +8092,7 @@
             <w:r/>
             <w:r>
               <w:rPr>
-                <w:rFonts w:ascii="Arial" w:hAnsi="Arial"/>
+                <w:rFonts w:ascii="Verdana" w:hAnsi="Verdana"/>
                 <w:b w:val="0"/>
                 <w:sz w:val="16"/>
               </w:rPr>
@@ -7970,15 +8101,18 @@
         </w:tc>
       </w:tr>
       <w:tr>
-        <w:tc>
-          <w:tcPr>
-            <w:tcW w:type="dxa" w:w="1514"/>
-          </w:tcPr>
-          <w:p>
-            <w:r/>
-            <w:r>
-              <w:rPr>
-                <w:rFonts w:ascii="Arial" w:hAnsi="Arial"/>
+        <w:trPr>
+          <w:cantSplit/>
+        </w:trPr>
+        <w:tc>
+          <w:tcPr>
+            <w:tcW w:type="dxa" w:w="1514"/>
+          </w:tcPr>
+          <w:p>
+            <w:r/>
+            <w:r>
+              <w:rPr>
+                <w:rFonts w:ascii="Verdana" w:hAnsi="Verdana"/>
                 <w:b w:val="0"/>
                 <w:sz w:val="16"/>
               </w:rPr>
@@ -7994,7 +8128,7 @@
             <w:r/>
             <w:r>
               <w:rPr>
-                <w:rFonts w:ascii="Arial" w:hAnsi="Arial"/>
+                <w:rFonts w:ascii="Verdana" w:hAnsi="Verdana"/>
                 <w:b w:val="0"/>
                 <w:sz w:val="16"/>
               </w:rPr>
@@ -8010,7 +8144,7 @@
             <w:r/>
             <w:r>
               <w:rPr>
-                <w:rFonts w:ascii="Arial" w:hAnsi="Arial"/>
+                <w:rFonts w:ascii="Verdana" w:hAnsi="Verdana"/>
                 <w:b w:val="0"/>
                 <w:sz w:val="16"/>
               </w:rPr>
@@ -8026,7 +8160,7 @@
             <w:r/>
             <w:r>
               <w:rPr>
-                <w:rFonts w:ascii="Arial" w:hAnsi="Arial"/>
+                <w:rFonts w:ascii="Verdana" w:hAnsi="Verdana"/>
                 <w:b w:val="0"/>
                 <w:sz w:val="16"/>
               </w:rPr>
@@ -8042,7 +8176,7 @@
             <w:r/>
             <w:r>
               <w:rPr>
-                <w:rFonts w:ascii="Arial" w:hAnsi="Arial"/>
+                <w:rFonts w:ascii="Verdana" w:hAnsi="Verdana"/>
                 <w:b w:val="0"/>
                 <w:sz w:val="16"/>
               </w:rPr>
@@ -8058,7 +8192,7 @@
             <w:r/>
             <w:r>
               <w:rPr>
-                <w:rFonts w:ascii="Arial" w:hAnsi="Arial"/>
+                <w:rFonts w:ascii="Verdana" w:hAnsi="Verdana"/>
                 <w:b w:val="0"/>
                 <w:sz w:val="16"/>
               </w:rPr>
@@ -8074,7 +8208,7 @@
             <w:r/>
             <w:r>
               <w:rPr>
-                <w:rFonts w:ascii="Arial" w:hAnsi="Arial"/>
+                <w:rFonts w:ascii="Verdana" w:hAnsi="Verdana"/>
                 <w:b w:val="0"/>
                 <w:sz w:val="16"/>
               </w:rPr>
@@ -8090,7 +8224,7 @@
             <w:r/>
             <w:r>
               <w:rPr>
-                <w:rFonts w:ascii="Arial" w:hAnsi="Arial"/>
+                <w:rFonts w:ascii="Verdana" w:hAnsi="Verdana"/>
                 <w:b w:val="0"/>
                 <w:sz w:val="16"/>
               </w:rPr>
@@ -8106,7 +8240,7 @@
             <w:r/>
             <w:r>
               <w:rPr>
-                <w:rFonts w:ascii="Arial" w:hAnsi="Arial"/>
+                <w:rFonts w:ascii="Verdana" w:hAnsi="Verdana"/>
                 <w:b w:val="0"/>
                 <w:sz w:val="16"/>
               </w:rPr>
@@ -8122,7 +8256,7 @@
             <w:r/>
             <w:r>
               <w:rPr>
-                <w:rFonts w:ascii="Arial" w:hAnsi="Arial"/>
+                <w:rFonts w:ascii="Verdana" w:hAnsi="Verdana"/>
                 <w:b w:val="0"/>
                 <w:sz w:val="16"/>
               </w:rPr>
@@ -8131,15 +8265,18 @@
         </w:tc>
       </w:tr>
       <w:tr>
-        <w:tc>
-          <w:tcPr>
-            <w:tcW w:type="dxa" w:w="1514"/>
-          </w:tcPr>
-          <w:p>
-            <w:r/>
-            <w:r>
-              <w:rPr>
-                <w:rFonts w:ascii="Arial" w:hAnsi="Arial"/>
+        <w:trPr>
+          <w:cantSplit/>
+        </w:trPr>
+        <w:tc>
+          <w:tcPr>
+            <w:tcW w:type="dxa" w:w="1514"/>
+          </w:tcPr>
+          <w:p>
+            <w:r/>
+            <w:r>
+              <w:rPr>
+                <w:rFonts w:ascii="Verdana" w:hAnsi="Verdana"/>
                 <w:b w:val="0"/>
                 <w:sz w:val="16"/>
               </w:rPr>
@@ -8155,7 +8292,7 @@
             <w:r/>
             <w:r>
               <w:rPr>
-                <w:rFonts w:ascii="Arial" w:hAnsi="Arial"/>
+                <w:rFonts w:ascii="Verdana" w:hAnsi="Verdana"/>
                 <w:b w:val="0"/>
                 <w:sz w:val="16"/>
               </w:rPr>
@@ -8171,7 +8308,7 @@
             <w:r/>
             <w:r>
               <w:rPr>
-                <w:rFonts w:ascii="Arial" w:hAnsi="Arial"/>
+                <w:rFonts w:ascii="Verdana" w:hAnsi="Verdana"/>
                 <w:b w:val="0"/>
                 <w:sz w:val="16"/>
               </w:rPr>
@@ -8187,7 +8324,7 @@
             <w:r/>
             <w:r>
               <w:rPr>
-                <w:rFonts w:ascii="Arial" w:hAnsi="Arial"/>
+                <w:rFonts w:ascii="Verdana" w:hAnsi="Verdana"/>
                 <w:b w:val="0"/>
                 <w:sz w:val="16"/>
               </w:rPr>
@@ -8203,7 +8340,7 @@
             <w:r/>
             <w:r>
               <w:rPr>
-                <w:rFonts w:ascii="Arial" w:hAnsi="Arial"/>
+                <w:rFonts w:ascii="Verdana" w:hAnsi="Verdana"/>
                 <w:b w:val="0"/>
                 <w:sz w:val="16"/>
               </w:rPr>
@@ -8219,7 +8356,7 @@
             <w:r/>
             <w:r>
               <w:rPr>
-                <w:rFonts w:ascii="Arial" w:hAnsi="Arial"/>
+                <w:rFonts w:ascii="Verdana" w:hAnsi="Verdana"/>
                 <w:b w:val="0"/>
                 <w:sz w:val="16"/>
               </w:rPr>
@@ -8235,7 +8372,7 @@
             <w:r/>
             <w:r>
               <w:rPr>
-                <w:rFonts w:ascii="Arial" w:hAnsi="Arial"/>
+                <w:rFonts w:ascii="Verdana" w:hAnsi="Verdana"/>
                 <w:b w:val="0"/>
                 <w:sz w:val="16"/>
               </w:rPr>
@@ -8251,7 +8388,7 @@
             <w:r/>
             <w:r>
               <w:rPr>
-                <w:rFonts w:ascii="Arial" w:hAnsi="Arial"/>
+                <w:rFonts w:ascii="Verdana" w:hAnsi="Verdana"/>
                 <w:b w:val="0"/>
                 <w:sz w:val="16"/>
               </w:rPr>
@@ -8267,7 +8404,7 @@
             <w:r/>
             <w:r>
               <w:rPr>
-                <w:rFonts w:ascii="Arial" w:hAnsi="Arial"/>
+                <w:rFonts w:ascii="Verdana" w:hAnsi="Verdana"/>
                 <w:b w:val="0"/>
                 <w:sz w:val="16"/>
               </w:rPr>
@@ -8283,7 +8420,7 @@
             <w:r/>
             <w:r>
               <w:rPr>
-                <w:rFonts w:ascii="Arial" w:hAnsi="Arial"/>
+                <w:rFonts w:ascii="Verdana" w:hAnsi="Verdana"/>
                 <w:b w:val="0"/>
                 <w:sz w:val="16"/>
               </w:rPr>
@@ -8292,15 +8429,18 @@
         </w:tc>
       </w:tr>
       <w:tr>
-        <w:tc>
-          <w:tcPr>
-            <w:tcW w:type="dxa" w:w="1514"/>
-          </w:tcPr>
-          <w:p>
-            <w:r/>
-            <w:r>
-              <w:rPr>
-                <w:rFonts w:ascii="Arial" w:hAnsi="Arial"/>
+        <w:trPr>
+          <w:cantSplit/>
+        </w:trPr>
+        <w:tc>
+          <w:tcPr>
+            <w:tcW w:type="dxa" w:w="1514"/>
+          </w:tcPr>
+          <w:p>
+            <w:r/>
+            <w:r>
+              <w:rPr>
+                <w:rFonts w:ascii="Verdana" w:hAnsi="Verdana"/>
                 <w:b w:val="0"/>
                 <w:sz w:val="16"/>
               </w:rPr>
@@ -8316,7 +8456,7 @@
             <w:r/>
             <w:r>
               <w:rPr>
-                <w:rFonts w:ascii="Arial" w:hAnsi="Arial"/>
+                <w:rFonts w:ascii="Verdana" w:hAnsi="Verdana"/>
                 <w:b w:val="0"/>
                 <w:sz w:val="16"/>
               </w:rPr>
@@ -8332,7 +8472,7 @@
             <w:r/>
             <w:r>
               <w:rPr>
-                <w:rFonts w:ascii="Arial" w:hAnsi="Arial"/>
+                <w:rFonts w:ascii="Verdana" w:hAnsi="Verdana"/>
                 <w:b w:val="0"/>
                 <w:sz w:val="16"/>
               </w:rPr>
@@ -8348,7 +8488,7 @@
             <w:r/>
             <w:r>
               <w:rPr>
-                <w:rFonts w:ascii="Arial" w:hAnsi="Arial"/>
+                <w:rFonts w:ascii="Verdana" w:hAnsi="Verdana"/>
                 <w:b w:val="0"/>
                 <w:sz w:val="16"/>
               </w:rPr>
@@ -8364,7 +8504,7 @@
             <w:r/>
             <w:r>
               <w:rPr>
-                <w:rFonts w:ascii="Arial" w:hAnsi="Arial"/>
+                <w:rFonts w:ascii="Verdana" w:hAnsi="Verdana"/>
                 <w:b w:val="0"/>
                 <w:sz w:val="16"/>
               </w:rPr>
@@ -8380,7 +8520,7 @@
             <w:r/>
             <w:r>
               <w:rPr>
-                <w:rFonts w:ascii="Arial" w:hAnsi="Arial"/>
+                <w:rFonts w:ascii="Verdana" w:hAnsi="Verdana"/>
                 <w:b w:val="0"/>
                 <w:sz w:val="16"/>
               </w:rPr>
@@ -8396,7 +8536,7 @@
             <w:r/>
             <w:r>
               <w:rPr>
-                <w:rFonts w:ascii="Arial" w:hAnsi="Arial"/>
+                <w:rFonts w:ascii="Verdana" w:hAnsi="Verdana"/>
                 <w:b w:val="0"/>
                 <w:sz w:val="16"/>
               </w:rPr>
@@ -8412,7 +8552,7 @@
             <w:r/>
             <w:r>
               <w:rPr>
-                <w:rFonts w:ascii="Arial" w:hAnsi="Arial"/>
+                <w:rFonts w:ascii="Verdana" w:hAnsi="Verdana"/>
                 <w:b w:val="0"/>
                 <w:sz w:val="16"/>
               </w:rPr>
@@ -8428,7 +8568,7 @@
             <w:r/>
             <w:r>
               <w:rPr>
-                <w:rFonts w:ascii="Arial" w:hAnsi="Arial"/>
+                <w:rFonts w:ascii="Verdana" w:hAnsi="Verdana"/>
                 <w:b w:val="0"/>
                 <w:sz w:val="16"/>
               </w:rPr>
@@ -8444,7 +8584,7 @@
             <w:r/>
             <w:r>
               <w:rPr>
-                <w:rFonts w:ascii="Arial" w:hAnsi="Arial"/>
+                <w:rFonts w:ascii="Verdana" w:hAnsi="Verdana"/>
                 <w:b w:val="0"/>
                 <w:sz w:val="16"/>
               </w:rPr>
@@ -8453,15 +8593,18 @@
         </w:tc>
       </w:tr>
       <w:tr>
-        <w:tc>
-          <w:tcPr>
-            <w:tcW w:type="dxa" w:w="1514"/>
-          </w:tcPr>
-          <w:p>
-            <w:r/>
-            <w:r>
-              <w:rPr>
-                <w:rFonts w:ascii="Arial" w:hAnsi="Arial"/>
+        <w:trPr>
+          <w:cantSplit/>
+        </w:trPr>
+        <w:tc>
+          <w:tcPr>
+            <w:tcW w:type="dxa" w:w="1514"/>
+          </w:tcPr>
+          <w:p>
+            <w:r/>
+            <w:r>
+              <w:rPr>
+                <w:rFonts w:ascii="Verdana" w:hAnsi="Verdana"/>
                 <w:b w:val="0"/>
                 <w:sz w:val="16"/>
               </w:rPr>
@@ -8477,7 +8620,7 @@
             <w:r/>
             <w:r>
               <w:rPr>
-                <w:rFonts w:ascii="Arial" w:hAnsi="Arial"/>
+                <w:rFonts w:ascii="Verdana" w:hAnsi="Verdana"/>
                 <w:b w:val="0"/>
                 <w:sz w:val="16"/>
               </w:rPr>
@@ -8493,7 +8636,7 @@
             <w:r/>
             <w:r>
               <w:rPr>
-                <w:rFonts w:ascii="Arial" w:hAnsi="Arial"/>
+                <w:rFonts w:ascii="Verdana" w:hAnsi="Verdana"/>
                 <w:b w:val="0"/>
                 <w:sz w:val="16"/>
               </w:rPr>
@@ -8509,7 +8652,7 @@
             <w:r/>
             <w:r>
               <w:rPr>
-                <w:rFonts w:ascii="Arial" w:hAnsi="Arial"/>
+                <w:rFonts w:ascii="Verdana" w:hAnsi="Verdana"/>
                 <w:b w:val="0"/>
                 <w:sz w:val="16"/>
               </w:rPr>
@@ -8525,7 +8668,7 @@
             <w:r/>
             <w:r>
               <w:rPr>
-                <w:rFonts w:ascii="Arial" w:hAnsi="Arial"/>
+                <w:rFonts w:ascii="Verdana" w:hAnsi="Verdana"/>
                 <w:b w:val="0"/>
                 <w:sz w:val="16"/>
               </w:rPr>
@@ -8541,7 +8684,7 @@
             <w:r/>
             <w:r>
               <w:rPr>
-                <w:rFonts w:ascii="Arial" w:hAnsi="Arial"/>
+                <w:rFonts w:ascii="Verdana" w:hAnsi="Verdana"/>
                 <w:b w:val="0"/>
                 <w:sz w:val="16"/>
               </w:rPr>
@@ -8557,7 +8700,7 @@
             <w:r/>
             <w:r>
               <w:rPr>
-                <w:rFonts w:ascii="Arial" w:hAnsi="Arial"/>
+                <w:rFonts w:ascii="Verdana" w:hAnsi="Verdana"/>
                 <w:b w:val="0"/>
                 <w:sz w:val="16"/>
               </w:rPr>
@@ -8573,7 +8716,7 @@
             <w:r/>
             <w:r>
               <w:rPr>
-                <w:rFonts w:ascii="Arial" w:hAnsi="Arial"/>
+                <w:rFonts w:ascii="Verdana" w:hAnsi="Verdana"/>
                 <w:b w:val="0"/>
                 <w:sz w:val="16"/>
               </w:rPr>
@@ -8589,7 +8732,7 @@
             <w:r/>
             <w:r>
               <w:rPr>
-                <w:rFonts w:ascii="Arial" w:hAnsi="Arial"/>
+                <w:rFonts w:ascii="Verdana" w:hAnsi="Verdana"/>
                 <w:b w:val="0"/>
                 <w:sz w:val="16"/>
               </w:rPr>
@@ -8605,7 +8748,7 @@
             <w:r/>
             <w:r>
               <w:rPr>
-                <w:rFonts w:ascii="Arial" w:hAnsi="Arial"/>
+                <w:rFonts w:ascii="Verdana" w:hAnsi="Verdana"/>
                 <w:b w:val="0"/>
                 <w:sz w:val="16"/>
               </w:rPr>
@@ -8614,15 +8757,18 @@
         </w:tc>
       </w:tr>
       <w:tr>
-        <w:tc>
-          <w:tcPr>
-            <w:tcW w:type="dxa" w:w="1514"/>
-          </w:tcPr>
-          <w:p>
-            <w:r/>
-            <w:r>
-              <w:rPr>
-                <w:rFonts w:ascii="Arial" w:hAnsi="Arial"/>
+        <w:trPr>
+          <w:cantSplit/>
+        </w:trPr>
+        <w:tc>
+          <w:tcPr>
+            <w:tcW w:type="dxa" w:w="1514"/>
+          </w:tcPr>
+          <w:p>
+            <w:r/>
+            <w:r>
+              <w:rPr>
+                <w:rFonts w:ascii="Verdana" w:hAnsi="Verdana"/>
                 <w:b w:val="0"/>
                 <w:sz w:val="16"/>
               </w:rPr>
@@ -8638,7 +8784,7 @@
             <w:r/>
             <w:r>
               <w:rPr>
-                <w:rFonts w:ascii="Arial" w:hAnsi="Arial"/>
+                <w:rFonts w:ascii="Verdana" w:hAnsi="Verdana"/>
                 <w:b w:val="0"/>
                 <w:sz w:val="16"/>
               </w:rPr>
@@ -8654,7 +8800,7 @@
             <w:r/>
             <w:r>
               <w:rPr>
-                <w:rFonts w:ascii="Arial" w:hAnsi="Arial"/>
+                <w:rFonts w:ascii="Verdana" w:hAnsi="Verdana"/>
                 <w:b w:val="0"/>
                 <w:sz w:val="16"/>
               </w:rPr>
@@ -8670,7 +8816,7 @@
             <w:r/>
             <w:r>
               <w:rPr>
-                <w:rFonts w:ascii="Arial" w:hAnsi="Arial"/>
+                <w:rFonts w:ascii="Verdana" w:hAnsi="Verdana"/>
                 <w:b w:val="0"/>
                 <w:sz w:val="16"/>
               </w:rPr>
@@ -8686,7 +8832,7 @@
             <w:r/>
             <w:r>
               <w:rPr>
-                <w:rFonts w:ascii="Arial" w:hAnsi="Arial"/>
+                <w:rFonts w:ascii="Verdana" w:hAnsi="Verdana"/>
                 <w:b w:val="0"/>
                 <w:sz w:val="16"/>
               </w:rPr>
@@ -8702,7 +8848,7 @@
             <w:r/>
             <w:r>
               <w:rPr>
-                <w:rFonts w:ascii="Arial" w:hAnsi="Arial"/>
+                <w:rFonts w:ascii="Verdana" w:hAnsi="Verdana"/>
                 <w:b w:val="0"/>
                 <w:sz w:val="16"/>
               </w:rPr>
@@ -8718,7 +8864,7 @@
             <w:r/>
             <w:r>
               <w:rPr>
-                <w:rFonts w:ascii="Arial" w:hAnsi="Arial"/>
+                <w:rFonts w:ascii="Verdana" w:hAnsi="Verdana"/>
                 <w:b w:val="0"/>
                 <w:sz w:val="16"/>
               </w:rPr>
@@ -8734,7 +8880,7 @@
             <w:r/>
             <w:r>
               <w:rPr>
-                <w:rFonts w:ascii="Arial" w:hAnsi="Arial"/>
+                <w:rFonts w:ascii="Verdana" w:hAnsi="Verdana"/>
                 <w:b w:val="0"/>
                 <w:sz w:val="16"/>
               </w:rPr>
@@ -8750,7 +8896,7 @@
             <w:r/>
             <w:r>
               <w:rPr>
-                <w:rFonts w:ascii="Arial" w:hAnsi="Arial"/>
+                <w:rFonts w:ascii="Verdana" w:hAnsi="Verdana"/>
                 <w:b w:val="0"/>
                 <w:sz w:val="16"/>
               </w:rPr>
@@ -8766,7 +8912,7 @@
             <w:r/>
             <w:r>
               <w:rPr>
-                <w:rFonts w:ascii="Arial" w:hAnsi="Arial"/>
+                <w:rFonts w:ascii="Verdana" w:hAnsi="Verdana"/>
                 <w:b w:val="0"/>
                 <w:sz w:val="16"/>
               </w:rPr>
@@ -8775,15 +8921,18 @@
         </w:tc>
       </w:tr>
       <w:tr>
-        <w:tc>
-          <w:tcPr>
-            <w:tcW w:type="dxa" w:w="1514"/>
-          </w:tcPr>
-          <w:p>
-            <w:r/>
-            <w:r>
-              <w:rPr>
-                <w:rFonts w:ascii="Arial" w:hAnsi="Arial"/>
+        <w:trPr>
+          <w:cantSplit/>
+        </w:trPr>
+        <w:tc>
+          <w:tcPr>
+            <w:tcW w:type="dxa" w:w="1514"/>
+          </w:tcPr>
+          <w:p>
+            <w:r/>
+            <w:r>
+              <w:rPr>
+                <w:rFonts w:ascii="Verdana" w:hAnsi="Verdana"/>
                 <w:b w:val="0"/>
                 <w:sz w:val="16"/>
               </w:rPr>
@@ -8799,7 +8948,7 @@
             <w:r/>
             <w:r>
               <w:rPr>
-                <w:rFonts w:ascii="Arial" w:hAnsi="Arial"/>
+                <w:rFonts w:ascii="Verdana" w:hAnsi="Verdana"/>
                 <w:b w:val="0"/>
                 <w:sz w:val="16"/>
               </w:rPr>
@@ -8815,7 +8964,7 @@
             <w:r/>
             <w:r>
               <w:rPr>
-                <w:rFonts w:ascii="Arial" w:hAnsi="Arial"/>
+                <w:rFonts w:ascii="Verdana" w:hAnsi="Verdana"/>
                 <w:b w:val="0"/>
                 <w:sz w:val="16"/>
               </w:rPr>
@@ -8831,7 +8980,7 @@
             <w:r/>
             <w:r>
               <w:rPr>
-                <w:rFonts w:ascii="Arial" w:hAnsi="Arial"/>
+                <w:rFonts w:ascii="Verdana" w:hAnsi="Verdana"/>
                 <w:b w:val="0"/>
                 <w:sz w:val="16"/>
               </w:rPr>
@@ -8847,7 +8996,7 @@
             <w:r/>
             <w:r>
               <w:rPr>
-                <w:rFonts w:ascii="Arial" w:hAnsi="Arial"/>
+                <w:rFonts w:ascii="Verdana" w:hAnsi="Verdana"/>
                 <w:b w:val="0"/>
                 <w:sz w:val="16"/>
               </w:rPr>
@@ -8863,7 +9012,7 @@
             <w:r/>
             <w:r>
               <w:rPr>
-                <w:rFonts w:ascii="Arial" w:hAnsi="Arial"/>
+                <w:rFonts w:ascii="Verdana" w:hAnsi="Verdana"/>
                 <w:b w:val="0"/>
                 <w:sz w:val="16"/>
               </w:rPr>
@@ -8879,7 +9028,7 @@
             <w:r/>
             <w:r>
               <w:rPr>
-                <w:rFonts w:ascii="Arial" w:hAnsi="Arial"/>
+                <w:rFonts w:ascii="Verdana" w:hAnsi="Verdana"/>
                 <w:b w:val="0"/>
                 <w:sz w:val="16"/>
               </w:rPr>
@@ -8895,7 +9044,7 @@
             <w:r/>
             <w:r>
               <w:rPr>
-                <w:rFonts w:ascii="Arial" w:hAnsi="Arial"/>
+                <w:rFonts w:ascii="Verdana" w:hAnsi="Verdana"/>
                 <w:b w:val="0"/>
                 <w:sz w:val="16"/>
               </w:rPr>
@@ -8911,7 +9060,7 @@
             <w:r/>
             <w:r>
               <w:rPr>
-                <w:rFonts w:ascii="Arial" w:hAnsi="Arial"/>
+                <w:rFonts w:ascii="Verdana" w:hAnsi="Verdana"/>
                 <w:b w:val="0"/>
                 <w:sz w:val="16"/>
               </w:rPr>
@@ -8927,7 +9076,7 @@
             <w:r/>
             <w:r>
               <w:rPr>
-                <w:rFonts w:ascii="Arial" w:hAnsi="Arial"/>
+                <w:rFonts w:ascii="Verdana" w:hAnsi="Verdana"/>
                 <w:b w:val="0"/>
                 <w:sz w:val="16"/>
               </w:rPr>
@@ -8936,15 +9085,18 @@
         </w:tc>
       </w:tr>
       <w:tr>
-        <w:tc>
-          <w:tcPr>
-            <w:tcW w:type="dxa" w:w="1514"/>
-          </w:tcPr>
-          <w:p>
-            <w:r/>
-            <w:r>
-              <w:rPr>
-                <w:rFonts w:ascii="Arial" w:hAnsi="Arial"/>
+        <w:trPr>
+          <w:cantSplit/>
+        </w:trPr>
+        <w:tc>
+          <w:tcPr>
+            <w:tcW w:type="dxa" w:w="1514"/>
+          </w:tcPr>
+          <w:p>
+            <w:r/>
+            <w:r>
+              <w:rPr>
+                <w:rFonts w:ascii="Verdana" w:hAnsi="Verdana"/>
                 <w:b w:val="0"/>
                 <w:sz w:val="16"/>
               </w:rPr>
@@ -8960,7 +9112,7 @@
             <w:r/>
             <w:r>
               <w:rPr>
-                <w:rFonts w:ascii="Arial" w:hAnsi="Arial"/>
+                <w:rFonts w:ascii="Verdana" w:hAnsi="Verdana"/>
                 <w:b w:val="0"/>
                 <w:sz w:val="16"/>
               </w:rPr>
@@ -8976,7 +9128,7 @@
             <w:r/>
             <w:r>
               <w:rPr>
-                <w:rFonts w:ascii="Arial" w:hAnsi="Arial"/>
+                <w:rFonts w:ascii="Verdana" w:hAnsi="Verdana"/>
                 <w:b w:val="0"/>
                 <w:sz w:val="16"/>
               </w:rPr>
@@ -8992,7 +9144,7 @@
             <w:r/>
             <w:r>
               <w:rPr>
-                <w:rFonts w:ascii="Arial" w:hAnsi="Arial"/>
+                <w:rFonts w:ascii="Verdana" w:hAnsi="Verdana"/>
                 <w:b w:val="0"/>
                 <w:sz w:val="16"/>
               </w:rPr>
@@ -9008,7 +9160,7 @@
             <w:r/>
             <w:r>
               <w:rPr>
-                <w:rFonts w:ascii="Arial" w:hAnsi="Arial"/>
+                <w:rFonts w:ascii="Verdana" w:hAnsi="Verdana"/>
                 <w:b w:val="0"/>
                 <w:sz w:val="16"/>
               </w:rPr>
@@ -9024,7 +9176,7 @@
             <w:r/>
             <w:r>
               <w:rPr>
-                <w:rFonts w:ascii="Arial" w:hAnsi="Arial"/>
+                <w:rFonts w:ascii="Verdana" w:hAnsi="Verdana"/>
                 <w:b w:val="0"/>
                 <w:sz w:val="16"/>
               </w:rPr>
@@ -9040,7 +9192,7 @@
             <w:r/>
             <w:r>
               <w:rPr>
-                <w:rFonts w:ascii="Arial" w:hAnsi="Arial"/>
+                <w:rFonts w:ascii="Verdana" w:hAnsi="Verdana"/>
                 <w:b w:val="0"/>
                 <w:sz w:val="16"/>
               </w:rPr>
@@ -9056,7 +9208,7 @@
             <w:r/>
             <w:r>
               <w:rPr>
-                <w:rFonts w:ascii="Arial" w:hAnsi="Arial"/>
+                <w:rFonts w:ascii="Verdana" w:hAnsi="Verdana"/>
                 <w:b w:val="0"/>
                 <w:sz w:val="16"/>
               </w:rPr>
@@ -9072,7 +9224,7 @@
             <w:r/>
             <w:r>
               <w:rPr>
-                <w:rFonts w:ascii="Arial" w:hAnsi="Arial"/>
+                <w:rFonts w:ascii="Verdana" w:hAnsi="Verdana"/>
                 <w:b w:val="0"/>
                 <w:sz w:val="16"/>
               </w:rPr>
@@ -9088,7 +9240,7 @@
             <w:r/>
             <w:r>
               <w:rPr>
-                <w:rFonts w:ascii="Arial" w:hAnsi="Arial"/>
+                <w:rFonts w:ascii="Verdana" w:hAnsi="Verdana"/>
                 <w:b w:val="0"/>
                 <w:sz w:val="16"/>
               </w:rPr>
@@ -9097,15 +9249,18 @@
         </w:tc>
       </w:tr>
       <w:tr>
-        <w:tc>
-          <w:tcPr>
-            <w:tcW w:type="dxa" w:w="1514"/>
-          </w:tcPr>
-          <w:p>
-            <w:r/>
-            <w:r>
-              <w:rPr>
-                <w:rFonts w:ascii="Arial" w:hAnsi="Arial"/>
+        <w:trPr>
+          <w:cantSplit/>
+        </w:trPr>
+        <w:tc>
+          <w:tcPr>
+            <w:tcW w:type="dxa" w:w="1514"/>
+          </w:tcPr>
+          <w:p>
+            <w:r/>
+            <w:r>
+              <w:rPr>
+                <w:rFonts w:ascii="Verdana" w:hAnsi="Verdana"/>
                 <w:b w:val="0"/>
                 <w:sz w:val="16"/>
               </w:rPr>
@@ -9121,7 +9276,7 @@
             <w:r/>
             <w:r>
               <w:rPr>
-                <w:rFonts w:ascii="Arial" w:hAnsi="Arial"/>
+                <w:rFonts w:ascii="Verdana" w:hAnsi="Verdana"/>
                 <w:b w:val="0"/>
                 <w:sz w:val="16"/>
               </w:rPr>
@@ -9137,7 +9292,7 @@
             <w:r/>
             <w:r>
               <w:rPr>
-                <w:rFonts w:ascii="Arial" w:hAnsi="Arial"/>
+                <w:rFonts w:ascii="Verdana" w:hAnsi="Verdana"/>
                 <w:b w:val="0"/>
                 <w:sz w:val="16"/>
               </w:rPr>
@@ -9153,7 +9308,7 @@
             <w:r/>
             <w:r>
               <w:rPr>
-                <w:rFonts w:ascii="Arial" w:hAnsi="Arial"/>
+                <w:rFonts w:ascii="Verdana" w:hAnsi="Verdana"/>
                 <w:b w:val="0"/>
                 <w:sz w:val="16"/>
               </w:rPr>
@@ -9169,7 +9324,7 @@
             <w:r/>
             <w:r>
               <w:rPr>
-                <w:rFonts w:ascii="Arial" w:hAnsi="Arial"/>
+                <w:rFonts w:ascii="Verdana" w:hAnsi="Verdana"/>
                 <w:b w:val="0"/>
                 <w:sz w:val="16"/>
               </w:rPr>
@@ -9185,7 +9340,7 @@
             <w:r/>
             <w:r>
               <w:rPr>
-                <w:rFonts w:ascii="Arial" w:hAnsi="Arial"/>
+                <w:rFonts w:ascii="Verdana" w:hAnsi="Verdana"/>
                 <w:b w:val="0"/>
                 <w:sz w:val="16"/>
               </w:rPr>
@@ -9201,7 +9356,7 @@
             <w:r/>
             <w:r>
               <w:rPr>
-                <w:rFonts w:ascii="Arial" w:hAnsi="Arial"/>
+                <w:rFonts w:ascii="Verdana" w:hAnsi="Verdana"/>
                 <w:b w:val="0"/>
                 <w:sz w:val="16"/>
               </w:rPr>
@@ -9217,7 +9372,7 @@
             <w:r/>
             <w:r>
               <w:rPr>
-                <w:rFonts w:ascii="Arial" w:hAnsi="Arial"/>
+                <w:rFonts w:ascii="Verdana" w:hAnsi="Verdana"/>
                 <w:b w:val="0"/>
                 <w:sz w:val="16"/>
               </w:rPr>
@@ -9233,7 +9388,7 @@
             <w:r/>
             <w:r>
               <w:rPr>
-                <w:rFonts w:ascii="Arial" w:hAnsi="Arial"/>
+                <w:rFonts w:ascii="Verdana" w:hAnsi="Verdana"/>
                 <w:b w:val="0"/>
                 <w:sz w:val="16"/>
               </w:rPr>
@@ -9249,7 +9404,7 @@
             <w:r/>
             <w:r>
               <w:rPr>
-                <w:rFonts w:ascii="Arial" w:hAnsi="Arial"/>
+                <w:rFonts w:ascii="Verdana" w:hAnsi="Verdana"/>
                 <w:b w:val="0"/>
                 <w:sz w:val="16"/>
               </w:rPr>
@@ -9258,15 +9413,18 @@
         </w:tc>
       </w:tr>
       <w:tr>
-        <w:tc>
-          <w:tcPr>
-            <w:tcW w:type="dxa" w:w="1514"/>
-          </w:tcPr>
-          <w:p>
-            <w:r/>
-            <w:r>
-              <w:rPr>
-                <w:rFonts w:ascii="Arial" w:hAnsi="Arial"/>
+        <w:trPr>
+          <w:cantSplit/>
+        </w:trPr>
+        <w:tc>
+          <w:tcPr>
+            <w:tcW w:type="dxa" w:w="1514"/>
+          </w:tcPr>
+          <w:p>
+            <w:r/>
+            <w:r>
+              <w:rPr>
+                <w:rFonts w:ascii="Verdana" w:hAnsi="Verdana"/>
                 <w:b w:val="0"/>
                 <w:sz w:val="16"/>
               </w:rPr>
@@ -9282,7 +9440,7 @@
             <w:r/>
             <w:r>
               <w:rPr>
-                <w:rFonts w:ascii="Arial" w:hAnsi="Arial"/>
+                <w:rFonts w:ascii="Verdana" w:hAnsi="Verdana"/>
                 <w:b w:val="0"/>
                 <w:sz w:val="16"/>
               </w:rPr>
@@ -9298,7 +9456,7 @@
             <w:r/>
             <w:r>
               <w:rPr>
-                <w:rFonts w:ascii="Arial" w:hAnsi="Arial"/>
+                <w:rFonts w:ascii="Verdana" w:hAnsi="Verdana"/>
                 <w:b w:val="0"/>
                 <w:sz w:val="16"/>
               </w:rPr>
@@ -9314,7 +9472,7 @@
             <w:r/>
             <w:r>
               <w:rPr>
-                <w:rFonts w:ascii="Arial" w:hAnsi="Arial"/>
+                <w:rFonts w:ascii="Verdana" w:hAnsi="Verdana"/>
                 <w:b w:val="0"/>
                 <w:sz w:val="16"/>
               </w:rPr>
@@ -9330,7 +9488,7 @@
             <w:r/>
             <w:r>
               <w:rPr>
-                <w:rFonts w:ascii="Arial" w:hAnsi="Arial"/>
+                <w:rFonts w:ascii="Verdana" w:hAnsi="Verdana"/>
                 <w:b w:val="0"/>
                 <w:sz w:val="16"/>
               </w:rPr>
@@ -9346,7 +9504,7 @@
             <w:r/>
             <w:r>
               <w:rPr>
-                <w:rFonts w:ascii="Arial" w:hAnsi="Arial"/>
+                <w:rFonts w:ascii="Verdana" w:hAnsi="Verdana"/>
                 <w:b w:val="0"/>
                 <w:sz w:val="16"/>
               </w:rPr>
@@ -9362,7 +9520,7 @@
             <w:r/>
             <w:r>
               <w:rPr>
-                <w:rFonts w:ascii="Arial" w:hAnsi="Arial"/>
+                <w:rFonts w:ascii="Verdana" w:hAnsi="Verdana"/>
                 <w:b w:val="0"/>
                 <w:sz w:val="16"/>
               </w:rPr>
@@ -9378,7 +9536,7 @@
             <w:r/>
             <w:r>
               <w:rPr>
-                <w:rFonts w:ascii="Arial" w:hAnsi="Arial"/>
+                <w:rFonts w:ascii="Verdana" w:hAnsi="Verdana"/>
                 <w:b w:val="0"/>
                 <w:sz w:val="16"/>
               </w:rPr>
@@ -9394,7 +9552,7 @@
             <w:r/>
             <w:r>
               <w:rPr>
-                <w:rFonts w:ascii="Arial" w:hAnsi="Arial"/>
+                <w:rFonts w:ascii="Verdana" w:hAnsi="Verdana"/>
                 <w:b w:val="0"/>
                 <w:sz w:val="16"/>
               </w:rPr>
@@ -9410,7 +9568,7 @@
             <w:r/>
             <w:r>
               <w:rPr>
-                <w:rFonts w:ascii="Arial" w:hAnsi="Arial"/>
+                <w:rFonts w:ascii="Verdana" w:hAnsi="Verdana"/>
                 <w:b w:val="0"/>
                 <w:sz w:val="16"/>
               </w:rPr>
@@ -9419,15 +9577,18 @@
         </w:tc>
       </w:tr>
       <w:tr>
-        <w:tc>
-          <w:tcPr>
-            <w:tcW w:type="dxa" w:w="1514"/>
-          </w:tcPr>
-          <w:p>
-            <w:r/>
-            <w:r>
-              <w:rPr>
-                <w:rFonts w:ascii="Arial" w:hAnsi="Arial"/>
+        <w:trPr>
+          <w:cantSplit/>
+        </w:trPr>
+        <w:tc>
+          <w:tcPr>
+            <w:tcW w:type="dxa" w:w="1514"/>
+          </w:tcPr>
+          <w:p>
+            <w:r/>
+            <w:r>
+              <w:rPr>
+                <w:rFonts w:ascii="Verdana" w:hAnsi="Verdana"/>
                 <w:b w:val="0"/>
                 <w:sz w:val="16"/>
               </w:rPr>
@@ -9443,7 +9604,7 @@
             <w:r/>
             <w:r>
               <w:rPr>
-                <w:rFonts w:ascii="Arial" w:hAnsi="Arial"/>
+                <w:rFonts w:ascii="Verdana" w:hAnsi="Verdana"/>
                 <w:b w:val="0"/>
                 <w:sz w:val="16"/>
               </w:rPr>
@@ -9459,7 +9620,7 @@
             <w:r/>
             <w:r>
               <w:rPr>
-                <w:rFonts w:ascii="Arial" w:hAnsi="Arial"/>
+                <w:rFonts w:ascii="Verdana" w:hAnsi="Verdana"/>
                 <w:b w:val="0"/>
                 <w:sz w:val="16"/>
               </w:rPr>
@@ -9475,7 +9636,7 @@
             <w:r/>
             <w:r>
               <w:rPr>
-                <w:rFonts w:ascii="Arial" w:hAnsi="Arial"/>
+                <w:rFonts w:ascii="Verdana" w:hAnsi="Verdana"/>
                 <w:b w:val="0"/>
                 <w:sz w:val="16"/>
               </w:rPr>
@@ -9491,7 +9652,7 @@
             <w:r/>
             <w:r>
               <w:rPr>
-                <w:rFonts w:ascii="Arial" w:hAnsi="Arial"/>
+                <w:rFonts w:ascii="Verdana" w:hAnsi="Verdana"/>
                 <w:b w:val="0"/>
                 <w:sz w:val="16"/>
               </w:rPr>
@@ -9507,7 +9668,7 @@
             <w:r/>
             <w:r>
               <w:rPr>
-                <w:rFonts w:ascii="Arial" w:hAnsi="Arial"/>
+                <w:rFonts w:ascii="Verdana" w:hAnsi="Verdana"/>
                 <w:b w:val="0"/>
                 <w:sz w:val="16"/>
               </w:rPr>
@@ -9523,7 +9684,7 @@
             <w:r/>
             <w:r>
               <w:rPr>
-                <w:rFonts w:ascii="Arial" w:hAnsi="Arial"/>
+                <w:rFonts w:ascii="Verdana" w:hAnsi="Verdana"/>
                 <w:b w:val="0"/>
                 <w:sz w:val="16"/>
               </w:rPr>
@@ -9539,7 +9700,7 @@
             <w:r/>
             <w:r>
               <w:rPr>
-                <w:rFonts w:ascii="Arial" w:hAnsi="Arial"/>
+                <w:rFonts w:ascii="Verdana" w:hAnsi="Verdana"/>
                 <w:b w:val="0"/>
                 <w:sz w:val="16"/>
               </w:rPr>
@@ -9555,7 +9716,7 @@
             <w:r/>
             <w:r>
               <w:rPr>
-                <w:rFonts w:ascii="Arial" w:hAnsi="Arial"/>
+                <w:rFonts w:ascii="Verdana" w:hAnsi="Verdana"/>
                 <w:b w:val="0"/>
                 <w:sz w:val="16"/>
               </w:rPr>
@@ -9571,7 +9732,7 @@
             <w:r/>
             <w:r>
               <w:rPr>
-                <w:rFonts w:ascii="Arial" w:hAnsi="Arial"/>
+                <w:rFonts w:ascii="Verdana" w:hAnsi="Verdana"/>
                 <w:b w:val="0"/>
                 <w:sz w:val="16"/>
               </w:rPr>
@@ -9580,15 +9741,18 @@
         </w:tc>
       </w:tr>
       <w:tr>
-        <w:tc>
-          <w:tcPr>
-            <w:tcW w:type="dxa" w:w="1514"/>
-          </w:tcPr>
-          <w:p>
-            <w:r/>
-            <w:r>
-              <w:rPr>
-                <w:rFonts w:ascii="Arial" w:hAnsi="Arial"/>
+        <w:trPr>
+          <w:cantSplit/>
+        </w:trPr>
+        <w:tc>
+          <w:tcPr>
+            <w:tcW w:type="dxa" w:w="1514"/>
+          </w:tcPr>
+          <w:p>
+            <w:r/>
+            <w:r>
+              <w:rPr>
+                <w:rFonts w:ascii="Verdana" w:hAnsi="Verdana"/>
                 <w:b w:val="0"/>
                 <w:sz w:val="16"/>
               </w:rPr>
@@ -9604,7 +9768,7 @@
             <w:r/>
             <w:r>
               <w:rPr>
-                <w:rFonts w:ascii="Arial" w:hAnsi="Arial"/>
+                <w:rFonts w:ascii="Verdana" w:hAnsi="Verdana"/>
                 <w:b w:val="0"/>
                 <w:sz w:val="16"/>
               </w:rPr>
@@ -9620,7 +9784,7 @@
             <w:r/>
             <w:r>
               <w:rPr>
-                <w:rFonts w:ascii="Arial" w:hAnsi="Arial"/>
+                <w:rFonts w:ascii="Verdana" w:hAnsi="Verdana"/>
                 <w:b w:val="0"/>
                 <w:sz w:val="16"/>
               </w:rPr>
@@ -9636,7 +9800,7 @@
             <w:r/>
             <w:r>
               <w:rPr>
-                <w:rFonts w:ascii="Arial" w:hAnsi="Arial"/>
+                <w:rFonts w:ascii="Verdana" w:hAnsi="Verdana"/>
                 <w:b w:val="0"/>
                 <w:sz w:val="16"/>
               </w:rPr>
@@ -9652,7 +9816,7 @@
             <w:r/>
             <w:r>
               <w:rPr>
-                <w:rFonts w:ascii="Arial" w:hAnsi="Arial"/>
+                <w:rFonts w:ascii="Verdana" w:hAnsi="Verdana"/>
                 <w:b w:val="0"/>
                 <w:sz w:val="16"/>
               </w:rPr>
@@ -9668,7 +9832,7 @@
             <w:r/>
             <w:r>
               <w:rPr>
-                <w:rFonts w:ascii="Arial" w:hAnsi="Arial"/>
+                <w:rFonts w:ascii="Verdana" w:hAnsi="Verdana"/>
                 <w:b w:val="0"/>
                 <w:sz w:val="16"/>
               </w:rPr>
@@ -9684,7 +9848,7 @@
             <w:r/>
             <w:r>
               <w:rPr>
-                <w:rFonts w:ascii="Arial" w:hAnsi="Arial"/>
+                <w:rFonts w:ascii="Verdana" w:hAnsi="Verdana"/>
                 <w:b w:val="0"/>
                 <w:sz w:val="16"/>
               </w:rPr>
@@ -9700,7 +9864,7 @@
             <w:r/>
             <w:r>
               <w:rPr>
-                <w:rFonts w:ascii="Arial" w:hAnsi="Arial"/>
+                <w:rFonts w:ascii="Verdana" w:hAnsi="Verdana"/>
                 <w:b w:val="0"/>
                 <w:sz w:val="16"/>
               </w:rPr>
@@ -9716,7 +9880,7 @@
             <w:r/>
             <w:r>
               <w:rPr>
-                <w:rFonts w:ascii="Arial" w:hAnsi="Arial"/>
+                <w:rFonts w:ascii="Verdana" w:hAnsi="Verdana"/>
                 <w:b w:val="0"/>
                 <w:sz w:val="16"/>
               </w:rPr>
@@ -9732,7 +9896,7 @@
             <w:r/>
             <w:r>
               <w:rPr>
-                <w:rFonts w:ascii="Arial" w:hAnsi="Arial"/>
+                <w:rFonts w:ascii="Verdana" w:hAnsi="Verdana"/>
                 <w:b w:val="0"/>
                 <w:sz w:val="16"/>
               </w:rPr>
@@ -9741,15 +9905,18 @@
         </w:tc>
       </w:tr>
       <w:tr>
-        <w:tc>
-          <w:tcPr>
-            <w:tcW w:type="dxa" w:w="1514"/>
-          </w:tcPr>
-          <w:p>
-            <w:r/>
-            <w:r>
-              <w:rPr>
-                <w:rFonts w:ascii="Arial" w:hAnsi="Arial"/>
+        <w:trPr>
+          <w:cantSplit/>
+        </w:trPr>
+        <w:tc>
+          <w:tcPr>
+            <w:tcW w:type="dxa" w:w="1514"/>
+          </w:tcPr>
+          <w:p>
+            <w:r/>
+            <w:r>
+              <w:rPr>
+                <w:rFonts w:ascii="Verdana" w:hAnsi="Verdana"/>
                 <w:b w:val="0"/>
                 <w:sz w:val="16"/>
               </w:rPr>
@@ -9765,7 +9932,7 @@
             <w:r/>
             <w:r>
               <w:rPr>
-                <w:rFonts w:ascii="Arial" w:hAnsi="Arial"/>
+                <w:rFonts w:ascii="Verdana" w:hAnsi="Verdana"/>
                 <w:b w:val="0"/>
                 <w:sz w:val="16"/>
               </w:rPr>
@@ -9781,7 +9948,7 @@
             <w:r/>
             <w:r>
               <w:rPr>
-                <w:rFonts w:ascii="Arial" w:hAnsi="Arial"/>
+                <w:rFonts w:ascii="Verdana" w:hAnsi="Verdana"/>
                 <w:b w:val="0"/>
                 <w:sz w:val="16"/>
               </w:rPr>
@@ -9797,7 +9964,7 @@
             <w:r/>
             <w:r>
               <w:rPr>
-                <w:rFonts w:ascii="Arial" w:hAnsi="Arial"/>
+                <w:rFonts w:ascii="Verdana" w:hAnsi="Verdana"/>
                 <w:b w:val="0"/>
                 <w:sz w:val="16"/>
               </w:rPr>
@@ -9813,7 +9980,7 @@
             <w:r/>
             <w:r>
               <w:rPr>
-                <w:rFonts w:ascii="Arial" w:hAnsi="Arial"/>
+                <w:rFonts w:ascii="Verdana" w:hAnsi="Verdana"/>
                 <w:b w:val="0"/>
                 <w:sz w:val="16"/>
               </w:rPr>
@@ -9829,7 +9996,7 @@
             <w:r/>
             <w:r>
               <w:rPr>
-                <w:rFonts w:ascii="Arial" w:hAnsi="Arial"/>
+                <w:rFonts w:ascii="Verdana" w:hAnsi="Verdana"/>
                 <w:b w:val="0"/>
                 <w:sz w:val="16"/>
               </w:rPr>
@@ -9845,7 +10012,7 @@
             <w:r/>
             <w:r>
               <w:rPr>
-                <w:rFonts w:ascii="Arial" w:hAnsi="Arial"/>
+                <w:rFonts w:ascii="Verdana" w:hAnsi="Verdana"/>
                 <w:b w:val="0"/>
                 <w:sz w:val="16"/>
               </w:rPr>
@@ -9861,7 +10028,7 @@
             <w:r/>
             <w:r>
               <w:rPr>
-                <w:rFonts w:ascii="Arial" w:hAnsi="Arial"/>
+                <w:rFonts w:ascii="Verdana" w:hAnsi="Verdana"/>
                 <w:b w:val="0"/>
                 <w:sz w:val="16"/>
               </w:rPr>
@@ -9877,7 +10044,7 @@
             <w:r/>
             <w:r>
               <w:rPr>
-                <w:rFonts w:ascii="Arial" w:hAnsi="Arial"/>
+                <w:rFonts w:ascii="Verdana" w:hAnsi="Verdana"/>
                 <w:b w:val="0"/>
                 <w:sz w:val="16"/>
               </w:rPr>
@@ -9893,7 +10060,7 @@
             <w:r/>
             <w:r>
               <w:rPr>
-                <w:rFonts w:ascii="Arial" w:hAnsi="Arial"/>
+                <w:rFonts w:ascii="Verdana" w:hAnsi="Verdana"/>
                 <w:b w:val="0"/>
                 <w:sz w:val="16"/>
               </w:rPr>
@@ -9902,15 +10069,18 @@
         </w:tc>
       </w:tr>
       <w:tr>
-        <w:tc>
-          <w:tcPr>
-            <w:tcW w:type="dxa" w:w="1514"/>
-          </w:tcPr>
-          <w:p>
-            <w:r/>
-            <w:r>
-              <w:rPr>
-                <w:rFonts w:ascii="Arial" w:hAnsi="Arial"/>
+        <w:trPr>
+          <w:cantSplit/>
+        </w:trPr>
+        <w:tc>
+          <w:tcPr>
+            <w:tcW w:type="dxa" w:w="1514"/>
+          </w:tcPr>
+          <w:p>
+            <w:r/>
+            <w:r>
+              <w:rPr>
+                <w:rFonts w:ascii="Verdana" w:hAnsi="Verdana"/>
                 <w:b w:val="0"/>
                 <w:sz w:val="16"/>
               </w:rPr>
@@ -9926,7 +10096,7 @@
             <w:r/>
             <w:r>
               <w:rPr>
-                <w:rFonts w:ascii="Arial" w:hAnsi="Arial"/>
+                <w:rFonts w:ascii="Verdana" w:hAnsi="Verdana"/>
                 <w:b w:val="0"/>
                 <w:sz w:val="16"/>
               </w:rPr>
@@ -9942,7 +10112,7 @@
             <w:r/>
             <w:r>
               <w:rPr>
-                <w:rFonts w:ascii="Arial" w:hAnsi="Arial"/>
+                <w:rFonts w:ascii="Verdana" w:hAnsi="Verdana"/>
                 <w:b w:val="0"/>
                 <w:sz w:val="16"/>
               </w:rPr>
@@ -9958,7 +10128,7 @@
             <w:r/>
             <w:r>
               <w:rPr>
-                <w:rFonts w:ascii="Arial" w:hAnsi="Arial"/>
+                <w:rFonts w:ascii="Verdana" w:hAnsi="Verdana"/>
                 <w:b w:val="0"/>
                 <w:sz w:val="16"/>
               </w:rPr>
@@ -9974,7 +10144,7 @@
             <w:r/>
             <w:r>
               <w:rPr>
-                <w:rFonts w:ascii="Arial" w:hAnsi="Arial"/>
+                <w:rFonts w:ascii="Verdana" w:hAnsi="Verdana"/>
                 <w:b w:val="0"/>
                 <w:sz w:val="16"/>
               </w:rPr>
@@ -9990,7 +10160,7 @@
             <w:r/>
             <w:r>
               <w:rPr>
-                <w:rFonts w:ascii="Arial" w:hAnsi="Arial"/>
+                <w:rFonts w:ascii="Verdana" w:hAnsi="Verdana"/>
                 <w:b w:val="0"/>
                 <w:sz w:val="16"/>
               </w:rPr>
@@ -10006,7 +10176,7 @@
             <w:r/>
             <w:r>
               <w:rPr>
-                <w:rFonts w:ascii="Arial" w:hAnsi="Arial"/>
+                <w:rFonts w:ascii="Verdana" w:hAnsi="Verdana"/>
                 <w:b w:val="0"/>
                 <w:sz w:val="16"/>
               </w:rPr>
@@ -10022,7 +10192,7 @@
             <w:r/>
             <w:r>
               <w:rPr>
-                <w:rFonts w:ascii="Arial" w:hAnsi="Arial"/>
+                <w:rFonts w:ascii="Verdana" w:hAnsi="Verdana"/>
                 <w:b w:val="0"/>
                 <w:sz w:val="16"/>
               </w:rPr>
@@ -10038,7 +10208,7 @@
             <w:r/>
             <w:r>
               <w:rPr>
-                <w:rFonts w:ascii="Arial" w:hAnsi="Arial"/>
+                <w:rFonts w:ascii="Verdana" w:hAnsi="Verdana"/>
                 <w:b w:val="0"/>
                 <w:sz w:val="16"/>
               </w:rPr>
@@ -10054,7 +10224,7 @@
             <w:r/>
             <w:r>
               <w:rPr>
-                <w:rFonts w:ascii="Arial" w:hAnsi="Arial"/>
+                <w:rFonts w:ascii="Verdana" w:hAnsi="Verdana"/>
                 <w:b w:val="0"/>
                 <w:sz w:val="16"/>
               </w:rPr>
@@ -10063,15 +10233,18 @@
         </w:tc>
       </w:tr>
       <w:tr>
-        <w:tc>
-          <w:tcPr>
-            <w:tcW w:type="dxa" w:w="1514"/>
-          </w:tcPr>
-          <w:p>
-            <w:r/>
-            <w:r>
-              <w:rPr>
-                <w:rFonts w:ascii="Arial" w:hAnsi="Arial"/>
+        <w:trPr>
+          <w:cantSplit/>
+        </w:trPr>
+        <w:tc>
+          <w:tcPr>
+            <w:tcW w:type="dxa" w:w="1514"/>
+          </w:tcPr>
+          <w:p>
+            <w:r/>
+            <w:r>
+              <w:rPr>
+                <w:rFonts w:ascii="Verdana" w:hAnsi="Verdana"/>
                 <w:b w:val="0"/>
                 <w:sz w:val="16"/>
               </w:rPr>
@@ -10087,7 +10260,7 @@
             <w:r/>
             <w:r>
               <w:rPr>
-                <w:rFonts w:ascii="Arial" w:hAnsi="Arial"/>
+                <w:rFonts w:ascii="Verdana" w:hAnsi="Verdana"/>
                 <w:b w:val="0"/>
                 <w:sz w:val="16"/>
               </w:rPr>
@@ -10103,7 +10276,7 @@
             <w:r/>
             <w:r>
               <w:rPr>
-                <w:rFonts w:ascii="Arial" w:hAnsi="Arial"/>
+                <w:rFonts w:ascii="Verdana" w:hAnsi="Verdana"/>
                 <w:b w:val="0"/>
                 <w:sz w:val="16"/>
               </w:rPr>
@@ -10119,7 +10292,7 @@
             <w:r/>
             <w:r>
               <w:rPr>
-                <w:rFonts w:ascii="Arial" w:hAnsi="Arial"/>
+                <w:rFonts w:ascii="Verdana" w:hAnsi="Verdana"/>
                 <w:b w:val="0"/>
                 <w:sz w:val="16"/>
               </w:rPr>
@@ -10135,7 +10308,7 @@
             <w:r/>
             <w:r>
               <w:rPr>
-                <w:rFonts w:ascii="Arial" w:hAnsi="Arial"/>
+                <w:rFonts w:ascii="Verdana" w:hAnsi="Verdana"/>
                 <w:b w:val="0"/>
                 <w:sz w:val="16"/>
               </w:rPr>
@@ -10151,7 +10324,7 @@
             <w:r/>
             <w:r>
               <w:rPr>
-                <w:rFonts w:ascii="Arial" w:hAnsi="Arial"/>
+                <w:rFonts w:ascii="Verdana" w:hAnsi="Verdana"/>
                 <w:b w:val="0"/>
                 <w:sz w:val="16"/>
               </w:rPr>
@@ -10167,7 +10340,7 @@
             <w:r/>
             <w:r>
               <w:rPr>
-                <w:rFonts w:ascii="Arial" w:hAnsi="Arial"/>
+                <w:rFonts w:ascii="Verdana" w:hAnsi="Verdana"/>
                 <w:b w:val="0"/>
                 <w:sz w:val="16"/>
               </w:rPr>
@@ -10183,7 +10356,7 @@
             <w:r/>
             <w:r>
               <w:rPr>
-                <w:rFonts w:ascii="Arial" w:hAnsi="Arial"/>
+                <w:rFonts w:ascii="Verdana" w:hAnsi="Verdana"/>
                 <w:b w:val="0"/>
                 <w:sz w:val="16"/>
               </w:rPr>
@@ -10199,7 +10372,7 @@
             <w:r/>
             <w:r>
               <w:rPr>
-                <w:rFonts w:ascii="Arial" w:hAnsi="Arial"/>
+                <w:rFonts w:ascii="Verdana" w:hAnsi="Verdana"/>
                 <w:b w:val="0"/>
                 <w:sz w:val="16"/>
               </w:rPr>
@@ -10215,7 +10388,7 @@
             <w:r/>
             <w:r>
               <w:rPr>
-                <w:rFonts w:ascii="Arial" w:hAnsi="Arial"/>
+                <w:rFonts w:ascii="Verdana" w:hAnsi="Verdana"/>
                 <w:b w:val="0"/>
                 <w:sz w:val="16"/>
               </w:rPr>
@@ -10224,15 +10397,18 @@
         </w:tc>
       </w:tr>
       <w:tr>
-        <w:tc>
-          <w:tcPr>
-            <w:tcW w:type="dxa" w:w="1514"/>
-          </w:tcPr>
-          <w:p>
-            <w:r/>
-            <w:r>
-              <w:rPr>
-                <w:rFonts w:ascii="Arial" w:hAnsi="Arial"/>
+        <w:trPr>
+          <w:cantSplit/>
+        </w:trPr>
+        <w:tc>
+          <w:tcPr>
+            <w:tcW w:type="dxa" w:w="1514"/>
+          </w:tcPr>
+          <w:p>
+            <w:r/>
+            <w:r>
+              <w:rPr>
+                <w:rFonts w:ascii="Verdana" w:hAnsi="Verdana"/>
                 <w:b w:val="0"/>
                 <w:sz w:val="16"/>
               </w:rPr>
@@ -10248,7 +10424,7 @@
             <w:r/>
             <w:r>
               <w:rPr>
-                <w:rFonts w:ascii="Arial" w:hAnsi="Arial"/>
+                <w:rFonts w:ascii="Verdana" w:hAnsi="Verdana"/>
                 <w:b w:val="0"/>
                 <w:sz w:val="16"/>
               </w:rPr>
@@ -10264,7 +10440,7 @@
             <w:r/>
             <w:r>
               <w:rPr>
-                <w:rFonts w:ascii="Arial" w:hAnsi="Arial"/>
+                <w:rFonts w:ascii="Verdana" w:hAnsi="Verdana"/>
                 <w:b w:val="0"/>
                 <w:sz w:val="16"/>
               </w:rPr>
@@ -10280,7 +10456,7 @@
             <w:r/>
             <w:r>
               <w:rPr>
-                <w:rFonts w:ascii="Arial" w:hAnsi="Arial"/>
+                <w:rFonts w:ascii="Verdana" w:hAnsi="Verdana"/>
                 <w:b w:val="0"/>
                 <w:sz w:val="16"/>
               </w:rPr>
@@ -10296,7 +10472,7 @@
             <w:r/>
             <w:r>
               <w:rPr>
-                <w:rFonts w:ascii="Arial" w:hAnsi="Arial"/>
+                <w:rFonts w:ascii="Verdana" w:hAnsi="Verdana"/>
                 <w:b w:val="0"/>
                 <w:sz w:val="16"/>
               </w:rPr>
@@ -10312,7 +10488,7 @@
             <w:r/>
             <w:r>
               <w:rPr>
-                <w:rFonts w:ascii="Arial" w:hAnsi="Arial"/>
+                <w:rFonts w:ascii="Verdana" w:hAnsi="Verdana"/>
                 <w:b w:val="0"/>
                 <w:sz w:val="16"/>
               </w:rPr>
@@ -10328,7 +10504,7 @@
             <w:r/>
             <w:r>
               <w:rPr>
-                <w:rFonts w:ascii="Arial" w:hAnsi="Arial"/>
+                <w:rFonts w:ascii="Verdana" w:hAnsi="Verdana"/>
                 <w:b w:val="0"/>
                 <w:sz w:val="16"/>
               </w:rPr>
@@ -10344,7 +10520,7 @@
             <w:r/>
             <w:r>
               <w:rPr>
-                <w:rFonts w:ascii="Arial" w:hAnsi="Arial"/>
+                <w:rFonts w:ascii="Verdana" w:hAnsi="Verdana"/>
                 <w:b w:val="0"/>
                 <w:sz w:val="16"/>
               </w:rPr>
@@ -10360,7 +10536,7 @@
             <w:r/>
             <w:r>
               <w:rPr>
-                <w:rFonts w:ascii="Arial" w:hAnsi="Arial"/>
+                <w:rFonts w:ascii="Verdana" w:hAnsi="Verdana"/>
                 <w:b w:val="0"/>
                 <w:sz w:val="16"/>
               </w:rPr>
@@ -10376,7 +10552,7 @@
             <w:r/>
             <w:r>
               <w:rPr>
-                <w:rFonts w:ascii="Arial" w:hAnsi="Arial"/>
+                <w:rFonts w:ascii="Verdana" w:hAnsi="Verdana"/>
                 <w:b w:val="0"/>
                 <w:sz w:val="16"/>
               </w:rPr>
@@ -10385,15 +10561,18 @@
         </w:tc>
       </w:tr>
       <w:tr>
-        <w:tc>
-          <w:tcPr>
-            <w:tcW w:type="dxa" w:w="1514"/>
-          </w:tcPr>
-          <w:p>
-            <w:r/>
-            <w:r>
-              <w:rPr>
-                <w:rFonts w:ascii="Arial" w:hAnsi="Arial"/>
+        <w:trPr>
+          <w:cantSplit/>
+        </w:trPr>
+        <w:tc>
+          <w:tcPr>
+            <w:tcW w:type="dxa" w:w="1514"/>
+          </w:tcPr>
+          <w:p>
+            <w:r/>
+            <w:r>
+              <w:rPr>
+                <w:rFonts w:ascii="Verdana" w:hAnsi="Verdana"/>
                 <w:b w:val="0"/>
                 <w:sz w:val="16"/>
               </w:rPr>
@@ -10409,7 +10588,7 @@
             <w:r/>
             <w:r>
               <w:rPr>
-                <w:rFonts w:ascii="Arial" w:hAnsi="Arial"/>
+                <w:rFonts w:ascii="Verdana" w:hAnsi="Verdana"/>
                 <w:b w:val="0"/>
                 <w:sz w:val="16"/>
               </w:rPr>
@@ -10425,7 +10604,7 @@
             <w:r/>
             <w:r>
               <w:rPr>
-                <w:rFonts w:ascii="Arial" w:hAnsi="Arial"/>
+                <w:rFonts w:ascii="Verdana" w:hAnsi="Verdana"/>
                 <w:b w:val="0"/>
                 <w:sz w:val="16"/>
               </w:rPr>
@@ -10441,7 +10620,7 @@
             <w:r/>
             <w:r>
               <w:rPr>
-                <w:rFonts w:ascii="Arial" w:hAnsi="Arial"/>
+                <w:rFonts w:ascii="Verdana" w:hAnsi="Verdana"/>
                 <w:b w:val="0"/>
                 <w:sz w:val="16"/>
               </w:rPr>
@@ -10457,7 +10636,7 @@
             <w:r/>
             <w:r>
               <w:rPr>
-                <w:rFonts w:ascii="Arial" w:hAnsi="Arial"/>
+                <w:rFonts w:ascii="Verdana" w:hAnsi="Verdana"/>
                 <w:b w:val="0"/>
                 <w:sz w:val="16"/>
               </w:rPr>
@@ -10473,7 +10652,7 @@
             <w:r/>
             <w:r>
               <w:rPr>
-                <w:rFonts w:ascii="Arial" w:hAnsi="Arial"/>
+                <w:rFonts w:ascii="Verdana" w:hAnsi="Verdana"/>
                 <w:b w:val="0"/>
                 <w:sz w:val="16"/>
               </w:rPr>
@@ -10489,7 +10668,7 @@
             <w:r/>
             <w:r>
               <w:rPr>
-                <w:rFonts w:ascii="Arial" w:hAnsi="Arial"/>
+                <w:rFonts w:ascii="Verdana" w:hAnsi="Verdana"/>
                 <w:b w:val="0"/>
                 <w:sz w:val="16"/>
               </w:rPr>
@@ -10505,7 +10684,7 @@
             <w:r/>
             <w:r>
               <w:rPr>
-                <w:rFonts w:ascii="Arial" w:hAnsi="Arial"/>
+                <w:rFonts w:ascii="Verdana" w:hAnsi="Verdana"/>
                 <w:b w:val="0"/>
                 <w:sz w:val="16"/>
               </w:rPr>
@@ -10521,7 +10700,7 @@
             <w:r/>
             <w:r>
               <w:rPr>
-                <w:rFonts w:ascii="Arial" w:hAnsi="Arial"/>
+                <w:rFonts w:ascii="Verdana" w:hAnsi="Verdana"/>
                 <w:b w:val="0"/>
                 <w:sz w:val="16"/>
               </w:rPr>
@@ -10537,7 +10716,7 @@
             <w:r/>
             <w:r>
               <w:rPr>
-                <w:rFonts w:ascii="Arial" w:hAnsi="Arial"/>
+                <w:rFonts w:ascii="Verdana" w:hAnsi="Verdana"/>
                 <w:b w:val="0"/>
                 <w:sz w:val="16"/>
               </w:rPr>
@@ -10546,15 +10725,18 @@
         </w:tc>
       </w:tr>
       <w:tr>
-        <w:tc>
-          <w:tcPr>
-            <w:tcW w:type="dxa" w:w="1514"/>
-          </w:tcPr>
-          <w:p>
-            <w:r/>
-            <w:r>
-              <w:rPr>
-                <w:rFonts w:ascii="Arial" w:hAnsi="Arial"/>
+        <w:trPr>
+          <w:cantSplit/>
+        </w:trPr>
+        <w:tc>
+          <w:tcPr>
+            <w:tcW w:type="dxa" w:w="1514"/>
+          </w:tcPr>
+          <w:p>
+            <w:r/>
+            <w:r>
+              <w:rPr>
+                <w:rFonts w:ascii="Verdana" w:hAnsi="Verdana"/>
                 <w:b w:val="0"/>
                 <w:sz w:val="16"/>
               </w:rPr>
@@ -10570,7 +10752,7 @@
             <w:r/>
             <w:r>
               <w:rPr>
-                <w:rFonts w:ascii="Arial" w:hAnsi="Arial"/>
+                <w:rFonts w:ascii="Verdana" w:hAnsi="Verdana"/>
                 <w:b w:val="0"/>
                 <w:sz w:val="16"/>
               </w:rPr>
@@ -10586,7 +10768,7 @@
             <w:r/>
             <w:r>
               <w:rPr>
-                <w:rFonts w:ascii="Arial" w:hAnsi="Arial"/>
+                <w:rFonts w:ascii="Verdana" w:hAnsi="Verdana"/>
                 <w:b w:val="0"/>
                 <w:sz w:val="16"/>
               </w:rPr>
@@ -10602,7 +10784,7 @@
             <w:r/>
             <w:r>
               <w:rPr>
-                <w:rFonts w:ascii="Arial" w:hAnsi="Arial"/>
+                <w:rFonts w:ascii="Verdana" w:hAnsi="Verdana"/>
                 <w:b w:val="0"/>
                 <w:sz w:val="16"/>
               </w:rPr>
@@ -10618,7 +10800,7 @@
             <w:r/>
             <w:r>
               <w:rPr>
-                <w:rFonts w:ascii="Arial" w:hAnsi="Arial"/>
+                <w:rFonts w:ascii="Verdana" w:hAnsi="Verdana"/>
                 <w:b w:val="0"/>
                 <w:sz w:val="16"/>
               </w:rPr>
@@ -10634,7 +10816,7 @@
             <w:r/>
             <w:r>
               <w:rPr>
-                <w:rFonts w:ascii="Arial" w:hAnsi="Arial"/>
+                <w:rFonts w:ascii="Verdana" w:hAnsi="Verdana"/>
                 <w:b w:val="0"/>
                 <w:sz w:val="16"/>
               </w:rPr>
@@ -10650,7 +10832,7 @@
             <w:r/>
             <w:r>
               <w:rPr>
-                <w:rFonts w:ascii="Arial" w:hAnsi="Arial"/>
+                <w:rFonts w:ascii="Verdana" w:hAnsi="Verdana"/>
                 <w:b w:val="0"/>
                 <w:sz w:val="16"/>
               </w:rPr>
@@ -10666,7 +10848,7 @@
             <w:r/>
             <w:r>
               <w:rPr>
-                <w:rFonts w:ascii="Arial" w:hAnsi="Arial"/>
+                <w:rFonts w:ascii="Verdana" w:hAnsi="Verdana"/>
                 <w:b w:val="0"/>
                 <w:sz w:val="16"/>
               </w:rPr>
@@ -10682,7 +10864,7 @@
             <w:r/>
             <w:r>
               <w:rPr>
-                <w:rFonts w:ascii="Arial" w:hAnsi="Arial"/>
+                <w:rFonts w:ascii="Verdana" w:hAnsi="Verdana"/>
                 <w:b w:val="0"/>
                 <w:sz w:val="16"/>
               </w:rPr>
@@ -10698,7 +10880,7 @@
             <w:r/>
             <w:r>
               <w:rPr>
-                <w:rFonts w:ascii="Arial" w:hAnsi="Arial"/>
+                <w:rFonts w:ascii="Verdana" w:hAnsi="Verdana"/>
                 <w:b w:val="0"/>
                 <w:sz w:val="16"/>
               </w:rPr>
@@ -10707,15 +10889,18 @@
         </w:tc>
       </w:tr>
       <w:tr>
-        <w:tc>
-          <w:tcPr>
-            <w:tcW w:type="dxa" w:w="1514"/>
-          </w:tcPr>
-          <w:p>
-            <w:r/>
-            <w:r>
-              <w:rPr>
-                <w:rFonts w:ascii="Arial" w:hAnsi="Arial"/>
+        <w:trPr>
+          <w:cantSplit/>
+        </w:trPr>
+        <w:tc>
+          <w:tcPr>
+            <w:tcW w:type="dxa" w:w="1514"/>
+          </w:tcPr>
+          <w:p>
+            <w:r/>
+            <w:r>
+              <w:rPr>
+                <w:rFonts w:ascii="Verdana" w:hAnsi="Verdana"/>
                 <w:b w:val="0"/>
                 <w:sz w:val="16"/>
               </w:rPr>
@@ -10731,7 +10916,7 @@
             <w:r/>
             <w:r>
               <w:rPr>
-                <w:rFonts w:ascii="Arial" w:hAnsi="Arial"/>
+                <w:rFonts w:ascii="Verdana" w:hAnsi="Verdana"/>
                 <w:b w:val="0"/>
                 <w:sz w:val="16"/>
               </w:rPr>
@@ -10747,7 +10932,7 @@
             <w:r/>
             <w:r>
               <w:rPr>
-                <w:rFonts w:ascii="Arial" w:hAnsi="Arial"/>
+                <w:rFonts w:ascii="Verdana" w:hAnsi="Verdana"/>
                 <w:b w:val="0"/>
                 <w:sz w:val="16"/>
               </w:rPr>
@@ -10763,7 +10948,7 @@
             <w:r/>
             <w:r>
               <w:rPr>
-                <w:rFonts w:ascii="Arial" w:hAnsi="Arial"/>
+                <w:rFonts w:ascii="Verdana" w:hAnsi="Verdana"/>
                 <w:b w:val="0"/>
                 <w:sz w:val="16"/>
               </w:rPr>
@@ -10779,7 +10964,7 @@
             <w:r/>
             <w:r>
               <w:rPr>
-                <w:rFonts w:ascii="Arial" w:hAnsi="Arial"/>
+                <w:rFonts w:ascii="Verdana" w:hAnsi="Verdana"/>
                 <w:b w:val="0"/>
                 <w:sz w:val="16"/>
               </w:rPr>
@@ -10795,7 +10980,7 @@
             <w:r/>
             <w:r>
               <w:rPr>
-                <w:rFonts w:ascii="Arial" w:hAnsi="Arial"/>
+                <w:rFonts w:ascii="Verdana" w:hAnsi="Verdana"/>
                 <w:b w:val="0"/>
                 <w:sz w:val="16"/>
               </w:rPr>
@@ -10811,7 +10996,7 @@
             <w:r/>
             <w:r>
               <w:rPr>
-                <w:rFonts w:ascii="Arial" w:hAnsi="Arial"/>
+                <w:rFonts w:ascii="Verdana" w:hAnsi="Verdana"/>
                 <w:b w:val="0"/>
                 <w:sz w:val="16"/>
               </w:rPr>
@@ -10827,7 +11012,7 @@
             <w:r/>
             <w:r>
               <w:rPr>
-                <w:rFonts w:ascii="Arial" w:hAnsi="Arial"/>
+                <w:rFonts w:ascii="Verdana" w:hAnsi="Verdana"/>
                 <w:b w:val="0"/>
                 <w:sz w:val="16"/>
               </w:rPr>
@@ -10843,7 +11028,7 @@
             <w:r/>
             <w:r>
               <w:rPr>
-                <w:rFonts w:ascii="Arial" w:hAnsi="Arial"/>
+                <w:rFonts w:ascii="Verdana" w:hAnsi="Verdana"/>
                 <w:b w:val="0"/>
                 <w:sz w:val="16"/>
               </w:rPr>
@@ -10859,7 +11044,7 @@
             <w:r/>
             <w:r>
               <w:rPr>
-                <w:rFonts w:ascii="Arial" w:hAnsi="Arial"/>
+                <w:rFonts w:ascii="Verdana" w:hAnsi="Verdana"/>
                 <w:b w:val="0"/>
                 <w:sz w:val="16"/>
               </w:rPr>
@@ -10868,15 +11053,18 @@
         </w:tc>
       </w:tr>
       <w:tr>
-        <w:tc>
-          <w:tcPr>
-            <w:tcW w:type="dxa" w:w="1514"/>
-          </w:tcPr>
-          <w:p>
-            <w:r/>
-            <w:r>
-              <w:rPr>
-                <w:rFonts w:ascii="Arial" w:hAnsi="Arial"/>
+        <w:trPr>
+          <w:cantSplit/>
+        </w:trPr>
+        <w:tc>
+          <w:tcPr>
+            <w:tcW w:type="dxa" w:w="1514"/>
+          </w:tcPr>
+          <w:p>
+            <w:r/>
+            <w:r>
+              <w:rPr>
+                <w:rFonts w:ascii="Verdana" w:hAnsi="Verdana"/>
                 <w:b w:val="0"/>
                 <w:sz w:val="16"/>
               </w:rPr>
@@ -10892,7 +11080,7 @@
             <w:r/>
             <w:r>
               <w:rPr>
-                <w:rFonts w:ascii="Arial" w:hAnsi="Arial"/>
+                <w:rFonts w:ascii="Verdana" w:hAnsi="Verdana"/>
                 <w:b w:val="0"/>
                 <w:sz w:val="16"/>
               </w:rPr>
@@ -10908,7 +11096,7 @@
             <w:r/>
             <w:r>
               <w:rPr>
-                <w:rFonts w:ascii="Arial" w:hAnsi="Arial"/>
+                <w:rFonts w:ascii="Verdana" w:hAnsi="Verdana"/>
                 <w:b w:val="0"/>
                 <w:sz w:val="16"/>
               </w:rPr>
@@ -10924,7 +11112,7 @@
             <w:r/>
             <w:r>
               <w:rPr>
-                <w:rFonts w:ascii="Arial" w:hAnsi="Arial"/>
+                <w:rFonts w:ascii="Verdana" w:hAnsi="Verdana"/>
                 <w:b w:val="0"/>
                 <w:sz w:val="16"/>
               </w:rPr>
@@ -10940,7 +11128,7 @@
             <w:r/>
             <w:r>
               <w:rPr>
-                <w:rFonts w:ascii="Arial" w:hAnsi="Arial"/>
+                <w:rFonts w:ascii="Verdana" w:hAnsi="Verdana"/>
                 <w:b w:val="0"/>
                 <w:sz w:val="16"/>
               </w:rPr>
@@ -10956,7 +11144,7 @@
             <w:r/>
             <w:r>
               <w:rPr>
-                <w:rFonts w:ascii="Arial" w:hAnsi="Arial"/>
+                <w:rFonts w:ascii="Verdana" w:hAnsi="Verdana"/>
                 <w:b w:val="0"/>
                 <w:sz w:val="16"/>
               </w:rPr>
@@ -10972,7 +11160,7 @@
             <w:r/>
             <w:r>
               <w:rPr>
-                <w:rFonts w:ascii="Arial" w:hAnsi="Arial"/>
+                <w:rFonts w:ascii="Verdana" w:hAnsi="Verdana"/>
                 <w:b w:val="0"/>
                 <w:sz w:val="16"/>
               </w:rPr>
@@ -10988,7 +11176,7 @@
             <w:r/>
             <w:r>
               <w:rPr>
-                <w:rFonts w:ascii="Arial" w:hAnsi="Arial"/>
+                <w:rFonts w:ascii="Verdana" w:hAnsi="Verdana"/>
                 <w:b w:val="0"/>
                 <w:sz w:val="16"/>
               </w:rPr>
@@ -11004,7 +11192,7 @@
             <w:r/>
             <w:r>
               <w:rPr>
-                <w:rFonts w:ascii="Arial" w:hAnsi="Arial"/>
+                <w:rFonts w:ascii="Verdana" w:hAnsi="Verdana"/>
                 <w:b w:val="0"/>
                 <w:sz w:val="16"/>
               </w:rPr>
@@ -11020,7 +11208,7 @@
             <w:r/>
             <w:r>
               <w:rPr>
-                <w:rFonts w:ascii="Arial" w:hAnsi="Arial"/>
+                <w:rFonts w:ascii="Verdana" w:hAnsi="Verdana"/>
                 <w:b w:val="0"/>
                 <w:sz w:val="16"/>
               </w:rPr>
@@ -11029,15 +11217,18 @@
         </w:tc>
       </w:tr>
       <w:tr>
-        <w:tc>
-          <w:tcPr>
-            <w:tcW w:type="dxa" w:w="1514"/>
-          </w:tcPr>
-          <w:p>
-            <w:r/>
-            <w:r>
-              <w:rPr>
-                <w:rFonts w:ascii="Arial" w:hAnsi="Arial"/>
+        <w:trPr>
+          <w:cantSplit/>
+        </w:trPr>
+        <w:tc>
+          <w:tcPr>
+            <w:tcW w:type="dxa" w:w="1514"/>
+          </w:tcPr>
+          <w:p>
+            <w:r/>
+            <w:r>
+              <w:rPr>
+                <w:rFonts w:ascii="Verdana" w:hAnsi="Verdana"/>
                 <w:b w:val="0"/>
                 <w:sz w:val="16"/>
               </w:rPr>
@@ -11053,7 +11244,7 @@
             <w:r/>
             <w:r>
               <w:rPr>
-                <w:rFonts w:ascii="Arial" w:hAnsi="Arial"/>
+                <w:rFonts w:ascii="Verdana" w:hAnsi="Verdana"/>
                 <w:b w:val="0"/>
                 <w:sz w:val="16"/>
               </w:rPr>
@@ -11069,7 +11260,7 @@
             <w:r/>
             <w:r>
               <w:rPr>
-                <w:rFonts w:ascii="Arial" w:hAnsi="Arial"/>
+                <w:rFonts w:ascii="Verdana" w:hAnsi="Verdana"/>
                 <w:b w:val="0"/>
                 <w:sz w:val="16"/>
               </w:rPr>
@@ -11085,7 +11276,7 @@
             <w:r/>
             <w:r>
               <w:rPr>
-                <w:rFonts w:ascii="Arial" w:hAnsi="Arial"/>
+                <w:rFonts w:ascii="Verdana" w:hAnsi="Verdana"/>
                 <w:b w:val="0"/>
                 <w:sz w:val="16"/>
               </w:rPr>
@@ -11101,7 +11292,7 @@
             <w:r/>
             <w:r>
               <w:rPr>
-                <w:rFonts w:ascii="Arial" w:hAnsi="Arial"/>
+                <w:rFonts w:ascii="Verdana" w:hAnsi="Verdana"/>
                 <w:b w:val="0"/>
                 <w:sz w:val="16"/>
               </w:rPr>
@@ -11117,7 +11308,7 @@
             <w:r/>
             <w:r>
               <w:rPr>
-                <w:rFonts w:ascii="Arial" w:hAnsi="Arial"/>
+                <w:rFonts w:ascii="Verdana" w:hAnsi="Verdana"/>
                 <w:b w:val="0"/>
                 <w:sz w:val="16"/>
               </w:rPr>
@@ -11133,7 +11324,7 @@
             <w:r/>
             <w:r>
               <w:rPr>
-                <w:rFonts w:ascii="Arial" w:hAnsi="Arial"/>
+                <w:rFonts w:ascii="Verdana" w:hAnsi="Verdana"/>
                 <w:b w:val="0"/>
                 <w:sz w:val="16"/>
               </w:rPr>
@@ -11149,7 +11340,7 @@
             <w:r/>
             <w:r>
               <w:rPr>
-                <w:rFonts w:ascii="Arial" w:hAnsi="Arial"/>
+                <w:rFonts w:ascii="Verdana" w:hAnsi="Verdana"/>
                 <w:b w:val="0"/>
                 <w:sz w:val="16"/>
               </w:rPr>
@@ -11165,7 +11356,7 @@
             <w:r/>
             <w:r>
               <w:rPr>
-                <w:rFonts w:ascii="Arial" w:hAnsi="Arial"/>
+                <w:rFonts w:ascii="Verdana" w:hAnsi="Verdana"/>
                 <w:b w:val="0"/>
                 <w:sz w:val="16"/>
               </w:rPr>
@@ -11181,7 +11372,7 @@
             <w:r/>
             <w:r>
               <w:rPr>
-                <w:rFonts w:ascii="Arial" w:hAnsi="Arial"/>
+                <w:rFonts w:ascii="Verdana" w:hAnsi="Verdana"/>
                 <w:b w:val="0"/>
                 <w:sz w:val="16"/>
               </w:rPr>
@@ -11191,15 +11382,18 @@
         </w:tc>
       </w:tr>
       <w:tr>
-        <w:tc>
-          <w:tcPr>
-            <w:tcW w:type="dxa" w:w="1514"/>
-          </w:tcPr>
-          <w:p>
-            <w:r/>
-            <w:r>
-              <w:rPr>
-                <w:rFonts w:ascii="Arial" w:hAnsi="Arial"/>
+        <w:trPr>
+          <w:cantSplit/>
+        </w:trPr>
+        <w:tc>
+          <w:tcPr>
+            <w:tcW w:type="dxa" w:w="1514"/>
+          </w:tcPr>
+          <w:p>
+            <w:r/>
+            <w:r>
+              <w:rPr>
+                <w:rFonts w:ascii="Verdana" w:hAnsi="Verdana"/>
                 <w:b w:val="0"/>
                 <w:sz w:val="16"/>
               </w:rPr>
@@ -11215,7 +11409,7 @@
             <w:r/>
             <w:r>
               <w:rPr>
-                <w:rFonts w:ascii="Arial" w:hAnsi="Arial"/>
+                <w:rFonts w:ascii="Verdana" w:hAnsi="Verdana"/>
                 <w:b w:val="0"/>
                 <w:sz w:val="16"/>
               </w:rPr>
@@ -11231,7 +11425,7 @@
             <w:r/>
             <w:r>
               <w:rPr>
-                <w:rFonts w:ascii="Arial" w:hAnsi="Arial"/>
+                <w:rFonts w:ascii="Verdana" w:hAnsi="Verdana"/>
                 <w:b w:val="0"/>
                 <w:sz w:val="16"/>
               </w:rPr>
@@ -11247,7 +11441,7 @@
             <w:r/>
             <w:r>
               <w:rPr>
-                <w:rFonts w:ascii="Arial" w:hAnsi="Arial"/>
+                <w:rFonts w:ascii="Verdana" w:hAnsi="Verdana"/>
                 <w:b w:val="0"/>
                 <w:sz w:val="16"/>
               </w:rPr>
@@ -11263,7 +11457,7 @@
             <w:r/>
             <w:r>
               <w:rPr>
-                <w:rFonts w:ascii="Arial" w:hAnsi="Arial"/>
+                <w:rFonts w:ascii="Verdana" w:hAnsi="Verdana"/>
                 <w:b w:val="0"/>
                 <w:sz w:val="16"/>
               </w:rPr>
@@ -11279,7 +11473,7 @@
             <w:r/>
             <w:r>
               <w:rPr>
-                <w:rFonts w:ascii="Arial" w:hAnsi="Arial"/>
+                <w:rFonts w:ascii="Verdana" w:hAnsi="Verdana"/>
                 <w:b w:val="0"/>
                 <w:sz w:val="16"/>
               </w:rPr>
@@ -11295,7 +11489,7 @@
             <w:r/>
             <w:r>
               <w:rPr>
-                <w:rFonts w:ascii="Arial" w:hAnsi="Arial"/>
+                <w:rFonts w:ascii="Verdana" w:hAnsi="Verdana"/>
                 <w:b w:val="0"/>
                 <w:sz w:val="16"/>
               </w:rPr>
@@ -11311,7 +11505,7 @@
             <w:r/>
             <w:r>
               <w:rPr>
-                <w:rFonts w:ascii="Arial" w:hAnsi="Arial"/>
+                <w:rFonts w:ascii="Verdana" w:hAnsi="Verdana"/>
                 <w:b w:val="0"/>
                 <w:sz w:val="16"/>
               </w:rPr>
@@ -11327,7 +11521,7 @@
             <w:r/>
             <w:r>
               <w:rPr>
-                <w:rFonts w:ascii="Arial" w:hAnsi="Arial"/>
+                <w:rFonts w:ascii="Verdana" w:hAnsi="Verdana"/>
                 <w:b w:val="0"/>
                 <w:sz w:val="16"/>
               </w:rPr>
@@ -11343,7 +11537,7 @@
             <w:r/>
             <w:r>
               <w:rPr>
-                <w:rFonts w:ascii="Arial" w:hAnsi="Arial"/>
+                <w:rFonts w:ascii="Verdana" w:hAnsi="Verdana"/>
                 <w:b w:val="0"/>
                 <w:sz w:val="16"/>
               </w:rPr>
@@ -11352,15 +11546,18 @@
         </w:tc>
       </w:tr>
       <w:tr>
-        <w:tc>
-          <w:tcPr>
-            <w:tcW w:type="dxa" w:w="1514"/>
-          </w:tcPr>
-          <w:p>
-            <w:r/>
-            <w:r>
-              <w:rPr>
-                <w:rFonts w:ascii="Arial" w:hAnsi="Arial"/>
+        <w:trPr>
+          <w:cantSplit/>
+        </w:trPr>
+        <w:tc>
+          <w:tcPr>
+            <w:tcW w:type="dxa" w:w="1514"/>
+          </w:tcPr>
+          <w:p>
+            <w:r/>
+            <w:r>
+              <w:rPr>
+                <w:rFonts w:ascii="Verdana" w:hAnsi="Verdana"/>
                 <w:b w:val="0"/>
                 <w:sz w:val="16"/>
               </w:rPr>
@@ -11376,7 +11573,7 @@
             <w:r/>
             <w:r>
               <w:rPr>
-                <w:rFonts w:ascii="Arial" w:hAnsi="Arial"/>
+                <w:rFonts w:ascii="Verdana" w:hAnsi="Verdana"/>
                 <w:b w:val="0"/>
                 <w:sz w:val="16"/>
               </w:rPr>
@@ -11392,7 +11589,7 @@
             <w:r/>
             <w:r>
               <w:rPr>
-                <w:rFonts w:ascii="Arial" w:hAnsi="Arial"/>
+                <w:rFonts w:ascii="Verdana" w:hAnsi="Verdana"/>
                 <w:b w:val="0"/>
                 <w:sz w:val="16"/>
               </w:rPr>
@@ -11408,7 +11605,7 @@
             <w:r/>
             <w:r>
               <w:rPr>
-                <w:rFonts w:ascii="Arial" w:hAnsi="Arial"/>
+                <w:rFonts w:ascii="Verdana" w:hAnsi="Verdana"/>
                 <w:b w:val="0"/>
                 <w:sz w:val="16"/>
               </w:rPr>
@@ -11424,7 +11621,7 @@
             <w:r/>
             <w:r>
               <w:rPr>
-                <w:rFonts w:ascii="Arial" w:hAnsi="Arial"/>
+                <w:rFonts w:ascii="Verdana" w:hAnsi="Verdana"/>
                 <w:b w:val="0"/>
                 <w:sz w:val="16"/>
               </w:rPr>
@@ -11440,7 +11637,7 @@
             <w:r/>
             <w:r>
               <w:rPr>
-                <w:rFonts w:ascii="Arial" w:hAnsi="Arial"/>
+                <w:rFonts w:ascii="Verdana" w:hAnsi="Verdana"/>
                 <w:b w:val="0"/>
                 <w:sz w:val="16"/>
               </w:rPr>
@@ -11456,7 +11653,7 @@
             <w:r/>
             <w:r>
               <w:rPr>
-                <w:rFonts w:ascii="Arial" w:hAnsi="Arial"/>
+                <w:rFonts w:ascii="Verdana" w:hAnsi="Verdana"/>
                 <w:b w:val="0"/>
                 <w:sz w:val="16"/>
               </w:rPr>
@@ -11472,7 +11669,7 @@
             <w:r/>
             <w:r>
               <w:rPr>
-                <w:rFonts w:ascii="Arial" w:hAnsi="Arial"/>
+                <w:rFonts w:ascii="Verdana" w:hAnsi="Verdana"/>
                 <w:b w:val="0"/>
                 <w:sz w:val="16"/>
               </w:rPr>
@@ -11488,7 +11685,7 @@
             <w:r/>
             <w:r>
               <w:rPr>
-                <w:rFonts w:ascii="Arial" w:hAnsi="Arial"/>
+                <w:rFonts w:ascii="Verdana" w:hAnsi="Verdana"/>
                 <w:b w:val="0"/>
                 <w:sz w:val="16"/>
               </w:rPr>
@@ -11504,7 +11701,7 @@
             <w:r/>
             <w:r>
               <w:rPr>
-                <w:rFonts w:ascii="Arial" w:hAnsi="Arial"/>
+                <w:rFonts w:ascii="Verdana" w:hAnsi="Verdana"/>
                 <w:b w:val="0"/>
                 <w:sz w:val="16"/>
               </w:rPr>
@@ -11513,15 +11710,18 @@
         </w:tc>
       </w:tr>
       <w:tr>
-        <w:tc>
-          <w:tcPr>
-            <w:tcW w:type="dxa" w:w="1514"/>
-          </w:tcPr>
-          <w:p>
-            <w:r/>
-            <w:r>
-              <w:rPr>
-                <w:rFonts w:ascii="Arial" w:hAnsi="Arial"/>
+        <w:trPr>
+          <w:cantSplit/>
+        </w:trPr>
+        <w:tc>
+          <w:tcPr>
+            <w:tcW w:type="dxa" w:w="1514"/>
+          </w:tcPr>
+          <w:p>
+            <w:r/>
+            <w:r>
+              <w:rPr>
+                <w:rFonts w:ascii="Verdana" w:hAnsi="Verdana"/>
                 <w:b w:val="0"/>
                 <w:sz w:val="16"/>
               </w:rPr>
@@ -11537,7 +11737,7 @@
             <w:r/>
             <w:r>
               <w:rPr>
-                <w:rFonts w:ascii="Arial" w:hAnsi="Arial"/>
+                <w:rFonts w:ascii="Verdana" w:hAnsi="Verdana"/>
                 <w:b w:val="0"/>
                 <w:sz w:val="16"/>
               </w:rPr>
@@ -11553,7 +11753,7 @@
             <w:r/>
             <w:r>
               <w:rPr>
-                <w:rFonts w:ascii="Arial" w:hAnsi="Arial"/>
+                <w:rFonts w:ascii="Verdana" w:hAnsi="Verdana"/>
                 <w:b w:val="0"/>
                 <w:sz w:val="16"/>
               </w:rPr>
@@ -11569,7 +11769,7 @@
             <w:r/>
             <w:r>
               <w:rPr>
-                <w:rFonts w:ascii="Arial" w:hAnsi="Arial"/>
+                <w:rFonts w:ascii="Verdana" w:hAnsi="Verdana"/>
                 <w:b w:val="0"/>
                 <w:sz w:val="16"/>
               </w:rPr>
@@ -11585,7 +11785,7 @@
             <w:r/>
             <w:r>
               <w:rPr>
-                <w:rFonts w:ascii="Arial" w:hAnsi="Arial"/>
+                <w:rFonts w:ascii="Verdana" w:hAnsi="Verdana"/>
                 <w:b w:val="0"/>
                 <w:sz w:val="16"/>
               </w:rPr>
@@ -11601,7 +11801,7 @@
             <w:r/>
             <w:r>
               <w:rPr>
-                <w:rFonts w:ascii="Arial" w:hAnsi="Arial"/>
+                <w:rFonts w:ascii="Verdana" w:hAnsi="Verdana"/>
                 <w:b w:val="0"/>
                 <w:sz w:val="16"/>
               </w:rPr>
@@ -11617,7 +11817,7 @@
             <w:r/>
             <w:r>
               <w:rPr>
-                <w:rFonts w:ascii="Arial" w:hAnsi="Arial"/>
+                <w:rFonts w:ascii="Verdana" w:hAnsi="Verdana"/>
                 <w:b w:val="0"/>
                 <w:sz w:val="16"/>
               </w:rPr>
@@ -11633,7 +11833,7 @@
             <w:r/>
             <w:r>
               <w:rPr>
-                <w:rFonts w:ascii="Arial" w:hAnsi="Arial"/>
+                <w:rFonts w:ascii="Verdana" w:hAnsi="Verdana"/>
                 <w:b w:val="0"/>
                 <w:sz w:val="16"/>
               </w:rPr>
@@ -11649,7 +11849,7 @@
             <w:r/>
             <w:r>
               <w:rPr>
-                <w:rFonts w:ascii="Arial" w:hAnsi="Arial"/>
+                <w:rFonts w:ascii="Verdana" w:hAnsi="Verdana"/>
                 <w:b w:val="0"/>
                 <w:sz w:val="16"/>
               </w:rPr>
@@ -11665,7 +11865,7 @@
             <w:r/>
             <w:r>
               <w:rPr>
-                <w:rFonts w:ascii="Arial" w:hAnsi="Arial"/>
+                <w:rFonts w:ascii="Verdana" w:hAnsi="Verdana"/>
                 <w:b w:val="0"/>
                 <w:sz w:val="16"/>
               </w:rPr>

--- a/docx/fr/BUFRCREX_TableB_fr_08.docx
+++ b/docx/fr/BUFRCREX_TableB_fr_08.docx
@@ -239,7 +239,7 @@
                 <w:b w:val="0"/>
                 <w:sz w:val="16"/>
               </w:rPr>
-              <w:t>008001</w:t>
+              <w:t>0 08 001</w:t>
             </w:r>
           </w:p>
         </w:tc>
@@ -403,7 +403,7 @@
                 <w:b w:val="0"/>
                 <w:sz w:val="16"/>
               </w:rPr>
-              <w:t>008002</w:t>
+              <w:t>0 08 002</w:t>
             </w:r>
           </w:p>
         </w:tc>
@@ -567,7 +567,7 @@
                 <w:b w:val="0"/>
                 <w:sz w:val="16"/>
               </w:rPr>
-              <w:t>008003</w:t>
+              <w:t>0 08 003</w:t>
             </w:r>
           </w:p>
         </w:tc>
@@ -731,7 +731,7 @@
                 <w:b w:val="0"/>
                 <w:sz w:val="16"/>
               </w:rPr>
-              <w:t>008004</w:t>
+              <w:t>0 08 004</w:t>
             </w:r>
           </w:p>
         </w:tc>
@@ -895,7 +895,7 @@
                 <w:b w:val="0"/>
                 <w:sz w:val="16"/>
               </w:rPr>
-              <w:t>008005</w:t>
+              <w:t>0 08 005</w:t>
             </w:r>
           </w:p>
         </w:tc>
@@ -1059,7 +1059,7 @@
                 <w:b w:val="0"/>
                 <w:sz w:val="16"/>
               </w:rPr>
-              <w:t>008006</w:t>
+              <w:t>0 08 006</w:t>
             </w:r>
           </w:p>
         </w:tc>
@@ -1223,7 +1223,7 @@
                 <w:b w:val="0"/>
                 <w:sz w:val="16"/>
               </w:rPr>
-              <w:t>008007</w:t>
+              <w:t>0 08 007</w:t>
             </w:r>
           </w:p>
         </w:tc>
@@ -1387,7 +1387,7 @@
                 <w:b w:val="0"/>
                 <w:sz w:val="16"/>
               </w:rPr>
-              <w:t>008008</w:t>
+              <w:t>0 08 008</w:t>
             </w:r>
           </w:p>
         </w:tc>
@@ -1551,7 +1551,7 @@
                 <w:b w:val="0"/>
                 <w:sz w:val="16"/>
               </w:rPr>
-              <w:t>008009</w:t>
+              <w:t>0 08 009</w:t>
             </w:r>
           </w:p>
         </w:tc>
@@ -1715,7 +1715,7 @@
                 <w:b w:val="0"/>
                 <w:sz w:val="16"/>
               </w:rPr>
-              <w:t>008010</w:t>
+              <w:t>0 08 010</w:t>
             </w:r>
           </w:p>
         </w:tc>
@@ -1879,7 +1879,7 @@
                 <w:b w:val="0"/>
                 <w:sz w:val="16"/>
               </w:rPr>
-              <w:t>008011</w:t>
+              <w:t>0 08 011</w:t>
             </w:r>
           </w:p>
         </w:tc>
@@ -2043,7 +2043,7 @@
                 <w:b w:val="0"/>
                 <w:sz w:val="16"/>
               </w:rPr>
-              <w:t>008012</w:t>
+              <w:t>0 08 012</w:t>
             </w:r>
           </w:p>
         </w:tc>
@@ -2207,7 +2207,7 @@
                 <w:b w:val="0"/>
                 <w:sz w:val="16"/>
               </w:rPr>
-              <w:t>008013</w:t>
+              <w:t>0 08 013</w:t>
             </w:r>
           </w:p>
         </w:tc>
@@ -2371,7 +2371,7 @@
                 <w:b w:val="0"/>
                 <w:sz w:val="16"/>
               </w:rPr>
-              <w:t>008014</w:t>
+              <w:t>0 08 014</w:t>
             </w:r>
           </w:p>
         </w:tc>
@@ -2535,7 +2535,7 @@
                 <w:b w:val="0"/>
                 <w:sz w:val="16"/>
               </w:rPr>
-              <w:t>008015</w:t>
+              <w:t>0 08 015</w:t>
             </w:r>
           </w:p>
         </w:tc>
@@ -2699,7 +2699,7 @@
                 <w:b w:val="0"/>
                 <w:sz w:val="16"/>
               </w:rPr>
-              <w:t>008016</w:t>
+              <w:t>0 08 016</w:t>
             </w:r>
           </w:p>
         </w:tc>
@@ -2863,7 +2863,7 @@
                 <w:b w:val="0"/>
                 <w:sz w:val="16"/>
               </w:rPr>
-              <w:t>008017</w:t>
+              <w:t>0 08 017</w:t>
             </w:r>
           </w:p>
         </w:tc>
@@ -3027,7 +3027,7 @@
                 <w:b w:val="0"/>
                 <w:sz w:val="16"/>
               </w:rPr>
-              <w:t>008018</w:t>
+              <w:t>0 08 018</w:t>
             </w:r>
           </w:p>
         </w:tc>
@@ -3191,7 +3191,7 @@
                 <w:b w:val="0"/>
                 <w:sz w:val="16"/>
               </w:rPr>
-              <w:t>008019</w:t>
+              <w:t>0 08 019</w:t>
             </w:r>
           </w:p>
         </w:tc>
@@ -3355,7 +3355,7 @@
                 <w:b w:val="0"/>
                 <w:sz w:val="16"/>
               </w:rPr>
-              <w:t>008020</w:t>
+              <w:t>0 08 020</w:t>
             </w:r>
           </w:p>
         </w:tc>
@@ -3519,7 +3519,7 @@
                 <w:b w:val="0"/>
                 <w:sz w:val="16"/>
               </w:rPr>
-              <w:t>008021</w:t>
+              <w:t>0 08 021</w:t>
             </w:r>
           </w:p>
         </w:tc>
@@ -3683,7 +3683,7 @@
                 <w:b w:val="0"/>
                 <w:sz w:val="16"/>
               </w:rPr>
-              <w:t>008022</w:t>
+              <w:t>0 08 022</w:t>
             </w:r>
           </w:p>
         </w:tc>
@@ -3847,7 +3847,7 @@
                 <w:b w:val="0"/>
                 <w:sz w:val="16"/>
               </w:rPr>
-              <w:t>008023</w:t>
+              <w:t>0 08 023</w:t>
             </w:r>
           </w:p>
         </w:tc>
@@ -4012,7 +4012,7 @@
                 <w:b w:val="0"/>
                 <w:sz w:val="16"/>
               </w:rPr>
-              <w:t>008024</w:t>
+              <w:t>0 08 024</w:t>
             </w:r>
           </w:p>
         </w:tc>
@@ -4177,7 +4177,7 @@
                 <w:b w:val="0"/>
                 <w:sz w:val="16"/>
               </w:rPr>
-              <w:t>008025</w:t>
+              <w:t>0 08 025</w:t>
             </w:r>
           </w:p>
         </w:tc>
@@ -4342,7 +4342,7 @@
                 <w:b w:val="0"/>
                 <w:sz w:val="16"/>
               </w:rPr>
-              <w:t>008026</w:t>
+              <w:t>0 08 026</w:t>
             </w:r>
           </w:p>
         </w:tc>
@@ -4506,7 +4506,7 @@
                 <w:b w:val="0"/>
                 <w:sz w:val="16"/>
               </w:rPr>
-              <w:t>008029</w:t>
+              <w:t>0 08 029</w:t>
             </w:r>
           </w:p>
         </w:tc>
@@ -4670,7 +4670,7 @@
                 <w:b w:val="0"/>
                 <w:sz w:val="16"/>
               </w:rPr>
-              <w:t>008030</w:t>
+              <w:t>0 08 030</w:t>
             </w:r>
           </w:p>
         </w:tc>
@@ -4834,7 +4834,7 @@
                 <w:b w:val="0"/>
                 <w:sz w:val="16"/>
               </w:rPr>
-              <w:t>008031</w:t>
+              <w:t>0 08 031</w:t>
             </w:r>
           </w:p>
         </w:tc>
@@ -4998,7 +4998,7 @@
                 <w:b w:val="0"/>
                 <w:sz w:val="16"/>
               </w:rPr>
-              <w:t>008032</w:t>
+              <w:t>0 08 032</w:t>
             </w:r>
           </w:p>
         </w:tc>
@@ -5162,7 +5162,7 @@
                 <w:b w:val="0"/>
                 <w:sz w:val="16"/>
               </w:rPr>
-              <w:t>008033</w:t>
+              <w:t>0 08 033</w:t>
             </w:r>
           </w:p>
         </w:tc>
@@ -5327,7 +5327,7 @@
                 <w:b w:val="0"/>
                 <w:sz w:val="16"/>
               </w:rPr>
-              <w:t>008034</w:t>
+              <w:t>0 08 034</w:t>
             </w:r>
           </w:p>
         </w:tc>
@@ -5491,7 +5491,7 @@
                 <w:b w:val="0"/>
                 <w:sz w:val="16"/>
               </w:rPr>
-              <w:t>008035</w:t>
+              <w:t>0 08 035</w:t>
             </w:r>
           </w:p>
         </w:tc>
@@ -5655,7 +5655,7 @@
                 <w:b w:val="0"/>
                 <w:sz w:val="16"/>
               </w:rPr>
-              <w:t>008036</w:t>
+              <w:t>0 08 036</w:t>
             </w:r>
           </w:p>
         </w:tc>
@@ -5819,7 +5819,7 @@
                 <w:b w:val="0"/>
                 <w:sz w:val="16"/>
               </w:rPr>
-              <w:t>008037</w:t>
+              <w:t>0 08 037</w:t>
             </w:r>
           </w:p>
         </w:tc>
@@ -5983,7 +5983,7 @@
                 <w:b w:val="0"/>
                 <w:sz w:val="16"/>
               </w:rPr>
-              <w:t>008038</w:t>
+              <w:t>0 08 038</w:t>
             </w:r>
           </w:p>
         </w:tc>
@@ -6147,7 +6147,7 @@
                 <w:b w:val="0"/>
                 <w:sz w:val="16"/>
               </w:rPr>
-              <w:t>008039</w:t>
+              <w:t>0 08 039</w:t>
             </w:r>
           </w:p>
         </w:tc>
@@ -6311,7 +6311,7 @@
                 <w:b w:val="0"/>
                 <w:sz w:val="16"/>
               </w:rPr>
-              <w:t>008040</w:t>
+              <w:t>0 08 040</w:t>
             </w:r>
           </w:p>
         </w:tc>
@@ -6475,7 +6475,7 @@
                 <w:b w:val="0"/>
                 <w:sz w:val="16"/>
               </w:rPr>
-              <w:t>008041</w:t>
+              <w:t>0 08 041</w:t>
             </w:r>
           </w:p>
         </w:tc>
@@ -6639,7 +6639,7 @@
                 <w:b w:val="0"/>
                 <w:sz w:val="16"/>
               </w:rPr>
-              <w:t>008042</w:t>
+              <w:t>0 08 042</w:t>
             </w:r>
           </w:p>
         </w:tc>
@@ -6803,7 +6803,7 @@
                 <w:b w:val="0"/>
                 <w:sz w:val="16"/>
               </w:rPr>
-              <w:t>008043</w:t>
+              <w:t>0 08 043</w:t>
             </w:r>
           </w:p>
         </w:tc>
@@ -6968,7 +6968,7 @@
                 <w:b w:val="0"/>
                 <w:sz w:val="16"/>
               </w:rPr>
-              <w:t>008044</w:t>
+              <w:t>0 08 044</w:t>
             </w:r>
           </w:p>
         </w:tc>
@@ -7132,7 +7132,7 @@
                 <w:b w:val="0"/>
                 <w:sz w:val="16"/>
               </w:rPr>
-              <w:t>008046</w:t>
+              <w:t>0 08 046</w:t>
             </w:r>
           </w:p>
         </w:tc>
@@ -7296,7 +7296,7 @@
                 <w:b w:val="0"/>
                 <w:sz w:val="16"/>
               </w:rPr>
-              <w:t>008049</w:t>
+              <w:t>0 08 049</w:t>
             </w:r>
           </w:p>
         </w:tc>
@@ -7460,7 +7460,7 @@
                 <w:b w:val="0"/>
                 <w:sz w:val="16"/>
               </w:rPr>
-              <w:t>008050</w:t>
+              <w:t>0 08 050</w:t>
             </w:r>
           </w:p>
         </w:tc>
@@ -7624,7 +7624,7 @@
                 <w:b w:val="0"/>
                 <w:sz w:val="16"/>
               </w:rPr>
-              <w:t>008051</w:t>
+              <w:t>0 08 051</w:t>
             </w:r>
           </w:p>
         </w:tc>
@@ -7788,7 +7788,7 @@
                 <w:b w:val="0"/>
                 <w:sz w:val="16"/>
               </w:rPr>
-              <w:t>008052</w:t>
+              <w:t>0 08 052</w:t>
             </w:r>
           </w:p>
         </w:tc>
@@ -7952,7 +7952,7 @@
                 <w:b w:val="0"/>
                 <w:sz w:val="16"/>
               </w:rPr>
-              <w:t>008053</w:t>
+              <w:t>0 08 053</w:t>
             </w:r>
           </w:p>
         </w:tc>
@@ -8116,7 +8116,7 @@
                 <w:b w:val="0"/>
                 <w:sz w:val="16"/>
               </w:rPr>
-              <w:t>008054</w:t>
+              <w:t>0 08 054</w:t>
             </w:r>
           </w:p>
         </w:tc>
@@ -8280,7 +8280,7 @@
                 <w:b w:val="0"/>
                 <w:sz w:val="16"/>
               </w:rPr>
-              <w:t>008060</w:t>
+              <w:t>0 08 060</w:t>
             </w:r>
           </w:p>
         </w:tc>
@@ -8444,7 +8444,7 @@
                 <w:b w:val="0"/>
                 <w:sz w:val="16"/>
               </w:rPr>
-              <w:t>008065</w:t>
+              <w:t>0 08 065</w:t>
             </w:r>
           </w:p>
         </w:tc>
@@ -8608,7 +8608,7 @@
                 <w:b w:val="0"/>
                 <w:sz w:val="16"/>
               </w:rPr>
-              <w:t>008066</w:t>
+              <w:t>0 08 066</w:t>
             </w:r>
           </w:p>
         </w:tc>
@@ -8772,7 +8772,7 @@
                 <w:b w:val="0"/>
                 <w:sz w:val="16"/>
               </w:rPr>
-              <w:t>008070</w:t>
+              <w:t>0 08 070</w:t>
             </w:r>
           </w:p>
         </w:tc>
@@ -8936,7 +8936,7 @@
                 <w:b w:val="0"/>
                 <w:sz w:val="16"/>
               </w:rPr>
-              <w:t>008072</w:t>
+              <w:t>0 08 072</w:t>
             </w:r>
           </w:p>
         </w:tc>
@@ -9100,7 +9100,7 @@
                 <w:b w:val="0"/>
                 <w:sz w:val="16"/>
               </w:rPr>
-              <w:t>008074</w:t>
+              <w:t>0 08 074</w:t>
             </w:r>
           </w:p>
         </w:tc>
@@ -9264,7 +9264,7 @@
                 <w:b w:val="0"/>
                 <w:sz w:val="16"/>
               </w:rPr>
-              <w:t>008075</w:t>
+              <w:t>0 08 075</w:t>
             </w:r>
           </w:p>
         </w:tc>
@@ -9428,7 +9428,7 @@
                 <w:b w:val="0"/>
                 <w:sz w:val="16"/>
               </w:rPr>
-              <w:t>008076</w:t>
+              <w:t>0 08 076</w:t>
             </w:r>
           </w:p>
         </w:tc>
@@ -9592,7 +9592,7 @@
                 <w:b w:val="0"/>
                 <w:sz w:val="16"/>
               </w:rPr>
-              <w:t>008077</w:t>
+              <w:t>0 08 077</w:t>
             </w:r>
           </w:p>
         </w:tc>
@@ -9756,7 +9756,7 @@
                 <w:b w:val="0"/>
                 <w:sz w:val="16"/>
               </w:rPr>
-              <w:t>008079</w:t>
+              <w:t>0 08 079</w:t>
             </w:r>
           </w:p>
         </w:tc>
@@ -9920,7 +9920,7 @@
                 <w:b w:val="0"/>
                 <w:sz w:val="16"/>
               </w:rPr>
-              <w:t>008080</w:t>
+              <w:t>0 08 080</w:t>
             </w:r>
           </w:p>
         </w:tc>
@@ -10084,7 +10084,7 @@
                 <w:b w:val="0"/>
                 <w:sz w:val="16"/>
               </w:rPr>
-              <w:t>008081</w:t>
+              <w:t>0 08 081</w:t>
             </w:r>
           </w:p>
         </w:tc>
@@ -10248,7 +10248,7 @@
                 <w:b w:val="0"/>
                 <w:sz w:val="16"/>
               </w:rPr>
-              <w:t>008082</w:t>
+              <w:t>0 08 082</w:t>
             </w:r>
           </w:p>
         </w:tc>
@@ -10412,7 +10412,7 @@
                 <w:b w:val="0"/>
                 <w:sz w:val="16"/>
               </w:rPr>
-              <w:t>008083</w:t>
+              <w:t>0 08 083</w:t>
             </w:r>
           </w:p>
         </w:tc>
@@ -10576,7 +10576,7 @@
                 <w:b w:val="0"/>
                 <w:sz w:val="16"/>
               </w:rPr>
-              <w:t>008085</w:t>
+              <w:t>0 08 085</w:t>
             </w:r>
           </w:p>
         </w:tc>
@@ -10740,7 +10740,7 @@
                 <w:b w:val="0"/>
                 <w:sz w:val="16"/>
               </w:rPr>
-              <w:t>008086</w:t>
+              <w:t>0 08 086</w:t>
             </w:r>
           </w:p>
         </w:tc>
@@ -10904,7 +10904,7 @@
                 <w:b w:val="0"/>
                 <w:sz w:val="16"/>
               </w:rPr>
-              <w:t>008087</w:t>
+              <w:t>0 08 087</w:t>
             </w:r>
           </w:p>
         </w:tc>
@@ -11068,7 +11068,7 @@
                 <w:b w:val="0"/>
                 <w:sz w:val="16"/>
               </w:rPr>
-              <w:t>008088</w:t>
+              <w:t>0 08 088</w:t>
             </w:r>
           </w:p>
         </w:tc>
@@ -11232,7 +11232,7 @@
                 <w:b w:val="0"/>
                 <w:sz w:val="16"/>
               </w:rPr>
-              <w:t>008090</w:t>
+              <w:t>0 08 090</w:t>
             </w:r>
           </w:p>
         </w:tc>
@@ -11397,7 +11397,7 @@
                 <w:b w:val="0"/>
                 <w:sz w:val="16"/>
               </w:rPr>
-              <w:t>008091</w:t>
+              <w:t>0 08 091</w:t>
             </w:r>
           </w:p>
         </w:tc>
@@ -11561,7 +11561,7 @@
                 <w:b w:val="0"/>
                 <w:sz w:val="16"/>
               </w:rPr>
-              <w:t>008092</w:t>
+              <w:t>0 08 092</w:t>
             </w:r>
           </w:p>
         </w:tc>
@@ -11725,7 +11725,7 @@
                 <w:b w:val="0"/>
                 <w:sz w:val="16"/>
               </w:rPr>
-              <w:t>008093</w:t>
+              <w:t>0 08 093</w:t>
             </w:r>
           </w:p>
         </w:tc>

--- a/docx/fr/BUFRCREX_TableB_fr_08.docx
+++ b/docx/fr/BUFRCREX_TableB_fr_08.docx
@@ -13,6 +13,346 @@
           <w:sz w:val="22"/>
         </w:rPr>
         <w:t>Classe 08 : Caractéristiques</w:t>
+      </w:r>
+    </w:p>
+    <w:p>
+      <w:r>
+        <w:rPr>
+          <w:rFonts w:ascii="Verdana" w:hAnsi="Verdana"/>
+          <w:i/>
+          <w:sz w:val="14"/>
+        </w:rPr>
+        <w:t>Note 23: Une valeur de précipitation de –0,1 kg m –2 avant la mise à l’échelle (–1 après la mise à l’échelle ou en CREX) indique qu’il y a «trace» de précipitations (non mesurable, moins de 0,05 kg m –2 )</w:t>
+      </w:r>
+    </w:p>
+    <w:p>
+      <w:r>
+        <w:rPr>
+          <w:rFonts w:ascii="Verdana" w:hAnsi="Verdana"/>
+          <w:i/>
+          <w:sz w:val="14"/>
+        </w:rPr>
+        <w:t>Note 25: Il est possible d’annuler une signification précédemment définie en transmettant une «valeur manquante» à partir de la table de code ou de la table d’indicateurs appropriée.</w:t>
+      </w:r>
+    </w:p>
+    <w:p>
+      <w:r>
+        <w:rPr>
+          <w:rFonts w:ascii="Verdana" w:hAnsi="Verdana"/>
+          <w:i/>
+          <w:sz w:val="14"/>
+        </w:rPr>
+        <w:t>Note 27: Sauf indication contraire, tous les temps sont des temps universels coordonnés (UTC).</w:t>
+      </w:r>
+    </w:p>
+    <w:p>
+      <w:r>
+        <w:rPr>
+          <w:rFonts w:ascii="Verdana" w:hAnsi="Verdana"/>
+          <w:i/>
+          <w:sz w:val="14"/>
+        </w:rPr>
+        <w:t>Note 32: La direction ou l’azimut ne sont utilisés que par rapport à une position donnée; ils n’ont pas pour objet de définir à nouveau cette position.</w:t>
+      </w:r>
+    </w:p>
+    <w:p>
+      <w:r>
+        <w:rPr>
+          <w:rFonts w:ascii="Verdana" w:hAnsi="Verdana"/>
+          <w:i/>
+          <w:sz w:val="14"/>
+        </w:rPr>
+        <w:t>Note 62: La distance n’est indiquée que par rapport à une position donnée et une direction, un azimut ou une hauteur angulaire; elle n’a pas pour objet de définir à nouveau cette position.</w:t>
+      </w:r>
+    </w:p>
+    <w:p>
+      <w:r>
+        <w:rPr>
+          <w:rFonts w:ascii="Verdana" w:hAnsi="Verdana"/>
+          <w:i/>
+          <w:sz w:val="14"/>
+        </w:rPr>
+        <w:t>Note 63: Le rayonnement descendant est indiqué par des valeurs positives.</w:t>
+      </w:r>
+    </w:p>
+    <w:p>
+      <w:r>
+        <w:rPr>
+          <w:rFonts w:ascii="Verdana" w:hAnsi="Verdana"/>
+          <w:i/>
+          <w:sz w:val="14"/>
+        </w:rPr>
+        <w:t>Note 64: Les composantes w descendantes sont indiquées par des valeurs positives, pour lesquelles l’unité est le Pa s –1 .</w:t>
+      </w:r>
+    </w:p>
+    <w:p>
+      <w:r>
+        <w:rPr>
+          <w:rFonts w:ascii="Verdana" w:hAnsi="Verdana"/>
+          <w:i/>
+          <w:sz w:val="14"/>
+        </w:rPr>
+        <w:t>Note 66: Les incréments dans le sens est-ouest sont indiqués par des valeurs négatives.</w:t>
+      </w:r>
+    </w:p>
+    <w:p>
+      <w:r>
+        <w:rPr>
+          <w:rFonts w:ascii="Verdana" w:hAnsi="Verdana"/>
+          <w:i/>
+          <w:sz w:val="14"/>
+        </w:rPr>
+        <w:t>Note 92: Afin qu’il soit possible de distinguer sans ambiguïté les cas de valeurs manquantes et de pixels saturés, les données d’image de n bits doivent être codées à l’aide d’un champs de données de n+1. Lorsqu’un tel descripteur n’est pas déjà disponible dans la classe 30, on utilise un descripteur d’opération 2 01 YYY pour modifier le champ de données de l’entrée existante, selon les besoins.</w:t>
+      </w:r>
+    </w:p>
+    <w:p>
+      <w:r>
+        <w:rPr>
+          <w:rFonts w:ascii="Verdana" w:hAnsi="Verdana"/>
+          <w:i/>
+          <w:sz w:val="14"/>
+        </w:rPr>
+        <w:t>Note 105: Les périodes ou les décalages dans le temps négatifs sont utilisés pour indiquer les périodes ou les décalages dans le temps précédant le temps généralement défini.</w:t>
+      </w:r>
+    </w:p>
+    <w:p>
+      <w:r>
+        <w:rPr>
+          <w:rFonts w:ascii="Verdana" w:hAnsi="Verdana"/>
+          <w:i/>
+          <w:sz w:val="14"/>
+        </w:rPr>
+        <w:t>Note 110: Les incréments dans le sens nord–sud sont indiqués par des valeurs négatives.</w:t>
+      </w:r>
+    </w:p>
+    <w:p>
+      <w:r>
+        <w:rPr>
+          <w:rFonts w:ascii="Verdana" w:hAnsi="Verdana"/>
+          <w:i/>
+          <w:sz w:val="14"/>
+        </w:rPr>
+        <w:t>Note 115: Le champ de données des pixels peut être modifié au moyen du descripteur 2 01 YYY.</w:t>
+      </w:r>
+    </w:p>
+    <w:p>
+      <w:r>
+        <w:rPr>
+          <w:rFonts w:ascii="Verdana" w:hAnsi="Verdana"/>
+          <w:i/>
+          <w:sz w:val="14"/>
+        </w:rPr>
+        <w:t>Note 121: Pour certains éléments de cette classe, une indication de la précision escomptée peut être implicite.</w:t>
+      </w:r>
+    </w:p>
+    <w:p>
+      <w:r>
+        <w:rPr>
+          <w:rFonts w:ascii="Verdana" w:hAnsi="Verdana"/>
+          <w:i/>
+          <w:sz w:val="14"/>
+        </w:rPr>
+        <w:t>Note 122: On attribue aux latitudes sud des valeurs négatives.</w:t>
+      </w:r>
+    </w:p>
+    <w:p>
+      <w:r>
+        <w:rPr>
+          <w:rFonts w:ascii="Verdana" w:hAnsi="Verdana"/>
+          <w:i/>
+          <w:sz w:val="14"/>
+        </w:rPr>
+        <w:t>Note 123: Les composantes v dans le sens sud–nord sont indiquées par des valeurs positives.</w:t>
+      </w:r>
+    </w:p>
+    <w:p>
+      <w:r>
+        <w:rPr>
+          <w:rFonts w:ascii="Verdana" w:hAnsi="Verdana"/>
+          <w:i/>
+          <w:sz w:val="14"/>
+        </w:rPr>
+        <w:t>Note 126: Les stations situées à moins de 1° du pôle Nord ou du pôle Sud chiffrent leurs observations de la direction du vent de surface avec le limbe d’azimut orienté de sorte que son zéro coïncide avec le méridien de Greenwich.</w:t>
+      </w:r>
+    </w:p>
+    <w:p>
+      <w:r>
+        <w:rPr>
+          <w:rFonts w:ascii="Verdana" w:hAnsi="Verdana"/>
+          <w:i/>
+          <w:sz w:val="14"/>
+        </w:rPr>
+        <w:t>Note 145: Pour indiquer à quoi se rapportent les périodes ou les décalages dans le temps, on peut se servir du code donné pour la caractéristique temporelle dans la table 0 08 021.</w:t>
+      </w:r>
+    </w:p>
+    <w:p>
+      <w:r>
+        <w:rPr>
+          <w:rFonts w:ascii="Verdana" w:hAnsi="Verdana"/>
+          <w:i/>
+          <w:sz w:val="14"/>
+        </w:rPr>
+        <w:t>Note 149: Lorsque la situation dans le temps correspond à des valeurs de prévision, elle indique le temps de l'état initial ou le début de la période de prévision; si elle correspond à des moyennes d'ensemble de valeurs de prévisions, elle indique l'état initial ou le début de la première prévision d'où les moyennes d'ensemble sont dérivées.</w:t>
+      </w:r>
+    </w:p>
+    <w:p>
+      <w:r>
+        <w:rPr>
+          <w:rFonts w:ascii="Verdana" w:hAnsi="Verdana"/>
+          <w:i/>
+          <w:sz w:val="14"/>
+        </w:rPr>
+        <w:t>Note 155: Cette classe peut aussi contenir des éléments concernant les méthodes d’observation.</w:t>
+      </w:r>
+    </w:p>
+    <w:p>
+      <w:r>
+        <w:rPr>
+          <w:rFonts w:ascii="Verdana" w:hAnsi="Verdana"/>
+          <w:i/>
+          <w:sz w:val="14"/>
+        </w:rPr>
+        <w:t>Note 156: La présente classe doit contenir des éléments décrivant les instruments utilisés pour obtenir les éléments météorologiques représentés.</w:t>
+      </w:r>
+    </w:p>
+    <w:p>
+      <w:r>
+        <w:rPr>
+          <w:rFonts w:ascii="Verdana" w:hAnsi="Verdana"/>
+          <w:i/>
+          <w:sz w:val="14"/>
+        </w:rPr>
+        <w:t>Note 158: Pour les périodes ou les décalages dans le temps et pour les incréments temporels, il faut préalablement une définition de l'origine de la position dans le temps, suivie, le cas échéant, d'une définition de l'élément qualificatif temporel.</w:t>
+      </w:r>
+    </w:p>
+    <w:p>
+      <w:r>
+        <w:rPr>
+          <w:rFonts w:ascii="Verdana" w:hAnsi="Verdana"/>
+          <w:i/>
+          <w:sz w:val="14"/>
+        </w:rPr>
+        <w:t>Note 160: Le rayonnement ascendant est indiqué par des valeurs négatives.</w:t>
+      </w:r>
+    </w:p>
+    <w:p>
+      <w:r>
+        <w:rPr>
+          <w:rFonts w:ascii="Verdana" w:hAnsi="Verdana"/>
+          <w:i/>
+          <w:sz w:val="14"/>
+        </w:rPr>
+        <w:t>Note 161: Les composantes w ascendantes sont indiquées par des valeurs positives, pour lesquelles l’unité est le m s –1 .</w:t>
+      </w:r>
+    </w:p>
+    <w:p>
+      <w:r>
+        <w:rPr>
+          <w:rFonts w:ascii="Verdana" w:hAnsi="Verdana"/>
+          <w:i/>
+          <w:sz w:val="14"/>
+        </w:rPr>
+        <w:t>Note 162: Intervalles utiles utilisés ci-dessus: 10 11 Bq à 10 19 Bq pour les rejets; 10 –2 Bq à 10 7 Bq et 10 –2 mSv à 10 7 mSv pour la concentration et les doses.</w:t>
+      </w:r>
+    </w:p>
+    <w:p>
+      <w:r>
+        <w:rPr>
+          <w:rFonts w:ascii="Verdana" w:hAnsi="Verdana"/>
+          <w:i/>
+          <w:sz w:val="14"/>
+        </w:rPr>
+        <w:t>Note 163: Les valeurs de la latitude et de l’incrément de latitude se situent dans les limites de la plage allant de –90 degrés à +90 degrés.</w:t>
+      </w:r>
+    </w:p>
+    <w:p>
+      <w:r>
+        <w:rPr>
+          <w:rFonts w:ascii="Verdana" w:hAnsi="Verdana"/>
+          <w:i/>
+          <w:sz w:val="14"/>
+        </w:rPr>
+        <w:t>Note 164: Les valeurs de longitude se situent dans les limites de la plage allant de –180 degrés à +180 degrés.</w:t>
+      </w:r>
+    </w:p>
+    <w:p>
+      <w:r>
+        <w:rPr>
+          <w:rFonts w:ascii="Verdana" w:hAnsi="Verdana"/>
+          <w:i/>
+          <w:sz w:val="14"/>
+        </w:rPr>
+        <w:t>Note 165: Des données correspondant à des éléments verticaux et à la pression sont utilisées pour définir des valeurs de ces éléments indépendantes de l’élément ou de la variable déterminant la coordonnée verticale.</w:t>
+      </w:r>
+    </w:p>
+    <w:p>
+      <w:r>
+        <w:rPr>
+          <w:rFonts w:ascii="Verdana" w:hAnsi="Verdana"/>
+          <w:i/>
+          <w:sz w:val="14"/>
+        </w:rPr>
+        <w:t>Note 166: On attribue aux longitudes ouest des valeurs négatives.</w:t>
+      </w:r>
+    </w:p>
+    <w:p>
+      <w:r>
+        <w:rPr>
+          <w:rFonts w:ascii="Verdana" w:hAnsi="Verdana"/>
+          <w:i/>
+          <w:sz w:val="14"/>
+        </w:rPr>
+        <w:t>Note 167: Les composantes u dans le sens ouest–est sont indiquées par des valeurs positives.</w:t>
+      </w:r>
+    </w:p>
+    <w:p>
+      <w:r>
+        <w:rPr>
+          <w:rFonts w:ascii="Verdana" w:hAnsi="Verdana"/>
+          <w:i/>
+          <w:sz w:val="14"/>
+        </w:rPr>
+        <w:t>Note 176: Lorsqu'il faut plus d'une période ou d'un décalage dans le temps pour définir des indications temporelles complexes, les définitions se succèdent immédiatement, dans l'ordre suivant: période d'ensemble (le cas échéant); période de prévision (le cas échéant); période correspondant à une moyenne ou une accumulation (le cas échéant).</w:t>
+      </w:r>
+    </w:p>
+    <w:p>
+      <w:r>
+        <w:rPr>
+          <w:rFonts w:ascii="Verdana" w:hAnsi="Verdana"/>
+          <w:i/>
+          <w:sz w:val="14"/>
+        </w:rPr>
+        <w:t>Note 178: Lorsque la colonne Nom de l’élément porte la mention «sur une période déterminée», on précise, à l’aide de descripteurs de la classe 04, la période considérée.</w:t>
+      </w:r>
+    </w:p>
+    <w:p>
+      <w:r>
+        <w:rPr>
+          <w:rFonts w:ascii="Verdana" w:hAnsi="Verdana"/>
+          <w:i/>
+          <w:sz w:val="14"/>
+        </w:rPr>
+        <w:t>Note 179: Lorsqu’on établit une somme ou une moyenne (par exemple sur une certaine période), on peut représenter le nombre total de valeurs prises en considération pour obtenir cette somme ou cette moyenne en utilisant le descripteur 0 08 022.</w:t>
+      </w:r>
+    </w:p>
+    <w:p>
+      <w:r>
+        <w:rPr>
+          <w:rFonts w:ascii="Verdana" w:hAnsi="Verdana"/>
+          <w:i/>
+          <w:sz w:val="14"/>
+        </w:rPr>
+        <w:t>Note 180: Normes pour la transmission des vents: Vitesse Direction Pas d’observation Manquante Manquante Calme 0 0 Observation normale &gt; 0 1° – 360° Vitesse seulement &gt; 0 Manquante Direction seulement Manquante 1° – 360° «Léger et variable» &gt; 0 0</w:t>
+      </w:r>
+    </w:p>
+    <w:p>
+      <w:r>
+        <w:rPr>
+          <w:rFonts w:ascii="Verdana" w:hAnsi="Verdana"/>
+          <w:i/>
+          <w:sz w:val="14"/>
+        </w:rPr>
+        <w:t>Note 181: Normes pour la transmission des vagues de la mer du vent et des vagues: Observation Vitesse Direction Pas d’observation Manquante Manquante Calme 0 0 Observation normale &gt; 0 1° – 360° Vitesse seulement &gt; 0 Manquante Direction seulement Manquante 1° – 360° «Léger et variable» &gt; 0 0</w:t>
       </w:r>
     </w:p>
     <w:tbl>
@@ -58,6 +398,9 @@
             <w:shd w:val="clear" w:color="auto" w:fill="D9D9D9"/>
           </w:tcPr>
           <w:p>
+            <w:pPr>
+              <w:spacing w:before="20" w:after="20"/>
+            </w:pPr>
             <w:r/>
             <w:r>
               <w:rPr>
@@ -75,6 +418,9 @@
             <w:shd w:val="clear" w:color="auto" w:fill="D9D9D9"/>
           </w:tcPr>
           <w:p>
+            <w:pPr>
+              <w:spacing w:before="20" w:after="20"/>
+            </w:pPr>
             <w:r/>
             <w:r>
               <w:rPr>
@@ -92,6 +438,9 @@
             <w:shd w:val="clear" w:color="auto" w:fill="D9D9D9"/>
           </w:tcPr>
           <w:p>
+            <w:pPr>
+              <w:spacing w:before="20" w:after="20"/>
+            </w:pPr>
             <w:r/>
             <w:r>
               <w:rPr>
@@ -109,6 +458,9 @@
             <w:shd w:val="clear" w:color="auto" w:fill="D9D9D9"/>
           </w:tcPr>
           <w:p>
+            <w:pPr>
+              <w:spacing w:before="20" w:after="20"/>
+            </w:pPr>
             <w:r/>
             <w:r>
               <w:rPr>
@@ -126,6 +478,9 @@
             <w:shd w:val="clear" w:color="auto" w:fill="D9D9D9"/>
           </w:tcPr>
           <w:p>
+            <w:pPr>
+              <w:spacing w:before="20" w:after="20"/>
+            </w:pPr>
             <w:r/>
             <w:r>
               <w:rPr>
@@ -143,6 +498,9 @@
             <w:shd w:val="clear" w:color="auto" w:fill="D9D9D9"/>
           </w:tcPr>
           <w:p>
+            <w:pPr>
+              <w:spacing w:before="20" w:after="20"/>
+            </w:pPr>
             <w:r/>
             <w:r>
               <w:rPr>
@@ -160,6 +518,9 @@
             <w:shd w:val="clear" w:color="auto" w:fill="D9D9D9"/>
           </w:tcPr>
           <w:p>
+            <w:pPr>
+              <w:spacing w:before="20" w:after="20"/>
+            </w:pPr>
             <w:r/>
             <w:r>
               <w:rPr>
@@ -177,6 +538,9 @@
             <w:shd w:val="clear" w:color="auto" w:fill="D9D9D9"/>
           </w:tcPr>
           <w:p>
+            <w:pPr>
+              <w:spacing w:before="20" w:after="20"/>
+            </w:pPr>
             <w:r/>
             <w:r>
               <w:rPr>
@@ -194,6 +558,9 @@
             <w:shd w:val="clear" w:color="auto" w:fill="D9D9D9"/>
           </w:tcPr>
           <w:p>
+            <w:pPr>
+              <w:spacing w:before="20" w:after="20"/>
+            </w:pPr>
             <w:r/>
             <w:r>
               <w:rPr>
@@ -211,6 +578,9 @@
             <w:shd w:val="clear" w:color="auto" w:fill="D9D9D9"/>
           </w:tcPr>
           <w:p>
+            <w:pPr>
+              <w:spacing w:before="20" w:after="20"/>
+            </w:pPr>
             <w:r/>
             <w:r>
               <w:rPr>
@@ -232,6 +602,9 @@
             <w:tcW w:type="dxa" w:w="1514"/>
           </w:tcPr>
           <w:p>
+            <w:pPr>
+              <w:spacing w:before="20" w:after="20"/>
+            </w:pPr>
             <w:r/>
             <w:r>
               <w:rPr>
@@ -248,6 +621,9 @@
             <w:tcW w:type="dxa" w:w="1514"/>
           </w:tcPr>
           <w:p>
+            <w:pPr>
+              <w:spacing w:before="20" w:after="20"/>
+            </w:pPr>
             <w:r/>
             <w:r>
               <w:rPr>
@@ -264,11 +640,13 @@
             <w:tcW w:type="dxa" w:w="1514"/>
           </w:tcPr>
           <w:p>
-            <w:r/>
-            <w:r>
-              <w:rPr>
-                <w:rFonts w:ascii="Verdana" w:hAnsi="Verdana"/>
-                <w:b w:val="0"/>
+            <w:pPr>
+              <w:spacing w:before="20" w:after="20"/>
+            </w:pPr>
+            <w:r/>
+            <w:r>
+              <w:rPr>
+                <w:rFonts w:ascii="Verdana" w:hAnsi="Verdana"/>
                 <w:sz w:val="16"/>
               </w:rPr>
               <w:t>Table d'indicateurs</w:t>
@@ -280,6 +658,9 @@
             <w:tcW w:type="dxa" w:w="1514"/>
           </w:tcPr>
           <w:p>
+            <w:pPr>
+              <w:spacing w:before="20" w:after="20"/>
+            </w:pPr>
             <w:r/>
             <w:r>
               <w:rPr>
@@ -296,6 +677,9 @@
             <w:tcW w:type="dxa" w:w="1514"/>
           </w:tcPr>
           <w:p>
+            <w:pPr>
+              <w:spacing w:before="20" w:after="20"/>
+            </w:pPr>
             <w:r/>
             <w:r>
               <w:rPr>
@@ -312,6 +696,9 @@
             <w:tcW w:type="dxa" w:w="1514"/>
           </w:tcPr>
           <w:p>
+            <w:pPr>
+              <w:spacing w:before="20" w:after="20"/>
+            </w:pPr>
             <w:r/>
             <w:r>
               <w:rPr>
@@ -328,11 +715,13 @@
             <w:tcW w:type="dxa" w:w="1514"/>
           </w:tcPr>
           <w:p>
-            <w:r/>
-            <w:r>
-              <w:rPr>
-                <w:rFonts w:ascii="Verdana" w:hAnsi="Verdana"/>
-                <w:b w:val="0"/>
+            <w:pPr>
+              <w:spacing w:before="20" w:after="20"/>
+            </w:pPr>
+            <w:r/>
+            <w:r>
+              <w:rPr>
+                <w:rFonts w:ascii="Verdana" w:hAnsi="Verdana"/>
                 <w:sz w:val="16"/>
               </w:rPr>
               <w:t>Table d'indicateurs</w:t>
@@ -344,6 +733,9 @@
             <w:tcW w:type="dxa" w:w="1514"/>
           </w:tcPr>
           <w:p>
+            <w:pPr>
+              <w:spacing w:before="20" w:after="20"/>
+            </w:pPr>
             <w:r/>
             <w:r>
               <w:rPr>
@@ -360,6 +752,9 @@
             <w:tcW w:type="dxa" w:w="1514"/>
           </w:tcPr>
           <w:p>
+            <w:pPr>
+              <w:spacing w:before="20" w:after="20"/>
+            </w:pPr>
             <w:r/>
             <w:r>
               <w:rPr>
@@ -376,6 +771,9 @@
             <w:tcW w:type="dxa" w:w="1514"/>
           </w:tcPr>
           <w:p>
+            <w:pPr>
+              <w:spacing w:before="20" w:after="20"/>
+            </w:pPr>
             <w:r/>
             <w:r>
               <w:rPr>
@@ -396,6 +794,9 @@
             <w:tcW w:type="dxa" w:w="1514"/>
           </w:tcPr>
           <w:p>
+            <w:pPr>
+              <w:spacing w:before="20" w:after="20"/>
+            </w:pPr>
             <w:r/>
             <w:r>
               <w:rPr>
@@ -412,6 +813,9 @@
             <w:tcW w:type="dxa" w:w="1514"/>
           </w:tcPr>
           <w:p>
+            <w:pPr>
+              <w:spacing w:before="20" w:after="20"/>
+            </w:pPr>
             <w:r/>
             <w:r>
               <w:rPr>
@@ -428,11 +832,13 @@
             <w:tcW w:type="dxa" w:w="1514"/>
           </w:tcPr>
           <w:p>
-            <w:r/>
-            <w:r>
-              <w:rPr>
-                <w:rFonts w:ascii="Verdana" w:hAnsi="Verdana"/>
-                <w:b w:val="0"/>
+            <w:pPr>
+              <w:spacing w:before="20" w:after="20"/>
+            </w:pPr>
+            <w:r/>
+            <w:r>
+              <w:rPr>
+                <w:rFonts w:ascii="Verdana" w:hAnsi="Verdana"/>
                 <w:sz w:val="16"/>
               </w:rPr>
               <w:t>Table de code</w:t>
@@ -444,6 +850,9 @@
             <w:tcW w:type="dxa" w:w="1514"/>
           </w:tcPr>
           <w:p>
+            <w:pPr>
+              <w:spacing w:before="20" w:after="20"/>
+            </w:pPr>
             <w:r/>
             <w:r>
               <w:rPr>
@@ -460,6 +869,9 @@
             <w:tcW w:type="dxa" w:w="1514"/>
           </w:tcPr>
           <w:p>
+            <w:pPr>
+              <w:spacing w:before="20" w:after="20"/>
+            </w:pPr>
             <w:r/>
             <w:r>
               <w:rPr>
@@ -476,6 +888,9 @@
             <w:tcW w:type="dxa" w:w="1514"/>
           </w:tcPr>
           <w:p>
+            <w:pPr>
+              <w:spacing w:before="20" w:after="20"/>
+            </w:pPr>
             <w:r/>
             <w:r>
               <w:rPr>
@@ -492,11 +907,13 @@
             <w:tcW w:type="dxa" w:w="1514"/>
           </w:tcPr>
           <w:p>
-            <w:r/>
-            <w:r>
-              <w:rPr>
-                <w:rFonts w:ascii="Verdana" w:hAnsi="Verdana"/>
-                <w:b w:val="0"/>
+            <w:pPr>
+              <w:spacing w:before="20" w:after="20"/>
+            </w:pPr>
+            <w:r/>
+            <w:r>
+              <w:rPr>
+                <w:rFonts w:ascii="Verdana" w:hAnsi="Verdana"/>
                 <w:sz w:val="16"/>
               </w:rPr>
               <w:t>Table de code</w:t>
@@ -508,6 +925,9 @@
             <w:tcW w:type="dxa" w:w="1514"/>
           </w:tcPr>
           <w:p>
+            <w:pPr>
+              <w:spacing w:before="20" w:after="20"/>
+            </w:pPr>
             <w:r/>
             <w:r>
               <w:rPr>
@@ -524,6 +944,9 @@
             <w:tcW w:type="dxa" w:w="1514"/>
           </w:tcPr>
           <w:p>
+            <w:pPr>
+              <w:spacing w:before="20" w:after="20"/>
+            </w:pPr>
             <w:r/>
             <w:r>
               <w:rPr>
@@ -540,6 +963,9 @@
             <w:tcW w:type="dxa" w:w="1514"/>
           </w:tcPr>
           <w:p>
+            <w:pPr>
+              <w:spacing w:before="20" w:after="20"/>
+            </w:pPr>
             <w:r/>
             <w:r>
               <w:rPr>
@@ -560,6 +986,9 @@
             <w:tcW w:type="dxa" w:w="1514"/>
           </w:tcPr>
           <w:p>
+            <w:pPr>
+              <w:spacing w:before="20" w:after="20"/>
+            </w:pPr>
             <w:r/>
             <w:r>
               <w:rPr>
@@ -576,6 +1005,9 @@
             <w:tcW w:type="dxa" w:w="1514"/>
           </w:tcPr>
           <w:p>
+            <w:pPr>
+              <w:spacing w:before="20" w:after="20"/>
+            </w:pPr>
             <w:r/>
             <w:r>
               <w:rPr>
@@ -592,11 +1024,13 @@
             <w:tcW w:type="dxa" w:w="1514"/>
           </w:tcPr>
           <w:p>
-            <w:r/>
-            <w:r>
-              <w:rPr>
-                <w:rFonts w:ascii="Verdana" w:hAnsi="Verdana"/>
-                <w:b w:val="0"/>
+            <w:pPr>
+              <w:spacing w:before="20" w:after="20"/>
+            </w:pPr>
+            <w:r/>
+            <w:r>
+              <w:rPr>
+                <w:rFonts w:ascii="Verdana" w:hAnsi="Verdana"/>
                 <w:sz w:val="16"/>
               </w:rPr>
               <w:t>Table de code</w:t>
@@ -608,6 +1042,9 @@
             <w:tcW w:type="dxa" w:w="1514"/>
           </w:tcPr>
           <w:p>
+            <w:pPr>
+              <w:spacing w:before="20" w:after="20"/>
+            </w:pPr>
             <w:r/>
             <w:r>
               <w:rPr>
@@ -624,6 +1061,9 @@
             <w:tcW w:type="dxa" w:w="1514"/>
           </w:tcPr>
           <w:p>
+            <w:pPr>
+              <w:spacing w:before="20" w:after="20"/>
+            </w:pPr>
             <w:r/>
             <w:r>
               <w:rPr>
@@ -640,6 +1080,9 @@
             <w:tcW w:type="dxa" w:w="1514"/>
           </w:tcPr>
           <w:p>
+            <w:pPr>
+              <w:spacing w:before="20" w:after="20"/>
+            </w:pPr>
             <w:r/>
             <w:r>
               <w:rPr>
@@ -656,11 +1099,13 @@
             <w:tcW w:type="dxa" w:w="1514"/>
           </w:tcPr>
           <w:p>
-            <w:r/>
-            <w:r>
-              <w:rPr>
-                <w:rFonts w:ascii="Verdana" w:hAnsi="Verdana"/>
-                <w:b w:val="0"/>
+            <w:pPr>
+              <w:spacing w:before="20" w:after="20"/>
+            </w:pPr>
+            <w:r/>
+            <w:r>
+              <w:rPr>
+                <w:rFonts w:ascii="Verdana" w:hAnsi="Verdana"/>
                 <w:sz w:val="16"/>
               </w:rPr>
               <w:t>Table de code</w:t>
@@ -672,6 +1117,9 @@
             <w:tcW w:type="dxa" w:w="1514"/>
           </w:tcPr>
           <w:p>
+            <w:pPr>
+              <w:spacing w:before="20" w:after="20"/>
+            </w:pPr>
             <w:r/>
             <w:r>
               <w:rPr>
@@ -688,6 +1136,9 @@
             <w:tcW w:type="dxa" w:w="1514"/>
           </w:tcPr>
           <w:p>
+            <w:pPr>
+              <w:spacing w:before="20" w:after="20"/>
+            </w:pPr>
             <w:r/>
             <w:r>
               <w:rPr>
@@ -704,6 +1155,9 @@
             <w:tcW w:type="dxa" w:w="1514"/>
           </w:tcPr>
           <w:p>
+            <w:pPr>
+              <w:spacing w:before="20" w:after="20"/>
+            </w:pPr>
             <w:r/>
             <w:r>
               <w:rPr>
@@ -724,6 +1178,9 @@
             <w:tcW w:type="dxa" w:w="1514"/>
           </w:tcPr>
           <w:p>
+            <w:pPr>
+              <w:spacing w:before="20" w:after="20"/>
+            </w:pPr>
             <w:r/>
             <w:r>
               <w:rPr>
@@ -740,6 +1197,9 @@
             <w:tcW w:type="dxa" w:w="1514"/>
           </w:tcPr>
           <w:p>
+            <w:pPr>
+              <w:spacing w:before="20" w:after="20"/>
+            </w:pPr>
             <w:r/>
             <w:r>
               <w:rPr>
@@ -756,11 +1216,13 @@
             <w:tcW w:type="dxa" w:w="1514"/>
           </w:tcPr>
           <w:p>
-            <w:r/>
-            <w:r>
-              <w:rPr>
-                <w:rFonts w:ascii="Verdana" w:hAnsi="Verdana"/>
-                <w:b w:val="0"/>
+            <w:pPr>
+              <w:spacing w:before="20" w:after="20"/>
+            </w:pPr>
+            <w:r/>
+            <w:r>
+              <w:rPr>
+                <w:rFonts w:ascii="Verdana" w:hAnsi="Verdana"/>
                 <w:sz w:val="16"/>
               </w:rPr>
               <w:t>Table de code</w:t>
@@ -772,6 +1234,9 @@
             <w:tcW w:type="dxa" w:w="1514"/>
           </w:tcPr>
           <w:p>
+            <w:pPr>
+              <w:spacing w:before="20" w:after="20"/>
+            </w:pPr>
             <w:r/>
             <w:r>
               <w:rPr>
@@ -788,6 +1253,9 @@
             <w:tcW w:type="dxa" w:w="1514"/>
           </w:tcPr>
           <w:p>
+            <w:pPr>
+              <w:spacing w:before="20" w:after="20"/>
+            </w:pPr>
             <w:r/>
             <w:r>
               <w:rPr>
@@ -804,6 +1272,9 @@
             <w:tcW w:type="dxa" w:w="1514"/>
           </w:tcPr>
           <w:p>
+            <w:pPr>
+              <w:spacing w:before="20" w:after="20"/>
+            </w:pPr>
             <w:r/>
             <w:r>
               <w:rPr>
@@ -820,11 +1291,13 @@
             <w:tcW w:type="dxa" w:w="1514"/>
           </w:tcPr>
           <w:p>
-            <w:r/>
-            <w:r>
-              <w:rPr>
-                <w:rFonts w:ascii="Verdana" w:hAnsi="Verdana"/>
-                <w:b w:val="0"/>
+            <w:pPr>
+              <w:spacing w:before="20" w:after="20"/>
+            </w:pPr>
+            <w:r/>
+            <w:r>
+              <w:rPr>
+                <w:rFonts w:ascii="Verdana" w:hAnsi="Verdana"/>
                 <w:sz w:val="16"/>
               </w:rPr>
               <w:t>Table de code</w:t>
@@ -836,6 +1309,9 @@
             <w:tcW w:type="dxa" w:w="1514"/>
           </w:tcPr>
           <w:p>
+            <w:pPr>
+              <w:spacing w:before="20" w:after="20"/>
+            </w:pPr>
             <w:r/>
             <w:r>
               <w:rPr>
@@ -852,6 +1328,9 @@
             <w:tcW w:type="dxa" w:w="1514"/>
           </w:tcPr>
           <w:p>
+            <w:pPr>
+              <w:spacing w:before="20" w:after="20"/>
+            </w:pPr>
             <w:r/>
             <w:r>
               <w:rPr>
@@ -868,6 +1347,9 @@
             <w:tcW w:type="dxa" w:w="1514"/>
           </w:tcPr>
           <w:p>
+            <w:pPr>
+              <w:spacing w:before="20" w:after="20"/>
+            </w:pPr>
             <w:r/>
             <w:r>
               <w:rPr>
@@ -888,6 +1370,9 @@
             <w:tcW w:type="dxa" w:w="1514"/>
           </w:tcPr>
           <w:p>
+            <w:pPr>
+              <w:spacing w:before="20" w:after="20"/>
+            </w:pPr>
             <w:r/>
             <w:r>
               <w:rPr>
@@ -904,6 +1389,9 @@
             <w:tcW w:type="dxa" w:w="1514"/>
           </w:tcPr>
           <w:p>
+            <w:pPr>
+              <w:spacing w:before="20" w:after="20"/>
+            </w:pPr>
             <w:r/>
             <w:r>
               <w:rPr>
@@ -920,11 +1408,13 @@
             <w:tcW w:type="dxa" w:w="1514"/>
           </w:tcPr>
           <w:p>
-            <w:r/>
-            <w:r>
-              <w:rPr>
-                <w:rFonts w:ascii="Verdana" w:hAnsi="Verdana"/>
-                <w:b w:val="0"/>
+            <w:pPr>
+              <w:spacing w:before="20" w:after="20"/>
+            </w:pPr>
+            <w:r/>
+            <w:r>
+              <w:rPr>
+                <w:rFonts w:ascii="Verdana" w:hAnsi="Verdana"/>
                 <w:sz w:val="16"/>
               </w:rPr>
               <w:t>Table de code</w:t>
@@ -936,6 +1426,9 @@
             <w:tcW w:type="dxa" w:w="1514"/>
           </w:tcPr>
           <w:p>
+            <w:pPr>
+              <w:spacing w:before="20" w:after="20"/>
+            </w:pPr>
             <w:r/>
             <w:r>
               <w:rPr>
@@ -952,6 +1445,9 @@
             <w:tcW w:type="dxa" w:w="1514"/>
           </w:tcPr>
           <w:p>
+            <w:pPr>
+              <w:spacing w:before="20" w:after="20"/>
+            </w:pPr>
             <w:r/>
             <w:r>
               <w:rPr>
@@ -968,6 +1464,9 @@
             <w:tcW w:type="dxa" w:w="1514"/>
           </w:tcPr>
           <w:p>
+            <w:pPr>
+              <w:spacing w:before="20" w:after="20"/>
+            </w:pPr>
             <w:r/>
             <w:r>
               <w:rPr>
@@ -984,11 +1483,13 @@
             <w:tcW w:type="dxa" w:w="1514"/>
           </w:tcPr>
           <w:p>
-            <w:r/>
-            <w:r>
-              <w:rPr>
-                <w:rFonts w:ascii="Verdana" w:hAnsi="Verdana"/>
-                <w:b w:val="0"/>
+            <w:pPr>
+              <w:spacing w:before="20" w:after="20"/>
+            </w:pPr>
+            <w:r/>
+            <w:r>
+              <w:rPr>
+                <w:rFonts w:ascii="Verdana" w:hAnsi="Verdana"/>
                 <w:sz w:val="16"/>
               </w:rPr>
               <w:t>Table de code</w:t>
@@ -1000,6 +1501,9 @@
             <w:tcW w:type="dxa" w:w="1514"/>
           </w:tcPr>
           <w:p>
+            <w:pPr>
+              <w:spacing w:before="20" w:after="20"/>
+            </w:pPr>
             <w:r/>
             <w:r>
               <w:rPr>
@@ -1016,6 +1520,9 @@
             <w:tcW w:type="dxa" w:w="1514"/>
           </w:tcPr>
           <w:p>
+            <w:pPr>
+              <w:spacing w:before="20" w:after="20"/>
+            </w:pPr>
             <w:r/>
             <w:r>
               <w:rPr>
@@ -1032,6 +1539,9 @@
             <w:tcW w:type="dxa" w:w="1514"/>
           </w:tcPr>
           <w:p>
+            <w:pPr>
+              <w:spacing w:before="20" w:after="20"/>
+            </w:pPr>
             <w:r/>
             <w:r>
               <w:rPr>
@@ -1052,6 +1562,9 @@
             <w:tcW w:type="dxa" w:w="1514"/>
           </w:tcPr>
           <w:p>
+            <w:pPr>
+              <w:spacing w:before="20" w:after="20"/>
+            </w:pPr>
             <w:r/>
             <w:r>
               <w:rPr>
@@ -1068,6 +1581,9 @@
             <w:tcW w:type="dxa" w:w="1514"/>
           </w:tcPr>
           <w:p>
+            <w:pPr>
+              <w:spacing w:before="20" w:after="20"/>
+            </w:pPr>
             <w:r/>
             <w:r>
               <w:rPr>
@@ -1084,11 +1600,13 @@
             <w:tcW w:type="dxa" w:w="1514"/>
           </w:tcPr>
           <w:p>
-            <w:r/>
-            <w:r>
-              <w:rPr>
-                <w:rFonts w:ascii="Verdana" w:hAnsi="Verdana"/>
-                <w:b w:val="0"/>
+            <w:pPr>
+              <w:spacing w:before="20" w:after="20"/>
+            </w:pPr>
+            <w:r/>
+            <w:r>
+              <w:rPr>
+                <w:rFonts w:ascii="Verdana" w:hAnsi="Verdana"/>
                 <w:sz w:val="16"/>
               </w:rPr>
               <w:t>Table d'indicateurs</w:t>
@@ -1100,6 +1618,9 @@
             <w:tcW w:type="dxa" w:w="1514"/>
           </w:tcPr>
           <w:p>
+            <w:pPr>
+              <w:spacing w:before="20" w:after="20"/>
+            </w:pPr>
             <w:r/>
             <w:r>
               <w:rPr>
@@ -1116,6 +1637,9 @@
             <w:tcW w:type="dxa" w:w="1514"/>
           </w:tcPr>
           <w:p>
+            <w:pPr>
+              <w:spacing w:before="20" w:after="20"/>
+            </w:pPr>
             <w:r/>
             <w:r>
               <w:rPr>
@@ -1132,6 +1656,9 @@
             <w:tcW w:type="dxa" w:w="1514"/>
           </w:tcPr>
           <w:p>
+            <w:pPr>
+              <w:spacing w:before="20" w:after="20"/>
+            </w:pPr>
             <w:r/>
             <w:r>
               <w:rPr>
@@ -1148,11 +1675,13 @@
             <w:tcW w:type="dxa" w:w="1514"/>
           </w:tcPr>
           <w:p>
-            <w:r/>
-            <w:r>
-              <w:rPr>
-                <w:rFonts w:ascii="Verdana" w:hAnsi="Verdana"/>
-                <w:b w:val="0"/>
+            <w:pPr>
+              <w:spacing w:before="20" w:after="20"/>
+            </w:pPr>
+            <w:r/>
+            <w:r>
+              <w:rPr>
+                <w:rFonts w:ascii="Verdana" w:hAnsi="Verdana"/>
                 <w:sz w:val="16"/>
               </w:rPr>
               <w:t>Table d'indicateurs</w:t>
@@ -1164,6 +1693,9 @@
             <w:tcW w:type="dxa" w:w="1514"/>
           </w:tcPr>
           <w:p>
+            <w:pPr>
+              <w:spacing w:before="20" w:after="20"/>
+            </w:pPr>
             <w:r/>
             <w:r>
               <w:rPr>
@@ -1180,6 +1712,9 @@
             <w:tcW w:type="dxa" w:w="1514"/>
           </w:tcPr>
           <w:p>
+            <w:pPr>
+              <w:spacing w:before="20" w:after="20"/>
+            </w:pPr>
             <w:r/>
             <w:r>
               <w:rPr>
@@ -1196,6 +1731,9 @@
             <w:tcW w:type="dxa" w:w="1514"/>
           </w:tcPr>
           <w:p>
+            <w:pPr>
+              <w:spacing w:before="20" w:after="20"/>
+            </w:pPr>
             <w:r/>
             <w:r>
               <w:rPr>
@@ -1216,6 +1754,9 @@
             <w:tcW w:type="dxa" w:w="1514"/>
           </w:tcPr>
           <w:p>
+            <w:pPr>
+              <w:spacing w:before="20" w:after="20"/>
+            </w:pPr>
             <w:r/>
             <w:r>
               <w:rPr>
@@ -1232,6 +1773,9 @@
             <w:tcW w:type="dxa" w:w="1514"/>
           </w:tcPr>
           <w:p>
+            <w:pPr>
+              <w:spacing w:before="20" w:after="20"/>
+            </w:pPr>
             <w:r/>
             <w:r>
               <w:rPr>
@@ -1248,11 +1792,13 @@
             <w:tcW w:type="dxa" w:w="1514"/>
           </w:tcPr>
           <w:p>
-            <w:r/>
-            <w:r>
-              <w:rPr>
-                <w:rFonts w:ascii="Verdana" w:hAnsi="Verdana"/>
-                <w:b w:val="0"/>
+            <w:pPr>
+              <w:spacing w:before="20" w:after="20"/>
+            </w:pPr>
+            <w:r/>
+            <w:r>
+              <w:rPr>
+                <w:rFonts w:ascii="Verdana" w:hAnsi="Verdana"/>
                 <w:sz w:val="16"/>
               </w:rPr>
               <w:t>Table de code</w:t>
@@ -1264,6 +1810,9 @@
             <w:tcW w:type="dxa" w:w="1514"/>
           </w:tcPr>
           <w:p>
+            <w:pPr>
+              <w:spacing w:before="20" w:after="20"/>
+            </w:pPr>
             <w:r/>
             <w:r>
               <w:rPr>
@@ -1280,6 +1829,9 @@
             <w:tcW w:type="dxa" w:w="1514"/>
           </w:tcPr>
           <w:p>
+            <w:pPr>
+              <w:spacing w:before="20" w:after="20"/>
+            </w:pPr>
             <w:r/>
             <w:r>
               <w:rPr>
@@ -1296,6 +1848,9 @@
             <w:tcW w:type="dxa" w:w="1514"/>
           </w:tcPr>
           <w:p>
+            <w:pPr>
+              <w:spacing w:before="20" w:after="20"/>
+            </w:pPr>
             <w:r/>
             <w:r>
               <w:rPr>
@@ -1312,11 +1867,13 @@
             <w:tcW w:type="dxa" w:w="1514"/>
           </w:tcPr>
           <w:p>
-            <w:r/>
-            <w:r>
-              <w:rPr>
-                <w:rFonts w:ascii="Verdana" w:hAnsi="Verdana"/>
-                <w:b w:val="0"/>
+            <w:pPr>
+              <w:spacing w:before="20" w:after="20"/>
+            </w:pPr>
+            <w:r/>
+            <w:r>
+              <w:rPr>
+                <w:rFonts w:ascii="Verdana" w:hAnsi="Verdana"/>
                 <w:sz w:val="16"/>
               </w:rPr>
               <w:t>Table de code</w:t>
@@ -1328,6 +1885,9 @@
             <w:tcW w:type="dxa" w:w="1514"/>
           </w:tcPr>
           <w:p>
+            <w:pPr>
+              <w:spacing w:before="20" w:after="20"/>
+            </w:pPr>
             <w:r/>
             <w:r>
               <w:rPr>
@@ -1344,6 +1904,9 @@
             <w:tcW w:type="dxa" w:w="1514"/>
           </w:tcPr>
           <w:p>
+            <w:pPr>
+              <w:spacing w:before="20" w:after="20"/>
+            </w:pPr>
             <w:r/>
             <w:r>
               <w:rPr>
@@ -1360,6 +1923,9 @@
             <w:tcW w:type="dxa" w:w="1514"/>
           </w:tcPr>
           <w:p>
+            <w:pPr>
+              <w:spacing w:before="20" w:after="20"/>
+            </w:pPr>
             <w:r/>
             <w:r>
               <w:rPr>
@@ -1380,6 +1946,9 @@
             <w:tcW w:type="dxa" w:w="1514"/>
           </w:tcPr>
           <w:p>
+            <w:pPr>
+              <w:spacing w:before="20" w:after="20"/>
+            </w:pPr>
             <w:r/>
             <w:r>
               <w:rPr>
@@ -1396,6 +1965,9 @@
             <w:tcW w:type="dxa" w:w="1514"/>
           </w:tcPr>
           <w:p>
+            <w:pPr>
+              <w:spacing w:before="20" w:after="20"/>
+            </w:pPr>
             <w:r/>
             <w:r>
               <w:rPr>
@@ -1412,11 +1984,13 @@
             <w:tcW w:type="dxa" w:w="1514"/>
           </w:tcPr>
           <w:p>
-            <w:r/>
-            <w:r>
-              <w:rPr>
-                <w:rFonts w:ascii="Verdana" w:hAnsi="Verdana"/>
-                <w:b w:val="0"/>
+            <w:pPr>
+              <w:spacing w:before="20" w:after="20"/>
+            </w:pPr>
+            <w:r/>
+            <w:r>
+              <w:rPr>
+                <w:rFonts w:ascii="Verdana" w:hAnsi="Verdana"/>
                 <w:sz w:val="16"/>
               </w:rPr>
               <w:t>Table d'indicateurs</w:t>
@@ -1428,6 +2002,9 @@
             <w:tcW w:type="dxa" w:w="1514"/>
           </w:tcPr>
           <w:p>
+            <w:pPr>
+              <w:spacing w:before="20" w:after="20"/>
+            </w:pPr>
             <w:r/>
             <w:r>
               <w:rPr>
@@ -1444,6 +2021,9 @@
             <w:tcW w:type="dxa" w:w="1514"/>
           </w:tcPr>
           <w:p>
+            <w:pPr>
+              <w:spacing w:before="20" w:after="20"/>
+            </w:pPr>
             <w:r/>
             <w:r>
               <w:rPr>
@@ -1460,6 +2040,9 @@
             <w:tcW w:type="dxa" w:w="1514"/>
           </w:tcPr>
           <w:p>
+            <w:pPr>
+              <w:spacing w:before="20" w:after="20"/>
+            </w:pPr>
             <w:r/>
             <w:r>
               <w:rPr>
@@ -1476,11 +2059,13 @@
             <w:tcW w:type="dxa" w:w="1514"/>
           </w:tcPr>
           <w:p>
-            <w:r/>
-            <w:r>
-              <w:rPr>
-                <w:rFonts w:ascii="Verdana" w:hAnsi="Verdana"/>
-                <w:b w:val="0"/>
+            <w:pPr>
+              <w:spacing w:before="20" w:after="20"/>
+            </w:pPr>
+            <w:r/>
+            <w:r>
+              <w:rPr>
+                <w:rFonts w:ascii="Verdana" w:hAnsi="Verdana"/>
                 <w:sz w:val="16"/>
               </w:rPr>
               <w:t>Table d'indicateurs</w:t>
@@ -1492,6 +2077,9 @@
             <w:tcW w:type="dxa" w:w="1514"/>
           </w:tcPr>
           <w:p>
+            <w:pPr>
+              <w:spacing w:before="20" w:after="20"/>
+            </w:pPr>
             <w:r/>
             <w:r>
               <w:rPr>
@@ -1508,6 +2096,9 @@
             <w:tcW w:type="dxa" w:w="1514"/>
           </w:tcPr>
           <w:p>
+            <w:pPr>
+              <w:spacing w:before="20" w:after="20"/>
+            </w:pPr>
             <w:r/>
             <w:r>
               <w:rPr>
@@ -1524,6 +2115,9 @@
             <w:tcW w:type="dxa" w:w="1514"/>
           </w:tcPr>
           <w:p>
+            <w:pPr>
+              <w:spacing w:before="20" w:after="20"/>
+            </w:pPr>
             <w:r/>
             <w:r>
               <w:rPr>
@@ -1544,6 +2138,9 @@
             <w:tcW w:type="dxa" w:w="1514"/>
           </w:tcPr>
           <w:p>
+            <w:pPr>
+              <w:spacing w:before="20" w:after="20"/>
+            </w:pPr>
             <w:r/>
             <w:r>
               <w:rPr>
@@ -1560,6 +2157,9 @@
             <w:tcW w:type="dxa" w:w="1514"/>
           </w:tcPr>
           <w:p>
+            <w:pPr>
+              <w:spacing w:before="20" w:after="20"/>
+            </w:pPr>
             <w:r/>
             <w:r>
               <w:rPr>
@@ -1576,11 +2176,13 @@
             <w:tcW w:type="dxa" w:w="1514"/>
           </w:tcPr>
           <w:p>
-            <w:r/>
-            <w:r>
-              <w:rPr>
-                <w:rFonts w:ascii="Verdana" w:hAnsi="Verdana"/>
-                <w:b w:val="0"/>
+            <w:pPr>
+              <w:spacing w:before="20" w:after="20"/>
+            </w:pPr>
+            <w:r/>
+            <w:r>
+              <w:rPr>
+                <w:rFonts w:ascii="Verdana" w:hAnsi="Verdana"/>
                 <w:sz w:val="16"/>
               </w:rPr>
               <w:t>Table de code</w:t>
@@ -1592,6 +2194,9 @@
             <w:tcW w:type="dxa" w:w="1514"/>
           </w:tcPr>
           <w:p>
+            <w:pPr>
+              <w:spacing w:before="20" w:after="20"/>
+            </w:pPr>
             <w:r/>
             <w:r>
               <w:rPr>
@@ -1608,6 +2213,9 @@
             <w:tcW w:type="dxa" w:w="1514"/>
           </w:tcPr>
           <w:p>
+            <w:pPr>
+              <w:spacing w:before="20" w:after="20"/>
+            </w:pPr>
             <w:r/>
             <w:r>
               <w:rPr>
@@ -1624,6 +2232,9 @@
             <w:tcW w:type="dxa" w:w="1514"/>
           </w:tcPr>
           <w:p>
+            <w:pPr>
+              <w:spacing w:before="20" w:after="20"/>
+            </w:pPr>
             <w:r/>
             <w:r>
               <w:rPr>
@@ -1640,11 +2251,13 @@
             <w:tcW w:type="dxa" w:w="1514"/>
           </w:tcPr>
           <w:p>
-            <w:r/>
-            <w:r>
-              <w:rPr>
-                <w:rFonts w:ascii="Verdana" w:hAnsi="Verdana"/>
-                <w:b w:val="0"/>
+            <w:pPr>
+              <w:spacing w:before="20" w:after="20"/>
+            </w:pPr>
+            <w:r/>
+            <w:r>
+              <w:rPr>
+                <w:rFonts w:ascii="Verdana" w:hAnsi="Verdana"/>
                 <w:sz w:val="16"/>
               </w:rPr>
               <w:t>Table de code</w:t>
@@ -1656,6 +2269,9 @@
             <w:tcW w:type="dxa" w:w="1514"/>
           </w:tcPr>
           <w:p>
+            <w:pPr>
+              <w:spacing w:before="20" w:after="20"/>
+            </w:pPr>
             <w:r/>
             <w:r>
               <w:rPr>
@@ -1672,6 +2288,9 @@
             <w:tcW w:type="dxa" w:w="1514"/>
           </w:tcPr>
           <w:p>
+            <w:pPr>
+              <w:spacing w:before="20" w:after="20"/>
+            </w:pPr>
             <w:r/>
             <w:r>
               <w:rPr>
@@ -1688,6 +2307,9 @@
             <w:tcW w:type="dxa" w:w="1514"/>
           </w:tcPr>
           <w:p>
+            <w:pPr>
+              <w:spacing w:before="20" w:after="20"/>
+            </w:pPr>
             <w:r/>
             <w:r>
               <w:rPr>
@@ -1708,6 +2330,9 @@
             <w:tcW w:type="dxa" w:w="1514"/>
           </w:tcPr>
           <w:p>
+            <w:pPr>
+              <w:spacing w:before="20" w:after="20"/>
+            </w:pPr>
             <w:r/>
             <w:r>
               <w:rPr>
@@ -1724,6 +2349,9 @@
             <w:tcW w:type="dxa" w:w="1514"/>
           </w:tcPr>
           <w:p>
+            <w:pPr>
+              <w:spacing w:before="20" w:after="20"/>
+            </w:pPr>
             <w:r/>
             <w:r>
               <w:rPr>
@@ -1740,11 +2368,13 @@
             <w:tcW w:type="dxa" w:w="1514"/>
           </w:tcPr>
           <w:p>
-            <w:r/>
-            <w:r>
-              <w:rPr>
-                <w:rFonts w:ascii="Verdana" w:hAnsi="Verdana"/>
-                <w:b w:val="0"/>
+            <w:pPr>
+              <w:spacing w:before="20" w:after="20"/>
+            </w:pPr>
+            <w:r/>
+            <w:r>
+              <w:rPr>
+                <w:rFonts w:ascii="Verdana" w:hAnsi="Verdana"/>
                 <w:sz w:val="16"/>
               </w:rPr>
               <w:t>Table de code</w:t>
@@ -1756,6 +2386,9 @@
             <w:tcW w:type="dxa" w:w="1514"/>
           </w:tcPr>
           <w:p>
+            <w:pPr>
+              <w:spacing w:before="20" w:after="20"/>
+            </w:pPr>
             <w:r/>
             <w:r>
               <w:rPr>
@@ -1772,6 +2405,9 @@
             <w:tcW w:type="dxa" w:w="1514"/>
           </w:tcPr>
           <w:p>
+            <w:pPr>
+              <w:spacing w:before="20" w:after="20"/>
+            </w:pPr>
             <w:r/>
             <w:r>
               <w:rPr>
@@ -1788,6 +2424,9 @@
             <w:tcW w:type="dxa" w:w="1514"/>
           </w:tcPr>
           <w:p>
+            <w:pPr>
+              <w:spacing w:before="20" w:after="20"/>
+            </w:pPr>
             <w:r/>
             <w:r>
               <w:rPr>
@@ -1804,11 +2443,13 @@
             <w:tcW w:type="dxa" w:w="1514"/>
           </w:tcPr>
           <w:p>
-            <w:r/>
-            <w:r>
-              <w:rPr>
-                <w:rFonts w:ascii="Verdana" w:hAnsi="Verdana"/>
-                <w:b w:val="0"/>
+            <w:pPr>
+              <w:spacing w:before="20" w:after="20"/>
+            </w:pPr>
+            <w:r/>
+            <w:r>
+              <w:rPr>
+                <w:rFonts w:ascii="Verdana" w:hAnsi="Verdana"/>
                 <w:sz w:val="16"/>
               </w:rPr>
               <w:t>Table de code</w:t>
@@ -1820,6 +2461,9 @@
             <w:tcW w:type="dxa" w:w="1514"/>
           </w:tcPr>
           <w:p>
+            <w:pPr>
+              <w:spacing w:before="20" w:after="20"/>
+            </w:pPr>
             <w:r/>
             <w:r>
               <w:rPr>
@@ -1836,6 +2480,9 @@
             <w:tcW w:type="dxa" w:w="1514"/>
           </w:tcPr>
           <w:p>
+            <w:pPr>
+              <w:spacing w:before="20" w:after="20"/>
+            </w:pPr>
             <w:r/>
             <w:r>
               <w:rPr>
@@ -1852,6 +2499,9 @@
             <w:tcW w:type="dxa" w:w="1514"/>
           </w:tcPr>
           <w:p>
+            <w:pPr>
+              <w:spacing w:before="20" w:after="20"/>
+            </w:pPr>
             <w:r/>
             <w:r>
               <w:rPr>
@@ -1872,6 +2522,9 @@
             <w:tcW w:type="dxa" w:w="1514"/>
           </w:tcPr>
           <w:p>
+            <w:pPr>
+              <w:spacing w:before="20" w:after="20"/>
+            </w:pPr>
             <w:r/>
             <w:r>
               <w:rPr>
@@ -1888,6 +2541,9 @@
             <w:tcW w:type="dxa" w:w="1514"/>
           </w:tcPr>
           <w:p>
+            <w:pPr>
+              <w:spacing w:before="20" w:after="20"/>
+            </w:pPr>
             <w:r/>
             <w:r>
               <w:rPr>
@@ -1904,11 +2560,13 @@
             <w:tcW w:type="dxa" w:w="1514"/>
           </w:tcPr>
           <w:p>
-            <w:r/>
-            <w:r>
-              <w:rPr>
-                <w:rFonts w:ascii="Verdana" w:hAnsi="Verdana"/>
-                <w:b w:val="0"/>
+            <w:pPr>
+              <w:spacing w:before="20" w:after="20"/>
+            </w:pPr>
+            <w:r/>
+            <w:r>
+              <w:rPr>
+                <w:rFonts w:ascii="Verdana" w:hAnsi="Verdana"/>
                 <w:sz w:val="16"/>
               </w:rPr>
               <w:t>Table de code</w:t>
@@ -1920,6 +2578,9 @@
             <w:tcW w:type="dxa" w:w="1514"/>
           </w:tcPr>
           <w:p>
+            <w:pPr>
+              <w:spacing w:before="20" w:after="20"/>
+            </w:pPr>
             <w:r/>
             <w:r>
               <w:rPr>
@@ -1936,6 +2597,9 @@
             <w:tcW w:type="dxa" w:w="1514"/>
           </w:tcPr>
           <w:p>
+            <w:pPr>
+              <w:spacing w:before="20" w:after="20"/>
+            </w:pPr>
             <w:r/>
             <w:r>
               <w:rPr>
@@ -1952,6 +2616,9 @@
             <w:tcW w:type="dxa" w:w="1514"/>
           </w:tcPr>
           <w:p>
+            <w:pPr>
+              <w:spacing w:before="20" w:after="20"/>
+            </w:pPr>
             <w:r/>
             <w:r>
               <w:rPr>
@@ -1968,11 +2635,13 @@
             <w:tcW w:type="dxa" w:w="1514"/>
           </w:tcPr>
           <w:p>
-            <w:r/>
-            <w:r>
-              <w:rPr>
-                <w:rFonts w:ascii="Verdana" w:hAnsi="Verdana"/>
-                <w:b w:val="0"/>
+            <w:pPr>
+              <w:spacing w:before="20" w:after="20"/>
+            </w:pPr>
+            <w:r/>
+            <w:r>
+              <w:rPr>
+                <w:rFonts w:ascii="Verdana" w:hAnsi="Verdana"/>
                 <w:sz w:val="16"/>
               </w:rPr>
               <w:t>Table de code</w:t>
@@ -1984,6 +2653,9 @@
             <w:tcW w:type="dxa" w:w="1514"/>
           </w:tcPr>
           <w:p>
+            <w:pPr>
+              <w:spacing w:before="20" w:after="20"/>
+            </w:pPr>
             <w:r/>
             <w:r>
               <w:rPr>
@@ -2000,6 +2672,9 @@
             <w:tcW w:type="dxa" w:w="1514"/>
           </w:tcPr>
           <w:p>
+            <w:pPr>
+              <w:spacing w:before="20" w:after="20"/>
+            </w:pPr>
             <w:r/>
             <w:r>
               <w:rPr>
@@ -2016,6 +2691,9 @@
             <w:tcW w:type="dxa" w:w="1514"/>
           </w:tcPr>
           <w:p>
+            <w:pPr>
+              <w:spacing w:before="20" w:after="20"/>
+            </w:pPr>
             <w:r/>
             <w:r>
               <w:rPr>
@@ -2036,6 +2714,9 @@
             <w:tcW w:type="dxa" w:w="1514"/>
           </w:tcPr>
           <w:p>
+            <w:pPr>
+              <w:spacing w:before="20" w:after="20"/>
+            </w:pPr>
             <w:r/>
             <w:r>
               <w:rPr>
@@ -2052,6 +2733,9 @@
             <w:tcW w:type="dxa" w:w="1514"/>
           </w:tcPr>
           <w:p>
+            <w:pPr>
+              <w:spacing w:before="20" w:after="20"/>
+            </w:pPr>
             <w:r/>
             <w:r>
               <w:rPr>
@@ -2068,11 +2752,13 @@
             <w:tcW w:type="dxa" w:w="1514"/>
           </w:tcPr>
           <w:p>
-            <w:r/>
-            <w:r>
-              <w:rPr>
-                <w:rFonts w:ascii="Verdana" w:hAnsi="Verdana"/>
-                <w:b w:val="0"/>
+            <w:pPr>
+              <w:spacing w:before="20" w:after="20"/>
+            </w:pPr>
+            <w:r/>
+            <w:r>
+              <w:rPr>
+                <w:rFonts w:ascii="Verdana" w:hAnsi="Verdana"/>
                 <w:sz w:val="16"/>
               </w:rPr>
               <w:t>Table de code</w:t>
@@ -2084,6 +2770,9 @@
             <w:tcW w:type="dxa" w:w="1514"/>
           </w:tcPr>
           <w:p>
+            <w:pPr>
+              <w:spacing w:before="20" w:after="20"/>
+            </w:pPr>
             <w:r/>
             <w:r>
               <w:rPr>
@@ -2100,6 +2789,9 @@
             <w:tcW w:type="dxa" w:w="1514"/>
           </w:tcPr>
           <w:p>
+            <w:pPr>
+              <w:spacing w:before="20" w:after="20"/>
+            </w:pPr>
             <w:r/>
             <w:r>
               <w:rPr>
@@ -2116,6 +2808,9 @@
             <w:tcW w:type="dxa" w:w="1514"/>
           </w:tcPr>
           <w:p>
+            <w:pPr>
+              <w:spacing w:before="20" w:after="20"/>
+            </w:pPr>
             <w:r/>
             <w:r>
               <w:rPr>
@@ -2132,11 +2827,13 @@
             <w:tcW w:type="dxa" w:w="1514"/>
           </w:tcPr>
           <w:p>
-            <w:r/>
-            <w:r>
-              <w:rPr>
-                <w:rFonts w:ascii="Verdana" w:hAnsi="Verdana"/>
-                <w:b w:val="0"/>
+            <w:pPr>
+              <w:spacing w:before="20" w:after="20"/>
+            </w:pPr>
+            <w:r/>
+            <w:r>
+              <w:rPr>
+                <w:rFonts w:ascii="Verdana" w:hAnsi="Verdana"/>
                 <w:sz w:val="16"/>
               </w:rPr>
               <w:t>Table de code</w:t>
@@ -2148,6 +2845,9 @@
             <w:tcW w:type="dxa" w:w="1514"/>
           </w:tcPr>
           <w:p>
+            <w:pPr>
+              <w:spacing w:before="20" w:after="20"/>
+            </w:pPr>
             <w:r/>
             <w:r>
               <w:rPr>
@@ -2164,6 +2864,9 @@
             <w:tcW w:type="dxa" w:w="1514"/>
           </w:tcPr>
           <w:p>
+            <w:pPr>
+              <w:spacing w:before="20" w:after="20"/>
+            </w:pPr>
             <w:r/>
             <w:r>
               <w:rPr>
@@ -2180,6 +2883,9 @@
             <w:tcW w:type="dxa" w:w="1514"/>
           </w:tcPr>
           <w:p>
+            <w:pPr>
+              <w:spacing w:before="20" w:after="20"/>
+            </w:pPr>
             <w:r/>
             <w:r>
               <w:rPr>
@@ -2200,6 +2906,9 @@
             <w:tcW w:type="dxa" w:w="1514"/>
           </w:tcPr>
           <w:p>
+            <w:pPr>
+              <w:spacing w:before="20" w:after="20"/>
+            </w:pPr>
             <w:r/>
             <w:r>
               <w:rPr>
@@ -2216,6 +2925,9 @@
             <w:tcW w:type="dxa" w:w="1514"/>
           </w:tcPr>
           <w:p>
+            <w:pPr>
+              <w:spacing w:before="20" w:after="20"/>
+            </w:pPr>
             <w:r/>
             <w:r>
               <w:rPr>
@@ -2232,11 +2944,13 @@
             <w:tcW w:type="dxa" w:w="1514"/>
           </w:tcPr>
           <w:p>
-            <w:r/>
-            <w:r>
-              <w:rPr>
-                <w:rFonts w:ascii="Verdana" w:hAnsi="Verdana"/>
-                <w:b w:val="0"/>
+            <w:pPr>
+              <w:spacing w:before="20" w:after="20"/>
+            </w:pPr>
+            <w:r/>
+            <w:r>
+              <w:rPr>
+                <w:rFonts w:ascii="Verdana" w:hAnsi="Verdana"/>
                 <w:sz w:val="16"/>
               </w:rPr>
               <w:t>Table de code</w:t>
@@ -2248,6 +2962,9 @@
             <w:tcW w:type="dxa" w:w="1514"/>
           </w:tcPr>
           <w:p>
+            <w:pPr>
+              <w:spacing w:before="20" w:after="20"/>
+            </w:pPr>
             <w:r/>
             <w:r>
               <w:rPr>
@@ -2264,6 +2981,9 @@
             <w:tcW w:type="dxa" w:w="1514"/>
           </w:tcPr>
           <w:p>
+            <w:pPr>
+              <w:spacing w:before="20" w:after="20"/>
+            </w:pPr>
             <w:r/>
             <w:r>
               <w:rPr>
@@ -2280,6 +3000,9 @@
             <w:tcW w:type="dxa" w:w="1514"/>
           </w:tcPr>
           <w:p>
+            <w:pPr>
+              <w:spacing w:before="20" w:after="20"/>
+            </w:pPr>
             <w:r/>
             <w:r>
               <w:rPr>
@@ -2296,11 +3019,13 @@
             <w:tcW w:type="dxa" w:w="1514"/>
           </w:tcPr>
           <w:p>
-            <w:r/>
-            <w:r>
-              <w:rPr>
-                <w:rFonts w:ascii="Verdana" w:hAnsi="Verdana"/>
-                <w:b w:val="0"/>
+            <w:pPr>
+              <w:spacing w:before="20" w:after="20"/>
+            </w:pPr>
+            <w:r/>
+            <w:r>
+              <w:rPr>
+                <w:rFonts w:ascii="Verdana" w:hAnsi="Verdana"/>
                 <w:sz w:val="16"/>
               </w:rPr>
               <w:t>Table de code</w:t>
@@ -2312,6 +3037,9 @@
             <w:tcW w:type="dxa" w:w="1514"/>
           </w:tcPr>
           <w:p>
+            <w:pPr>
+              <w:spacing w:before="20" w:after="20"/>
+            </w:pPr>
             <w:r/>
             <w:r>
               <w:rPr>
@@ -2328,6 +3056,9 @@
             <w:tcW w:type="dxa" w:w="1514"/>
           </w:tcPr>
           <w:p>
+            <w:pPr>
+              <w:spacing w:before="20" w:after="20"/>
+            </w:pPr>
             <w:r/>
             <w:r>
               <w:rPr>
@@ -2344,6 +3075,9 @@
             <w:tcW w:type="dxa" w:w="1514"/>
           </w:tcPr>
           <w:p>
+            <w:pPr>
+              <w:spacing w:before="20" w:after="20"/>
+            </w:pPr>
             <w:r/>
             <w:r>
               <w:rPr>
@@ -2364,6 +3098,9 @@
             <w:tcW w:type="dxa" w:w="1514"/>
           </w:tcPr>
           <w:p>
+            <w:pPr>
+              <w:spacing w:before="20" w:after="20"/>
+            </w:pPr>
             <w:r/>
             <w:r>
               <w:rPr>
@@ -2380,6 +3117,9 @@
             <w:tcW w:type="dxa" w:w="1514"/>
           </w:tcPr>
           <w:p>
+            <w:pPr>
+              <w:spacing w:before="20" w:after="20"/>
+            </w:pPr>
             <w:r/>
             <w:r>
               <w:rPr>
@@ -2396,11 +3136,13 @@
             <w:tcW w:type="dxa" w:w="1514"/>
           </w:tcPr>
           <w:p>
-            <w:r/>
-            <w:r>
-              <w:rPr>
-                <w:rFonts w:ascii="Verdana" w:hAnsi="Verdana"/>
-                <w:b w:val="0"/>
+            <w:pPr>
+              <w:spacing w:before="20" w:after="20"/>
+            </w:pPr>
+            <w:r/>
+            <w:r>
+              <w:rPr>
+                <w:rFonts w:ascii="Verdana" w:hAnsi="Verdana"/>
                 <w:sz w:val="16"/>
               </w:rPr>
               <w:t>Table de code</w:t>
@@ -2412,6 +3154,9 @@
             <w:tcW w:type="dxa" w:w="1514"/>
           </w:tcPr>
           <w:p>
+            <w:pPr>
+              <w:spacing w:before="20" w:after="20"/>
+            </w:pPr>
             <w:r/>
             <w:r>
               <w:rPr>
@@ -2428,6 +3173,9 @@
             <w:tcW w:type="dxa" w:w="1514"/>
           </w:tcPr>
           <w:p>
+            <w:pPr>
+              <w:spacing w:before="20" w:after="20"/>
+            </w:pPr>
             <w:r/>
             <w:r>
               <w:rPr>
@@ -2444,6 +3192,9 @@
             <w:tcW w:type="dxa" w:w="1514"/>
           </w:tcPr>
           <w:p>
+            <w:pPr>
+              <w:spacing w:before="20" w:after="20"/>
+            </w:pPr>
             <w:r/>
             <w:r>
               <w:rPr>
@@ -2460,11 +3211,13 @@
             <w:tcW w:type="dxa" w:w="1514"/>
           </w:tcPr>
           <w:p>
-            <w:r/>
-            <w:r>
-              <w:rPr>
-                <w:rFonts w:ascii="Verdana" w:hAnsi="Verdana"/>
-                <w:b w:val="0"/>
+            <w:pPr>
+              <w:spacing w:before="20" w:after="20"/>
+            </w:pPr>
+            <w:r/>
+            <w:r>
+              <w:rPr>
+                <w:rFonts w:ascii="Verdana" w:hAnsi="Verdana"/>
                 <w:sz w:val="16"/>
               </w:rPr>
               <w:t>Table de code</w:t>
@@ -2476,6 +3229,9 @@
             <w:tcW w:type="dxa" w:w="1514"/>
           </w:tcPr>
           <w:p>
+            <w:pPr>
+              <w:spacing w:before="20" w:after="20"/>
+            </w:pPr>
             <w:r/>
             <w:r>
               <w:rPr>
@@ -2492,6 +3248,9 @@
             <w:tcW w:type="dxa" w:w="1514"/>
           </w:tcPr>
           <w:p>
+            <w:pPr>
+              <w:spacing w:before="20" w:after="20"/>
+            </w:pPr>
             <w:r/>
             <w:r>
               <w:rPr>
@@ -2508,6 +3267,9 @@
             <w:tcW w:type="dxa" w:w="1514"/>
           </w:tcPr>
           <w:p>
+            <w:pPr>
+              <w:spacing w:before="20" w:after="20"/>
+            </w:pPr>
             <w:r/>
             <w:r>
               <w:rPr>
@@ -2528,6 +3290,9 @@
             <w:tcW w:type="dxa" w:w="1514"/>
           </w:tcPr>
           <w:p>
+            <w:pPr>
+              <w:spacing w:before="20" w:after="20"/>
+            </w:pPr>
             <w:r/>
             <w:r>
               <w:rPr>
@@ -2544,6 +3309,9 @@
             <w:tcW w:type="dxa" w:w="1514"/>
           </w:tcPr>
           <w:p>
+            <w:pPr>
+              <w:spacing w:before="20" w:after="20"/>
+            </w:pPr>
             <w:r/>
             <w:r>
               <w:rPr>
@@ -2560,11 +3328,13 @@
             <w:tcW w:type="dxa" w:w="1514"/>
           </w:tcPr>
           <w:p>
-            <w:r/>
-            <w:r>
-              <w:rPr>
-                <w:rFonts w:ascii="Verdana" w:hAnsi="Verdana"/>
-                <w:b w:val="0"/>
+            <w:pPr>
+              <w:spacing w:before="20" w:after="20"/>
+            </w:pPr>
+            <w:r/>
+            <w:r>
+              <w:rPr>
+                <w:rFonts w:ascii="Verdana" w:hAnsi="Verdana"/>
                 <w:sz w:val="16"/>
               </w:rPr>
               <w:t>Table de code</w:t>
@@ -2576,6 +3346,9 @@
             <w:tcW w:type="dxa" w:w="1514"/>
           </w:tcPr>
           <w:p>
+            <w:pPr>
+              <w:spacing w:before="20" w:after="20"/>
+            </w:pPr>
             <w:r/>
             <w:r>
               <w:rPr>
@@ -2592,6 +3365,9 @@
             <w:tcW w:type="dxa" w:w="1514"/>
           </w:tcPr>
           <w:p>
+            <w:pPr>
+              <w:spacing w:before="20" w:after="20"/>
+            </w:pPr>
             <w:r/>
             <w:r>
               <w:rPr>
@@ -2608,6 +3384,9 @@
             <w:tcW w:type="dxa" w:w="1514"/>
           </w:tcPr>
           <w:p>
+            <w:pPr>
+              <w:spacing w:before="20" w:after="20"/>
+            </w:pPr>
             <w:r/>
             <w:r>
               <w:rPr>
@@ -2624,11 +3403,13 @@
             <w:tcW w:type="dxa" w:w="1514"/>
           </w:tcPr>
           <w:p>
-            <w:r/>
-            <w:r>
-              <w:rPr>
-                <w:rFonts w:ascii="Verdana" w:hAnsi="Verdana"/>
-                <w:b w:val="0"/>
+            <w:pPr>
+              <w:spacing w:before="20" w:after="20"/>
+            </w:pPr>
+            <w:r/>
+            <w:r>
+              <w:rPr>
+                <w:rFonts w:ascii="Verdana" w:hAnsi="Verdana"/>
                 <w:sz w:val="16"/>
               </w:rPr>
               <w:t>Table de code</w:t>
@@ -2640,6 +3421,9 @@
             <w:tcW w:type="dxa" w:w="1514"/>
           </w:tcPr>
           <w:p>
+            <w:pPr>
+              <w:spacing w:before="20" w:after="20"/>
+            </w:pPr>
             <w:r/>
             <w:r>
               <w:rPr>
@@ -2656,6 +3440,9 @@
             <w:tcW w:type="dxa" w:w="1514"/>
           </w:tcPr>
           <w:p>
+            <w:pPr>
+              <w:spacing w:before="20" w:after="20"/>
+            </w:pPr>
             <w:r/>
             <w:r>
               <w:rPr>
@@ -2672,6 +3459,9 @@
             <w:tcW w:type="dxa" w:w="1514"/>
           </w:tcPr>
           <w:p>
+            <w:pPr>
+              <w:spacing w:before="20" w:after="20"/>
+            </w:pPr>
             <w:r/>
             <w:r>
               <w:rPr>
@@ -2692,6 +3482,9 @@
             <w:tcW w:type="dxa" w:w="1514"/>
           </w:tcPr>
           <w:p>
+            <w:pPr>
+              <w:spacing w:before="20" w:after="20"/>
+            </w:pPr>
             <w:r/>
             <w:r>
               <w:rPr>
@@ -2708,6 +3501,9 @@
             <w:tcW w:type="dxa" w:w="1514"/>
           </w:tcPr>
           <w:p>
+            <w:pPr>
+              <w:spacing w:before="20" w:after="20"/>
+            </w:pPr>
             <w:r/>
             <w:r>
               <w:rPr>
@@ -2724,11 +3520,13 @@
             <w:tcW w:type="dxa" w:w="1514"/>
           </w:tcPr>
           <w:p>
-            <w:r/>
-            <w:r>
-              <w:rPr>
-                <w:rFonts w:ascii="Verdana" w:hAnsi="Verdana"/>
-                <w:b w:val="0"/>
+            <w:pPr>
+              <w:spacing w:before="20" w:after="20"/>
+            </w:pPr>
+            <w:r/>
+            <w:r>
+              <w:rPr>
+                <w:rFonts w:ascii="Verdana" w:hAnsi="Verdana"/>
                 <w:sz w:val="16"/>
               </w:rPr>
               <w:t>Table de code</w:t>
@@ -2740,6 +3538,9 @@
             <w:tcW w:type="dxa" w:w="1514"/>
           </w:tcPr>
           <w:p>
+            <w:pPr>
+              <w:spacing w:before="20" w:after="20"/>
+            </w:pPr>
             <w:r/>
             <w:r>
               <w:rPr>
@@ -2756,6 +3557,9 @@
             <w:tcW w:type="dxa" w:w="1514"/>
           </w:tcPr>
           <w:p>
+            <w:pPr>
+              <w:spacing w:before="20" w:after="20"/>
+            </w:pPr>
             <w:r/>
             <w:r>
               <w:rPr>
@@ -2772,6 +3576,9 @@
             <w:tcW w:type="dxa" w:w="1514"/>
           </w:tcPr>
           <w:p>
+            <w:pPr>
+              <w:spacing w:before="20" w:after="20"/>
+            </w:pPr>
             <w:r/>
             <w:r>
               <w:rPr>
@@ -2788,11 +3595,13 @@
             <w:tcW w:type="dxa" w:w="1514"/>
           </w:tcPr>
           <w:p>
-            <w:r/>
-            <w:r>
-              <w:rPr>
-                <w:rFonts w:ascii="Verdana" w:hAnsi="Verdana"/>
-                <w:b w:val="0"/>
+            <w:pPr>
+              <w:spacing w:before="20" w:after="20"/>
+            </w:pPr>
+            <w:r/>
+            <w:r>
+              <w:rPr>
+                <w:rFonts w:ascii="Verdana" w:hAnsi="Verdana"/>
                 <w:sz w:val="16"/>
               </w:rPr>
               <w:t>Table de code</w:t>
@@ -2804,6 +3613,9 @@
             <w:tcW w:type="dxa" w:w="1514"/>
           </w:tcPr>
           <w:p>
+            <w:pPr>
+              <w:spacing w:before="20" w:after="20"/>
+            </w:pPr>
             <w:r/>
             <w:r>
               <w:rPr>
@@ -2820,6 +3632,9 @@
             <w:tcW w:type="dxa" w:w="1514"/>
           </w:tcPr>
           <w:p>
+            <w:pPr>
+              <w:spacing w:before="20" w:after="20"/>
+            </w:pPr>
             <w:r/>
             <w:r>
               <w:rPr>
@@ -2836,6 +3651,9 @@
             <w:tcW w:type="dxa" w:w="1514"/>
           </w:tcPr>
           <w:p>
+            <w:pPr>
+              <w:spacing w:before="20" w:after="20"/>
+            </w:pPr>
             <w:r/>
             <w:r>
               <w:rPr>
@@ -2856,6 +3674,9 @@
             <w:tcW w:type="dxa" w:w="1514"/>
           </w:tcPr>
           <w:p>
+            <w:pPr>
+              <w:spacing w:before="20" w:after="20"/>
+            </w:pPr>
             <w:r/>
             <w:r>
               <w:rPr>
@@ -2872,6 +3693,9 @@
             <w:tcW w:type="dxa" w:w="1514"/>
           </w:tcPr>
           <w:p>
+            <w:pPr>
+              <w:spacing w:before="20" w:after="20"/>
+            </w:pPr>
             <w:r/>
             <w:r>
               <w:rPr>
@@ -2888,11 +3712,13 @@
             <w:tcW w:type="dxa" w:w="1514"/>
           </w:tcPr>
           <w:p>
-            <w:r/>
-            <w:r>
-              <w:rPr>
-                <w:rFonts w:ascii="Verdana" w:hAnsi="Verdana"/>
-                <w:b w:val="0"/>
+            <w:pPr>
+              <w:spacing w:before="20" w:after="20"/>
+            </w:pPr>
+            <w:r/>
+            <w:r>
+              <w:rPr>
+                <w:rFonts w:ascii="Verdana" w:hAnsi="Verdana"/>
                 <w:sz w:val="16"/>
               </w:rPr>
               <w:t>Table de code</w:t>
@@ -2904,6 +3730,9 @@
             <w:tcW w:type="dxa" w:w="1514"/>
           </w:tcPr>
           <w:p>
+            <w:pPr>
+              <w:spacing w:before="20" w:after="20"/>
+            </w:pPr>
             <w:r/>
             <w:r>
               <w:rPr>
@@ -2920,6 +3749,9 @@
             <w:tcW w:type="dxa" w:w="1514"/>
           </w:tcPr>
           <w:p>
+            <w:pPr>
+              <w:spacing w:before="20" w:after="20"/>
+            </w:pPr>
             <w:r/>
             <w:r>
               <w:rPr>
@@ -2936,6 +3768,9 @@
             <w:tcW w:type="dxa" w:w="1514"/>
           </w:tcPr>
           <w:p>
+            <w:pPr>
+              <w:spacing w:before="20" w:after="20"/>
+            </w:pPr>
             <w:r/>
             <w:r>
               <w:rPr>
@@ -2952,11 +3787,13 @@
             <w:tcW w:type="dxa" w:w="1514"/>
           </w:tcPr>
           <w:p>
-            <w:r/>
-            <w:r>
-              <w:rPr>
-                <w:rFonts w:ascii="Verdana" w:hAnsi="Verdana"/>
-                <w:b w:val="0"/>
+            <w:pPr>
+              <w:spacing w:before="20" w:after="20"/>
+            </w:pPr>
+            <w:r/>
+            <w:r>
+              <w:rPr>
+                <w:rFonts w:ascii="Verdana" w:hAnsi="Verdana"/>
                 <w:sz w:val="16"/>
               </w:rPr>
               <w:t>Table de code</w:t>
@@ -2968,6 +3805,9 @@
             <w:tcW w:type="dxa" w:w="1514"/>
           </w:tcPr>
           <w:p>
+            <w:pPr>
+              <w:spacing w:before="20" w:after="20"/>
+            </w:pPr>
             <w:r/>
             <w:r>
               <w:rPr>
@@ -2984,6 +3824,9 @@
             <w:tcW w:type="dxa" w:w="1514"/>
           </w:tcPr>
           <w:p>
+            <w:pPr>
+              <w:spacing w:before="20" w:after="20"/>
+            </w:pPr>
             <w:r/>
             <w:r>
               <w:rPr>
@@ -3000,6 +3843,9 @@
             <w:tcW w:type="dxa" w:w="1514"/>
           </w:tcPr>
           <w:p>
+            <w:pPr>
+              <w:spacing w:before="20" w:after="20"/>
+            </w:pPr>
             <w:r/>
             <w:r>
               <w:rPr>
@@ -3020,6 +3866,9 @@
             <w:tcW w:type="dxa" w:w="1514"/>
           </w:tcPr>
           <w:p>
+            <w:pPr>
+              <w:spacing w:before="20" w:after="20"/>
+            </w:pPr>
             <w:r/>
             <w:r>
               <w:rPr>
@@ -3036,6 +3885,9 @@
             <w:tcW w:type="dxa" w:w="1514"/>
           </w:tcPr>
           <w:p>
+            <w:pPr>
+              <w:spacing w:before="20" w:after="20"/>
+            </w:pPr>
             <w:r/>
             <w:r>
               <w:rPr>
@@ -3052,11 +3904,13 @@
             <w:tcW w:type="dxa" w:w="1514"/>
           </w:tcPr>
           <w:p>
-            <w:r/>
-            <w:r>
-              <w:rPr>
-                <w:rFonts w:ascii="Verdana" w:hAnsi="Verdana"/>
-                <w:b w:val="0"/>
+            <w:pPr>
+              <w:spacing w:before="20" w:after="20"/>
+            </w:pPr>
+            <w:r/>
+            <w:r>
+              <w:rPr>
+                <w:rFonts w:ascii="Verdana" w:hAnsi="Verdana"/>
                 <w:sz w:val="16"/>
               </w:rPr>
               <w:t>Table d'indicateurs</w:t>
@@ -3068,6 +3922,9 @@
             <w:tcW w:type="dxa" w:w="1514"/>
           </w:tcPr>
           <w:p>
+            <w:pPr>
+              <w:spacing w:before="20" w:after="20"/>
+            </w:pPr>
             <w:r/>
             <w:r>
               <w:rPr>
@@ -3084,6 +3941,9 @@
             <w:tcW w:type="dxa" w:w="1514"/>
           </w:tcPr>
           <w:p>
+            <w:pPr>
+              <w:spacing w:before="20" w:after="20"/>
+            </w:pPr>
             <w:r/>
             <w:r>
               <w:rPr>
@@ -3100,6 +3960,9 @@
             <w:tcW w:type="dxa" w:w="1514"/>
           </w:tcPr>
           <w:p>
+            <w:pPr>
+              <w:spacing w:before="20" w:after="20"/>
+            </w:pPr>
             <w:r/>
             <w:r>
               <w:rPr>
@@ -3116,11 +3979,13 @@
             <w:tcW w:type="dxa" w:w="1514"/>
           </w:tcPr>
           <w:p>
-            <w:r/>
-            <w:r>
-              <w:rPr>
-                <w:rFonts w:ascii="Verdana" w:hAnsi="Verdana"/>
-                <w:b w:val="0"/>
+            <w:pPr>
+              <w:spacing w:before="20" w:after="20"/>
+            </w:pPr>
+            <w:r/>
+            <w:r>
+              <w:rPr>
+                <w:rFonts w:ascii="Verdana" w:hAnsi="Verdana"/>
                 <w:sz w:val="16"/>
               </w:rPr>
               <w:t>Table d'indicateurs</w:t>
@@ -3132,6 +3997,9 @@
             <w:tcW w:type="dxa" w:w="1514"/>
           </w:tcPr>
           <w:p>
+            <w:pPr>
+              <w:spacing w:before="20" w:after="20"/>
+            </w:pPr>
             <w:r/>
             <w:r>
               <w:rPr>
@@ -3148,6 +4016,9 @@
             <w:tcW w:type="dxa" w:w="1514"/>
           </w:tcPr>
           <w:p>
+            <w:pPr>
+              <w:spacing w:before="20" w:after="20"/>
+            </w:pPr>
             <w:r/>
             <w:r>
               <w:rPr>
@@ -3164,6 +4035,9 @@
             <w:tcW w:type="dxa" w:w="1514"/>
           </w:tcPr>
           <w:p>
+            <w:pPr>
+              <w:spacing w:before="20" w:after="20"/>
+            </w:pPr>
             <w:r/>
             <w:r>
               <w:rPr>
@@ -3184,6 +4058,9 @@
             <w:tcW w:type="dxa" w:w="1514"/>
           </w:tcPr>
           <w:p>
+            <w:pPr>
+              <w:spacing w:before="20" w:after="20"/>
+            </w:pPr>
             <w:r/>
             <w:r>
               <w:rPr>
@@ -3200,6 +4077,9 @@
             <w:tcW w:type="dxa" w:w="1514"/>
           </w:tcPr>
           <w:p>
+            <w:pPr>
+              <w:spacing w:before="20" w:after="20"/>
+            </w:pPr>
             <w:r/>
             <w:r>
               <w:rPr>
@@ -3216,11 +4096,13 @@
             <w:tcW w:type="dxa" w:w="1514"/>
           </w:tcPr>
           <w:p>
-            <w:r/>
-            <w:r>
-              <w:rPr>
-                <w:rFonts w:ascii="Verdana" w:hAnsi="Verdana"/>
-                <w:b w:val="0"/>
+            <w:pPr>
+              <w:spacing w:before="20" w:after="20"/>
+            </w:pPr>
+            <w:r/>
+            <w:r>
+              <w:rPr>
+                <w:rFonts w:ascii="Verdana" w:hAnsi="Verdana"/>
                 <w:sz w:val="16"/>
               </w:rPr>
               <w:t>Table de code</w:t>
@@ -3232,6 +4114,9 @@
             <w:tcW w:type="dxa" w:w="1514"/>
           </w:tcPr>
           <w:p>
+            <w:pPr>
+              <w:spacing w:before="20" w:after="20"/>
+            </w:pPr>
             <w:r/>
             <w:r>
               <w:rPr>
@@ -3248,6 +4133,9 @@
             <w:tcW w:type="dxa" w:w="1514"/>
           </w:tcPr>
           <w:p>
+            <w:pPr>
+              <w:spacing w:before="20" w:after="20"/>
+            </w:pPr>
             <w:r/>
             <w:r>
               <w:rPr>
@@ -3264,6 +4152,9 @@
             <w:tcW w:type="dxa" w:w="1514"/>
           </w:tcPr>
           <w:p>
+            <w:pPr>
+              <w:spacing w:before="20" w:after="20"/>
+            </w:pPr>
             <w:r/>
             <w:r>
               <w:rPr>
@@ -3280,11 +4171,13 @@
             <w:tcW w:type="dxa" w:w="1514"/>
           </w:tcPr>
           <w:p>
-            <w:r/>
-            <w:r>
-              <w:rPr>
-                <w:rFonts w:ascii="Verdana" w:hAnsi="Verdana"/>
-                <w:b w:val="0"/>
+            <w:pPr>
+              <w:spacing w:before="20" w:after="20"/>
+            </w:pPr>
+            <w:r/>
+            <w:r>
+              <w:rPr>
+                <w:rFonts w:ascii="Verdana" w:hAnsi="Verdana"/>
                 <w:sz w:val="16"/>
               </w:rPr>
               <w:t>Table de code</w:t>
@@ -3296,6 +4189,9 @@
             <w:tcW w:type="dxa" w:w="1514"/>
           </w:tcPr>
           <w:p>
+            <w:pPr>
+              <w:spacing w:before="20" w:after="20"/>
+            </w:pPr>
             <w:r/>
             <w:r>
               <w:rPr>
@@ -3312,6 +4208,9 @@
             <w:tcW w:type="dxa" w:w="1514"/>
           </w:tcPr>
           <w:p>
+            <w:pPr>
+              <w:spacing w:before="20" w:after="20"/>
+            </w:pPr>
             <w:r/>
             <w:r>
               <w:rPr>
@@ -3328,6 +4227,9 @@
             <w:tcW w:type="dxa" w:w="1514"/>
           </w:tcPr>
           <w:p>
+            <w:pPr>
+              <w:spacing w:before="20" w:after="20"/>
+            </w:pPr>
             <w:r/>
             <w:r>
               <w:rPr>
@@ -3348,6 +4250,9 @@
             <w:tcW w:type="dxa" w:w="1514"/>
           </w:tcPr>
           <w:p>
+            <w:pPr>
+              <w:spacing w:before="20" w:after="20"/>
+            </w:pPr>
             <w:r/>
             <w:r>
               <w:rPr>
@@ -3364,6 +4269,9 @@
             <w:tcW w:type="dxa" w:w="1514"/>
           </w:tcPr>
           <w:p>
+            <w:pPr>
+              <w:spacing w:before="20" w:after="20"/>
+            </w:pPr>
             <w:r/>
             <w:r>
               <w:rPr>
@@ -3380,11 +4288,13 @@
             <w:tcW w:type="dxa" w:w="1514"/>
           </w:tcPr>
           <w:p>
-            <w:r/>
-            <w:r>
-              <w:rPr>
-                <w:rFonts w:ascii="Verdana" w:hAnsi="Verdana"/>
-                <w:b w:val="0"/>
+            <w:pPr>
+              <w:spacing w:before="20" w:after="20"/>
+            </w:pPr>
+            <w:r/>
+            <w:r>
+              <w:rPr>
+                <w:rFonts w:ascii="Verdana" w:hAnsi="Verdana"/>
                 <w:sz w:val="16"/>
               </w:rPr>
               <w:t>Numérique</w:t>
@@ -3396,6 +4306,9 @@
             <w:tcW w:type="dxa" w:w="1514"/>
           </w:tcPr>
           <w:p>
+            <w:pPr>
+              <w:spacing w:before="20" w:after="20"/>
+            </w:pPr>
             <w:r/>
             <w:r>
               <w:rPr>
@@ -3412,6 +4325,9 @@
             <w:tcW w:type="dxa" w:w="1514"/>
           </w:tcPr>
           <w:p>
+            <w:pPr>
+              <w:spacing w:before="20" w:after="20"/>
+            </w:pPr>
             <w:r/>
             <w:r>
               <w:rPr>
@@ -3428,6 +4344,9 @@
             <w:tcW w:type="dxa" w:w="1514"/>
           </w:tcPr>
           <w:p>
+            <w:pPr>
+              <w:spacing w:before="20" w:after="20"/>
+            </w:pPr>
             <w:r/>
             <w:r>
               <w:rPr>
@@ -3444,11 +4363,13 @@
             <w:tcW w:type="dxa" w:w="1514"/>
           </w:tcPr>
           <w:p>
-            <w:r/>
-            <w:r>
-              <w:rPr>
-                <w:rFonts w:ascii="Verdana" w:hAnsi="Verdana"/>
-                <w:b w:val="0"/>
+            <w:pPr>
+              <w:spacing w:before="20" w:after="20"/>
+            </w:pPr>
+            <w:r/>
+            <w:r>
+              <w:rPr>
+                <w:rFonts w:ascii="Verdana" w:hAnsi="Verdana"/>
                 <w:sz w:val="16"/>
               </w:rPr>
               <w:t>Numérique</w:t>
@@ -3460,6 +4381,9 @@
             <w:tcW w:type="dxa" w:w="1514"/>
           </w:tcPr>
           <w:p>
+            <w:pPr>
+              <w:spacing w:before="20" w:after="20"/>
+            </w:pPr>
             <w:r/>
             <w:r>
               <w:rPr>
@@ -3476,6 +4400,9 @@
             <w:tcW w:type="dxa" w:w="1514"/>
           </w:tcPr>
           <w:p>
+            <w:pPr>
+              <w:spacing w:before="20" w:after="20"/>
+            </w:pPr>
             <w:r/>
             <w:r>
               <w:rPr>
@@ -3492,6 +4419,9 @@
             <w:tcW w:type="dxa" w:w="1514"/>
           </w:tcPr>
           <w:p>
+            <w:pPr>
+              <w:spacing w:before="20" w:after="20"/>
+            </w:pPr>
             <w:r/>
             <w:r>
               <w:rPr>
@@ -3512,6 +4442,9 @@
             <w:tcW w:type="dxa" w:w="1514"/>
           </w:tcPr>
           <w:p>
+            <w:pPr>
+              <w:spacing w:before="20" w:after="20"/>
+            </w:pPr>
             <w:r/>
             <w:r>
               <w:rPr>
@@ -3528,6 +4461,9 @@
             <w:tcW w:type="dxa" w:w="1514"/>
           </w:tcPr>
           <w:p>
+            <w:pPr>
+              <w:spacing w:before="20" w:after="20"/>
+            </w:pPr>
             <w:r/>
             <w:r>
               <w:rPr>
@@ -3544,11 +4480,13 @@
             <w:tcW w:type="dxa" w:w="1514"/>
           </w:tcPr>
           <w:p>
-            <w:r/>
-            <w:r>
-              <w:rPr>
-                <w:rFonts w:ascii="Verdana" w:hAnsi="Verdana"/>
-                <w:b w:val="0"/>
+            <w:pPr>
+              <w:spacing w:before="20" w:after="20"/>
+            </w:pPr>
+            <w:r/>
+            <w:r>
+              <w:rPr>
+                <w:rFonts w:ascii="Verdana" w:hAnsi="Verdana"/>
                 <w:sz w:val="16"/>
               </w:rPr>
               <w:t>Table de code</w:t>
@@ -3560,6 +4498,9 @@
             <w:tcW w:type="dxa" w:w="1514"/>
           </w:tcPr>
           <w:p>
+            <w:pPr>
+              <w:spacing w:before="20" w:after="20"/>
+            </w:pPr>
             <w:r/>
             <w:r>
               <w:rPr>
@@ -3576,6 +4517,9 @@
             <w:tcW w:type="dxa" w:w="1514"/>
           </w:tcPr>
           <w:p>
+            <w:pPr>
+              <w:spacing w:before="20" w:after="20"/>
+            </w:pPr>
             <w:r/>
             <w:r>
               <w:rPr>
@@ -3592,6 +4536,9 @@
             <w:tcW w:type="dxa" w:w="1514"/>
           </w:tcPr>
           <w:p>
+            <w:pPr>
+              <w:spacing w:before="20" w:after="20"/>
+            </w:pPr>
             <w:r/>
             <w:r>
               <w:rPr>
@@ -3608,11 +4555,13 @@
             <w:tcW w:type="dxa" w:w="1514"/>
           </w:tcPr>
           <w:p>
-            <w:r/>
-            <w:r>
-              <w:rPr>
-                <w:rFonts w:ascii="Verdana" w:hAnsi="Verdana"/>
-                <w:b w:val="0"/>
+            <w:pPr>
+              <w:spacing w:before="20" w:after="20"/>
+            </w:pPr>
+            <w:r/>
+            <w:r>
+              <w:rPr>
+                <w:rFonts w:ascii="Verdana" w:hAnsi="Verdana"/>
                 <w:sz w:val="16"/>
               </w:rPr>
               <w:t>Table de code</w:t>
@@ -3624,6 +4573,9 @@
             <w:tcW w:type="dxa" w:w="1514"/>
           </w:tcPr>
           <w:p>
+            <w:pPr>
+              <w:spacing w:before="20" w:after="20"/>
+            </w:pPr>
             <w:r/>
             <w:r>
               <w:rPr>
@@ -3640,6 +4592,9 @@
             <w:tcW w:type="dxa" w:w="1514"/>
           </w:tcPr>
           <w:p>
+            <w:pPr>
+              <w:spacing w:before="20" w:after="20"/>
+            </w:pPr>
             <w:r/>
             <w:r>
               <w:rPr>
@@ -3656,6 +4611,9 @@
             <w:tcW w:type="dxa" w:w="1514"/>
           </w:tcPr>
           <w:p>
+            <w:pPr>
+              <w:spacing w:before="20" w:after="20"/>
+            </w:pPr>
             <w:r/>
             <w:r>
               <w:rPr>
@@ -3676,6 +4634,9 @@
             <w:tcW w:type="dxa" w:w="1514"/>
           </w:tcPr>
           <w:p>
+            <w:pPr>
+              <w:spacing w:before="20" w:after="20"/>
+            </w:pPr>
             <w:r/>
             <w:r>
               <w:rPr>
@@ -3692,6 +4653,9 @@
             <w:tcW w:type="dxa" w:w="1514"/>
           </w:tcPr>
           <w:p>
+            <w:pPr>
+              <w:spacing w:before="20" w:after="20"/>
+            </w:pPr>
             <w:r/>
             <w:r>
               <w:rPr>
@@ -3708,11 +4672,13 @@
             <w:tcW w:type="dxa" w:w="1514"/>
           </w:tcPr>
           <w:p>
-            <w:r/>
-            <w:r>
-              <w:rPr>
-                <w:rFonts w:ascii="Verdana" w:hAnsi="Verdana"/>
-                <w:b w:val="0"/>
+            <w:pPr>
+              <w:spacing w:before="20" w:after="20"/>
+            </w:pPr>
+            <w:r/>
+            <w:r>
+              <w:rPr>
+                <w:rFonts w:ascii="Verdana" w:hAnsi="Verdana"/>
                 <w:sz w:val="16"/>
               </w:rPr>
               <w:t>Numérique</w:t>
@@ -3724,6 +4690,9 @@
             <w:tcW w:type="dxa" w:w="1514"/>
           </w:tcPr>
           <w:p>
+            <w:pPr>
+              <w:spacing w:before="20" w:after="20"/>
+            </w:pPr>
             <w:r/>
             <w:r>
               <w:rPr>
@@ -3740,6 +4709,9 @@
             <w:tcW w:type="dxa" w:w="1514"/>
           </w:tcPr>
           <w:p>
+            <w:pPr>
+              <w:spacing w:before="20" w:after="20"/>
+            </w:pPr>
             <w:r/>
             <w:r>
               <w:rPr>
@@ -3756,6 +4728,9 @@
             <w:tcW w:type="dxa" w:w="1514"/>
           </w:tcPr>
           <w:p>
+            <w:pPr>
+              <w:spacing w:before="20" w:after="20"/>
+            </w:pPr>
             <w:r/>
             <w:r>
               <w:rPr>
@@ -3772,11 +4747,13 @@
             <w:tcW w:type="dxa" w:w="1514"/>
           </w:tcPr>
           <w:p>
-            <w:r/>
-            <w:r>
-              <w:rPr>
-                <w:rFonts w:ascii="Verdana" w:hAnsi="Verdana"/>
-                <w:b w:val="0"/>
+            <w:pPr>
+              <w:spacing w:before="20" w:after="20"/>
+            </w:pPr>
+            <w:r/>
+            <w:r>
+              <w:rPr>
+                <w:rFonts w:ascii="Verdana" w:hAnsi="Verdana"/>
                 <w:sz w:val="16"/>
               </w:rPr>
               <w:t>Numérique</w:t>
@@ -3788,6 +4765,9 @@
             <w:tcW w:type="dxa" w:w="1514"/>
           </w:tcPr>
           <w:p>
+            <w:pPr>
+              <w:spacing w:before="20" w:after="20"/>
+            </w:pPr>
             <w:r/>
             <w:r>
               <w:rPr>
@@ -3804,6 +4784,9 @@
             <w:tcW w:type="dxa" w:w="1514"/>
           </w:tcPr>
           <w:p>
+            <w:pPr>
+              <w:spacing w:before="20" w:after="20"/>
+            </w:pPr>
             <w:r/>
             <w:r>
               <w:rPr>
@@ -3820,6 +4803,9 @@
             <w:tcW w:type="dxa" w:w="1514"/>
           </w:tcPr>
           <w:p>
+            <w:pPr>
+              <w:spacing w:before="20" w:after="20"/>
+            </w:pPr>
             <w:r/>
             <w:r>
               <w:rPr>
@@ -3840,6 +4826,9 @@
             <w:tcW w:type="dxa" w:w="1514"/>
           </w:tcPr>
           <w:p>
+            <w:pPr>
+              <w:spacing w:before="20" w:after="20"/>
+            </w:pPr>
             <w:r/>
             <w:r>
               <w:rPr>
@@ -3856,6 +4845,9 @@
             <w:tcW w:type="dxa" w:w="1514"/>
           </w:tcPr>
           <w:p>
+            <w:pPr>
+              <w:spacing w:before="20" w:after="20"/>
+            </w:pPr>
             <w:r/>
             <w:r>
               <w:rPr>
@@ -3872,11 +4864,13 @@
             <w:tcW w:type="dxa" w:w="1514"/>
           </w:tcPr>
           <w:p>
-            <w:r/>
-            <w:r>
-              <w:rPr>
-                <w:rFonts w:ascii="Verdana" w:hAnsi="Verdana"/>
-                <w:b w:val="0"/>
+            <w:pPr>
+              <w:spacing w:before="20" w:after="20"/>
+            </w:pPr>
+            <w:r/>
+            <w:r>
+              <w:rPr>
+                <w:rFonts w:ascii="Verdana" w:hAnsi="Verdana"/>
                 <w:sz w:val="16"/>
               </w:rPr>
               <w:t>Table de code</w:t>
@@ -3888,6 +4882,9 @@
             <w:tcW w:type="dxa" w:w="1514"/>
           </w:tcPr>
           <w:p>
+            <w:pPr>
+              <w:spacing w:before="20" w:after="20"/>
+            </w:pPr>
             <w:r/>
             <w:r>
               <w:rPr>
@@ -3904,6 +4901,9 @@
             <w:tcW w:type="dxa" w:w="1514"/>
           </w:tcPr>
           <w:p>
+            <w:pPr>
+              <w:spacing w:before="20" w:after="20"/>
+            </w:pPr>
             <w:r/>
             <w:r>
               <w:rPr>
@@ -3920,6 +4920,9 @@
             <w:tcW w:type="dxa" w:w="1514"/>
           </w:tcPr>
           <w:p>
+            <w:pPr>
+              <w:spacing w:before="20" w:after="20"/>
+            </w:pPr>
             <w:r/>
             <w:r>
               <w:rPr>
@@ -3936,11 +4939,13 @@
             <w:tcW w:type="dxa" w:w="1514"/>
           </w:tcPr>
           <w:p>
-            <w:r/>
-            <w:r>
-              <w:rPr>
-                <w:rFonts w:ascii="Verdana" w:hAnsi="Verdana"/>
-                <w:b w:val="0"/>
+            <w:pPr>
+              <w:spacing w:before="20" w:after="20"/>
+            </w:pPr>
+            <w:r/>
+            <w:r>
+              <w:rPr>
+                <w:rFonts w:ascii="Verdana" w:hAnsi="Verdana"/>
                 <w:sz w:val="16"/>
               </w:rPr>
               <w:t>Table de code</w:t>
@@ -3952,6 +4957,9 @@
             <w:tcW w:type="dxa" w:w="1514"/>
           </w:tcPr>
           <w:p>
+            <w:pPr>
+              <w:spacing w:before="20" w:after="20"/>
+            </w:pPr>
             <w:r/>
             <w:r>
               <w:rPr>
@@ -3968,6 +4976,9 @@
             <w:tcW w:type="dxa" w:w="1514"/>
           </w:tcPr>
           <w:p>
+            <w:pPr>
+              <w:spacing w:before="20" w:after="20"/>
+            </w:pPr>
             <w:r/>
             <w:r>
               <w:rPr>
@@ -3984,14 +4995,17 @@
             <w:tcW w:type="dxa" w:w="1514"/>
           </w:tcPr>
           <w:p>
-            <w:r/>
-            <w:r>
-              <w:rPr>
-                <w:rFonts w:ascii="Verdana" w:hAnsi="Verdana"/>
-                <w:b w:val="0"/>
-                <w:sz w:val="16"/>
-              </w:rPr>
-              <w:t>Note 70: Bit mis a 0 si aucune erreur du nombre de franges a ete detectee (voir le bit 11) ou si une erreur a ete detectee mais pas corrigee.</w:t>
+            <w:pPr>
+              <w:spacing w:before="20" w:after="20"/>
+            </w:pPr>
+            <w:r/>
+            <w:r>
+              <w:rPr>
+                <w:rFonts w:ascii="Verdana" w:hAnsi="Verdana"/>
+                <w:b w:val="0"/>
+                <w:sz w:val="16"/>
+              </w:rPr>
+              <w:t>Note 70: Cette valeur correspond à l’altitude réelle et officielle de la station ou alors à la meilleure estimation de cette altitude. Elle est fournie à titre de comparaison avec l’altitude virtuelle fournie par le modèle. Les deux valeurs peuvent présenter une différence importante en terrain escarpé. Le facteur d’échelle a été augmenté pour permettre une comparaison directe de la valeur avec l’élément 0 07 030 qui suit.</w:t>
             </w:r>
           </w:p>
         </w:tc>
@@ -4005,6 +5019,9 @@
             <w:tcW w:type="dxa" w:w="1514"/>
           </w:tcPr>
           <w:p>
+            <w:pPr>
+              <w:spacing w:before="20" w:after="20"/>
+            </w:pPr>
             <w:r/>
             <w:r>
               <w:rPr>
@@ -4021,6 +5038,9 @@
             <w:tcW w:type="dxa" w:w="1514"/>
           </w:tcPr>
           <w:p>
+            <w:pPr>
+              <w:spacing w:before="20" w:after="20"/>
+            </w:pPr>
             <w:r/>
             <w:r>
               <w:rPr>
@@ -4037,11 +5057,13 @@
             <w:tcW w:type="dxa" w:w="1514"/>
           </w:tcPr>
           <w:p>
-            <w:r/>
-            <w:r>
-              <w:rPr>
-                <w:rFonts w:ascii="Verdana" w:hAnsi="Verdana"/>
-                <w:b w:val="0"/>
+            <w:pPr>
+              <w:spacing w:before="20" w:after="20"/>
+            </w:pPr>
+            <w:r/>
+            <w:r>
+              <w:rPr>
+                <w:rFonts w:ascii="Verdana" w:hAnsi="Verdana"/>
                 <w:sz w:val="16"/>
               </w:rPr>
               <w:t>Table de code</w:t>
@@ -4053,6 +5075,9 @@
             <w:tcW w:type="dxa" w:w="1514"/>
           </w:tcPr>
           <w:p>
+            <w:pPr>
+              <w:spacing w:before="20" w:after="20"/>
+            </w:pPr>
             <w:r/>
             <w:r>
               <w:rPr>
@@ -4069,6 +5094,9 @@
             <w:tcW w:type="dxa" w:w="1514"/>
           </w:tcPr>
           <w:p>
+            <w:pPr>
+              <w:spacing w:before="20" w:after="20"/>
+            </w:pPr>
             <w:r/>
             <w:r>
               <w:rPr>
@@ -4085,6 +5113,9 @@
             <w:tcW w:type="dxa" w:w="1514"/>
           </w:tcPr>
           <w:p>
+            <w:pPr>
+              <w:spacing w:before="20" w:after="20"/>
+            </w:pPr>
             <w:r/>
             <w:r>
               <w:rPr>
@@ -4101,11 +5132,13 @@
             <w:tcW w:type="dxa" w:w="1514"/>
           </w:tcPr>
           <w:p>
-            <w:r/>
-            <w:r>
-              <w:rPr>
-                <w:rFonts w:ascii="Verdana" w:hAnsi="Verdana"/>
-                <w:b w:val="0"/>
+            <w:pPr>
+              <w:spacing w:before="20" w:after="20"/>
+            </w:pPr>
+            <w:r/>
+            <w:r>
+              <w:rPr>
+                <w:rFonts w:ascii="Verdana" w:hAnsi="Verdana"/>
                 <w:sz w:val="16"/>
               </w:rPr>
               <w:t>Table de code</w:t>
@@ -4117,6 +5150,9 @@
             <w:tcW w:type="dxa" w:w="1514"/>
           </w:tcPr>
           <w:p>
+            <w:pPr>
+              <w:spacing w:before="20" w:after="20"/>
+            </w:pPr>
             <w:r/>
             <w:r>
               <w:rPr>
@@ -4133,6 +5169,9 @@
             <w:tcW w:type="dxa" w:w="1514"/>
           </w:tcPr>
           <w:p>
+            <w:pPr>
+              <w:spacing w:before="20" w:after="20"/>
+            </w:pPr>
             <w:r/>
             <w:r>
               <w:rPr>
@@ -4149,14 +5188,17 @@
             <w:tcW w:type="dxa" w:w="1514"/>
           </w:tcPr>
           <w:p>
-            <w:r/>
-            <w:r>
-              <w:rPr>
-                <w:rFonts w:ascii="Verdana" w:hAnsi="Verdana"/>
-                <w:b w:val="0"/>
-                <w:sz w:val="16"/>
-              </w:rPr>
-              <w:t>Note 61: Ou le ciel (si le soleil est bas sur l'horizon), ou la lune ou les etoiles pendant la nuit.</w:t>
+            <w:pPr>
+              <w:spacing w:before="20" w:after="20"/>
+            </w:pPr>
+            <w:r/>
+            <w:r>
+              <w:rPr>
+                <w:rFonts w:ascii="Verdana" w:hAnsi="Verdana"/>
+                <w:b w:val="0"/>
+                <w:sz w:val="16"/>
+              </w:rPr>
+              <w:t>Note 61: Le descripteur 0 19 007 indique une valeur manquante, sauf si la coupe horizontale décrite correspond à un cercle.</w:t>
             </w:r>
           </w:p>
         </w:tc>
@@ -4170,6 +5212,9 @@
             <w:tcW w:type="dxa" w:w="1514"/>
           </w:tcPr>
           <w:p>
+            <w:pPr>
+              <w:spacing w:before="20" w:after="20"/>
+            </w:pPr>
             <w:r/>
             <w:r>
               <w:rPr>
@@ -4186,6 +5231,9 @@
             <w:tcW w:type="dxa" w:w="1514"/>
           </w:tcPr>
           <w:p>
+            <w:pPr>
+              <w:spacing w:before="20" w:after="20"/>
+            </w:pPr>
             <w:r/>
             <w:r>
               <w:rPr>
@@ -4202,11 +5250,13 @@
             <w:tcW w:type="dxa" w:w="1514"/>
           </w:tcPr>
           <w:p>
-            <w:r/>
-            <w:r>
-              <w:rPr>
-                <w:rFonts w:ascii="Verdana" w:hAnsi="Verdana"/>
-                <w:b w:val="0"/>
+            <w:pPr>
+              <w:spacing w:before="20" w:after="20"/>
+            </w:pPr>
+            <w:r/>
+            <w:r>
+              <w:rPr>
+                <w:rFonts w:ascii="Verdana" w:hAnsi="Verdana"/>
                 <w:sz w:val="16"/>
               </w:rPr>
               <w:t>Table de code</w:t>
@@ -4218,6 +5268,9 @@
             <w:tcW w:type="dxa" w:w="1514"/>
           </w:tcPr>
           <w:p>
+            <w:pPr>
+              <w:spacing w:before="20" w:after="20"/>
+            </w:pPr>
             <w:r/>
             <w:r>
               <w:rPr>
@@ -4234,6 +5287,9 @@
             <w:tcW w:type="dxa" w:w="1514"/>
           </w:tcPr>
           <w:p>
+            <w:pPr>
+              <w:spacing w:before="20" w:after="20"/>
+            </w:pPr>
             <w:r/>
             <w:r>
               <w:rPr>
@@ -4250,6 +5306,9 @@
             <w:tcW w:type="dxa" w:w="1514"/>
           </w:tcPr>
           <w:p>
+            <w:pPr>
+              <w:spacing w:before="20" w:after="20"/>
+            </w:pPr>
             <w:r/>
             <w:r>
               <w:rPr>
@@ -4266,11 +5325,13 @@
             <w:tcW w:type="dxa" w:w="1514"/>
           </w:tcPr>
           <w:p>
-            <w:r/>
-            <w:r>
-              <w:rPr>
-                <w:rFonts w:ascii="Verdana" w:hAnsi="Verdana"/>
-                <w:b w:val="0"/>
+            <w:pPr>
+              <w:spacing w:before="20" w:after="20"/>
+            </w:pPr>
+            <w:r/>
+            <w:r>
+              <w:rPr>
+                <w:rFonts w:ascii="Verdana" w:hAnsi="Verdana"/>
                 <w:sz w:val="16"/>
               </w:rPr>
               <w:t>Table de code</w:t>
@@ -4282,6 +5343,9 @@
             <w:tcW w:type="dxa" w:w="1514"/>
           </w:tcPr>
           <w:p>
+            <w:pPr>
+              <w:spacing w:before="20" w:after="20"/>
+            </w:pPr>
             <w:r/>
             <w:r>
               <w:rPr>
@@ -4298,6 +5362,9 @@
             <w:tcW w:type="dxa" w:w="1514"/>
           </w:tcPr>
           <w:p>
+            <w:pPr>
+              <w:spacing w:before="20" w:after="20"/>
+            </w:pPr>
             <w:r/>
             <w:r>
               <w:rPr>
@@ -4314,14 +5381,17 @@
             <w:tcW w:type="dxa" w:w="1514"/>
           </w:tcPr>
           <w:p>
-            <w:r/>
-            <w:r>
-              <w:rPr>
-                <w:rFonts w:ascii="Verdana" w:hAnsi="Verdana"/>
-                <w:b w:val="0"/>
-                <w:sz w:val="16"/>
-              </w:rPr>
-              <w:t>Note 49: Si le bit est mis à 1, l’indication est valable.</w:t>
+            <w:pPr>
+              <w:spacing w:before="20" w:after="20"/>
+            </w:pPr>
+            <w:r/>
+            <w:r>
+              <w:rPr>
+                <w:rFonts w:ascii="Verdana" w:hAnsi="Verdana"/>
+                <w:b w:val="0"/>
+                <w:sz w:val="16"/>
+              </w:rPr>
+              <w:t>Note 49: La majorité des stations ne disposent que d’une seule position sur la route et d’un seul capteur de température sous la surface. Des répétitions différées ont été introduites pour accroître la flexibilité et l’efficacité en termes de volume.</w:t>
             </w:r>
           </w:p>
         </w:tc>
@@ -4335,6 +5405,9 @@
             <w:tcW w:type="dxa" w:w="1514"/>
           </w:tcPr>
           <w:p>
+            <w:pPr>
+              <w:spacing w:before="20" w:after="20"/>
+            </w:pPr>
             <w:r/>
             <w:r>
               <w:rPr>
@@ -4351,6 +5424,9 @@
             <w:tcW w:type="dxa" w:w="1514"/>
           </w:tcPr>
           <w:p>
+            <w:pPr>
+              <w:spacing w:before="20" w:after="20"/>
+            </w:pPr>
             <w:r/>
             <w:r>
               <w:rPr>
@@ -4367,11 +5443,13 @@
             <w:tcW w:type="dxa" w:w="1514"/>
           </w:tcPr>
           <w:p>
-            <w:r/>
-            <w:r>
-              <w:rPr>
-                <w:rFonts w:ascii="Verdana" w:hAnsi="Verdana"/>
-                <w:b w:val="0"/>
+            <w:pPr>
+              <w:spacing w:before="20" w:after="20"/>
+            </w:pPr>
+            <w:r/>
+            <w:r>
+              <w:rPr>
+                <w:rFonts w:ascii="Verdana" w:hAnsi="Verdana"/>
                 <w:sz w:val="16"/>
               </w:rPr>
               <w:t>Table de code</w:t>
@@ -4383,6 +5461,9 @@
             <w:tcW w:type="dxa" w:w="1514"/>
           </w:tcPr>
           <w:p>
+            <w:pPr>
+              <w:spacing w:before="20" w:after="20"/>
+            </w:pPr>
             <w:r/>
             <w:r>
               <w:rPr>
@@ -4399,6 +5480,9 @@
             <w:tcW w:type="dxa" w:w="1514"/>
           </w:tcPr>
           <w:p>
+            <w:pPr>
+              <w:spacing w:before="20" w:after="20"/>
+            </w:pPr>
             <w:r/>
             <w:r>
               <w:rPr>
@@ -4415,6 +5499,9 @@
             <w:tcW w:type="dxa" w:w="1514"/>
           </w:tcPr>
           <w:p>
+            <w:pPr>
+              <w:spacing w:before="20" w:after="20"/>
+            </w:pPr>
             <w:r/>
             <w:r>
               <w:rPr>
@@ -4431,11 +5518,13 @@
             <w:tcW w:type="dxa" w:w="1514"/>
           </w:tcPr>
           <w:p>
-            <w:r/>
-            <w:r>
-              <w:rPr>
-                <w:rFonts w:ascii="Verdana" w:hAnsi="Verdana"/>
-                <w:b w:val="0"/>
+            <w:pPr>
+              <w:spacing w:before="20" w:after="20"/>
+            </w:pPr>
+            <w:r/>
+            <w:r>
+              <w:rPr>
+                <w:rFonts w:ascii="Verdana" w:hAnsi="Verdana"/>
                 <w:sz w:val="16"/>
               </w:rPr>
               <w:t>Table de code</w:t>
@@ -4447,6 +5536,9 @@
             <w:tcW w:type="dxa" w:w="1514"/>
           </w:tcPr>
           <w:p>
+            <w:pPr>
+              <w:spacing w:before="20" w:after="20"/>
+            </w:pPr>
             <w:r/>
             <w:r>
               <w:rPr>
@@ -4463,6 +5555,9 @@
             <w:tcW w:type="dxa" w:w="1514"/>
           </w:tcPr>
           <w:p>
+            <w:pPr>
+              <w:spacing w:before="20" w:after="20"/>
+            </w:pPr>
             <w:r/>
             <w:r>
               <w:rPr>
@@ -4479,6 +5574,9 @@
             <w:tcW w:type="dxa" w:w="1514"/>
           </w:tcPr>
           <w:p>
+            <w:pPr>
+              <w:spacing w:before="20" w:after="20"/>
+            </w:pPr>
             <w:r/>
             <w:r>
               <w:rPr>
@@ -4499,6 +5597,9 @@
             <w:tcW w:type="dxa" w:w="1514"/>
           </w:tcPr>
           <w:p>
+            <w:pPr>
+              <w:spacing w:before="20" w:after="20"/>
+            </w:pPr>
             <w:r/>
             <w:r>
               <w:rPr>
@@ -4515,6 +5616,9 @@
             <w:tcW w:type="dxa" w:w="1514"/>
           </w:tcPr>
           <w:p>
+            <w:pPr>
+              <w:spacing w:before="20" w:after="20"/>
+            </w:pPr>
             <w:r/>
             <w:r>
               <w:rPr>
@@ -4531,11 +5635,13 @@
             <w:tcW w:type="dxa" w:w="1514"/>
           </w:tcPr>
           <w:p>
-            <w:r/>
-            <w:r>
-              <w:rPr>
-                <w:rFonts w:ascii="Verdana" w:hAnsi="Verdana"/>
-                <w:b w:val="0"/>
+            <w:pPr>
+              <w:spacing w:before="20" w:after="20"/>
+            </w:pPr>
+            <w:r/>
+            <w:r>
+              <w:rPr>
+                <w:rFonts w:ascii="Verdana" w:hAnsi="Verdana"/>
                 <w:sz w:val="16"/>
               </w:rPr>
               <w:t>Table de code</w:t>
@@ -4547,6 +5653,9 @@
             <w:tcW w:type="dxa" w:w="1514"/>
           </w:tcPr>
           <w:p>
+            <w:pPr>
+              <w:spacing w:before="20" w:after="20"/>
+            </w:pPr>
             <w:r/>
             <w:r>
               <w:rPr>
@@ -4563,6 +5672,9 @@
             <w:tcW w:type="dxa" w:w="1514"/>
           </w:tcPr>
           <w:p>
+            <w:pPr>
+              <w:spacing w:before="20" w:after="20"/>
+            </w:pPr>
             <w:r/>
             <w:r>
               <w:rPr>
@@ -4579,6 +5691,9 @@
             <w:tcW w:type="dxa" w:w="1514"/>
           </w:tcPr>
           <w:p>
+            <w:pPr>
+              <w:spacing w:before="20" w:after="20"/>
+            </w:pPr>
             <w:r/>
             <w:r>
               <w:rPr>
@@ -4595,11 +5710,13 @@
             <w:tcW w:type="dxa" w:w="1514"/>
           </w:tcPr>
           <w:p>
-            <w:r/>
-            <w:r>
-              <w:rPr>
-                <w:rFonts w:ascii="Verdana" w:hAnsi="Verdana"/>
-                <w:b w:val="0"/>
+            <w:pPr>
+              <w:spacing w:before="20" w:after="20"/>
+            </w:pPr>
+            <w:r/>
+            <w:r>
+              <w:rPr>
+                <w:rFonts w:ascii="Verdana" w:hAnsi="Verdana"/>
                 <w:sz w:val="16"/>
               </w:rPr>
               <w:t>Table de code</w:t>
@@ -4611,6 +5728,9 @@
             <w:tcW w:type="dxa" w:w="1514"/>
           </w:tcPr>
           <w:p>
+            <w:pPr>
+              <w:spacing w:before="20" w:after="20"/>
+            </w:pPr>
             <w:r/>
             <w:r>
               <w:rPr>
@@ -4627,6 +5747,9 @@
             <w:tcW w:type="dxa" w:w="1514"/>
           </w:tcPr>
           <w:p>
+            <w:pPr>
+              <w:spacing w:before="20" w:after="20"/>
+            </w:pPr>
             <w:r/>
             <w:r>
               <w:rPr>
@@ -4643,6 +5766,9 @@
             <w:tcW w:type="dxa" w:w="1514"/>
           </w:tcPr>
           <w:p>
+            <w:pPr>
+              <w:spacing w:before="20" w:after="20"/>
+            </w:pPr>
             <w:r/>
             <w:r>
               <w:rPr>
@@ -4663,6 +5789,9 @@
             <w:tcW w:type="dxa" w:w="1514"/>
           </w:tcPr>
           <w:p>
+            <w:pPr>
+              <w:spacing w:before="20" w:after="20"/>
+            </w:pPr>
             <w:r/>
             <w:r>
               <w:rPr>
@@ -4679,6 +5808,9 @@
             <w:tcW w:type="dxa" w:w="1514"/>
           </w:tcPr>
           <w:p>
+            <w:pPr>
+              <w:spacing w:before="20" w:after="20"/>
+            </w:pPr>
             <w:r/>
             <w:r>
               <w:rPr>
@@ -4695,11 +5827,13 @@
             <w:tcW w:type="dxa" w:w="1514"/>
           </w:tcPr>
           <w:p>
-            <w:r/>
-            <w:r>
-              <w:rPr>
-                <w:rFonts w:ascii="Verdana" w:hAnsi="Verdana"/>
-                <w:b w:val="0"/>
+            <w:pPr>
+              <w:spacing w:before="20" w:after="20"/>
+            </w:pPr>
+            <w:r/>
+            <w:r>
+              <w:rPr>
+                <w:rFonts w:ascii="Verdana" w:hAnsi="Verdana"/>
                 <w:sz w:val="16"/>
               </w:rPr>
               <w:t>Numérique</w:t>
@@ -4711,6 +5845,9 @@
             <w:tcW w:type="dxa" w:w="1514"/>
           </w:tcPr>
           <w:p>
+            <w:pPr>
+              <w:spacing w:before="20" w:after="20"/>
+            </w:pPr>
             <w:r/>
             <w:r>
               <w:rPr>
@@ -4727,6 +5864,9 @@
             <w:tcW w:type="dxa" w:w="1514"/>
           </w:tcPr>
           <w:p>
+            <w:pPr>
+              <w:spacing w:before="20" w:after="20"/>
+            </w:pPr>
             <w:r/>
             <w:r>
               <w:rPr>
@@ -4743,6 +5883,9 @@
             <w:tcW w:type="dxa" w:w="1514"/>
           </w:tcPr>
           <w:p>
+            <w:pPr>
+              <w:spacing w:before="20" w:after="20"/>
+            </w:pPr>
             <w:r/>
             <w:r>
               <w:rPr>
@@ -4759,11 +5902,13 @@
             <w:tcW w:type="dxa" w:w="1514"/>
           </w:tcPr>
           <w:p>
-            <w:r/>
-            <w:r>
-              <w:rPr>
-                <w:rFonts w:ascii="Verdana" w:hAnsi="Verdana"/>
-                <w:b w:val="0"/>
+            <w:pPr>
+              <w:spacing w:before="20" w:after="20"/>
+            </w:pPr>
+            <w:r/>
+            <w:r>
+              <w:rPr>
+                <w:rFonts w:ascii="Verdana" w:hAnsi="Verdana"/>
                 <w:sz w:val="16"/>
               </w:rPr>
               <w:t>Numérique</w:t>
@@ -4775,6 +5920,9 @@
             <w:tcW w:type="dxa" w:w="1514"/>
           </w:tcPr>
           <w:p>
+            <w:pPr>
+              <w:spacing w:before="20" w:after="20"/>
+            </w:pPr>
             <w:r/>
             <w:r>
               <w:rPr>
@@ -4791,6 +5939,9 @@
             <w:tcW w:type="dxa" w:w="1514"/>
           </w:tcPr>
           <w:p>
+            <w:pPr>
+              <w:spacing w:before="20" w:after="20"/>
+            </w:pPr>
             <w:r/>
             <w:r>
               <w:rPr>
@@ -4807,6 +5958,9 @@
             <w:tcW w:type="dxa" w:w="1514"/>
           </w:tcPr>
           <w:p>
+            <w:pPr>
+              <w:spacing w:before="20" w:after="20"/>
+            </w:pPr>
             <w:r/>
             <w:r>
               <w:rPr>
@@ -4827,6 +5981,9 @@
             <w:tcW w:type="dxa" w:w="1514"/>
           </w:tcPr>
           <w:p>
+            <w:pPr>
+              <w:spacing w:before="20" w:after="20"/>
+            </w:pPr>
             <w:r/>
             <w:r>
               <w:rPr>
@@ -4843,6 +6000,9 @@
             <w:tcW w:type="dxa" w:w="1514"/>
           </w:tcPr>
           <w:p>
+            <w:pPr>
+              <w:spacing w:before="20" w:after="20"/>
+            </w:pPr>
             <w:r/>
             <w:r>
               <w:rPr>
@@ -4859,11 +6019,13 @@
             <w:tcW w:type="dxa" w:w="1514"/>
           </w:tcPr>
           <w:p>
-            <w:r/>
-            <w:r>
-              <w:rPr>
-                <w:rFonts w:ascii="Verdana" w:hAnsi="Verdana"/>
-                <w:b w:val="0"/>
+            <w:pPr>
+              <w:spacing w:before="20" w:after="20"/>
+            </w:pPr>
+            <w:r/>
+            <w:r>
+              <w:rPr>
+                <w:rFonts w:ascii="Verdana" w:hAnsi="Verdana"/>
                 <w:sz w:val="16"/>
               </w:rPr>
               <w:t>Numérique</w:t>
@@ -4875,6 +6037,9 @@
             <w:tcW w:type="dxa" w:w="1514"/>
           </w:tcPr>
           <w:p>
+            <w:pPr>
+              <w:spacing w:before="20" w:after="20"/>
+            </w:pPr>
             <w:r/>
             <w:r>
               <w:rPr>
@@ -4891,6 +6056,9 @@
             <w:tcW w:type="dxa" w:w="1514"/>
           </w:tcPr>
           <w:p>
+            <w:pPr>
+              <w:spacing w:before="20" w:after="20"/>
+            </w:pPr>
             <w:r/>
             <w:r>
               <w:rPr>
@@ -4907,6 +6075,9 @@
             <w:tcW w:type="dxa" w:w="1514"/>
           </w:tcPr>
           <w:p>
+            <w:pPr>
+              <w:spacing w:before="20" w:after="20"/>
+            </w:pPr>
             <w:r/>
             <w:r>
               <w:rPr>
@@ -4923,11 +6094,13 @@
             <w:tcW w:type="dxa" w:w="1514"/>
           </w:tcPr>
           <w:p>
-            <w:r/>
-            <w:r>
-              <w:rPr>
-                <w:rFonts w:ascii="Verdana" w:hAnsi="Verdana"/>
-                <w:b w:val="0"/>
+            <w:pPr>
+              <w:spacing w:before="20" w:after="20"/>
+            </w:pPr>
+            <w:r/>
+            <w:r>
+              <w:rPr>
+                <w:rFonts w:ascii="Verdana" w:hAnsi="Verdana"/>
                 <w:sz w:val="16"/>
               </w:rPr>
               <w:t>Numérique</w:t>
@@ -4939,6 +6112,9 @@
             <w:tcW w:type="dxa" w:w="1514"/>
           </w:tcPr>
           <w:p>
+            <w:pPr>
+              <w:spacing w:before="20" w:after="20"/>
+            </w:pPr>
             <w:r/>
             <w:r>
               <w:rPr>
@@ -4955,6 +6131,9 @@
             <w:tcW w:type="dxa" w:w="1514"/>
           </w:tcPr>
           <w:p>
+            <w:pPr>
+              <w:spacing w:before="20" w:after="20"/>
+            </w:pPr>
             <w:r/>
             <w:r>
               <w:rPr>
@@ -4971,6 +6150,9 @@
             <w:tcW w:type="dxa" w:w="1514"/>
           </w:tcPr>
           <w:p>
+            <w:pPr>
+              <w:spacing w:before="20" w:after="20"/>
+            </w:pPr>
             <w:r/>
             <w:r>
               <w:rPr>
@@ -4991,6 +6173,9 @@
             <w:tcW w:type="dxa" w:w="1514"/>
           </w:tcPr>
           <w:p>
+            <w:pPr>
+              <w:spacing w:before="20" w:after="20"/>
+            </w:pPr>
             <w:r/>
             <w:r>
               <w:rPr>
@@ -5007,6 +6192,9 @@
             <w:tcW w:type="dxa" w:w="1514"/>
           </w:tcPr>
           <w:p>
+            <w:pPr>
+              <w:spacing w:before="20" w:after="20"/>
+            </w:pPr>
             <w:r/>
             <w:r>
               <w:rPr>
@@ -5023,11 +6211,13 @@
             <w:tcW w:type="dxa" w:w="1514"/>
           </w:tcPr>
           <w:p>
-            <w:r/>
-            <w:r>
-              <w:rPr>
-                <w:rFonts w:ascii="Verdana" w:hAnsi="Verdana"/>
-                <w:b w:val="0"/>
+            <w:pPr>
+              <w:spacing w:before="20" w:after="20"/>
+            </w:pPr>
+            <w:r/>
+            <w:r>
+              <w:rPr>
+                <w:rFonts w:ascii="Verdana" w:hAnsi="Verdana"/>
                 <w:sz w:val="16"/>
               </w:rPr>
               <w:t>Table de code</w:t>
@@ -5039,6 +6229,9 @@
             <w:tcW w:type="dxa" w:w="1514"/>
           </w:tcPr>
           <w:p>
+            <w:pPr>
+              <w:spacing w:before="20" w:after="20"/>
+            </w:pPr>
             <w:r/>
             <w:r>
               <w:rPr>
@@ -5055,6 +6248,9 @@
             <w:tcW w:type="dxa" w:w="1514"/>
           </w:tcPr>
           <w:p>
+            <w:pPr>
+              <w:spacing w:before="20" w:after="20"/>
+            </w:pPr>
             <w:r/>
             <w:r>
               <w:rPr>
@@ -5071,6 +6267,9 @@
             <w:tcW w:type="dxa" w:w="1514"/>
           </w:tcPr>
           <w:p>
+            <w:pPr>
+              <w:spacing w:before="20" w:after="20"/>
+            </w:pPr>
             <w:r/>
             <w:r>
               <w:rPr>
@@ -5087,11 +6286,13 @@
             <w:tcW w:type="dxa" w:w="1514"/>
           </w:tcPr>
           <w:p>
-            <w:r/>
-            <w:r>
-              <w:rPr>
-                <w:rFonts w:ascii="Verdana" w:hAnsi="Verdana"/>
-                <w:b w:val="0"/>
+            <w:pPr>
+              <w:spacing w:before="20" w:after="20"/>
+            </w:pPr>
+            <w:r/>
+            <w:r>
+              <w:rPr>
+                <w:rFonts w:ascii="Verdana" w:hAnsi="Verdana"/>
                 <w:sz w:val="16"/>
               </w:rPr>
               <w:t>Table de code</w:t>
@@ -5103,6 +6304,9 @@
             <w:tcW w:type="dxa" w:w="1514"/>
           </w:tcPr>
           <w:p>
+            <w:pPr>
+              <w:spacing w:before="20" w:after="20"/>
+            </w:pPr>
             <w:r/>
             <w:r>
               <w:rPr>
@@ -5119,6 +6323,9 @@
             <w:tcW w:type="dxa" w:w="1514"/>
           </w:tcPr>
           <w:p>
+            <w:pPr>
+              <w:spacing w:before="20" w:after="20"/>
+            </w:pPr>
             <w:r/>
             <w:r>
               <w:rPr>
@@ -5135,6 +6342,9 @@
             <w:tcW w:type="dxa" w:w="1514"/>
           </w:tcPr>
           <w:p>
+            <w:pPr>
+              <w:spacing w:before="20" w:after="20"/>
+            </w:pPr>
             <w:r/>
             <w:r>
               <w:rPr>
@@ -5155,6 +6365,9 @@
             <w:tcW w:type="dxa" w:w="1514"/>
           </w:tcPr>
           <w:p>
+            <w:pPr>
+              <w:spacing w:before="20" w:after="20"/>
+            </w:pPr>
             <w:r/>
             <w:r>
               <w:rPr>
@@ -5171,6 +6384,9 @@
             <w:tcW w:type="dxa" w:w="1514"/>
           </w:tcPr>
           <w:p>
+            <w:pPr>
+              <w:spacing w:before="20" w:after="20"/>
+            </w:pPr>
             <w:r/>
             <w:r>
               <w:rPr>
@@ -5187,11 +6403,13 @@
             <w:tcW w:type="dxa" w:w="1514"/>
           </w:tcPr>
           <w:p>
-            <w:r/>
-            <w:r>
-              <w:rPr>
-                <w:rFonts w:ascii="Verdana" w:hAnsi="Verdana"/>
-                <w:b w:val="0"/>
+            <w:pPr>
+              <w:spacing w:before="20" w:after="20"/>
+            </w:pPr>
+            <w:r/>
+            <w:r>
+              <w:rPr>
+                <w:rFonts w:ascii="Verdana" w:hAnsi="Verdana"/>
                 <w:sz w:val="16"/>
               </w:rPr>
               <w:t>Table de code</w:t>
@@ -5203,6 +6421,9 @@
             <w:tcW w:type="dxa" w:w="1514"/>
           </w:tcPr>
           <w:p>
+            <w:pPr>
+              <w:spacing w:before="20" w:after="20"/>
+            </w:pPr>
             <w:r/>
             <w:r>
               <w:rPr>
@@ -5219,6 +6440,9 @@
             <w:tcW w:type="dxa" w:w="1514"/>
           </w:tcPr>
           <w:p>
+            <w:pPr>
+              <w:spacing w:before="20" w:after="20"/>
+            </w:pPr>
             <w:r/>
             <w:r>
               <w:rPr>
@@ -5235,6 +6459,9 @@
             <w:tcW w:type="dxa" w:w="1514"/>
           </w:tcPr>
           <w:p>
+            <w:pPr>
+              <w:spacing w:before="20" w:after="20"/>
+            </w:pPr>
             <w:r/>
             <w:r>
               <w:rPr>
@@ -5251,11 +6478,13 @@
             <w:tcW w:type="dxa" w:w="1514"/>
           </w:tcPr>
           <w:p>
-            <w:r/>
-            <w:r>
-              <w:rPr>
-                <w:rFonts w:ascii="Verdana" w:hAnsi="Verdana"/>
-                <w:b w:val="0"/>
+            <w:pPr>
+              <w:spacing w:before="20" w:after="20"/>
+            </w:pPr>
+            <w:r/>
+            <w:r>
+              <w:rPr>
+                <w:rFonts w:ascii="Verdana" w:hAnsi="Verdana"/>
                 <w:sz w:val="16"/>
               </w:rPr>
               <w:t>Table de code</w:t>
@@ -5267,6 +6496,9 @@
             <w:tcW w:type="dxa" w:w="1514"/>
           </w:tcPr>
           <w:p>
+            <w:pPr>
+              <w:spacing w:before="20" w:after="20"/>
+            </w:pPr>
             <w:r/>
             <w:r>
               <w:rPr>
@@ -5283,6 +6515,9 @@
             <w:tcW w:type="dxa" w:w="1514"/>
           </w:tcPr>
           <w:p>
+            <w:pPr>
+              <w:spacing w:before="20" w:after="20"/>
+            </w:pPr>
             <w:r/>
             <w:r>
               <w:rPr>
@@ -5299,14 +6534,17 @@
             <w:tcW w:type="dxa" w:w="1514"/>
           </w:tcPr>
           <w:p>
-            <w:r/>
-            <w:r>
-              <w:rPr>
-                <w:rFonts w:ascii="Verdana" w:hAnsi="Verdana"/>
-                <w:b w:val="0"/>
-                <w:sz w:val="16"/>
-              </w:rPr>
-              <w:t>Note 50: 1) Les définitions données pour les chiffres du code 0 à 2 et 4 s’appliquent à une superficie représentative de sol nu, et les chiffres 3, 5 à 9 et 10 à 19 à une zone dégagée représentative. 2) En toutes circonstances, on choisit le chiffre du code le plus élevé qui puisse s’appliquer. 3) Dans la table de code ci-dessus, toute référence à de la glace comprend aussi les précipitations solides autres que la neige.</w:t>
+            <w:pPr>
+              <w:spacing w:before="20" w:after="20"/>
+            </w:pPr>
+            <w:r/>
+            <w:r>
+              <w:rPr>
+                <w:rFonts w:ascii="Verdana" w:hAnsi="Verdana"/>
+                <w:b w:val="0"/>
+                <w:sz w:val="16"/>
+              </w:rPr>
+              <w:t>Note 50: Le descripteur 0 08 033 doit être utilisé avant l’élément 0 33 007 comme partie de l’information sur le contrôle de qualité afin de spécifier la méthode utilisée pour calculer le pourcentage de confiance.</w:t>
             </w:r>
           </w:p>
         </w:tc>
@@ -5320,6 +6558,9 @@
             <w:tcW w:type="dxa" w:w="1514"/>
           </w:tcPr>
           <w:p>
+            <w:pPr>
+              <w:spacing w:before="20" w:after="20"/>
+            </w:pPr>
             <w:r/>
             <w:r>
               <w:rPr>
@@ -5336,6 +6577,9 @@
             <w:tcW w:type="dxa" w:w="1514"/>
           </w:tcPr>
           <w:p>
+            <w:pPr>
+              <w:spacing w:before="20" w:after="20"/>
+            </w:pPr>
             <w:r/>
             <w:r>
               <w:rPr>
@@ -5352,11 +6596,13 @@
             <w:tcW w:type="dxa" w:w="1514"/>
           </w:tcPr>
           <w:p>
-            <w:r/>
-            <w:r>
-              <w:rPr>
-                <w:rFonts w:ascii="Verdana" w:hAnsi="Verdana"/>
-                <w:b w:val="0"/>
+            <w:pPr>
+              <w:spacing w:before="20" w:after="20"/>
+            </w:pPr>
+            <w:r/>
+            <w:r>
+              <w:rPr>
+                <w:rFonts w:ascii="Verdana" w:hAnsi="Verdana"/>
                 <w:sz w:val="16"/>
               </w:rPr>
               <w:t>Table de code</w:t>
@@ -5368,6 +6614,9 @@
             <w:tcW w:type="dxa" w:w="1514"/>
           </w:tcPr>
           <w:p>
+            <w:pPr>
+              <w:spacing w:before="20" w:after="20"/>
+            </w:pPr>
             <w:r/>
             <w:r>
               <w:rPr>
@@ -5384,6 +6633,9 @@
             <w:tcW w:type="dxa" w:w="1514"/>
           </w:tcPr>
           <w:p>
+            <w:pPr>
+              <w:spacing w:before="20" w:after="20"/>
+            </w:pPr>
             <w:r/>
             <w:r>
               <w:rPr>
@@ -5400,6 +6652,9 @@
             <w:tcW w:type="dxa" w:w="1514"/>
           </w:tcPr>
           <w:p>
+            <w:pPr>
+              <w:spacing w:before="20" w:after="20"/>
+            </w:pPr>
             <w:r/>
             <w:r>
               <w:rPr>
@@ -5416,11 +6671,13 @@
             <w:tcW w:type="dxa" w:w="1514"/>
           </w:tcPr>
           <w:p>
-            <w:r/>
-            <w:r>
-              <w:rPr>
-                <w:rFonts w:ascii="Verdana" w:hAnsi="Verdana"/>
-                <w:b w:val="0"/>
+            <w:pPr>
+              <w:spacing w:before="20" w:after="20"/>
+            </w:pPr>
+            <w:r/>
+            <w:r>
+              <w:rPr>
+                <w:rFonts w:ascii="Verdana" w:hAnsi="Verdana"/>
                 <w:sz w:val="16"/>
               </w:rPr>
               <w:t>Table de code</w:t>
@@ -5432,6 +6689,9 @@
             <w:tcW w:type="dxa" w:w="1514"/>
           </w:tcPr>
           <w:p>
+            <w:pPr>
+              <w:spacing w:before="20" w:after="20"/>
+            </w:pPr>
             <w:r/>
             <w:r>
               <w:rPr>
@@ -5448,6 +6708,9 @@
             <w:tcW w:type="dxa" w:w="1514"/>
           </w:tcPr>
           <w:p>
+            <w:pPr>
+              <w:spacing w:before="20" w:after="20"/>
+            </w:pPr>
             <w:r/>
             <w:r>
               <w:rPr>
@@ -5464,6 +6727,9 @@
             <w:tcW w:type="dxa" w:w="1514"/>
           </w:tcPr>
           <w:p>
+            <w:pPr>
+              <w:spacing w:before="20" w:after="20"/>
+            </w:pPr>
             <w:r/>
             <w:r>
               <w:rPr>
@@ -5484,6 +6750,9 @@
             <w:tcW w:type="dxa" w:w="1514"/>
           </w:tcPr>
           <w:p>
+            <w:pPr>
+              <w:spacing w:before="20" w:after="20"/>
+            </w:pPr>
             <w:r/>
             <w:r>
               <w:rPr>
@@ -5500,6 +6769,9 @@
             <w:tcW w:type="dxa" w:w="1514"/>
           </w:tcPr>
           <w:p>
+            <w:pPr>
+              <w:spacing w:before="20" w:after="20"/>
+            </w:pPr>
             <w:r/>
             <w:r>
               <w:rPr>
@@ -5516,11 +6788,13 @@
             <w:tcW w:type="dxa" w:w="1514"/>
           </w:tcPr>
           <w:p>
-            <w:r/>
-            <w:r>
-              <w:rPr>
-                <w:rFonts w:ascii="Verdana" w:hAnsi="Verdana"/>
-                <w:b w:val="0"/>
+            <w:pPr>
+              <w:spacing w:before="20" w:after="20"/>
+            </w:pPr>
+            <w:r/>
+            <w:r>
+              <w:rPr>
+                <w:rFonts w:ascii="Verdana" w:hAnsi="Verdana"/>
                 <w:sz w:val="16"/>
               </w:rPr>
               <w:t>Table de code</w:t>
@@ -5532,6 +6806,9 @@
             <w:tcW w:type="dxa" w:w="1514"/>
           </w:tcPr>
           <w:p>
+            <w:pPr>
+              <w:spacing w:before="20" w:after="20"/>
+            </w:pPr>
             <w:r/>
             <w:r>
               <w:rPr>
@@ -5548,6 +6825,9 @@
             <w:tcW w:type="dxa" w:w="1514"/>
           </w:tcPr>
           <w:p>
+            <w:pPr>
+              <w:spacing w:before="20" w:after="20"/>
+            </w:pPr>
             <w:r/>
             <w:r>
               <w:rPr>
@@ -5564,6 +6844,9 @@
             <w:tcW w:type="dxa" w:w="1514"/>
           </w:tcPr>
           <w:p>
+            <w:pPr>
+              <w:spacing w:before="20" w:after="20"/>
+            </w:pPr>
             <w:r/>
             <w:r>
               <w:rPr>
@@ -5580,11 +6863,13 @@
             <w:tcW w:type="dxa" w:w="1514"/>
           </w:tcPr>
           <w:p>
-            <w:r/>
-            <w:r>
-              <w:rPr>
-                <w:rFonts w:ascii="Verdana" w:hAnsi="Verdana"/>
-                <w:b w:val="0"/>
+            <w:pPr>
+              <w:spacing w:before="20" w:after="20"/>
+            </w:pPr>
+            <w:r/>
+            <w:r>
+              <w:rPr>
+                <w:rFonts w:ascii="Verdana" w:hAnsi="Verdana"/>
                 <w:sz w:val="16"/>
               </w:rPr>
               <w:t>Table de code</w:t>
@@ -5596,6 +6881,9 @@
             <w:tcW w:type="dxa" w:w="1514"/>
           </w:tcPr>
           <w:p>
+            <w:pPr>
+              <w:spacing w:before="20" w:after="20"/>
+            </w:pPr>
             <w:r/>
             <w:r>
               <w:rPr>
@@ -5612,6 +6900,9 @@
             <w:tcW w:type="dxa" w:w="1514"/>
           </w:tcPr>
           <w:p>
+            <w:pPr>
+              <w:spacing w:before="20" w:after="20"/>
+            </w:pPr>
             <w:r/>
             <w:r>
               <w:rPr>
@@ -5628,6 +6919,9 @@
             <w:tcW w:type="dxa" w:w="1514"/>
           </w:tcPr>
           <w:p>
+            <w:pPr>
+              <w:spacing w:before="20" w:after="20"/>
+            </w:pPr>
             <w:r/>
             <w:r>
               <w:rPr>
@@ -5648,6 +6942,9 @@
             <w:tcW w:type="dxa" w:w="1514"/>
           </w:tcPr>
           <w:p>
+            <w:pPr>
+              <w:spacing w:before="20" w:after="20"/>
+            </w:pPr>
             <w:r/>
             <w:r>
               <w:rPr>
@@ -5664,6 +6961,9 @@
             <w:tcW w:type="dxa" w:w="1514"/>
           </w:tcPr>
           <w:p>
+            <w:pPr>
+              <w:spacing w:before="20" w:after="20"/>
+            </w:pPr>
             <w:r/>
             <w:r>
               <w:rPr>
@@ -5680,11 +6980,13 @@
             <w:tcW w:type="dxa" w:w="1514"/>
           </w:tcPr>
           <w:p>
-            <w:r/>
-            <w:r>
-              <w:rPr>
-                <w:rFonts w:ascii="Verdana" w:hAnsi="Verdana"/>
-                <w:b w:val="0"/>
+            <w:pPr>
+              <w:spacing w:before="20" w:after="20"/>
+            </w:pPr>
+            <w:r/>
+            <w:r>
+              <w:rPr>
+                <w:rFonts w:ascii="Verdana" w:hAnsi="Verdana"/>
                 <w:sz w:val="16"/>
               </w:rPr>
               <w:t>Table de code</w:t>
@@ -5696,6 +6998,9 @@
             <w:tcW w:type="dxa" w:w="1514"/>
           </w:tcPr>
           <w:p>
+            <w:pPr>
+              <w:spacing w:before="20" w:after="20"/>
+            </w:pPr>
             <w:r/>
             <w:r>
               <w:rPr>
@@ -5712,6 +7017,9 @@
             <w:tcW w:type="dxa" w:w="1514"/>
           </w:tcPr>
           <w:p>
+            <w:pPr>
+              <w:spacing w:before="20" w:after="20"/>
+            </w:pPr>
             <w:r/>
             <w:r>
               <w:rPr>
@@ -5728,6 +7036,9 @@
             <w:tcW w:type="dxa" w:w="1514"/>
           </w:tcPr>
           <w:p>
+            <w:pPr>
+              <w:spacing w:before="20" w:after="20"/>
+            </w:pPr>
             <w:r/>
             <w:r>
               <w:rPr>
@@ -5744,11 +7055,13 @@
             <w:tcW w:type="dxa" w:w="1514"/>
           </w:tcPr>
           <w:p>
-            <w:r/>
-            <w:r>
-              <w:rPr>
-                <w:rFonts w:ascii="Verdana" w:hAnsi="Verdana"/>
-                <w:b w:val="0"/>
+            <w:pPr>
+              <w:spacing w:before="20" w:after="20"/>
+            </w:pPr>
+            <w:r/>
+            <w:r>
+              <w:rPr>
+                <w:rFonts w:ascii="Verdana" w:hAnsi="Verdana"/>
                 <w:sz w:val="16"/>
               </w:rPr>
               <w:t>Table de code</w:t>
@@ -5760,6 +7073,9 @@
             <w:tcW w:type="dxa" w:w="1514"/>
           </w:tcPr>
           <w:p>
+            <w:pPr>
+              <w:spacing w:before="20" w:after="20"/>
+            </w:pPr>
             <w:r/>
             <w:r>
               <w:rPr>
@@ -5776,6 +7092,9 @@
             <w:tcW w:type="dxa" w:w="1514"/>
           </w:tcPr>
           <w:p>
+            <w:pPr>
+              <w:spacing w:before="20" w:after="20"/>
+            </w:pPr>
             <w:r/>
             <w:r>
               <w:rPr>
@@ -5792,6 +7111,9 @@
             <w:tcW w:type="dxa" w:w="1514"/>
           </w:tcPr>
           <w:p>
+            <w:pPr>
+              <w:spacing w:before="20" w:after="20"/>
+            </w:pPr>
             <w:r/>
             <w:r>
               <w:rPr>
@@ -5812,6 +7134,9 @@
             <w:tcW w:type="dxa" w:w="1514"/>
           </w:tcPr>
           <w:p>
+            <w:pPr>
+              <w:spacing w:before="20" w:after="20"/>
+            </w:pPr>
             <w:r/>
             <w:r>
               <w:rPr>
@@ -5828,6 +7153,9 @@
             <w:tcW w:type="dxa" w:w="1514"/>
           </w:tcPr>
           <w:p>
+            <w:pPr>
+              <w:spacing w:before="20" w:after="20"/>
+            </w:pPr>
             <w:r/>
             <w:r>
               <w:rPr>
@@ -5844,11 +7172,13 @@
             <w:tcW w:type="dxa" w:w="1514"/>
           </w:tcPr>
           <w:p>
-            <w:r/>
-            <w:r>
-              <w:rPr>
-                <w:rFonts w:ascii="Verdana" w:hAnsi="Verdana"/>
-                <w:b w:val="0"/>
+            <w:pPr>
+              <w:spacing w:before="20" w:after="20"/>
+            </w:pPr>
+            <w:r/>
+            <w:r>
+              <w:rPr>
+                <w:rFonts w:ascii="Verdana" w:hAnsi="Verdana"/>
                 <w:sz w:val="16"/>
               </w:rPr>
               <w:t>Table de code</w:t>
@@ -5860,6 +7190,9 @@
             <w:tcW w:type="dxa" w:w="1514"/>
           </w:tcPr>
           <w:p>
+            <w:pPr>
+              <w:spacing w:before="20" w:after="20"/>
+            </w:pPr>
             <w:r/>
             <w:r>
               <w:rPr>
@@ -5876,6 +7209,9 @@
             <w:tcW w:type="dxa" w:w="1514"/>
           </w:tcPr>
           <w:p>
+            <w:pPr>
+              <w:spacing w:before="20" w:after="20"/>
+            </w:pPr>
             <w:r/>
             <w:r>
               <w:rPr>
@@ -5892,6 +7228,9 @@
             <w:tcW w:type="dxa" w:w="1514"/>
           </w:tcPr>
           <w:p>
+            <w:pPr>
+              <w:spacing w:before="20" w:after="20"/>
+            </w:pPr>
             <w:r/>
             <w:r>
               <w:rPr>
@@ -5908,11 +7247,13 @@
             <w:tcW w:type="dxa" w:w="1514"/>
           </w:tcPr>
           <w:p>
-            <w:r/>
-            <w:r>
-              <w:rPr>
-                <w:rFonts w:ascii="Verdana" w:hAnsi="Verdana"/>
-                <w:b w:val="0"/>
+            <w:pPr>
+              <w:spacing w:before="20" w:after="20"/>
+            </w:pPr>
+            <w:r/>
+            <w:r>
+              <w:rPr>
+                <w:rFonts w:ascii="Verdana" w:hAnsi="Verdana"/>
                 <w:sz w:val="16"/>
               </w:rPr>
               <w:t>Table de code</w:t>
@@ -5924,6 +7265,9 @@
             <w:tcW w:type="dxa" w:w="1514"/>
           </w:tcPr>
           <w:p>
+            <w:pPr>
+              <w:spacing w:before="20" w:after="20"/>
+            </w:pPr>
             <w:r/>
             <w:r>
               <w:rPr>
@@ -5940,6 +7284,9 @@
             <w:tcW w:type="dxa" w:w="1514"/>
           </w:tcPr>
           <w:p>
+            <w:pPr>
+              <w:spacing w:before="20" w:after="20"/>
+            </w:pPr>
             <w:r/>
             <w:r>
               <w:rPr>
@@ -5956,6 +7303,9 @@
             <w:tcW w:type="dxa" w:w="1514"/>
           </w:tcPr>
           <w:p>
+            <w:pPr>
+              <w:spacing w:before="20" w:after="20"/>
+            </w:pPr>
             <w:r/>
             <w:r>
               <w:rPr>
@@ -5976,6 +7326,9 @@
             <w:tcW w:type="dxa" w:w="1514"/>
           </w:tcPr>
           <w:p>
+            <w:pPr>
+              <w:spacing w:before="20" w:after="20"/>
+            </w:pPr>
             <w:r/>
             <w:r>
               <w:rPr>
@@ -5992,6 +7345,9 @@
             <w:tcW w:type="dxa" w:w="1514"/>
           </w:tcPr>
           <w:p>
+            <w:pPr>
+              <w:spacing w:before="20" w:after="20"/>
+            </w:pPr>
             <w:r/>
             <w:r>
               <w:rPr>
@@ -6008,11 +7364,13 @@
             <w:tcW w:type="dxa" w:w="1514"/>
           </w:tcPr>
           <w:p>
-            <w:r/>
-            <w:r>
-              <w:rPr>
-                <w:rFonts w:ascii="Verdana" w:hAnsi="Verdana"/>
-                <w:b w:val="0"/>
+            <w:pPr>
+              <w:spacing w:before="20" w:after="20"/>
+            </w:pPr>
+            <w:r/>
+            <w:r>
+              <w:rPr>
+                <w:rFonts w:ascii="Verdana" w:hAnsi="Verdana"/>
                 <w:sz w:val="16"/>
               </w:rPr>
               <w:t>Table de code</w:t>
@@ -6024,6 +7382,9 @@
             <w:tcW w:type="dxa" w:w="1514"/>
           </w:tcPr>
           <w:p>
+            <w:pPr>
+              <w:spacing w:before="20" w:after="20"/>
+            </w:pPr>
             <w:r/>
             <w:r>
               <w:rPr>
@@ -6040,6 +7401,9 @@
             <w:tcW w:type="dxa" w:w="1514"/>
           </w:tcPr>
           <w:p>
+            <w:pPr>
+              <w:spacing w:before="20" w:after="20"/>
+            </w:pPr>
             <w:r/>
             <w:r>
               <w:rPr>
@@ -6056,6 +7420,9 @@
             <w:tcW w:type="dxa" w:w="1514"/>
           </w:tcPr>
           <w:p>
+            <w:pPr>
+              <w:spacing w:before="20" w:after="20"/>
+            </w:pPr>
             <w:r/>
             <w:r>
               <w:rPr>
@@ -6072,11 +7439,13 @@
             <w:tcW w:type="dxa" w:w="1514"/>
           </w:tcPr>
           <w:p>
-            <w:r/>
-            <w:r>
-              <w:rPr>
-                <w:rFonts w:ascii="Verdana" w:hAnsi="Verdana"/>
-                <w:b w:val="0"/>
+            <w:pPr>
+              <w:spacing w:before="20" w:after="20"/>
+            </w:pPr>
+            <w:r/>
+            <w:r>
+              <w:rPr>
+                <w:rFonts w:ascii="Verdana" w:hAnsi="Verdana"/>
                 <w:sz w:val="16"/>
               </w:rPr>
               <w:t>Table de code</w:t>
@@ -6088,6 +7457,9 @@
             <w:tcW w:type="dxa" w:w="1514"/>
           </w:tcPr>
           <w:p>
+            <w:pPr>
+              <w:spacing w:before="20" w:after="20"/>
+            </w:pPr>
             <w:r/>
             <w:r>
               <w:rPr>
@@ -6104,6 +7476,9 @@
             <w:tcW w:type="dxa" w:w="1514"/>
           </w:tcPr>
           <w:p>
+            <w:pPr>
+              <w:spacing w:before="20" w:after="20"/>
+            </w:pPr>
             <w:r/>
             <w:r>
               <w:rPr>
@@ -6120,6 +7495,9 @@
             <w:tcW w:type="dxa" w:w="1514"/>
           </w:tcPr>
           <w:p>
+            <w:pPr>
+              <w:spacing w:before="20" w:after="20"/>
+            </w:pPr>
             <w:r/>
             <w:r>
               <w:rPr>
@@ -6140,6 +7518,9 @@
             <w:tcW w:type="dxa" w:w="1514"/>
           </w:tcPr>
           <w:p>
+            <w:pPr>
+              <w:spacing w:before="20" w:after="20"/>
+            </w:pPr>
             <w:r/>
             <w:r>
               <w:rPr>
@@ -6156,6 +7537,9 @@
             <w:tcW w:type="dxa" w:w="1514"/>
           </w:tcPr>
           <w:p>
+            <w:pPr>
+              <w:spacing w:before="20" w:after="20"/>
+            </w:pPr>
             <w:r/>
             <w:r>
               <w:rPr>
@@ -6172,11 +7556,13 @@
             <w:tcW w:type="dxa" w:w="1514"/>
           </w:tcPr>
           <w:p>
-            <w:r/>
-            <w:r>
-              <w:rPr>
-                <w:rFonts w:ascii="Verdana" w:hAnsi="Verdana"/>
-                <w:b w:val="0"/>
+            <w:pPr>
+              <w:spacing w:before="20" w:after="20"/>
+            </w:pPr>
+            <w:r/>
+            <w:r>
+              <w:rPr>
+                <w:rFonts w:ascii="Verdana" w:hAnsi="Verdana"/>
                 <w:sz w:val="16"/>
               </w:rPr>
               <w:t>Table de code</w:t>
@@ -6188,6 +7574,9 @@
             <w:tcW w:type="dxa" w:w="1514"/>
           </w:tcPr>
           <w:p>
+            <w:pPr>
+              <w:spacing w:before="20" w:after="20"/>
+            </w:pPr>
             <w:r/>
             <w:r>
               <w:rPr>
@@ -6204,6 +7593,9 @@
             <w:tcW w:type="dxa" w:w="1514"/>
           </w:tcPr>
           <w:p>
+            <w:pPr>
+              <w:spacing w:before="20" w:after="20"/>
+            </w:pPr>
             <w:r/>
             <w:r>
               <w:rPr>
@@ -6220,6 +7612,9 @@
             <w:tcW w:type="dxa" w:w="1514"/>
           </w:tcPr>
           <w:p>
+            <w:pPr>
+              <w:spacing w:before="20" w:after="20"/>
+            </w:pPr>
             <w:r/>
             <w:r>
               <w:rPr>
@@ -6236,11 +7631,13 @@
             <w:tcW w:type="dxa" w:w="1514"/>
           </w:tcPr>
           <w:p>
-            <w:r/>
-            <w:r>
-              <w:rPr>
-                <w:rFonts w:ascii="Verdana" w:hAnsi="Verdana"/>
-                <w:b w:val="0"/>
+            <w:pPr>
+              <w:spacing w:before="20" w:after="20"/>
+            </w:pPr>
+            <w:r/>
+            <w:r>
+              <w:rPr>
+                <w:rFonts w:ascii="Verdana" w:hAnsi="Verdana"/>
                 <w:sz w:val="16"/>
               </w:rPr>
               <w:t>Table de code</w:t>
@@ -6252,6 +7649,9 @@
             <w:tcW w:type="dxa" w:w="1514"/>
           </w:tcPr>
           <w:p>
+            <w:pPr>
+              <w:spacing w:before="20" w:after="20"/>
+            </w:pPr>
             <w:r/>
             <w:r>
               <w:rPr>
@@ -6268,6 +7668,9 @@
             <w:tcW w:type="dxa" w:w="1514"/>
           </w:tcPr>
           <w:p>
+            <w:pPr>
+              <w:spacing w:before="20" w:after="20"/>
+            </w:pPr>
             <w:r/>
             <w:r>
               <w:rPr>
@@ -6284,6 +7687,9 @@
             <w:tcW w:type="dxa" w:w="1514"/>
           </w:tcPr>
           <w:p>
+            <w:pPr>
+              <w:spacing w:before="20" w:after="20"/>
+            </w:pPr>
             <w:r/>
             <w:r>
               <w:rPr>
@@ -6304,6 +7710,9 @@
             <w:tcW w:type="dxa" w:w="1514"/>
           </w:tcPr>
           <w:p>
+            <w:pPr>
+              <w:spacing w:before="20" w:after="20"/>
+            </w:pPr>
             <w:r/>
             <w:r>
               <w:rPr>
@@ -6320,6 +7729,9 @@
             <w:tcW w:type="dxa" w:w="1514"/>
           </w:tcPr>
           <w:p>
+            <w:pPr>
+              <w:spacing w:before="20" w:after="20"/>
+            </w:pPr>
             <w:r/>
             <w:r>
               <w:rPr>
@@ -6336,11 +7748,13 @@
             <w:tcW w:type="dxa" w:w="1514"/>
           </w:tcPr>
           <w:p>
-            <w:r/>
-            <w:r>
-              <w:rPr>
-                <w:rFonts w:ascii="Verdana" w:hAnsi="Verdana"/>
-                <w:b w:val="0"/>
+            <w:pPr>
+              <w:spacing w:before="20" w:after="20"/>
+            </w:pPr>
+            <w:r/>
+            <w:r>
+              <w:rPr>
+                <w:rFonts w:ascii="Verdana" w:hAnsi="Verdana"/>
                 <w:sz w:val="16"/>
               </w:rPr>
               <w:t>Table de code</w:t>
@@ -6352,6 +7766,9 @@
             <w:tcW w:type="dxa" w:w="1514"/>
           </w:tcPr>
           <w:p>
+            <w:pPr>
+              <w:spacing w:before="20" w:after="20"/>
+            </w:pPr>
             <w:r/>
             <w:r>
               <w:rPr>
@@ -6368,6 +7785,9 @@
             <w:tcW w:type="dxa" w:w="1514"/>
           </w:tcPr>
           <w:p>
+            <w:pPr>
+              <w:spacing w:before="20" w:after="20"/>
+            </w:pPr>
             <w:r/>
             <w:r>
               <w:rPr>
@@ -6384,6 +7804,9 @@
             <w:tcW w:type="dxa" w:w="1514"/>
           </w:tcPr>
           <w:p>
+            <w:pPr>
+              <w:spacing w:before="20" w:after="20"/>
+            </w:pPr>
             <w:r/>
             <w:r>
               <w:rPr>
@@ -6400,11 +7823,13 @@
             <w:tcW w:type="dxa" w:w="1514"/>
           </w:tcPr>
           <w:p>
-            <w:r/>
-            <w:r>
-              <w:rPr>
-                <w:rFonts w:ascii="Verdana" w:hAnsi="Verdana"/>
-                <w:b w:val="0"/>
+            <w:pPr>
+              <w:spacing w:before="20" w:after="20"/>
+            </w:pPr>
+            <w:r/>
+            <w:r>
+              <w:rPr>
+                <w:rFonts w:ascii="Verdana" w:hAnsi="Verdana"/>
                 <w:sz w:val="16"/>
               </w:rPr>
               <w:t>Table de code</w:t>
@@ -6416,6 +7841,9 @@
             <w:tcW w:type="dxa" w:w="1514"/>
           </w:tcPr>
           <w:p>
+            <w:pPr>
+              <w:spacing w:before="20" w:after="20"/>
+            </w:pPr>
             <w:r/>
             <w:r>
               <w:rPr>
@@ -6432,6 +7860,9 @@
             <w:tcW w:type="dxa" w:w="1514"/>
           </w:tcPr>
           <w:p>
+            <w:pPr>
+              <w:spacing w:before="20" w:after="20"/>
+            </w:pPr>
             <w:r/>
             <w:r>
               <w:rPr>
@@ -6448,6 +7879,9 @@
             <w:tcW w:type="dxa" w:w="1514"/>
           </w:tcPr>
           <w:p>
+            <w:pPr>
+              <w:spacing w:before="20" w:after="20"/>
+            </w:pPr>
             <w:r/>
             <w:r>
               <w:rPr>
@@ -6468,6 +7902,9 @@
             <w:tcW w:type="dxa" w:w="1514"/>
           </w:tcPr>
           <w:p>
+            <w:pPr>
+              <w:spacing w:before="20" w:after="20"/>
+            </w:pPr>
             <w:r/>
             <w:r>
               <w:rPr>
@@ -6484,6 +7921,9 @@
             <w:tcW w:type="dxa" w:w="1514"/>
           </w:tcPr>
           <w:p>
+            <w:pPr>
+              <w:spacing w:before="20" w:after="20"/>
+            </w:pPr>
             <w:r/>
             <w:r>
               <w:rPr>
@@ -6500,11 +7940,13 @@
             <w:tcW w:type="dxa" w:w="1514"/>
           </w:tcPr>
           <w:p>
-            <w:r/>
-            <w:r>
-              <w:rPr>
-                <w:rFonts w:ascii="Verdana" w:hAnsi="Verdana"/>
-                <w:b w:val="0"/>
+            <w:pPr>
+              <w:spacing w:before="20" w:after="20"/>
+            </w:pPr>
+            <w:r/>
+            <w:r>
+              <w:rPr>
+                <w:rFonts w:ascii="Verdana" w:hAnsi="Verdana"/>
                 <w:sz w:val="16"/>
               </w:rPr>
               <w:t>Table de code</w:t>
@@ -6516,6 +7958,9 @@
             <w:tcW w:type="dxa" w:w="1514"/>
           </w:tcPr>
           <w:p>
+            <w:pPr>
+              <w:spacing w:before="20" w:after="20"/>
+            </w:pPr>
             <w:r/>
             <w:r>
               <w:rPr>
@@ -6532,6 +7977,9 @@
             <w:tcW w:type="dxa" w:w="1514"/>
           </w:tcPr>
           <w:p>
+            <w:pPr>
+              <w:spacing w:before="20" w:after="20"/>
+            </w:pPr>
             <w:r/>
             <w:r>
               <w:rPr>
@@ -6548,6 +7996,9 @@
             <w:tcW w:type="dxa" w:w="1514"/>
           </w:tcPr>
           <w:p>
+            <w:pPr>
+              <w:spacing w:before="20" w:after="20"/>
+            </w:pPr>
             <w:r/>
             <w:r>
               <w:rPr>
@@ -6564,11 +8015,13 @@
             <w:tcW w:type="dxa" w:w="1514"/>
           </w:tcPr>
           <w:p>
-            <w:r/>
-            <w:r>
-              <w:rPr>
-                <w:rFonts w:ascii="Verdana" w:hAnsi="Verdana"/>
-                <w:b w:val="0"/>
+            <w:pPr>
+              <w:spacing w:before="20" w:after="20"/>
+            </w:pPr>
+            <w:r/>
+            <w:r>
+              <w:rPr>
+                <w:rFonts w:ascii="Verdana" w:hAnsi="Verdana"/>
                 <w:sz w:val="16"/>
               </w:rPr>
               <w:t>Table de code</w:t>
@@ -6580,6 +8033,9 @@
             <w:tcW w:type="dxa" w:w="1514"/>
           </w:tcPr>
           <w:p>
+            <w:pPr>
+              <w:spacing w:before="20" w:after="20"/>
+            </w:pPr>
             <w:r/>
             <w:r>
               <w:rPr>
@@ -6596,6 +8052,9 @@
             <w:tcW w:type="dxa" w:w="1514"/>
           </w:tcPr>
           <w:p>
+            <w:pPr>
+              <w:spacing w:before="20" w:after="20"/>
+            </w:pPr>
             <w:r/>
             <w:r>
               <w:rPr>
@@ -6612,6 +8071,9 @@
             <w:tcW w:type="dxa" w:w="1514"/>
           </w:tcPr>
           <w:p>
+            <w:pPr>
+              <w:spacing w:before="20" w:after="20"/>
+            </w:pPr>
             <w:r/>
             <w:r>
               <w:rPr>
@@ -6632,6 +8094,9 @@
             <w:tcW w:type="dxa" w:w="1514"/>
           </w:tcPr>
           <w:p>
+            <w:pPr>
+              <w:spacing w:before="20" w:after="20"/>
+            </w:pPr>
             <w:r/>
             <w:r>
               <w:rPr>
@@ -6648,6 +8113,9 @@
             <w:tcW w:type="dxa" w:w="1514"/>
           </w:tcPr>
           <w:p>
+            <w:pPr>
+              <w:spacing w:before="20" w:after="20"/>
+            </w:pPr>
             <w:r/>
             <w:r>
               <w:rPr>
@@ -6664,11 +8132,13 @@
             <w:tcW w:type="dxa" w:w="1514"/>
           </w:tcPr>
           <w:p>
-            <w:r/>
-            <w:r>
-              <w:rPr>
-                <w:rFonts w:ascii="Verdana" w:hAnsi="Verdana"/>
-                <w:b w:val="0"/>
+            <w:pPr>
+              <w:spacing w:before="20" w:after="20"/>
+            </w:pPr>
+            <w:r/>
+            <w:r>
+              <w:rPr>
+                <w:rFonts w:ascii="Verdana" w:hAnsi="Verdana"/>
                 <w:sz w:val="16"/>
               </w:rPr>
               <w:t>Table d'indicateurs</w:t>
@@ -6680,6 +8150,9 @@
             <w:tcW w:type="dxa" w:w="1514"/>
           </w:tcPr>
           <w:p>
+            <w:pPr>
+              <w:spacing w:before="20" w:after="20"/>
+            </w:pPr>
             <w:r/>
             <w:r>
               <w:rPr>
@@ -6696,6 +8169,9 @@
             <w:tcW w:type="dxa" w:w="1514"/>
           </w:tcPr>
           <w:p>
+            <w:pPr>
+              <w:spacing w:before="20" w:after="20"/>
+            </w:pPr>
             <w:r/>
             <w:r>
               <w:rPr>
@@ -6712,6 +8188,9 @@
             <w:tcW w:type="dxa" w:w="1514"/>
           </w:tcPr>
           <w:p>
+            <w:pPr>
+              <w:spacing w:before="20" w:after="20"/>
+            </w:pPr>
             <w:r/>
             <w:r>
               <w:rPr>
@@ -6728,11 +8207,13 @@
             <w:tcW w:type="dxa" w:w="1514"/>
           </w:tcPr>
           <w:p>
-            <w:r/>
-            <w:r>
-              <w:rPr>
-                <w:rFonts w:ascii="Verdana" w:hAnsi="Verdana"/>
-                <w:b w:val="0"/>
+            <w:pPr>
+              <w:spacing w:before="20" w:after="20"/>
+            </w:pPr>
+            <w:r/>
+            <w:r>
+              <w:rPr>
+                <w:rFonts w:ascii="Verdana" w:hAnsi="Verdana"/>
                 <w:sz w:val="16"/>
               </w:rPr>
               <w:t>Table d'indicateurs</w:t>
@@ -6744,6 +8225,9 @@
             <w:tcW w:type="dxa" w:w="1514"/>
           </w:tcPr>
           <w:p>
+            <w:pPr>
+              <w:spacing w:before="20" w:after="20"/>
+            </w:pPr>
             <w:r/>
             <w:r>
               <w:rPr>
@@ -6760,6 +8244,9 @@
             <w:tcW w:type="dxa" w:w="1514"/>
           </w:tcPr>
           <w:p>
+            <w:pPr>
+              <w:spacing w:before="20" w:after="20"/>
+            </w:pPr>
             <w:r/>
             <w:r>
               <w:rPr>
@@ -6776,6 +8263,9 @@
             <w:tcW w:type="dxa" w:w="1514"/>
           </w:tcPr>
           <w:p>
+            <w:pPr>
+              <w:spacing w:before="20" w:after="20"/>
+            </w:pPr>
             <w:r/>
             <w:r>
               <w:rPr>
@@ -6796,6 +8286,9 @@
             <w:tcW w:type="dxa" w:w="1514"/>
           </w:tcPr>
           <w:p>
+            <w:pPr>
+              <w:spacing w:before="20" w:after="20"/>
+            </w:pPr>
             <w:r/>
             <w:r>
               <w:rPr>
@@ -6812,6 +8305,9 @@
             <w:tcW w:type="dxa" w:w="1514"/>
           </w:tcPr>
           <w:p>
+            <w:pPr>
+              <w:spacing w:before="20" w:after="20"/>
+            </w:pPr>
             <w:r/>
             <w:r>
               <w:rPr>
@@ -6828,11 +8324,13 @@
             <w:tcW w:type="dxa" w:w="1514"/>
           </w:tcPr>
           <w:p>
-            <w:r/>
-            <w:r>
-              <w:rPr>
-                <w:rFonts w:ascii="Verdana" w:hAnsi="Verdana"/>
-                <w:b w:val="0"/>
+            <w:pPr>
+              <w:spacing w:before="20" w:after="20"/>
+            </w:pPr>
+            <w:r/>
+            <w:r>
+              <w:rPr>
+                <w:rFonts w:ascii="Verdana" w:hAnsi="Verdana"/>
                 <w:sz w:val="16"/>
               </w:rPr>
               <w:t>Table de code</w:t>
@@ -6844,6 +8342,9 @@
             <w:tcW w:type="dxa" w:w="1514"/>
           </w:tcPr>
           <w:p>
+            <w:pPr>
+              <w:spacing w:before="20" w:after="20"/>
+            </w:pPr>
             <w:r/>
             <w:r>
               <w:rPr>
@@ -6860,6 +8361,9 @@
             <w:tcW w:type="dxa" w:w="1514"/>
           </w:tcPr>
           <w:p>
+            <w:pPr>
+              <w:spacing w:before="20" w:after="20"/>
+            </w:pPr>
             <w:r/>
             <w:r>
               <w:rPr>
@@ -6876,6 +8380,9 @@
             <w:tcW w:type="dxa" w:w="1514"/>
           </w:tcPr>
           <w:p>
+            <w:pPr>
+              <w:spacing w:before="20" w:after="20"/>
+            </w:pPr>
             <w:r/>
             <w:r>
               <w:rPr>
@@ -6892,11 +8399,13 @@
             <w:tcW w:type="dxa" w:w="1514"/>
           </w:tcPr>
           <w:p>
-            <w:r/>
-            <w:r>
-              <w:rPr>
-                <w:rFonts w:ascii="Verdana" w:hAnsi="Verdana"/>
-                <w:b w:val="0"/>
+            <w:pPr>
+              <w:spacing w:before="20" w:after="20"/>
+            </w:pPr>
+            <w:r/>
+            <w:r>
+              <w:rPr>
+                <w:rFonts w:ascii="Verdana" w:hAnsi="Verdana"/>
                 <w:sz w:val="16"/>
               </w:rPr>
               <w:t>Table de code</w:t>
@@ -6908,6 +8417,9 @@
             <w:tcW w:type="dxa" w:w="1514"/>
           </w:tcPr>
           <w:p>
+            <w:pPr>
+              <w:spacing w:before="20" w:after="20"/>
+            </w:pPr>
             <w:r/>
             <w:r>
               <w:rPr>
@@ -6924,6 +8436,9 @@
             <w:tcW w:type="dxa" w:w="1514"/>
           </w:tcPr>
           <w:p>
+            <w:pPr>
+              <w:spacing w:before="20" w:after="20"/>
+            </w:pPr>
             <w:r/>
             <w:r>
               <w:rPr>
@@ -6940,14 +8455,17 @@
             <w:tcW w:type="dxa" w:w="1514"/>
           </w:tcPr>
           <w:p>
-            <w:r/>
-            <w:r>
-              <w:rPr>
-                <w:rFonts w:ascii="Verdana" w:hAnsi="Verdana"/>
-                <w:b w:val="0"/>
-                <w:sz w:val="16"/>
-              </w:rPr>
-              <w:t>(voir Note 7)</w:t>
+            <w:pPr>
+              <w:spacing w:before="20" w:after="20"/>
+            </w:pPr>
+            <w:r/>
+            <w:r>
+              <w:rPr>
+                <w:rFonts w:ascii="Verdana" w:hAnsi="Verdana"/>
+                <w:b w:val="0"/>
+                <w:sz w:val="16"/>
+              </w:rPr>
+              <w:t>Note 169: Lorsque le descripteur 0 08 043 est utilisé pour désigner une matière particulaire d’une taille inférieure à un seuil de taille donné, le descripteur 0 08 045 peut aussi être utilisé pour désigner plus précisément un sous-ensemble de la population de particules à partir de la composition des ions.</w:t>
             </w:r>
           </w:p>
         </w:tc>
@@ -6961,6 +8479,9 @@
             <w:tcW w:type="dxa" w:w="1514"/>
           </w:tcPr>
           <w:p>
+            <w:pPr>
+              <w:spacing w:before="20" w:after="20"/>
+            </w:pPr>
             <w:r/>
             <w:r>
               <w:rPr>
@@ -6977,6 +8498,9 @@
             <w:tcW w:type="dxa" w:w="1514"/>
           </w:tcPr>
           <w:p>
+            <w:pPr>
+              <w:spacing w:before="20" w:after="20"/>
+            </w:pPr>
             <w:r/>
             <w:r>
               <w:rPr>
@@ -6993,11 +8517,13 @@
             <w:tcW w:type="dxa" w:w="1514"/>
           </w:tcPr>
           <w:p>
-            <w:r/>
-            <w:r>
-              <w:rPr>
-                <w:rFonts w:ascii="Verdana" w:hAnsi="Verdana"/>
-                <w:b w:val="0"/>
+            <w:pPr>
+              <w:spacing w:before="20" w:after="20"/>
+            </w:pPr>
+            <w:r/>
+            <w:r>
+              <w:rPr>
+                <w:rFonts w:ascii="Verdana" w:hAnsi="Verdana"/>
                 <w:sz w:val="16"/>
               </w:rPr>
               <w:t>CCITT IA5</w:t>
@@ -7009,6 +8535,9 @@
             <w:tcW w:type="dxa" w:w="1514"/>
           </w:tcPr>
           <w:p>
+            <w:pPr>
+              <w:spacing w:before="20" w:after="20"/>
+            </w:pPr>
             <w:r/>
             <w:r>
               <w:rPr>
@@ -7025,6 +8554,9 @@
             <w:tcW w:type="dxa" w:w="1514"/>
           </w:tcPr>
           <w:p>
+            <w:pPr>
+              <w:spacing w:before="20" w:after="20"/>
+            </w:pPr>
             <w:r/>
             <w:r>
               <w:rPr>
@@ -7041,6 +8573,9 @@
             <w:tcW w:type="dxa" w:w="1514"/>
           </w:tcPr>
           <w:p>
+            <w:pPr>
+              <w:spacing w:before="20" w:after="20"/>
+            </w:pPr>
             <w:r/>
             <w:r>
               <w:rPr>
@@ -7057,11 +8592,13 @@
             <w:tcW w:type="dxa" w:w="1514"/>
           </w:tcPr>
           <w:p>
-            <w:r/>
-            <w:r>
-              <w:rPr>
-                <w:rFonts w:ascii="Verdana" w:hAnsi="Verdana"/>
-                <w:b w:val="0"/>
+            <w:pPr>
+              <w:spacing w:before="20" w:after="20"/>
+            </w:pPr>
+            <w:r/>
+            <w:r>
+              <w:rPr>
+                <w:rFonts w:ascii="Verdana" w:hAnsi="Verdana"/>
                 <w:sz w:val="16"/>
               </w:rPr>
               <w:t>Caractère</w:t>
@@ -7073,6 +8610,9 @@
             <w:tcW w:type="dxa" w:w="1514"/>
           </w:tcPr>
           <w:p>
+            <w:pPr>
+              <w:spacing w:before="20" w:after="20"/>
+            </w:pPr>
             <w:r/>
             <w:r>
               <w:rPr>
@@ -7089,6 +8629,9 @@
             <w:tcW w:type="dxa" w:w="1514"/>
           </w:tcPr>
           <w:p>
+            <w:pPr>
+              <w:spacing w:before="20" w:after="20"/>
+            </w:pPr>
             <w:r/>
             <w:r>
               <w:rPr>
@@ -7105,6 +8648,9 @@
             <w:tcW w:type="dxa" w:w="1514"/>
           </w:tcPr>
           <w:p>
+            <w:pPr>
+              <w:spacing w:before="20" w:after="20"/>
+            </w:pPr>
             <w:r/>
             <w:r>
               <w:rPr>
@@ -7125,6 +8671,9 @@
             <w:tcW w:type="dxa" w:w="1514"/>
           </w:tcPr>
           <w:p>
+            <w:pPr>
+              <w:spacing w:before="20" w:after="20"/>
+            </w:pPr>
             <w:r/>
             <w:r>
               <w:rPr>
@@ -7141,6 +8690,9 @@
             <w:tcW w:type="dxa" w:w="1514"/>
           </w:tcPr>
           <w:p>
+            <w:pPr>
+              <w:spacing w:before="20" w:after="20"/>
+            </w:pPr>
             <w:r/>
             <w:r>
               <w:rPr>
@@ -7157,11 +8709,13 @@
             <w:tcW w:type="dxa" w:w="1514"/>
           </w:tcPr>
           <w:p>
-            <w:r/>
-            <w:r>
-              <w:rPr>
-                <w:rFonts w:ascii="Verdana" w:hAnsi="Verdana"/>
-                <w:b w:val="0"/>
+            <w:pPr>
+              <w:spacing w:before="20" w:after="20"/>
+            </w:pPr>
+            <w:r/>
+            <w:r>
+              <w:rPr>
+                <w:rFonts w:ascii="Verdana" w:hAnsi="Verdana"/>
                 <w:sz w:val="16"/>
               </w:rPr>
               <w:t>Table de code commune C-14</w:t>
@@ -7173,6 +8727,9 @@
             <w:tcW w:type="dxa" w:w="1514"/>
           </w:tcPr>
           <w:p>
+            <w:pPr>
+              <w:spacing w:before="20" w:after="20"/>
+            </w:pPr>
             <w:r/>
             <w:r>
               <w:rPr>
@@ -7189,6 +8746,9 @@
             <w:tcW w:type="dxa" w:w="1514"/>
           </w:tcPr>
           <w:p>
+            <w:pPr>
+              <w:spacing w:before="20" w:after="20"/>
+            </w:pPr>
             <w:r/>
             <w:r>
               <w:rPr>
@@ -7205,6 +8765,9 @@
             <w:tcW w:type="dxa" w:w="1514"/>
           </w:tcPr>
           <w:p>
+            <w:pPr>
+              <w:spacing w:before="20" w:after="20"/>
+            </w:pPr>
             <w:r/>
             <w:r>
               <w:rPr>
@@ -7221,11 +8784,13 @@
             <w:tcW w:type="dxa" w:w="1514"/>
           </w:tcPr>
           <w:p>
-            <w:r/>
-            <w:r>
-              <w:rPr>
-                <w:rFonts w:ascii="Verdana" w:hAnsi="Verdana"/>
-                <w:b w:val="0"/>
+            <w:pPr>
+              <w:spacing w:before="20" w:after="20"/>
+            </w:pPr>
+            <w:r/>
+            <w:r>
+              <w:rPr>
+                <w:rFonts w:ascii="Verdana" w:hAnsi="Verdana"/>
                 <w:sz w:val="16"/>
               </w:rPr>
               <w:t>Table de code commune C-14</w:t>
@@ -7237,6 +8802,9 @@
             <w:tcW w:type="dxa" w:w="1514"/>
           </w:tcPr>
           <w:p>
+            <w:pPr>
+              <w:spacing w:before="20" w:after="20"/>
+            </w:pPr>
             <w:r/>
             <w:r>
               <w:rPr>
@@ -7253,6 +8821,9 @@
             <w:tcW w:type="dxa" w:w="1514"/>
           </w:tcPr>
           <w:p>
+            <w:pPr>
+              <w:spacing w:before="20" w:after="20"/>
+            </w:pPr>
             <w:r/>
             <w:r>
               <w:rPr>
@@ -7269,6 +8840,9 @@
             <w:tcW w:type="dxa" w:w="1514"/>
           </w:tcPr>
           <w:p>
+            <w:pPr>
+              <w:spacing w:before="20" w:after="20"/>
+            </w:pPr>
             <w:r/>
             <w:r>
               <w:rPr>
@@ -7289,6 +8863,9 @@
             <w:tcW w:type="dxa" w:w="1514"/>
           </w:tcPr>
           <w:p>
+            <w:pPr>
+              <w:spacing w:before="20" w:after="20"/>
+            </w:pPr>
             <w:r/>
             <w:r>
               <w:rPr>
@@ -7305,6 +8882,9 @@
             <w:tcW w:type="dxa" w:w="1514"/>
           </w:tcPr>
           <w:p>
+            <w:pPr>
+              <w:spacing w:before="20" w:after="20"/>
+            </w:pPr>
             <w:r/>
             <w:r>
               <w:rPr>
@@ -7321,11 +8901,13 @@
             <w:tcW w:type="dxa" w:w="1514"/>
           </w:tcPr>
           <w:p>
-            <w:r/>
-            <w:r>
-              <w:rPr>
-                <w:rFonts w:ascii="Verdana" w:hAnsi="Verdana"/>
-                <w:b w:val="0"/>
+            <w:pPr>
+              <w:spacing w:before="20" w:after="20"/>
+            </w:pPr>
+            <w:r/>
+            <w:r>
+              <w:rPr>
+                <w:rFonts w:ascii="Verdana" w:hAnsi="Verdana"/>
                 <w:sz w:val="16"/>
               </w:rPr>
               <w:t>Numérique</w:t>
@@ -7337,6 +8919,9 @@
             <w:tcW w:type="dxa" w:w="1514"/>
           </w:tcPr>
           <w:p>
+            <w:pPr>
+              <w:spacing w:before="20" w:after="20"/>
+            </w:pPr>
             <w:r/>
             <w:r>
               <w:rPr>
@@ -7353,6 +8938,9 @@
             <w:tcW w:type="dxa" w:w="1514"/>
           </w:tcPr>
           <w:p>
+            <w:pPr>
+              <w:spacing w:before="20" w:after="20"/>
+            </w:pPr>
             <w:r/>
             <w:r>
               <w:rPr>
@@ -7369,6 +8957,9 @@
             <w:tcW w:type="dxa" w:w="1514"/>
           </w:tcPr>
           <w:p>
+            <w:pPr>
+              <w:spacing w:before="20" w:after="20"/>
+            </w:pPr>
             <w:r/>
             <w:r>
               <w:rPr>
@@ -7385,11 +8976,13 @@
             <w:tcW w:type="dxa" w:w="1514"/>
           </w:tcPr>
           <w:p>
-            <w:r/>
-            <w:r>
-              <w:rPr>
-                <w:rFonts w:ascii="Verdana" w:hAnsi="Verdana"/>
-                <w:b w:val="0"/>
+            <w:pPr>
+              <w:spacing w:before="20" w:after="20"/>
+            </w:pPr>
+            <w:r/>
+            <w:r>
+              <w:rPr>
+                <w:rFonts w:ascii="Verdana" w:hAnsi="Verdana"/>
                 <w:sz w:val="16"/>
               </w:rPr>
               <w:t>Numérique</w:t>
@@ -7401,6 +8994,9 @@
             <w:tcW w:type="dxa" w:w="1514"/>
           </w:tcPr>
           <w:p>
+            <w:pPr>
+              <w:spacing w:before="20" w:after="20"/>
+            </w:pPr>
             <w:r/>
             <w:r>
               <w:rPr>
@@ -7417,6 +9013,9 @@
             <w:tcW w:type="dxa" w:w="1514"/>
           </w:tcPr>
           <w:p>
+            <w:pPr>
+              <w:spacing w:before="20" w:after="20"/>
+            </w:pPr>
             <w:r/>
             <w:r>
               <w:rPr>
@@ -7433,6 +9032,9 @@
             <w:tcW w:type="dxa" w:w="1514"/>
           </w:tcPr>
           <w:p>
+            <w:pPr>
+              <w:spacing w:before="20" w:after="20"/>
+            </w:pPr>
             <w:r/>
             <w:r>
               <w:rPr>
@@ -7453,6 +9055,9 @@
             <w:tcW w:type="dxa" w:w="1514"/>
           </w:tcPr>
           <w:p>
+            <w:pPr>
+              <w:spacing w:before="20" w:after="20"/>
+            </w:pPr>
             <w:r/>
             <w:r>
               <w:rPr>
@@ -7469,6 +9074,9 @@
             <w:tcW w:type="dxa" w:w="1514"/>
           </w:tcPr>
           <w:p>
+            <w:pPr>
+              <w:spacing w:before="20" w:after="20"/>
+            </w:pPr>
             <w:r/>
             <w:r>
               <w:rPr>
@@ -7485,11 +9093,13 @@
             <w:tcW w:type="dxa" w:w="1514"/>
           </w:tcPr>
           <w:p>
-            <w:r/>
-            <w:r>
-              <w:rPr>
-                <w:rFonts w:ascii="Verdana" w:hAnsi="Verdana"/>
-                <w:b w:val="0"/>
+            <w:pPr>
+              <w:spacing w:before="20" w:after="20"/>
+            </w:pPr>
+            <w:r/>
+            <w:r>
+              <w:rPr>
+                <w:rFonts w:ascii="Verdana" w:hAnsi="Verdana"/>
                 <w:sz w:val="16"/>
               </w:rPr>
               <w:t>Table de code</w:t>
@@ -7501,6 +9111,9 @@
             <w:tcW w:type="dxa" w:w="1514"/>
           </w:tcPr>
           <w:p>
+            <w:pPr>
+              <w:spacing w:before="20" w:after="20"/>
+            </w:pPr>
             <w:r/>
             <w:r>
               <w:rPr>
@@ -7517,6 +9130,9 @@
             <w:tcW w:type="dxa" w:w="1514"/>
           </w:tcPr>
           <w:p>
+            <w:pPr>
+              <w:spacing w:before="20" w:after="20"/>
+            </w:pPr>
             <w:r/>
             <w:r>
               <w:rPr>
@@ -7533,6 +9149,9 @@
             <w:tcW w:type="dxa" w:w="1514"/>
           </w:tcPr>
           <w:p>
+            <w:pPr>
+              <w:spacing w:before="20" w:after="20"/>
+            </w:pPr>
             <w:r/>
             <w:r>
               <w:rPr>
@@ -7549,11 +9168,13 @@
             <w:tcW w:type="dxa" w:w="1514"/>
           </w:tcPr>
           <w:p>
-            <w:r/>
-            <w:r>
-              <w:rPr>
-                <w:rFonts w:ascii="Verdana" w:hAnsi="Verdana"/>
-                <w:b w:val="0"/>
+            <w:pPr>
+              <w:spacing w:before="20" w:after="20"/>
+            </w:pPr>
+            <w:r/>
+            <w:r>
+              <w:rPr>
+                <w:rFonts w:ascii="Verdana" w:hAnsi="Verdana"/>
                 <w:sz w:val="16"/>
               </w:rPr>
               <w:t>Table de code</w:t>
@@ -7565,6 +9186,9 @@
             <w:tcW w:type="dxa" w:w="1514"/>
           </w:tcPr>
           <w:p>
+            <w:pPr>
+              <w:spacing w:before="20" w:after="20"/>
+            </w:pPr>
             <w:r/>
             <w:r>
               <w:rPr>
@@ -7581,6 +9205,9 @@
             <w:tcW w:type="dxa" w:w="1514"/>
           </w:tcPr>
           <w:p>
+            <w:pPr>
+              <w:spacing w:before="20" w:after="20"/>
+            </w:pPr>
             <w:r/>
             <w:r>
               <w:rPr>
@@ -7597,6 +9224,9 @@
             <w:tcW w:type="dxa" w:w="1514"/>
           </w:tcPr>
           <w:p>
+            <w:pPr>
+              <w:spacing w:before="20" w:after="20"/>
+            </w:pPr>
             <w:r/>
             <w:r>
               <w:rPr>
@@ -7617,6 +9247,9 @@
             <w:tcW w:type="dxa" w:w="1514"/>
           </w:tcPr>
           <w:p>
+            <w:pPr>
+              <w:spacing w:before="20" w:after="20"/>
+            </w:pPr>
             <w:r/>
             <w:r>
               <w:rPr>
@@ -7633,6 +9266,9 @@
             <w:tcW w:type="dxa" w:w="1514"/>
           </w:tcPr>
           <w:p>
+            <w:pPr>
+              <w:spacing w:before="20" w:after="20"/>
+            </w:pPr>
             <w:r/>
             <w:r>
               <w:rPr>
@@ -7649,11 +9285,13 @@
             <w:tcW w:type="dxa" w:w="1514"/>
           </w:tcPr>
           <w:p>
-            <w:r/>
-            <w:r>
-              <w:rPr>
-                <w:rFonts w:ascii="Verdana" w:hAnsi="Verdana"/>
-                <w:b w:val="0"/>
+            <w:pPr>
+              <w:spacing w:before="20" w:after="20"/>
+            </w:pPr>
+            <w:r/>
+            <w:r>
+              <w:rPr>
+                <w:rFonts w:ascii="Verdana" w:hAnsi="Verdana"/>
                 <w:sz w:val="16"/>
               </w:rPr>
               <w:t>Table de code</w:t>
@@ -7665,6 +9303,9 @@
             <w:tcW w:type="dxa" w:w="1514"/>
           </w:tcPr>
           <w:p>
+            <w:pPr>
+              <w:spacing w:before="20" w:after="20"/>
+            </w:pPr>
             <w:r/>
             <w:r>
               <w:rPr>
@@ -7681,6 +9322,9 @@
             <w:tcW w:type="dxa" w:w="1514"/>
           </w:tcPr>
           <w:p>
+            <w:pPr>
+              <w:spacing w:before="20" w:after="20"/>
+            </w:pPr>
             <w:r/>
             <w:r>
               <w:rPr>
@@ -7697,6 +9341,9 @@
             <w:tcW w:type="dxa" w:w="1514"/>
           </w:tcPr>
           <w:p>
+            <w:pPr>
+              <w:spacing w:before="20" w:after="20"/>
+            </w:pPr>
             <w:r/>
             <w:r>
               <w:rPr>
@@ -7713,11 +9360,13 @@
             <w:tcW w:type="dxa" w:w="1514"/>
           </w:tcPr>
           <w:p>
-            <w:r/>
-            <w:r>
-              <w:rPr>
-                <w:rFonts w:ascii="Verdana" w:hAnsi="Verdana"/>
-                <w:b w:val="0"/>
+            <w:pPr>
+              <w:spacing w:before="20" w:after="20"/>
+            </w:pPr>
+            <w:r/>
+            <w:r>
+              <w:rPr>
+                <w:rFonts w:ascii="Verdana" w:hAnsi="Verdana"/>
                 <w:sz w:val="16"/>
               </w:rPr>
               <w:t>Table de code</w:t>
@@ -7729,6 +9378,9 @@
             <w:tcW w:type="dxa" w:w="1514"/>
           </w:tcPr>
           <w:p>
+            <w:pPr>
+              <w:spacing w:before="20" w:after="20"/>
+            </w:pPr>
             <w:r/>
             <w:r>
               <w:rPr>
@@ -7745,6 +9397,9 @@
             <w:tcW w:type="dxa" w:w="1514"/>
           </w:tcPr>
           <w:p>
+            <w:pPr>
+              <w:spacing w:before="20" w:after="20"/>
+            </w:pPr>
             <w:r/>
             <w:r>
               <w:rPr>
@@ -7761,6 +9416,9 @@
             <w:tcW w:type="dxa" w:w="1514"/>
           </w:tcPr>
           <w:p>
+            <w:pPr>
+              <w:spacing w:before="20" w:after="20"/>
+            </w:pPr>
             <w:r/>
             <w:r>
               <w:rPr>
@@ -7781,6 +9439,9 @@
             <w:tcW w:type="dxa" w:w="1514"/>
           </w:tcPr>
           <w:p>
+            <w:pPr>
+              <w:spacing w:before="20" w:after="20"/>
+            </w:pPr>
             <w:r/>
             <w:r>
               <w:rPr>
@@ -7797,6 +9458,9 @@
             <w:tcW w:type="dxa" w:w="1514"/>
           </w:tcPr>
           <w:p>
+            <w:pPr>
+              <w:spacing w:before="20" w:after="20"/>
+            </w:pPr>
             <w:r/>
             <w:r>
               <w:rPr>
@@ -7813,11 +9477,13 @@
             <w:tcW w:type="dxa" w:w="1514"/>
           </w:tcPr>
           <w:p>
-            <w:r/>
-            <w:r>
-              <w:rPr>
-                <w:rFonts w:ascii="Verdana" w:hAnsi="Verdana"/>
-                <w:b w:val="0"/>
+            <w:pPr>
+              <w:spacing w:before="20" w:after="20"/>
+            </w:pPr>
+            <w:r/>
+            <w:r>
+              <w:rPr>
+                <w:rFonts w:ascii="Verdana" w:hAnsi="Verdana"/>
                 <w:sz w:val="16"/>
               </w:rPr>
               <w:t>Table de code</w:t>
@@ -7829,6 +9495,9 @@
             <w:tcW w:type="dxa" w:w="1514"/>
           </w:tcPr>
           <w:p>
+            <w:pPr>
+              <w:spacing w:before="20" w:after="20"/>
+            </w:pPr>
             <w:r/>
             <w:r>
               <w:rPr>
@@ -7845,6 +9514,9 @@
             <w:tcW w:type="dxa" w:w="1514"/>
           </w:tcPr>
           <w:p>
+            <w:pPr>
+              <w:spacing w:before="20" w:after="20"/>
+            </w:pPr>
             <w:r/>
             <w:r>
               <w:rPr>
@@ -7861,6 +9533,9 @@
             <w:tcW w:type="dxa" w:w="1514"/>
           </w:tcPr>
           <w:p>
+            <w:pPr>
+              <w:spacing w:before="20" w:after="20"/>
+            </w:pPr>
             <w:r/>
             <w:r>
               <w:rPr>
@@ -7877,11 +9552,13 @@
             <w:tcW w:type="dxa" w:w="1514"/>
           </w:tcPr>
           <w:p>
-            <w:r/>
-            <w:r>
-              <w:rPr>
-                <w:rFonts w:ascii="Verdana" w:hAnsi="Verdana"/>
-                <w:b w:val="0"/>
+            <w:pPr>
+              <w:spacing w:before="20" w:after="20"/>
+            </w:pPr>
+            <w:r/>
+            <w:r>
+              <w:rPr>
+                <w:rFonts w:ascii="Verdana" w:hAnsi="Verdana"/>
                 <w:sz w:val="16"/>
               </w:rPr>
               <w:t>Table de code</w:t>
@@ -7893,6 +9570,9 @@
             <w:tcW w:type="dxa" w:w="1514"/>
           </w:tcPr>
           <w:p>
+            <w:pPr>
+              <w:spacing w:before="20" w:after="20"/>
+            </w:pPr>
             <w:r/>
             <w:r>
               <w:rPr>
@@ -7909,6 +9589,9 @@
             <w:tcW w:type="dxa" w:w="1514"/>
           </w:tcPr>
           <w:p>
+            <w:pPr>
+              <w:spacing w:before="20" w:after="20"/>
+            </w:pPr>
             <w:r/>
             <w:r>
               <w:rPr>
@@ -7925,6 +9608,9 @@
             <w:tcW w:type="dxa" w:w="1514"/>
           </w:tcPr>
           <w:p>
+            <w:pPr>
+              <w:spacing w:before="20" w:after="20"/>
+            </w:pPr>
             <w:r/>
             <w:r>
               <w:rPr>
@@ -7945,6 +9631,9 @@
             <w:tcW w:type="dxa" w:w="1514"/>
           </w:tcPr>
           <w:p>
+            <w:pPr>
+              <w:spacing w:before="20" w:after="20"/>
+            </w:pPr>
             <w:r/>
             <w:r>
               <w:rPr>
@@ -7961,6 +9650,9 @@
             <w:tcW w:type="dxa" w:w="1514"/>
           </w:tcPr>
           <w:p>
+            <w:pPr>
+              <w:spacing w:before="20" w:after="20"/>
+            </w:pPr>
             <w:r/>
             <w:r>
               <w:rPr>
@@ -7977,11 +9669,13 @@
             <w:tcW w:type="dxa" w:w="1514"/>
           </w:tcPr>
           <w:p>
-            <w:r/>
-            <w:r>
-              <w:rPr>
-                <w:rFonts w:ascii="Verdana" w:hAnsi="Verdana"/>
-                <w:b w:val="0"/>
+            <w:pPr>
+              <w:spacing w:before="20" w:after="20"/>
+            </w:pPr>
+            <w:r/>
+            <w:r>
+              <w:rPr>
+                <w:rFonts w:ascii="Verdana" w:hAnsi="Verdana"/>
                 <w:sz w:val="16"/>
               </w:rPr>
               <w:t>Table de code</w:t>
@@ -7993,6 +9687,9 @@
             <w:tcW w:type="dxa" w:w="1514"/>
           </w:tcPr>
           <w:p>
+            <w:pPr>
+              <w:spacing w:before="20" w:after="20"/>
+            </w:pPr>
             <w:r/>
             <w:r>
               <w:rPr>
@@ -8009,6 +9706,9 @@
             <w:tcW w:type="dxa" w:w="1514"/>
           </w:tcPr>
           <w:p>
+            <w:pPr>
+              <w:spacing w:before="20" w:after="20"/>
+            </w:pPr>
             <w:r/>
             <w:r>
               <w:rPr>
@@ -8025,6 +9725,9 @@
             <w:tcW w:type="dxa" w:w="1514"/>
           </w:tcPr>
           <w:p>
+            <w:pPr>
+              <w:spacing w:before="20" w:after="20"/>
+            </w:pPr>
             <w:r/>
             <w:r>
               <w:rPr>
@@ -8041,11 +9744,13 @@
             <w:tcW w:type="dxa" w:w="1514"/>
           </w:tcPr>
           <w:p>
-            <w:r/>
-            <w:r>
-              <w:rPr>
-                <w:rFonts w:ascii="Verdana" w:hAnsi="Verdana"/>
-                <w:b w:val="0"/>
+            <w:pPr>
+              <w:spacing w:before="20" w:after="20"/>
+            </w:pPr>
+            <w:r/>
+            <w:r>
+              <w:rPr>
+                <w:rFonts w:ascii="Verdana" w:hAnsi="Verdana"/>
                 <w:sz w:val="16"/>
               </w:rPr>
               <w:t>Table de code</w:t>
@@ -8057,6 +9762,9 @@
             <w:tcW w:type="dxa" w:w="1514"/>
           </w:tcPr>
           <w:p>
+            <w:pPr>
+              <w:spacing w:before="20" w:after="20"/>
+            </w:pPr>
             <w:r/>
             <w:r>
               <w:rPr>
@@ -8073,6 +9781,9 @@
             <w:tcW w:type="dxa" w:w="1514"/>
           </w:tcPr>
           <w:p>
+            <w:pPr>
+              <w:spacing w:before="20" w:after="20"/>
+            </w:pPr>
             <w:r/>
             <w:r>
               <w:rPr>
@@ -8089,6 +9800,9 @@
             <w:tcW w:type="dxa" w:w="1514"/>
           </w:tcPr>
           <w:p>
+            <w:pPr>
+              <w:spacing w:before="20" w:after="20"/>
+            </w:pPr>
             <w:r/>
             <w:r>
               <w:rPr>
@@ -8109,6 +9823,9 @@
             <w:tcW w:type="dxa" w:w="1514"/>
           </w:tcPr>
           <w:p>
+            <w:pPr>
+              <w:spacing w:before="20" w:after="20"/>
+            </w:pPr>
             <w:r/>
             <w:r>
               <w:rPr>
@@ -8125,6 +9842,9 @@
             <w:tcW w:type="dxa" w:w="1514"/>
           </w:tcPr>
           <w:p>
+            <w:pPr>
+              <w:spacing w:before="20" w:after="20"/>
+            </w:pPr>
             <w:r/>
             <w:r>
               <w:rPr>
@@ -8141,11 +9861,13 @@
             <w:tcW w:type="dxa" w:w="1514"/>
           </w:tcPr>
           <w:p>
-            <w:r/>
-            <w:r>
-              <w:rPr>
-                <w:rFonts w:ascii="Verdana" w:hAnsi="Verdana"/>
-                <w:b w:val="0"/>
+            <w:pPr>
+              <w:spacing w:before="20" w:after="20"/>
+            </w:pPr>
+            <w:r/>
+            <w:r>
+              <w:rPr>
+                <w:rFonts w:ascii="Verdana" w:hAnsi="Verdana"/>
                 <w:sz w:val="16"/>
               </w:rPr>
               <w:t>Table de code</w:t>
@@ -8157,6 +9879,9 @@
             <w:tcW w:type="dxa" w:w="1514"/>
           </w:tcPr>
           <w:p>
+            <w:pPr>
+              <w:spacing w:before="20" w:after="20"/>
+            </w:pPr>
             <w:r/>
             <w:r>
               <w:rPr>
@@ -8173,6 +9898,9 @@
             <w:tcW w:type="dxa" w:w="1514"/>
           </w:tcPr>
           <w:p>
+            <w:pPr>
+              <w:spacing w:before="20" w:after="20"/>
+            </w:pPr>
             <w:r/>
             <w:r>
               <w:rPr>
@@ -8189,6 +9917,9 @@
             <w:tcW w:type="dxa" w:w="1514"/>
           </w:tcPr>
           <w:p>
+            <w:pPr>
+              <w:spacing w:before="20" w:after="20"/>
+            </w:pPr>
             <w:r/>
             <w:r>
               <w:rPr>
@@ -8205,11 +9936,13 @@
             <w:tcW w:type="dxa" w:w="1514"/>
           </w:tcPr>
           <w:p>
-            <w:r/>
-            <w:r>
-              <w:rPr>
-                <w:rFonts w:ascii="Verdana" w:hAnsi="Verdana"/>
-                <w:b w:val="0"/>
+            <w:pPr>
+              <w:spacing w:before="20" w:after="20"/>
+            </w:pPr>
+            <w:r/>
+            <w:r>
+              <w:rPr>
+                <w:rFonts w:ascii="Verdana" w:hAnsi="Verdana"/>
                 <w:sz w:val="16"/>
               </w:rPr>
               <w:t>Table de code</w:t>
@@ -8221,6 +9954,9 @@
             <w:tcW w:type="dxa" w:w="1514"/>
           </w:tcPr>
           <w:p>
+            <w:pPr>
+              <w:spacing w:before="20" w:after="20"/>
+            </w:pPr>
             <w:r/>
             <w:r>
               <w:rPr>
@@ -8237,6 +9973,9 @@
             <w:tcW w:type="dxa" w:w="1514"/>
           </w:tcPr>
           <w:p>
+            <w:pPr>
+              <w:spacing w:before="20" w:after="20"/>
+            </w:pPr>
             <w:r/>
             <w:r>
               <w:rPr>
@@ -8253,6 +9992,9 @@
             <w:tcW w:type="dxa" w:w="1514"/>
           </w:tcPr>
           <w:p>
+            <w:pPr>
+              <w:spacing w:before="20" w:after="20"/>
+            </w:pPr>
             <w:r/>
             <w:r>
               <w:rPr>
@@ -8273,6 +10015,9 @@
             <w:tcW w:type="dxa" w:w="1514"/>
           </w:tcPr>
           <w:p>
+            <w:pPr>
+              <w:spacing w:before="20" w:after="20"/>
+            </w:pPr>
             <w:r/>
             <w:r>
               <w:rPr>
@@ -8289,6 +10034,9 @@
             <w:tcW w:type="dxa" w:w="1514"/>
           </w:tcPr>
           <w:p>
+            <w:pPr>
+              <w:spacing w:before="20" w:after="20"/>
+            </w:pPr>
             <w:r/>
             <w:r>
               <w:rPr>
@@ -8305,11 +10053,13 @@
             <w:tcW w:type="dxa" w:w="1514"/>
           </w:tcPr>
           <w:p>
-            <w:r/>
-            <w:r>
-              <w:rPr>
-                <w:rFonts w:ascii="Verdana" w:hAnsi="Verdana"/>
-                <w:b w:val="0"/>
+            <w:pPr>
+              <w:spacing w:before="20" w:after="20"/>
+            </w:pPr>
+            <w:r/>
+            <w:r>
+              <w:rPr>
+                <w:rFonts w:ascii="Verdana" w:hAnsi="Verdana"/>
                 <w:sz w:val="16"/>
               </w:rPr>
               <w:t>Table de code</w:t>
@@ -8321,6 +10071,9 @@
             <w:tcW w:type="dxa" w:w="1514"/>
           </w:tcPr>
           <w:p>
+            <w:pPr>
+              <w:spacing w:before="20" w:after="20"/>
+            </w:pPr>
             <w:r/>
             <w:r>
               <w:rPr>
@@ -8337,6 +10090,9 @@
             <w:tcW w:type="dxa" w:w="1514"/>
           </w:tcPr>
           <w:p>
+            <w:pPr>
+              <w:spacing w:before="20" w:after="20"/>
+            </w:pPr>
             <w:r/>
             <w:r>
               <w:rPr>
@@ -8353,6 +10109,9 @@
             <w:tcW w:type="dxa" w:w="1514"/>
           </w:tcPr>
           <w:p>
+            <w:pPr>
+              <w:spacing w:before="20" w:after="20"/>
+            </w:pPr>
             <w:r/>
             <w:r>
               <w:rPr>
@@ -8369,11 +10128,13 @@
             <w:tcW w:type="dxa" w:w="1514"/>
           </w:tcPr>
           <w:p>
-            <w:r/>
-            <w:r>
-              <w:rPr>
-                <w:rFonts w:ascii="Verdana" w:hAnsi="Verdana"/>
-                <w:b w:val="0"/>
+            <w:pPr>
+              <w:spacing w:before="20" w:after="20"/>
+            </w:pPr>
+            <w:r/>
+            <w:r>
+              <w:rPr>
+                <w:rFonts w:ascii="Verdana" w:hAnsi="Verdana"/>
                 <w:sz w:val="16"/>
               </w:rPr>
               <w:t>Table de code</w:t>
@@ -8385,6 +10146,9 @@
             <w:tcW w:type="dxa" w:w="1514"/>
           </w:tcPr>
           <w:p>
+            <w:pPr>
+              <w:spacing w:before="20" w:after="20"/>
+            </w:pPr>
             <w:r/>
             <w:r>
               <w:rPr>
@@ -8401,6 +10165,9 @@
             <w:tcW w:type="dxa" w:w="1514"/>
           </w:tcPr>
           <w:p>
+            <w:pPr>
+              <w:spacing w:before="20" w:after="20"/>
+            </w:pPr>
             <w:r/>
             <w:r>
               <w:rPr>
@@ -8417,6 +10184,9 @@
             <w:tcW w:type="dxa" w:w="1514"/>
           </w:tcPr>
           <w:p>
+            <w:pPr>
+              <w:spacing w:before="20" w:after="20"/>
+            </w:pPr>
             <w:r/>
             <w:r>
               <w:rPr>
@@ -8437,6 +10207,9 @@
             <w:tcW w:type="dxa" w:w="1514"/>
           </w:tcPr>
           <w:p>
+            <w:pPr>
+              <w:spacing w:before="20" w:after="20"/>
+            </w:pPr>
             <w:r/>
             <w:r>
               <w:rPr>
@@ -8453,6 +10226,9 @@
             <w:tcW w:type="dxa" w:w="1514"/>
           </w:tcPr>
           <w:p>
+            <w:pPr>
+              <w:spacing w:before="20" w:after="20"/>
+            </w:pPr>
             <w:r/>
             <w:r>
               <w:rPr>
@@ -8469,11 +10245,13 @@
             <w:tcW w:type="dxa" w:w="1514"/>
           </w:tcPr>
           <w:p>
-            <w:r/>
-            <w:r>
-              <w:rPr>
-                <w:rFonts w:ascii="Verdana" w:hAnsi="Verdana"/>
-                <w:b w:val="0"/>
+            <w:pPr>
+              <w:spacing w:before="20" w:after="20"/>
+            </w:pPr>
+            <w:r/>
+            <w:r>
+              <w:rPr>
+                <w:rFonts w:ascii="Verdana" w:hAnsi="Verdana"/>
                 <w:sz w:val="16"/>
               </w:rPr>
               <w:t>Table de code</w:t>
@@ -8485,6 +10263,9 @@
             <w:tcW w:type="dxa" w:w="1514"/>
           </w:tcPr>
           <w:p>
+            <w:pPr>
+              <w:spacing w:before="20" w:after="20"/>
+            </w:pPr>
             <w:r/>
             <w:r>
               <w:rPr>
@@ -8501,6 +10282,9 @@
             <w:tcW w:type="dxa" w:w="1514"/>
           </w:tcPr>
           <w:p>
+            <w:pPr>
+              <w:spacing w:before="20" w:after="20"/>
+            </w:pPr>
             <w:r/>
             <w:r>
               <w:rPr>
@@ -8517,6 +10301,9 @@
             <w:tcW w:type="dxa" w:w="1514"/>
           </w:tcPr>
           <w:p>
+            <w:pPr>
+              <w:spacing w:before="20" w:after="20"/>
+            </w:pPr>
             <w:r/>
             <w:r>
               <w:rPr>
@@ -8533,11 +10320,13 @@
             <w:tcW w:type="dxa" w:w="1514"/>
           </w:tcPr>
           <w:p>
-            <w:r/>
-            <w:r>
-              <w:rPr>
-                <w:rFonts w:ascii="Verdana" w:hAnsi="Verdana"/>
-                <w:b w:val="0"/>
+            <w:pPr>
+              <w:spacing w:before="20" w:after="20"/>
+            </w:pPr>
+            <w:r/>
+            <w:r>
+              <w:rPr>
+                <w:rFonts w:ascii="Verdana" w:hAnsi="Verdana"/>
                 <w:sz w:val="16"/>
               </w:rPr>
               <w:t>Table de code</w:t>
@@ -8549,6 +10338,9 @@
             <w:tcW w:type="dxa" w:w="1514"/>
           </w:tcPr>
           <w:p>
+            <w:pPr>
+              <w:spacing w:before="20" w:after="20"/>
+            </w:pPr>
             <w:r/>
             <w:r>
               <w:rPr>
@@ -8565,6 +10357,9 @@
             <w:tcW w:type="dxa" w:w="1514"/>
           </w:tcPr>
           <w:p>
+            <w:pPr>
+              <w:spacing w:before="20" w:after="20"/>
+            </w:pPr>
             <w:r/>
             <w:r>
               <w:rPr>
@@ -8581,6 +10376,9 @@
             <w:tcW w:type="dxa" w:w="1514"/>
           </w:tcPr>
           <w:p>
+            <w:pPr>
+              <w:spacing w:before="20" w:after="20"/>
+            </w:pPr>
             <w:r/>
             <w:r>
               <w:rPr>
@@ -8601,6 +10399,9 @@
             <w:tcW w:type="dxa" w:w="1514"/>
           </w:tcPr>
           <w:p>
+            <w:pPr>
+              <w:spacing w:before="20" w:after="20"/>
+            </w:pPr>
             <w:r/>
             <w:r>
               <w:rPr>
@@ -8617,6 +10418,9 @@
             <w:tcW w:type="dxa" w:w="1514"/>
           </w:tcPr>
           <w:p>
+            <w:pPr>
+              <w:spacing w:before="20" w:after="20"/>
+            </w:pPr>
             <w:r/>
             <w:r>
               <w:rPr>
@@ -8633,11 +10437,13 @@
             <w:tcW w:type="dxa" w:w="1514"/>
           </w:tcPr>
           <w:p>
-            <w:r/>
-            <w:r>
-              <w:rPr>
-                <w:rFonts w:ascii="Verdana" w:hAnsi="Verdana"/>
-                <w:b w:val="0"/>
+            <w:pPr>
+              <w:spacing w:before="20" w:after="20"/>
+            </w:pPr>
+            <w:r/>
+            <w:r>
+              <w:rPr>
+                <w:rFonts w:ascii="Verdana" w:hAnsi="Verdana"/>
                 <w:sz w:val="16"/>
               </w:rPr>
               <w:t>Table de code</w:t>
@@ -8649,6 +10455,9 @@
             <w:tcW w:type="dxa" w:w="1514"/>
           </w:tcPr>
           <w:p>
+            <w:pPr>
+              <w:spacing w:before="20" w:after="20"/>
+            </w:pPr>
             <w:r/>
             <w:r>
               <w:rPr>
@@ -8665,6 +10474,9 @@
             <w:tcW w:type="dxa" w:w="1514"/>
           </w:tcPr>
           <w:p>
+            <w:pPr>
+              <w:spacing w:before="20" w:after="20"/>
+            </w:pPr>
             <w:r/>
             <w:r>
               <w:rPr>
@@ -8681,6 +10493,9 @@
             <w:tcW w:type="dxa" w:w="1514"/>
           </w:tcPr>
           <w:p>
+            <w:pPr>
+              <w:spacing w:before="20" w:after="20"/>
+            </w:pPr>
             <w:r/>
             <w:r>
               <w:rPr>
@@ -8697,11 +10512,13 @@
             <w:tcW w:type="dxa" w:w="1514"/>
           </w:tcPr>
           <w:p>
-            <w:r/>
-            <w:r>
-              <w:rPr>
-                <w:rFonts w:ascii="Verdana" w:hAnsi="Verdana"/>
-                <w:b w:val="0"/>
+            <w:pPr>
+              <w:spacing w:before="20" w:after="20"/>
+            </w:pPr>
+            <w:r/>
+            <w:r>
+              <w:rPr>
+                <w:rFonts w:ascii="Verdana" w:hAnsi="Verdana"/>
                 <w:sz w:val="16"/>
               </w:rPr>
               <w:t>Table de code</w:t>
@@ -8713,6 +10530,9 @@
             <w:tcW w:type="dxa" w:w="1514"/>
           </w:tcPr>
           <w:p>
+            <w:pPr>
+              <w:spacing w:before="20" w:after="20"/>
+            </w:pPr>
             <w:r/>
             <w:r>
               <w:rPr>
@@ -8729,6 +10549,9 @@
             <w:tcW w:type="dxa" w:w="1514"/>
           </w:tcPr>
           <w:p>
+            <w:pPr>
+              <w:spacing w:before="20" w:after="20"/>
+            </w:pPr>
             <w:r/>
             <w:r>
               <w:rPr>
@@ -8745,6 +10568,9 @@
             <w:tcW w:type="dxa" w:w="1514"/>
           </w:tcPr>
           <w:p>
+            <w:pPr>
+              <w:spacing w:before="20" w:after="20"/>
+            </w:pPr>
             <w:r/>
             <w:r>
               <w:rPr>
@@ -8765,6 +10591,9 @@
             <w:tcW w:type="dxa" w:w="1514"/>
           </w:tcPr>
           <w:p>
+            <w:pPr>
+              <w:spacing w:before="20" w:after="20"/>
+            </w:pPr>
             <w:r/>
             <w:r>
               <w:rPr>
@@ -8781,6 +10610,9 @@
             <w:tcW w:type="dxa" w:w="1514"/>
           </w:tcPr>
           <w:p>
+            <w:pPr>
+              <w:spacing w:before="20" w:after="20"/>
+            </w:pPr>
             <w:r/>
             <w:r>
               <w:rPr>
@@ -8797,11 +10629,13 @@
             <w:tcW w:type="dxa" w:w="1514"/>
           </w:tcPr>
           <w:p>
-            <w:r/>
-            <w:r>
-              <w:rPr>
-                <w:rFonts w:ascii="Verdana" w:hAnsi="Verdana"/>
-                <w:b w:val="0"/>
+            <w:pPr>
+              <w:spacing w:before="20" w:after="20"/>
+            </w:pPr>
+            <w:r/>
+            <w:r>
+              <w:rPr>
+                <w:rFonts w:ascii="Verdana" w:hAnsi="Verdana"/>
                 <w:sz w:val="16"/>
               </w:rPr>
               <w:t>Table de code</w:t>
@@ -8813,6 +10647,9 @@
             <w:tcW w:type="dxa" w:w="1514"/>
           </w:tcPr>
           <w:p>
+            <w:pPr>
+              <w:spacing w:before="20" w:after="20"/>
+            </w:pPr>
             <w:r/>
             <w:r>
               <w:rPr>
@@ -8829,6 +10666,9 @@
             <w:tcW w:type="dxa" w:w="1514"/>
           </w:tcPr>
           <w:p>
+            <w:pPr>
+              <w:spacing w:before="20" w:after="20"/>
+            </w:pPr>
             <w:r/>
             <w:r>
               <w:rPr>
@@ -8845,6 +10685,9 @@
             <w:tcW w:type="dxa" w:w="1514"/>
           </w:tcPr>
           <w:p>
+            <w:pPr>
+              <w:spacing w:before="20" w:after="20"/>
+            </w:pPr>
             <w:r/>
             <w:r>
               <w:rPr>
@@ -8861,11 +10704,13 @@
             <w:tcW w:type="dxa" w:w="1514"/>
           </w:tcPr>
           <w:p>
-            <w:r/>
-            <w:r>
-              <w:rPr>
-                <w:rFonts w:ascii="Verdana" w:hAnsi="Verdana"/>
-                <w:b w:val="0"/>
+            <w:pPr>
+              <w:spacing w:before="20" w:after="20"/>
+            </w:pPr>
+            <w:r/>
+            <w:r>
+              <w:rPr>
+                <w:rFonts w:ascii="Verdana" w:hAnsi="Verdana"/>
                 <w:sz w:val="16"/>
               </w:rPr>
               <w:t>Table de code</w:t>
@@ -8877,6 +10722,9 @@
             <w:tcW w:type="dxa" w:w="1514"/>
           </w:tcPr>
           <w:p>
+            <w:pPr>
+              <w:spacing w:before="20" w:after="20"/>
+            </w:pPr>
             <w:r/>
             <w:r>
               <w:rPr>
@@ -8893,6 +10741,9 @@
             <w:tcW w:type="dxa" w:w="1514"/>
           </w:tcPr>
           <w:p>
+            <w:pPr>
+              <w:spacing w:before="20" w:after="20"/>
+            </w:pPr>
             <w:r/>
             <w:r>
               <w:rPr>
@@ -8909,6 +10760,9 @@
             <w:tcW w:type="dxa" w:w="1514"/>
           </w:tcPr>
           <w:p>
+            <w:pPr>
+              <w:spacing w:before="20" w:after="20"/>
+            </w:pPr>
             <w:r/>
             <w:r>
               <w:rPr>
@@ -8929,6 +10783,9 @@
             <w:tcW w:type="dxa" w:w="1514"/>
           </w:tcPr>
           <w:p>
+            <w:pPr>
+              <w:spacing w:before="20" w:after="20"/>
+            </w:pPr>
             <w:r/>
             <w:r>
               <w:rPr>
@@ -8945,6 +10802,9 @@
             <w:tcW w:type="dxa" w:w="1514"/>
           </w:tcPr>
           <w:p>
+            <w:pPr>
+              <w:spacing w:before="20" w:after="20"/>
+            </w:pPr>
             <w:r/>
             <w:r>
               <w:rPr>
@@ -8961,11 +10821,13 @@
             <w:tcW w:type="dxa" w:w="1514"/>
           </w:tcPr>
           <w:p>
-            <w:r/>
-            <w:r>
-              <w:rPr>
-                <w:rFonts w:ascii="Verdana" w:hAnsi="Verdana"/>
-                <w:b w:val="0"/>
+            <w:pPr>
+              <w:spacing w:before="20" w:after="20"/>
+            </w:pPr>
+            <w:r/>
+            <w:r>
+              <w:rPr>
+                <w:rFonts w:ascii="Verdana" w:hAnsi="Verdana"/>
                 <w:sz w:val="16"/>
               </w:rPr>
               <w:t>Table de code</w:t>
@@ -8977,6 +10839,9 @@
             <w:tcW w:type="dxa" w:w="1514"/>
           </w:tcPr>
           <w:p>
+            <w:pPr>
+              <w:spacing w:before="20" w:after="20"/>
+            </w:pPr>
             <w:r/>
             <w:r>
               <w:rPr>
@@ -8993,6 +10858,9 @@
             <w:tcW w:type="dxa" w:w="1514"/>
           </w:tcPr>
           <w:p>
+            <w:pPr>
+              <w:spacing w:before="20" w:after="20"/>
+            </w:pPr>
             <w:r/>
             <w:r>
               <w:rPr>
@@ -9009,6 +10877,9 @@
             <w:tcW w:type="dxa" w:w="1514"/>
           </w:tcPr>
           <w:p>
+            <w:pPr>
+              <w:spacing w:before="20" w:after="20"/>
+            </w:pPr>
             <w:r/>
             <w:r>
               <w:rPr>
@@ -9025,11 +10896,13 @@
             <w:tcW w:type="dxa" w:w="1514"/>
           </w:tcPr>
           <w:p>
-            <w:r/>
-            <w:r>
-              <w:rPr>
-                <w:rFonts w:ascii="Verdana" w:hAnsi="Verdana"/>
-                <w:b w:val="0"/>
+            <w:pPr>
+              <w:spacing w:before="20" w:after="20"/>
+            </w:pPr>
+            <w:r/>
+            <w:r>
+              <w:rPr>
+                <w:rFonts w:ascii="Verdana" w:hAnsi="Verdana"/>
                 <w:sz w:val="16"/>
               </w:rPr>
               <w:t>Table de code</w:t>
@@ -9041,6 +10914,9 @@
             <w:tcW w:type="dxa" w:w="1514"/>
           </w:tcPr>
           <w:p>
+            <w:pPr>
+              <w:spacing w:before="20" w:after="20"/>
+            </w:pPr>
             <w:r/>
             <w:r>
               <w:rPr>
@@ -9057,6 +10933,9 @@
             <w:tcW w:type="dxa" w:w="1514"/>
           </w:tcPr>
           <w:p>
+            <w:pPr>
+              <w:spacing w:before="20" w:after="20"/>
+            </w:pPr>
             <w:r/>
             <w:r>
               <w:rPr>
@@ -9073,6 +10952,9 @@
             <w:tcW w:type="dxa" w:w="1514"/>
           </w:tcPr>
           <w:p>
+            <w:pPr>
+              <w:spacing w:before="20" w:after="20"/>
+            </w:pPr>
             <w:r/>
             <w:r>
               <w:rPr>
@@ -9093,6 +10975,9 @@
             <w:tcW w:type="dxa" w:w="1514"/>
           </w:tcPr>
           <w:p>
+            <w:pPr>
+              <w:spacing w:before="20" w:after="20"/>
+            </w:pPr>
             <w:r/>
             <w:r>
               <w:rPr>
@@ -9109,6 +10994,9 @@
             <w:tcW w:type="dxa" w:w="1514"/>
           </w:tcPr>
           <w:p>
+            <w:pPr>
+              <w:spacing w:before="20" w:after="20"/>
+            </w:pPr>
             <w:r/>
             <w:r>
               <w:rPr>
@@ -9125,11 +11013,13 @@
             <w:tcW w:type="dxa" w:w="1514"/>
           </w:tcPr>
           <w:p>
-            <w:r/>
-            <w:r>
-              <w:rPr>
-                <w:rFonts w:ascii="Verdana" w:hAnsi="Verdana"/>
-                <w:b w:val="0"/>
+            <w:pPr>
+              <w:spacing w:before="20" w:after="20"/>
+            </w:pPr>
+            <w:r/>
+            <w:r>
+              <w:rPr>
+                <w:rFonts w:ascii="Verdana" w:hAnsi="Verdana"/>
                 <w:sz w:val="16"/>
               </w:rPr>
               <w:t>Table de code</w:t>
@@ -9141,6 +11031,9 @@
             <w:tcW w:type="dxa" w:w="1514"/>
           </w:tcPr>
           <w:p>
+            <w:pPr>
+              <w:spacing w:before="20" w:after="20"/>
+            </w:pPr>
             <w:r/>
             <w:r>
               <w:rPr>
@@ -9157,6 +11050,9 @@
             <w:tcW w:type="dxa" w:w="1514"/>
           </w:tcPr>
           <w:p>
+            <w:pPr>
+              <w:spacing w:before="20" w:after="20"/>
+            </w:pPr>
             <w:r/>
             <w:r>
               <w:rPr>
@@ -9173,6 +11069,9 @@
             <w:tcW w:type="dxa" w:w="1514"/>
           </w:tcPr>
           <w:p>
+            <w:pPr>
+              <w:spacing w:before="20" w:after="20"/>
+            </w:pPr>
             <w:r/>
             <w:r>
               <w:rPr>
@@ -9189,11 +11088,13 @@
             <w:tcW w:type="dxa" w:w="1514"/>
           </w:tcPr>
           <w:p>
-            <w:r/>
-            <w:r>
-              <w:rPr>
-                <w:rFonts w:ascii="Verdana" w:hAnsi="Verdana"/>
-                <w:b w:val="0"/>
+            <w:pPr>
+              <w:spacing w:before="20" w:after="20"/>
+            </w:pPr>
+            <w:r/>
+            <w:r>
+              <w:rPr>
+                <w:rFonts w:ascii="Verdana" w:hAnsi="Verdana"/>
                 <w:sz w:val="16"/>
               </w:rPr>
               <w:t>Table de code</w:t>
@@ -9205,6 +11106,9 @@
             <w:tcW w:type="dxa" w:w="1514"/>
           </w:tcPr>
           <w:p>
+            <w:pPr>
+              <w:spacing w:before="20" w:after="20"/>
+            </w:pPr>
             <w:r/>
             <w:r>
               <w:rPr>
@@ -9221,6 +11125,9 @@
             <w:tcW w:type="dxa" w:w="1514"/>
           </w:tcPr>
           <w:p>
+            <w:pPr>
+              <w:spacing w:before="20" w:after="20"/>
+            </w:pPr>
             <w:r/>
             <w:r>
               <w:rPr>
@@ -9237,6 +11144,9 @@
             <w:tcW w:type="dxa" w:w="1514"/>
           </w:tcPr>
           <w:p>
+            <w:pPr>
+              <w:spacing w:before="20" w:after="20"/>
+            </w:pPr>
             <w:r/>
             <w:r>
               <w:rPr>
@@ -9257,6 +11167,9 @@
             <w:tcW w:type="dxa" w:w="1514"/>
           </w:tcPr>
           <w:p>
+            <w:pPr>
+              <w:spacing w:before="20" w:after="20"/>
+            </w:pPr>
             <w:r/>
             <w:r>
               <w:rPr>
@@ -9273,6 +11186,9 @@
             <w:tcW w:type="dxa" w:w="1514"/>
           </w:tcPr>
           <w:p>
+            <w:pPr>
+              <w:spacing w:before="20" w:after="20"/>
+            </w:pPr>
             <w:r/>
             <w:r>
               <w:rPr>
@@ -9289,11 +11205,13 @@
             <w:tcW w:type="dxa" w:w="1514"/>
           </w:tcPr>
           <w:p>
-            <w:r/>
-            <w:r>
-              <w:rPr>
-                <w:rFonts w:ascii="Verdana" w:hAnsi="Verdana"/>
-                <w:b w:val="0"/>
+            <w:pPr>
+              <w:spacing w:before="20" w:after="20"/>
+            </w:pPr>
+            <w:r/>
+            <w:r>
+              <w:rPr>
+                <w:rFonts w:ascii="Verdana" w:hAnsi="Verdana"/>
                 <w:sz w:val="16"/>
               </w:rPr>
               <w:t>Table de code</w:t>
@@ -9305,6 +11223,9 @@
             <w:tcW w:type="dxa" w:w="1514"/>
           </w:tcPr>
           <w:p>
+            <w:pPr>
+              <w:spacing w:before="20" w:after="20"/>
+            </w:pPr>
             <w:r/>
             <w:r>
               <w:rPr>
@@ -9321,6 +11242,9 @@
             <w:tcW w:type="dxa" w:w="1514"/>
           </w:tcPr>
           <w:p>
+            <w:pPr>
+              <w:spacing w:before="20" w:after="20"/>
+            </w:pPr>
             <w:r/>
             <w:r>
               <w:rPr>
@@ -9337,6 +11261,9 @@
             <w:tcW w:type="dxa" w:w="1514"/>
           </w:tcPr>
           <w:p>
+            <w:pPr>
+              <w:spacing w:before="20" w:after="20"/>
+            </w:pPr>
             <w:r/>
             <w:r>
               <w:rPr>
@@ -9353,11 +11280,13 @@
             <w:tcW w:type="dxa" w:w="1514"/>
           </w:tcPr>
           <w:p>
-            <w:r/>
-            <w:r>
-              <w:rPr>
-                <w:rFonts w:ascii="Verdana" w:hAnsi="Verdana"/>
-                <w:b w:val="0"/>
+            <w:pPr>
+              <w:spacing w:before="20" w:after="20"/>
+            </w:pPr>
+            <w:r/>
+            <w:r>
+              <w:rPr>
+                <w:rFonts w:ascii="Verdana" w:hAnsi="Verdana"/>
                 <w:sz w:val="16"/>
               </w:rPr>
               <w:t>Table de code</w:t>
@@ -9369,6 +11298,9 @@
             <w:tcW w:type="dxa" w:w="1514"/>
           </w:tcPr>
           <w:p>
+            <w:pPr>
+              <w:spacing w:before="20" w:after="20"/>
+            </w:pPr>
             <w:r/>
             <w:r>
               <w:rPr>
@@ -9385,6 +11317,9 @@
             <w:tcW w:type="dxa" w:w="1514"/>
           </w:tcPr>
           <w:p>
+            <w:pPr>
+              <w:spacing w:before="20" w:after="20"/>
+            </w:pPr>
             <w:r/>
             <w:r>
               <w:rPr>
@@ -9401,6 +11336,9 @@
             <w:tcW w:type="dxa" w:w="1514"/>
           </w:tcPr>
           <w:p>
+            <w:pPr>
+              <w:spacing w:before="20" w:after="20"/>
+            </w:pPr>
             <w:r/>
             <w:r>
               <w:rPr>
@@ -9421,6 +11359,9 @@
             <w:tcW w:type="dxa" w:w="1514"/>
           </w:tcPr>
           <w:p>
+            <w:pPr>
+              <w:spacing w:before="20" w:after="20"/>
+            </w:pPr>
             <w:r/>
             <w:r>
               <w:rPr>
@@ -9437,6 +11378,9 @@
             <w:tcW w:type="dxa" w:w="1514"/>
           </w:tcPr>
           <w:p>
+            <w:pPr>
+              <w:spacing w:before="20" w:after="20"/>
+            </w:pPr>
             <w:r/>
             <w:r>
               <w:rPr>
@@ -9453,11 +11397,13 @@
             <w:tcW w:type="dxa" w:w="1514"/>
           </w:tcPr>
           <w:p>
-            <w:r/>
-            <w:r>
-              <w:rPr>
-                <w:rFonts w:ascii="Verdana" w:hAnsi="Verdana"/>
-                <w:b w:val="0"/>
+            <w:pPr>
+              <w:spacing w:before="20" w:after="20"/>
+            </w:pPr>
+            <w:r/>
+            <w:r>
+              <w:rPr>
+                <w:rFonts w:ascii="Verdana" w:hAnsi="Verdana"/>
                 <w:sz w:val="16"/>
               </w:rPr>
               <w:t>Table de code</w:t>
@@ -9469,6 +11415,9 @@
             <w:tcW w:type="dxa" w:w="1514"/>
           </w:tcPr>
           <w:p>
+            <w:pPr>
+              <w:spacing w:before="20" w:after="20"/>
+            </w:pPr>
             <w:r/>
             <w:r>
               <w:rPr>
@@ -9485,6 +11434,9 @@
             <w:tcW w:type="dxa" w:w="1514"/>
           </w:tcPr>
           <w:p>
+            <w:pPr>
+              <w:spacing w:before="20" w:after="20"/>
+            </w:pPr>
             <w:r/>
             <w:r>
               <w:rPr>
@@ -9501,6 +11453,9 @@
             <w:tcW w:type="dxa" w:w="1514"/>
           </w:tcPr>
           <w:p>
+            <w:pPr>
+              <w:spacing w:before="20" w:after="20"/>
+            </w:pPr>
             <w:r/>
             <w:r>
               <w:rPr>
@@ -9517,11 +11472,13 @@
             <w:tcW w:type="dxa" w:w="1514"/>
           </w:tcPr>
           <w:p>
-            <w:r/>
-            <w:r>
-              <w:rPr>
-                <w:rFonts w:ascii="Verdana" w:hAnsi="Verdana"/>
-                <w:b w:val="0"/>
+            <w:pPr>
+              <w:spacing w:before="20" w:after="20"/>
+            </w:pPr>
+            <w:r/>
+            <w:r>
+              <w:rPr>
+                <w:rFonts w:ascii="Verdana" w:hAnsi="Verdana"/>
                 <w:sz w:val="16"/>
               </w:rPr>
               <w:t>Table de code</w:t>
@@ -9533,6 +11490,9 @@
             <w:tcW w:type="dxa" w:w="1514"/>
           </w:tcPr>
           <w:p>
+            <w:pPr>
+              <w:spacing w:before="20" w:after="20"/>
+            </w:pPr>
             <w:r/>
             <w:r>
               <w:rPr>
@@ -9549,6 +11509,9 @@
             <w:tcW w:type="dxa" w:w="1514"/>
           </w:tcPr>
           <w:p>
+            <w:pPr>
+              <w:spacing w:before="20" w:after="20"/>
+            </w:pPr>
             <w:r/>
             <w:r>
               <w:rPr>
@@ -9565,6 +11528,9 @@
             <w:tcW w:type="dxa" w:w="1514"/>
           </w:tcPr>
           <w:p>
+            <w:pPr>
+              <w:spacing w:before="20" w:after="20"/>
+            </w:pPr>
             <w:r/>
             <w:r>
               <w:rPr>
@@ -9585,6 +11551,9 @@
             <w:tcW w:type="dxa" w:w="1514"/>
           </w:tcPr>
           <w:p>
+            <w:pPr>
+              <w:spacing w:before="20" w:after="20"/>
+            </w:pPr>
             <w:r/>
             <w:r>
               <w:rPr>
@@ -9601,6 +11570,9 @@
             <w:tcW w:type="dxa" w:w="1514"/>
           </w:tcPr>
           <w:p>
+            <w:pPr>
+              <w:spacing w:before="20" w:after="20"/>
+            </w:pPr>
             <w:r/>
             <w:r>
               <w:rPr>
@@ -9617,11 +11589,13 @@
             <w:tcW w:type="dxa" w:w="1514"/>
           </w:tcPr>
           <w:p>
-            <w:r/>
-            <w:r>
-              <w:rPr>
-                <w:rFonts w:ascii="Verdana" w:hAnsi="Verdana"/>
-                <w:b w:val="0"/>
+            <w:pPr>
+              <w:spacing w:before="20" w:after="20"/>
+            </w:pPr>
+            <w:r/>
+            <w:r>
+              <w:rPr>
+                <w:rFonts w:ascii="Verdana" w:hAnsi="Verdana"/>
                 <w:sz w:val="16"/>
               </w:rPr>
               <w:t>Table de code</w:t>
@@ -9633,6 +11607,9 @@
             <w:tcW w:type="dxa" w:w="1514"/>
           </w:tcPr>
           <w:p>
+            <w:pPr>
+              <w:spacing w:before="20" w:after="20"/>
+            </w:pPr>
             <w:r/>
             <w:r>
               <w:rPr>
@@ -9649,6 +11626,9 @@
             <w:tcW w:type="dxa" w:w="1514"/>
           </w:tcPr>
           <w:p>
+            <w:pPr>
+              <w:spacing w:before="20" w:after="20"/>
+            </w:pPr>
             <w:r/>
             <w:r>
               <w:rPr>
@@ -9665,6 +11645,9 @@
             <w:tcW w:type="dxa" w:w="1514"/>
           </w:tcPr>
           <w:p>
+            <w:pPr>
+              <w:spacing w:before="20" w:after="20"/>
+            </w:pPr>
             <w:r/>
             <w:r>
               <w:rPr>
@@ -9681,11 +11664,13 @@
             <w:tcW w:type="dxa" w:w="1514"/>
           </w:tcPr>
           <w:p>
-            <w:r/>
-            <w:r>
-              <w:rPr>
-                <w:rFonts w:ascii="Verdana" w:hAnsi="Verdana"/>
-                <w:b w:val="0"/>
+            <w:pPr>
+              <w:spacing w:before="20" w:after="20"/>
+            </w:pPr>
+            <w:r/>
+            <w:r>
+              <w:rPr>
+                <w:rFonts w:ascii="Verdana" w:hAnsi="Verdana"/>
                 <w:sz w:val="16"/>
               </w:rPr>
               <w:t>Table de code</w:t>
@@ -9697,6 +11682,9 @@
             <w:tcW w:type="dxa" w:w="1514"/>
           </w:tcPr>
           <w:p>
+            <w:pPr>
+              <w:spacing w:before="20" w:after="20"/>
+            </w:pPr>
             <w:r/>
             <w:r>
               <w:rPr>
@@ -9713,6 +11701,9 @@
             <w:tcW w:type="dxa" w:w="1514"/>
           </w:tcPr>
           <w:p>
+            <w:pPr>
+              <w:spacing w:before="20" w:after="20"/>
+            </w:pPr>
             <w:r/>
             <w:r>
               <w:rPr>
@@ -9729,6 +11720,9 @@
             <w:tcW w:type="dxa" w:w="1514"/>
           </w:tcPr>
           <w:p>
+            <w:pPr>
+              <w:spacing w:before="20" w:after="20"/>
+            </w:pPr>
             <w:r/>
             <w:r>
               <w:rPr>
@@ -9749,6 +11743,9 @@
             <w:tcW w:type="dxa" w:w="1514"/>
           </w:tcPr>
           <w:p>
+            <w:pPr>
+              <w:spacing w:before="20" w:after="20"/>
+            </w:pPr>
             <w:r/>
             <w:r>
               <w:rPr>
@@ -9765,6 +11762,9 @@
             <w:tcW w:type="dxa" w:w="1514"/>
           </w:tcPr>
           <w:p>
+            <w:pPr>
+              <w:spacing w:before="20" w:after="20"/>
+            </w:pPr>
             <w:r/>
             <w:r>
               <w:rPr>
@@ -9781,11 +11781,13 @@
             <w:tcW w:type="dxa" w:w="1514"/>
           </w:tcPr>
           <w:p>
-            <w:r/>
-            <w:r>
-              <w:rPr>
-                <w:rFonts w:ascii="Verdana" w:hAnsi="Verdana"/>
-                <w:b w:val="0"/>
+            <w:pPr>
+              <w:spacing w:before="20" w:after="20"/>
+            </w:pPr>
+            <w:r/>
+            <w:r>
+              <w:rPr>
+                <w:rFonts w:ascii="Verdana" w:hAnsi="Verdana"/>
                 <w:sz w:val="16"/>
               </w:rPr>
               <w:t>Table de code</w:t>
@@ -9797,6 +11799,9 @@
             <w:tcW w:type="dxa" w:w="1514"/>
           </w:tcPr>
           <w:p>
+            <w:pPr>
+              <w:spacing w:before="20" w:after="20"/>
+            </w:pPr>
             <w:r/>
             <w:r>
               <w:rPr>
@@ -9813,6 +11818,9 @@
             <w:tcW w:type="dxa" w:w="1514"/>
           </w:tcPr>
           <w:p>
+            <w:pPr>
+              <w:spacing w:before="20" w:after="20"/>
+            </w:pPr>
             <w:r/>
             <w:r>
               <w:rPr>
@@ -9829,6 +11837,9 @@
             <w:tcW w:type="dxa" w:w="1514"/>
           </w:tcPr>
           <w:p>
+            <w:pPr>
+              <w:spacing w:before="20" w:after="20"/>
+            </w:pPr>
             <w:r/>
             <w:r>
               <w:rPr>
@@ -9845,11 +11856,13 @@
             <w:tcW w:type="dxa" w:w="1514"/>
           </w:tcPr>
           <w:p>
-            <w:r/>
-            <w:r>
-              <w:rPr>
-                <w:rFonts w:ascii="Verdana" w:hAnsi="Verdana"/>
-                <w:b w:val="0"/>
+            <w:pPr>
+              <w:spacing w:before="20" w:after="20"/>
+            </w:pPr>
+            <w:r/>
+            <w:r>
+              <w:rPr>
+                <w:rFonts w:ascii="Verdana" w:hAnsi="Verdana"/>
                 <w:sz w:val="16"/>
               </w:rPr>
               <w:t>Table de code</w:t>
@@ -9861,6 +11874,9 @@
             <w:tcW w:type="dxa" w:w="1514"/>
           </w:tcPr>
           <w:p>
+            <w:pPr>
+              <w:spacing w:before="20" w:after="20"/>
+            </w:pPr>
             <w:r/>
             <w:r>
               <w:rPr>
@@ -9877,6 +11893,9 @@
             <w:tcW w:type="dxa" w:w="1514"/>
           </w:tcPr>
           <w:p>
+            <w:pPr>
+              <w:spacing w:before="20" w:after="20"/>
+            </w:pPr>
             <w:r/>
             <w:r>
               <w:rPr>
@@ -9893,6 +11912,9 @@
             <w:tcW w:type="dxa" w:w="1514"/>
           </w:tcPr>
           <w:p>
+            <w:pPr>
+              <w:spacing w:before="20" w:after="20"/>
+            </w:pPr>
             <w:r/>
             <w:r>
               <w:rPr>
@@ -9913,6 +11935,9 @@
             <w:tcW w:type="dxa" w:w="1514"/>
           </w:tcPr>
           <w:p>
+            <w:pPr>
+              <w:spacing w:before="20" w:after="20"/>
+            </w:pPr>
             <w:r/>
             <w:r>
               <w:rPr>
@@ -9929,6 +11954,9 @@
             <w:tcW w:type="dxa" w:w="1514"/>
           </w:tcPr>
           <w:p>
+            <w:pPr>
+              <w:spacing w:before="20" w:after="20"/>
+            </w:pPr>
             <w:r/>
             <w:r>
               <w:rPr>
@@ -9945,11 +11973,13 @@
             <w:tcW w:type="dxa" w:w="1514"/>
           </w:tcPr>
           <w:p>
-            <w:r/>
-            <w:r>
-              <w:rPr>
-                <w:rFonts w:ascii="Verdana" w:hAnsi="Verdana"/>
-                <w:b w:val="0"/>
+            <w:pPr>
+              <w:spacing w:before="20" w:after="20"/>
+            </w:pPr>
+            <w:r/>
+            <w:r>
+              <w:rPr>
+                <w:rFonts w:ascii="Verdana" w:hAnsi="Verdana"/>
                 <w:sz w:val="16"/>
               </w:rPr>
               <w:t>Table de code</w:t>
@@ -9961,6 +11991,9 @@
             <w:tcW w:type="dxa" w:w="1514"/>
           </w:tcPr>
           <w:p>
+            <w:pPr>
+              <w:spacing w:before="20" w:after="20"/>
+            </w:pPr>
             <w:r/>
             <w:r>
               <w:rPr>
@@ -9977,6 +12010,9 @@
             <w:tcW w:type="dxa" w:w="1514"/>
           </w:tcPr>
           <w:p>
+            <w:pPr>
+              <w:spacing w:before="20" w:after="20"/>
+            </w:pPr>
             <w:r/>
             <w:r>
               <w:rPr>
@@ -9993,6 +12029,9 @@
             <w:tcW w:type="dxa" w:w="1514"/>
           </w:tcPr>
           <w:p>
+            <w:pPr>
+              <w:spacing w:before="20" w:after="20"/>
+            </w:pPr>
             <w:r/>
             <w:r>
               <w:rPr>
@@ -10009,11 +12048,13 @@
             <w:tcW w:type="dxa" w:w="1514"/>
           </w:tcPr>
           <w:p>
-            <w:r/>
-            <w:r>
-              <w:rPr>
-                <w:rFonts w:ascii="Verdana" w:hAnsi="Verdana"/>
-                <w:b w:val="0"/>
+            <w:pPr>
+              <w:spacing w:before="20" w:after="20"/>
+            </w:pPr>
+            <w:r/>
+            <w:r>
+              <w:rPr>
+                <w:rFonts w:ascii="Verdana" w:hAnsi="Verdana"/>
                 <w:sz w:val="16"/>
               </w:rPr>
               <w:t>Table de code</w:t>
@@ -10025,6 +12066,9 @@
             <w:tcW w:type="dxa" w:w="1514"/>
           </w:tcPr>
           <w:p>
+            <w:pPr>
+              <w:spacing w:before="20" w:after="20"/>
+            </w:pPr>
             <w:r/>
             <w:r>
               <w:rPr>
@@ -10041,6 +12085,9 @@
             <w:tcW w:type="dxa" w:w="1514"/>
           </w:tcPr>
           <w:p>
+            <w:pPr>
+              <w:spacing w:before="20" w:after="20"/>
+            </w:pPr>
             <w:r/>
             <w:r>
               <w:rPr>
@@ -10057,6 +12104,9 @@
             <w:tcW w:type="dxa" w:w="1514"/>
           </w:tcPr>
           <w:p>
+            <w:pPr>
+              <w:spacing w:before="20" w:after="20"/>
+            </w:pPr>
             <w:r/>
             <w:r>
               <w:rPr>
@@ -10077,6 +12127,9 @@
             <w:tcW w:type="dxa" w:w="1514"/>
           </w:tcPr>
           <w:p>
+            <w:pPr>
+              <w:spacing w:before="20" w:after="20"/>
+            </w:pPr>
             <w:r/>
             <w:r>
               <w:rPr>
@@ -10093,6 +12146,9 @@
             <w:tcW w:type="dxa" w:w="1514"/>
           </w:tcPr>
           <w:p>
+            <w:pPr>
+              <w:spacing w:before="20" w:after="20"/>
+            </w:pPr>
             <w:r/>
             <w:r>
               <w:rPr>
@@ -10109,11 +12165,13 @@
             <w:tcW w:type="dxa" w:w="1514"/>
           </w:tcPr>
           <w:p>
-            <w:r/>
-            <w:r>
-              <w:rPr>
-                <w:rFonts w:ascii="Verdana" w:hAnsi="Verdana"/>
-                <w:b w:val="0"/>
+            <w:pPr>
+              <w:spacing w:before="20" w:after="20"/>
+            </w:pPr>
+            <w:r/>
+            <w:r>
+              <w:rPr>
+                <w:rFonts w:ascii="Verdana" w:hAnsi="Verdana"/>
                 <w:sz w:val="16"/>
               </w:rPr>
               <w:t>Table de code</w:t>
@@ -10125,6 +12183,9 @@
             <w:tcW w:type="dxa" w:w="1514"/>
           </w:tcPr>
           <w:p>
+            <w:pPr>
+              <w:spacing w:before="20" w:after="20"/>
+            </w:pPr>
             <w:r/>
             <w:r>
               <w:rPr>
@@ -10141,6 +12202,9 @@
             <w:tcW w:type="dxa" w:w="1514"/>
           </w:tcPr>
           <w:p>
+            <w:pPr>
+              <w:spacing w:before="20" w:after="20"/>
+            </w:pPr>
             <w:r/>
             <w:r>
               <w:rPr>
@@ -10157,6 +12221,9 @@
             <w:tcW w:type="dxa" w:w="1514"/>
           </w:tcPr>
           <w:p>
+            <w:pPr>
+              <w:spacing w:before="20" w:after="20"/>
+            </w:pPr>
             <w:r/>
             <w:r>
               <w:rPr>
@@ -10173,11 +12240,13 @@
             <w:tcW w:type="dxa" w:w="1514"/>
           </w:tcPr>
           <w:p>
-            <w:r/>
-            <w:r>
-              <w:rPr>
-                <w:rFonts w:ascii="Verdana" w:hAnsi="Verdana"/>
-                <w:b w:val="0"/>
+            <w:pPr>
+              <w:spacing w:before="20" w:after="20"/>
+            </w:pPr>
+            <w:r/>
+            <w:r>
+              <w:rPr>
+                <w:rFonts w:ascii="Verdana" w:hAnsi="Verdana"/>
                 <w:sz w:val="16"/>
               </w:rPr>
               <w:t>Table de code</w:t>
@@ -10189,6 +12258,9 @@
             <w:tcW w:type="dxa" w:w="1514"/>
           </w:tcPr>
           <w:p>
+            <w:pPr>
+              <w:spacing w:before="20" w:after="20"/>
+            </w:pPr>
             <w:r/>
             <w:r>
               <w:rPr>
@@ -10205,6 +12277,9 @@
             <w:tcW w:type="dxa" w:w="1514"/>
           </w:tcPr>
           <w:p>
+            <w:pPr>
+              <w:spacing w:before="20" w:after="20"/>
+            </w:pPr>
             <w:r/>
             <w:r>
               <w:rPr>
@@ -10221,6 +12296,9 @@
             <w:tcW w:type="dxa" w:w="1514"/>
           </w:tcPr>
           <w:p>
+            <w:pPr>
+              <w:spacing w:before="20" w:after="20"/>
+            </w:pPr>
             <w:r/>
             <w:r>
               <w:rPr>
@@ -10241,6 +12319,9 @@
             <w:tcW w:type="dxa" w:w="1514"/>
           </w:tcPr>
           <w:p>
+            <w:pPr>
+              <w:spacing w:before="20" w:after="20"/>
+            </w:pPr>
             <w:r/>
             <w:r>
               <w:rPr>
@@ -10257,6 +12338,9 @@
             <w:tcW w:type="dxa" w:w="1514"/>
           </w:tcPr>
           <w:p>
+            <w:pPr>
+              <w:spacing w:before="20" w:after="20"/>
+            </w:pPr>
             <w:r/>
             <w:r>
               <w:rPr>
@@ -10273,11 +12357,13 @@
             <w:tcW w:type="dxa" w:w="1514"/>
           </w:tcPr>
           <w:p>
-            <w:r/>
-            <w:r>
-              <w:rPr>
-                <w:rFonts w:ascii="Verdana" w:hAnsi="Verdana"/>
-                <w:b w:val="0"/>
+            <w:pPr>
+              <w:spacing w:before="20" w:after="20"/>
+            </w:pPr>
+            <w:r/>
+            <w:r>
+              <w:rPr>
+                <w:rFonts w:ascii="Verdana" w:hAnsi="Verdana"/>
                 <w:sz w:val="16"/>
               </w:rPr>
               <w:t>Table de code</w:t>
@@ -10289,6 +12375,9 @@
             <w:tcW w:type="dxa" w:w="1514"/>
           </w:tcPr>
           <w:p>
+            <w:pPr>
+              <w:spacing w:before="20" w:after="20"/>
+            </w:pPr>
             <w:r/>
             <w:r>
               <w:rPr>
@@ -10305,6 +12394,9 @@
             <w:tcW w:type="dxa" w:w="1514"/>
           </w:tcPr>
           <w:p>
+            <w:pPr>
+              <w:spacing w:before="20" w:after="20"/>
+            </w:pPr>
             <w:r/>
             <w:r>
               <w:rPr>
@@ -10321,6 +12413,9 @@
             <w:tcW w:type="dxa" w:w="1514"/>
           </w:tcPr>
           <w:p>
+            <w:pPr>
+              <w:spacing w:before="20" w:after="20"/>
+            </w:pPr>
             <w:r/>
             <w:r>
               <w:rPr>
@@ -10337,11 +12432,13 @@
             <w:tcW w:type="dxa" w:w="1514"/>
           </w:tcPr>
           <w:p>
-            <w:r/>
-            <w:r>
-              <w:rPr>
-                <w:rFonts w:ascii="Verdana" w:hAnsi="Verdana"/>
-                <w:b w:val="0"/>
+            <w:pPr>
+              <w:spacing w:before="20" w:after="20"/>
+            </w:pPr>
+            <w:r/>
+            <w:r>
+              <w:rPr>
+                <w:rFonts w:ascii="Verdana" w:hAnsi="Verdana"/>
                 <w:sz w:val="16"/>
               </w:rPr>
               <w:t>Table de code</w:t>
@@ -10353,6 +12450,9 @@
             <w:tcW w:type="dxa" w:w="1514"/>
           </w:tcPr>
           <w:p>
+            <w:pPr>
+              <w:spacing w:before="20" w:after="20"/>
+            </w:pPr>
             <w:r/>
             <w:r>
               <w:rPr>
@@ -10369,6 +12469,9 @@
             <w:tcW w:type="dxa" w:w="1514"/>
           </w:tcPr>
           <w:p>
+            <w:pPr>
+              <w:spacing w:before="20" w:after="20"/>
+            </w:pPr>
             <w:r/>
             <w:r>
               <w:rPr>
@@ -10385,6 +12488,9 @@
             <w:tcW w:type="dxa" w:w="1514"/>
           </w:tcPr>
           <w:p>
+            <w:pPr>
+              <w:spacing w:before="20" w:after="20"/>
+            </w:pPr>
             <w:r/>
             <w:r>
               <w:rPr>
@@ -10405,6 +12511,9 @@
             <w:tcW w:type="dxa" w:w="1514"/>
           </w:tcPr>
           <w:p>
+            <w:pPr>
+              <w:spacing w:before="20" w:after="20"/>
+            </w:pPr>
             <w:r/>
             <w:r>
               <w:rPr>
@@ -10421,6 +12530,9 @@
             <w:tcW w:type="dxa" w:w="1514"/>
           </w:tcPr>
           <w:p>
+            <w:pPr>
+              <w:spacing w:before="20" w:after="20"/>
+            </w:pPr>
             <w:r/>
             <w:r>
               <w:rPr>
@@ -10437,11 +12549,13 @@
             <w:tcW w:type="dxa" w:w="1514"/>
           </w:tcPr>
           <w:p>
-            <w:r/>
-            <w:r>
-              <w:rPr>
-                <w:rFonts w:ascii="Verdana" w:hAnsi="Verdana"/>
-                <w:b w:val="0"/>
+            <w:pPr>
+              <w:spacing w:before="20" w:after="20"/>
+            </w:pPr>
+            <w:r/>
+            <w:r>
+              <w:rPr>
+                <w:rFonts w:ascii="Verdana" w:hAnsi="Verdana"/>
                 <w:sz w:val="16"/>
               </w:rPr>
               <w:t>Table d'indicateurs</w:t>
@@ -10453,6 +12567,9 @@
             <w:tcW w:type="dxa" w:w="1514"/>
           </w:tcPr>
           <w:p>
+            <w:pPr>
+              <w:spacing w:before="20" w:after="20"/>
+            </w:pPr>
             <w:r/>
             <w:r>
               <w:rPr>
@@ -10469,6 +12586,9 @@
             <w:tcW w:type="dxa" w:w="1514"/>
           </w:tcPr>
           <w:p>
+            <w:pPr>
+              <w:spacing w:before="20" w:after="20"/>
+            </w:pPr>
             <w:r/>
             <w:r>
               <w:rPr>
@@ -10485,6 +12605,9 @@
             <w:tcW w:type="dxa" w:w="1514"/>
           </w:tcPr>
           <w:p>
+            <w:pPr>
+              <w:spacing w:before="20" w:after="20"/>
+            </w:pPr>
             <w:r/>
             <w:r>
               <w:rPr>
@@ -10501,11 +12624,13 @@
             <w:tcW w:type="dxa" w:w="1514"/>
           </w:tcPr>
           <w:p>
-            <w:r/>
-            <w:r>
-              <w:rPr>
-                <w:rFonts w:ascii="Verdana" w:hAnsi="Verdana"/>
-                <w:b w:val="0"/>
+            <w:pPr>
+              <w:spacing w:before="20" w:after="20"/>
+            </w:pPr>
+            <w:r/>
+            <w:r>
+              <w:rPr>
+                <w:rFonts w:ascii="Verdana" w:hAnsi="Verdana"/>
                 <w:sz w:val="16"/>
               </w:rPr>
               <w:t>Table d'indicateurs</w:t>
@@ -10517,6 +12642,9 @@
             <w:tcW w:type="dxa" w:w="1514"/>
           </w:tcPr>
           <w:p>
+            <w:pPr>
+              <w:spacing w:before="20" w:after="20"/>
+            </w:pPr>
             <w:r/>
             <w:r>
               <w:rPr>
@@ -10533,6 +12661,9 @@
             <w:tcW w:type="dxa" w:w="1514"/>
           </w:tcPr>
           <w:p>
+            <w:pPr>
+              <w:spacing w:before="20" w:after="20"/>
+            </w:pPr>
             <w:r/>
             <w:r>
               <w:rPr>
@@ -10549,6 +12680,9 @@
             <w:tcW w:type="dxa" w:w="1514"/>
           </w:tcPr>
           <w:p>
+            <w:pPr>
+              <w:spacing w:before="20" w:after="20"/>
+            </w:pPr>
             <w:r/>
             <w:r>
               <w:rPr>
@@ -10569,6 +12703,9 @@
             <w:tcW w:type="dxa" w:w="1514"/>
           </w:tcPr>
           <w:p>
+            <w:pPr>
+              <w:spacing w:before="20" w:after="20"/>
+            </w:pPr>
             <w:r/>
             <w:r>
               <w:rPr>
@@ -10585,6 +12722,9 @@
             <w:tcW w:type="dxa" w:w="1514"/>
           </w:tcPr>
           <w:p>
+            <w:pPr>
+              <w:spacing w:before="20" w:after="20"/>
+            </w:pPr>
             <w:r/>
             <w:r>
               <w:rPr>
@@ -10601,11 +12741,13 @@
             <w:tcW w:type="dxa" w:w="1514"/>
           </w:tcPr>
           <w:p>
-            <w:r/>
-            <w:r>
-              <w:rPr>
-                <w:rFonts w:ascii="Verdana" w:hAnsi="Verdana"/>
-                <w:b w:val="0"/>
+            <w:pPr>
+              <w:spacing w:before="20" w:after="20"/>
+            </w:pPr>
+            <w:r/>
+            <w:r>
+              <w:rPr>
+                <w:rFonts w:ascii="Verdana" w:hAnsi="Verdana"/>
                 <w:sz w:val="16"/>
               </w:rPr>
               <w:t>Table de code</w:t>
@@ -10617,6 +12759,9 @@
             <w:tcW w:type="dxa" w:w="1514"/>
           </w:tcPr>
           <w:p>
+            <w:pPr>
+              <w:spacing w:before="20" w:after="20"/>
+            </w:pPr>
             <w:r/>
             <w:r>
               <w:rPr>
@@ -10633,6 +12778,9 @@
             <w:tcW w:type="dxa" w:w="1514"/>
           </w:tcPr>
           <w:p>
+            <w:pPr>
+              <w:spacing w:before="20" w:after="20"/>
+            </w:pPr>
             <w:r/>
             <w:r>
               <w:rPr>
@@ -10649,6 +12797,9 @@
             <w:tcW w:type="dxa" w:w="1514"/>
           </w:tcPr>
           <w:p>
+            <w:pPr>
+              <w:spacing w:before="20" w:after="20"/>
+            </w:pPr>
             <w:r/>
             <w:r>
               <w:rPr>
@@ -10665,11 +12816,13 @@
             <w:tcW w:type="dxa" w:w="1514"/>
           </w:tcPr>
           <w:p>
-            <w:r/>
-            <w:r>
-              <w:rPr>
-                <w:rFonts w:ascii="Verdana" w:hAnsi="Verdana"/>
-                <w:b w:val="0"/>
+            <w:pPr>
+              <w:spacing w:before="20" w:after="20"/>
+            </w:pPr>
+            <w:r/>
+            <w:r>
+              <w:rPr>
+                <w:rFonts w:ascii="Verdana" w:hAnsi="Verdana"/>
                 <w:sz w:val="16"/>
               </w:rPr>
               <w:t>Table de code</w:t>
@@ -10681,6 +12834,9 @@
             <w:tcW w:type="dxa" w:w="1514"/>
           </w:tcPr>
           <w:p>
+            <w:pPr>
+              <w:spacing w:before="20" w:after="20"/>
+            </w:pPr>
             <w:r/>
             <w:r>
               <w:rPr>
@@ -10697,6 +12853,9 @@
             <w:tcW w:type="dxa" w:w="1514"/>
           </w:tcPr>
           <w:p>
+            <w:pPr>
+              <w:spacing w:before="20" w:after="20"/>
+            </w:pPr>
             <w:r/>
             <w:r>
               <w:rPr>
@@ -10713,6 +12872,9 @@
             <w:tcW w:type="dxa" w:w="1514"/>
           </w:tcPr>
           <w:p>
+            <w:pPr>
+              <w:spacing w:before="20" w:after="20"/>
+            </w:pPr>
             <w:r/>
             <w:r>
               <w:rPr>
@@ -10733,6 +12895,9 @@
             <w:tcW w:type="dxa" w:w="1514"/>
           </w:tcPr>
           <w:p>
+            <w:pPr>
+              <w:spacing w:before="20" w:after="20"/>
+            </w:pPr>
             <w:r/>
             <w:r>
               <w:rPr>
@@ -10749,6 +12914,9 @@
             <w:tcW w:type="dxa" w:w="1514"/>
           </w:tcPr>
           <w:p>
+            <w:pPr>
+              <w:spacing w:before="20" w:after="20"/>
+            </w:pPr>
             <w:r/>
             <w:r>
               <w:rPr>
@@ -10765,11 +12933,13 @@
             <w:tcW w:type="dxa" w:w="1514"/>
           </w:tcPr>
           <w:p>
-            <w:r/>
-            <w:r>
-              <w:rPr>
-                <w:rFonts w:ascii="Verdana" w:hAnsi="Verdana"/>
-                <w:b w:val="0"/>
+            <w:pPr>
+              <w:spacing w:before="20" w:after="20"/>
+            </w:pPr>
+            <w:r/>
+            <w:r>
+              <w:rPr>
+                <w:rFonts w:ascii="Verdana" w:hAnsi="Verdana"/>
                 <w:sz w:val="16"/>
               </w:rPr>
               <w:t>Table d'indicateurs</w:t>
@@ -10781,6 +12951,9 @@
             <w:tcW w:type="dxa" w:w="1514"/>
           </w:tcPr>
           <w:p>
+            <w:pPr>
+              <w:spacing w:before="20" w:after="20"/>
+            </w:pPr>
             <w:r/>
             <w:r>
               <w:rPr>
@@ -10797,6 +12970,9 @@
             <w:tcW w:type="dxa" w:w="1514"/>
           </w:tcPr>
           <w:p>
+            <w:pPr>
+              <w:spacing w:before="20" w:after="20"/>
+            </w:pPr>
             <w:r/>
             <w:r>
               <w:rPr>
@@ -10813,6 +12989,9 @@
             <w:tcW w:type="dxa" w:w="1514"/>
           </w:tcPr>
           <w:p>
+            <w:pPr>
+              <w:spacing w:before="20" w:after="20"/>
+            </w:pPr>
             <w:r/>
             <w:r>
               <w:rPr>
@@ -10829,11 +13008,13 @@
             <w:tcW w:type="dxa" w:w="1514"/>
           </w:tcPr>
           <w:p>
-            <w:r/>
-            <w:r>
-              <w:rPr>
-                <w:rFonts w:ascii="Verdana" w:hAnsi="Verdana"/>
-                <w:b w:val="0"/>
+            <w:pPr>
+              <w:spacing w:before="20" w:after="20"/>
+            </w:pPr>
+            <w:r/>
+            <w:r>
+              <w:rPr>
+                <w:rFonts w:ascii="Verdana" w:hAnsi="Verdana"/>
                 <w:sz w:val="16"/>
               </w:rPr>
               <w:t>Table d'indicateurs</w:t>
@@ -10845,6 +13026,9 @@
             <w:tcW w:type="dxa" w:w="1514"/>
           </w:tcPr>
           <w:p>
+            <w:pPr>
+              <w:spacing w:before="20" w:after="20"/>
+            </w:pPr>
             <w:r/>
             <w:r>
               <w:rPr>
@@ -10861,6 +13045,9 @@
             <w:tcW w:type="dxa" w:w="1514"/>
           </w:tcPr>
           <w:p>
+            <w:pPr>
+              <w:spacing w:before="20" w:after="20"/>
+            </w:pPr>
             <w:r/>
             <w:r>
               <w:rPr>
@@ -10877,6 +13064,9 @@
             <w:tcW w:type="dxa" w:w="1514"/>
           </w:tcPr>
           <w:p>
+            <w:pPr>
+              <w:spacing w:before="20" w:after="20"/>
+            </w:pPr>
             <w:r/>
             <w:r>
               <w:rPr>
@@ -10897,6 +13087,9 @@
             <w:tcW w:type="dxa" w:w="1514"/>
           </w:tcPr>
           <w:p>
+            <w:pPr>
+              <w:spacing w:before="20" w:after="20"/>
+            </w:pPr>
             <w:r/>
             <w:r>
               <w:rPr>
@@ -10913,6 +13106,9 @@
             <w:tcW w:type="dxa" w:w="1514"/>
           </w:tcPr>
           <w:p>
+            <w:pPr>
+              <w:spacing w:before="20" w:after="20"/>
+            </w:pPr>
             <w:r/>
             <w:r>
               <w:rPr>
@@ -10929,11 +13125,13 @@
             <w:tcW w:type="dxa" w:w="1514"/>
           </w:tcPr>
           <w:p>
-            <w:r/>
-            <w:r>
-              <w:rPr>
-                <w:rFonts w:ascii="Verdana" w:hAnsi="Verdana"/>
-                <w:b w:val="0"/>
+            <w:pPr>
+              <w:spacing w:before="20" w:after="20"/>
+            </w:pPr>
+            <w:r/>
+            <w:r>
+              <w:rPr>
+                <w:rFonts w:ascii="Verdana" w:hAnsi="Verdana"/>
                 <w:sz w:val="16"/>
               </w:rPr>
               <w:t>Table de code</w:t>
@@ -10945,6 +13143,9 @@
             <w:tcW w:type="dxa" w:w="1514"/>
           </w:tcPr>
           <w:p>
+            <w:pPr>
+              <w:spacing w:before="20" w:after="20"/>
+            </w:pPr>
             <w:r/>
             <w:r>
               <w:rPr>
@@ -10961,6 +13162,9 @@
             <w:tcW w:type="dxa" w:w="1514"/>
           </w:tcPr>
           <w:p>
+            <w:pPr>
+              <w:spacing w:before="20" w:after="20"/>
+            </w:pPr>
             <w:r/>
             <w:r>
               <w:rPr>
@@ -10977,6 +13181,9 @@
             <w:tcW w:type="dxa" w:w="1514"/>
           </w:tcPr>
           <w:p>
+            <w:pPr>
+              <w:spacing w:before="20" w:after="20"/>
+            </w:pPr>
             <w:r/>
             <w:r>
               <w:rPr>
@@ -10993,11 +13200,13 @@
             <w:tcW w:type="dxa" w:w="1514"/>
           </w:tcPr>
           <w:p>
-            <w:r/>
-            <w:r>
-              <w:rPr>
-                <w:rFonts w:ascii="Verdana" w:hAnsi="Verdana"/>
-                <w:b w:val="0"/>
+            <w:pPr>
+              <w:spacing w:before="20" w:after="20"/>
+            </w:pPr>
+            <w:r/>
+            <w:r>
+              <w:rPr>
+                <w:rFonts w:ascii="Verdana" w:hAnsi="Verdana"/>
                 <w:sz w:val="16"/>
               </w:rPr>
               <w:t>Table de code</w:t>
@@ -11009,6 +13218,9 @@
             <w:tcW w:type="dxa" w:w="1514"/>
           </w:tcPr>
           <w:p>
+            <w:pPr>
+              <w:spacing w:before="20" w:after="20"/>
+            </w:pPr>
             <w:r/>
             <w:r>
               <w:rPr>
@@ -11025,6 +13237,9 @@
             <w:tcW w:type="dxa" w:w="1514"/>
           </w:tcPr>
           <w:p>
+            <w:pPr>
+              <w:spacing w:before="20" w:after="20"/>
+            </w:pPr>
             <w:r/>
             <w:r>
               <w:rPr>
@@ -11041,6 +13256,9 @@
             <w:tcW w:type="dxa" w:w="1514"/>
           </w:tcPr>
           <w:p>
+            <w:pPr>
+              <w:spacing w:before="20" w:after="20"/>
+            </w:pPr>
             <w:r/>
             <w:r>
               <w:rPr>
@@ -11061,6 +13279,9 @@
             <w:tcW w:type="dxa" w:w="1514"/>
           </w:tcPr>
           <w:p>
+            <w:pPr>
+              <w:spacing w:before="20" w:after="20"/>
+            </w:pPr>
             <w:r/>
             <w:r>
               <w:rPr>
@@ -11077,6 +13298,9 @@
             <w:tcW w:type="dxa" w:w="1514"/>
           </w:tcPr>
           <w:p>
+            <w:pPr>
+              <w:spacing w:before="20" w:after="20"/>
+            </w:pPr>
             <w:r/>
             <w:r>
               <w:rPr>
@@ -11093,11 +13317,13 @@
             <w:tcW w:type="dxa" w:w="1514"/>
           </w:tcPr>
           <w:p>
-            <w:r/>
-            <w:r>
-              <w:rPr>
-                <w:rFonts w:ascii="Verdana" w:hAnsi="Verdana"/>
-                <w:b w:val="0"/>
+            <w:pPr>
+              <w:spacing w:before="20" w:after="20"/>
+            </w:pPr>
+            <w:r/>
+            <w:r>
+              <w:rPr>
+                <w:rFonts w:ascii="Verdana" w:hAnsi="Verdana"/>
                 <w:sz w:val="16"/>
               </w:rPr>
               <w:t>Table de code</w:t>
@@ -11109,6 +13335,9 @@
             <w:tcW w:type="dxa" w:w="1514"/>
           </w:tcPr>
           <w:p>
+            <w:pPr>
+              <w:spacing w:before="20" w:after="20"/>
+            </w:pPr>
             <w:r/>
             <w:r>
               <w:rPr>
@@ -11125,6 +13354,9 @@
             <w:tcW w:type="dxa" w:w="1514"/>
           </w:tcPr>
           <w:p>
+            <w:pPr>
+              <w:spacing w:before="20" w:after="20"/>
+            </w:pPr>
             <w:r/>
             <w:r>
               <w:rPr>
@@ -11141,6 +13373,9 @@
             <w:tcW w:type="dxa" w:w="1514"/>
           </w:tcPr>
           <w:p>
+            <w:pPr>
+              <w:spacing w:before="20" w:after="20"/>
+            </w:pPr>
             <w:r/>
             <w:r>
               <w:rPr>
@@ -11157,11 +13392,13 @@
             <w:tcW w:type="dxa" w:w="1514"/>
           </w:tcPr>
           <w:p>
-            <w:r/>
-            <w:r>
-              <w:rPr>
-                <w:rFonts w:ascii="Verdana" w:hAnsi="Verdana"/>
-                <w:b w:val="0"/>
+            <w:pPr>
+              <w:spacing w:before="20" w:after="20"/>
+            </w:pPr>
+            <w:r/>
+            <w:r>
+              <w:rPr>
+                <w:rFonts w:ascii="Verdana" w:hAnsi="Verdana"/>
                 <w:sz w:val="16"/>
               </w:rPr>
               <w:t>Table de code</w:t>
@@ -11173,6 +13410,9 @@
             <w:tcW w:type="dxa" w:w="1514"/>
           </w:tcPr>
           <w:p>
+            <w:pPr>
+              <w:spacing w:before="20" w:after="20"/>
+            </w:pPr>
             <w:r/>
             <w:r>
               <w:rPr>
@@ -11189,6 +13429,9 @@
             <w:tcW w:type="dxa" w:w="1514"/>
           </w:tcPr>
           <w:p>
+            <w:pPr>
+              <w:spacing w:before="20" w:after="20"/>
+            </w:pPr>
             <w:r/>
             <w:r>
               <w:rPr>
@@ -11205,6 +13448,9 @@
             <w:tcW w:type="dxa" w:w="1514"/>
           </w:tcPr>
           <w:p>
+            <w:pPr>
+              <w:spacing w:before="20" w:after="20"/>
+            </w:pPr>
             <w:r/>
             <w:r>
               <w:rPr>
@@ -11225,6 +13471,9 @@
             <w:tcW w:type="dxa" w:w="1514"/>
           </w:tcPr>
           <w:p>
+            <w:pPr>
+              <w:spacing w:before="20" w:after="20"/>
+            </w:pPr>
             <w:r/>
             <w:r>
               <w:rPr>
@@ -11241,6 +13490,9 @@
             <w:tcW w:type="dxa" w:w="1514"/>
           </w:tcPr>
           <w:p>
+            <w:pPr>
+              <w:spacing w:before="20" w:after="20"/>
+            </w:pPr>
             <w:r/>
             <w:r>
               <w:rPr>
@@ -11257,11 +13509,13 @@
             <w:tcW w:type="dxa" w:w="1514"/>
           </w:tcPr>
           <w:p>
-            <w:r/>
-            <w:r>
-              <w:rPr>
-                <w:rFonts w:ascii="Verdana" w:hAnsi="Verdana"/>
-                <w:b w:val="0"/>
+            <w:pPr>
+              <w:spacing w:before="20" w:after="20"/>
+            </w:pPr>
+            <w:r/>
+            <w:r>
+              <w:rPr>
+                <w:rFonts w:ascii="Verdana" w:hAnsi="Verdana"/>
                 <w:sz w:val="16"/>
               </w:rPr>
               <w:t>Numérique</w:t>
@@ -11273,6 +13527,9 @@
             <w:tcW w:type="dxa" w:w="1514"/>
           </w:tcPr>
           <w:p>
+            <w:pPr>
+              <w:spacing w:before="20" w:after="20"/>
+            </w:pPr>
             <w:r/>
             <w:r>
               <w:rPr>
@@ -11289,6 +13546,9 @@
             <w:tcW w:type="dxa" w:w="1514"/>
           </w:tcPr>
           <w:p>
+            <w:pPr>
+              <w:spacing w:before="20" w:after="20"/>
+            </w:pPr>
             <w:r/>
             <w:r>
               <w:rPr>
@@ -11305,6 +13565,9 @@
             <w:tcW w:type="dxa" w:w="1514"/>
           </w:tcPr>
           <w:p>
+            <w:pPr>
+              <w:spacing w:before="20" w:after="20"/>
+            </w:pPr>
             <w:r/>
             <w:r>
               <w:rPr>
@@ -11321,11 +13584,13 @@
             <w:tcW w:type="dxa" w:w="1514"/>
           </w:tcPr>
           <w:p>
-            <w:r/>
-            <w:r>
-              <w:rPr>
-                <w:rFonts w:ascii="Verdana" w:hAnsi="Verdana"/>
-                <w:b w:val="0"/>
+            <w:pPr>
+              <w:spacing w:before="20" w:after="20"/>
+            </w:pPr>
+            <w:r/>
+            <w:r>
+              <w:rPr>
+                <w:rFonts w:ascii="Verdana" w:hAnsi="Verdana"/>
                 <w:sz w:val="16"/>
               </w:rPr>
               <w:t>Numérique</w:t>
@@ -11337,6 +13602,9 @@
             <w:tcW w:type="dxa" w:w="1514"/>
           </w:tcPr>
           <w:p>
+            <w:pPr>
+              <w:spacing w:before="20" w:after="20"/>
+            </w:pPr>
             <w:r/>
             <w:r>
               <w:rPr>
@@ -11353,6 +13621,9 @@
             <w:tcW w:type="dxa" w:w="1514"/>
           </w:tcPr>
           <w:p>
+            <w:pPr>
+              <w:spacing w:before="20" w:after="20"/>
+            </w:pPr>
             <w:r/>
             <w:r>
               <w:rPr>
@@ -11369,14 +13640,17 @@
             <w:tcW w:type="dxa" w:w="1514"/>
           </w:tcPr>
           <w:p>
-            <w:r/>
-            <w:r>
-              <w:rPr>
-                <w:rFonts w:ascii="Verdana" w:hAnsi="Verdana"/>
-                <w:b w:val="0"/>
-                <w:sz w:val="16"/>
-              </w:rPr>
-              <w:t>Note 51: Conjointement a l'observation de trombes marines ou de nuages en entonnoir, c'est-a-dire a plus de 3 km de la station.</w:t>
+            <w:pPr>
+              <w:spacing w:before="20" w:after="20"/>
+            </w:pPr>
+            <w:r/>
+            <w:r>
+              <w:rPr>
+                <w:rFonts w:ascii="Verdana" w:hAnsi="Verdana"/>
+                <w:b w:val="0"/>
+                <w:sz w:val="16"/>
+              </w:rPr>
+              <w:t>Note 51: Il y a lieu d’indiquer, s’il est connu, le nombre d’années manquantes dans la période de référence utilisée pour le calcul des normales de la température maximale et de la température minimale, en plus du nombre d’années manquantes pour les températures extrêmes de l’air indiqué par 0 08 020 précédé par 0 08 050 dont le chiffre de code 3 est utilisé.</w:t>
             </w:r>
           </w:p>
         </w:tc>
@@ -11390,6 +13664,9 @@
             <w:tcW w:type="dxa" w:w="1514"/>
           </w:tcPr>
           <w:p>
+            <w:pPr>
+              <w:spacing w:before="20" w:after="20"/>
+            </w:pPr>
             <w:r/>
             <w:r>
               <w:rPr>
@@ -11406,6 +13683,9 @@
             <w:tcW w:type="dxa" w:w="1514"/>
           </w:tcPr>
           <w:p>
+            <w:pPr>
+              <w:spacing w:before="20" w:after="20"/>
+            </w:pPr>
             <w:r/>
             <w:r>
               <w:rPr>
@@ -11422,11 +13702,13 @@
             <w:tcW w:type="dxa" w:w="1514"/>
           </w:tcPr>
           <w:p>
-            <w:r/>
-            <w:r>
-              <w:rPr>
-                <w:rFonts w:ascii="Verdana" w:hAnsi="Verdana"/>
-                <w:b w:val="0"/>
+            <w:pPr>
+              <w:spacing w:before="20" w:after="20"/>
+            </w:pPr>
+            <w:r/>
+            <w:r>
+              <w:rPr>
+                <w:rFonts w:ascii="Verdana" w:hAnsi="Verdana"/>
                 <w:sz w:val="16"/>
               </w:rPr>
               <w:t>Table de code</w:t>
@@ -11438,6 +13720,9 @@
             <w:tcW w:type="dxa" w:w="1514"/>
           </w:tcPr>
           <w:p>
+            <w:pPr>
+              <w:spacing w:before="20" w:after="20"/>
+            </w:pPr>
             <w:r/>
             <w:r>
               <w:rPr>
@@ -11454,6 +13739,9 @@
             <w:tcW w:type="dxa" w:w="1514"/>
           </w:tcPr>
           <w:p>
+            <w:pPr>
+              <w:spacing w:before="20" w:after="20"/>
+            </w:pPr>
             <w:r/>
             <w:r>
               <w:rPr>
@@ -11470,6 +13758,9 @@
             <w:tcW w:type="dxa" w:w="1514"/>
           </w:tcPr>
           <w:p>
+            <w:pPr>
+              <w:spacing w:before="20" w:after="20"/>
+            </w:pPr>
             <w:r/>
             <w:r>
               <w:rPr>
@@ -11486,11 +13777,13 @@
             <w:tcW w:type="dxa" w:w="1514"/>
           </w:tcPr>
           <w:p>
-            <w:r/>
-            <w:r>
-              <w:rPr>
-                <w:rFonts w:ascii="Verdana" w:hAnsi="Verdana"/>
-                <w:b w:val="0"/>
+            <w:pPr>
+              <w:spacing w:before="20" w:after="20"/>
+            </w:pPr>
+            <w:r/>
+            <w:r>
+              <w:rPr>
+                <w:rFonts w:ascii="Verdana" w:hAnsi="Verdana"/>
                 <w:sz w:val="16"/>
               </w:rPr>
               <w:t>Table de code</w:t>
@@ -11502,6 +13795,9 @@
             <w:tcW w:type="dxa" w:w="1514"/>
           </w:tcPr>
           <w:p>
+            <w:pPr>
+              <w:spacing w:before="20" w:after="20"/>
+            </w:pPr>
             <w:r/>
             <w:r>
               <w:rPr>
@@ -11518,6 +13814,9 @@
             <w:tcW w:type="dxa" w:w="1514"/>
           </w:tcPr>
           <w:p>
+            <w:pPr>
+              <w:spacing w:before="20" w:after="20"/>
+            </w:pPr>
             <w:r/>
             <w:r>
               <w:rPr>
@@ -11534,6 +13833,9 @@
             <w:tcW w:type="dxa" w:w="1514"/>
           </w:tcPr>
           <w:p>
+            <w:pPr>
+              <w:spacing w:before="20" w:after="20"/>
+            </w:pPr>
             <w:r/>
             <w:r>
               <w:rPr>
@@ -11554,6 +13856,9 @@
             <w:tcW w:type="dxa" w:w="1514"/>
           </w:tcPr>
           <w:p>
+            <w:pPr>
+              <w:spacing w:before="20" w:after="20"/>
+            </w:pPr>
             <w:r/>
             <w:r>
               <w:rPr>
@@ -11570,6 +13875,9 @@
             <w:tcW w:type="dxa" w:w="1514"/>
           </w:tcPr>
           <w:p>
+            <w:pPr>
+              <w:spacing w:before="20" w:after="20"/>
+            </w:pPr>
             <w:r/>
             <w:r>
               <w:rPr>
@@ -11586,11 +13894,13 @@
             <w:tcW w:type="dxa" w:w="1514"/>
           </w:tcPr>
           <w:p>
-            <w:r/>
-            <w:r>
-              <w:rPr>
-                <w:rFonts w:ascii="Verdana" w:hAnsi="Verdana"/>
-                <w:b w:val="0"/>
+            <w:pPr>
+              <w:spacing w:before="20" w:after="20"/>
+            </w:pPr>
+            <w:r/>
+            <w:r>
+              <w:rPr>
+                <w:rFonts w:ascii="Verdana" w:hAnsi="Verdana"/>
                 <w:sz w:val="16"/>
               </w:rPr>
               <w:t>Table de code</w:t>
@@ -11602,6 +13912,9 @@
             <w:tcW w:type="dxa" w:w="1514"/>
           </w:tcPr>
           <w:p>
+            <w:pPr>
+              <w:spacing w:before="20" w:after="20"/>
+            </w:pPr>
             <w:r/>
             <w:r>
               <w:rPr>
@@ -11618,6 +13931,9 @@
             <w:tcW w:type="dxa" w:w="1514"/>
           </w:tcPr>
           <w:p>
+            <w:pPr>
+              <w:spacing w:before="20" w:after="20"/>
+            </w:pPr>
             <w:r/>
             <w:r>
               <w:rPr>
@@ -11634,6 +13950,9 @@
             <w:tcW w:type="dxa" w:w="1514"/>
           </w:tcPr>
           <w:p>
+            <w:pPr>
+              <w:spacing w:before="20" w:after="20"/>
+            </w:pPr>
             <w:r/>
             <w:r>
               <w:rPr>
@@ -11650,11 +13969,13 @@
             <w:tcW w:type="dxa" w:w="1514"/>
           </w:tcPr>
           <w:p>
-            <w:r/>
-            <w:r>
-              <w:rPr>
-                <w:rFonts w:ascii="Verdana" w:hAnsi="Verdana"/>
-                <w:b w:val="0"/>
+            <w:pPr>
+              <w:spacing w:before="20" w:after="20"/>
+            </w:pPr>
+            <w:r/>
+            <w:r>
+              <w:rPr>
+                <w:rFonts w:ascii="Verdana" w:hAnsi="Verdana"/>
                 <w:sz w:val="16"/>
               </w:rPr>
               <w:t>Table de code</w:t>
@@ -11666,6 +13987,9 @@
             <w:tcW w:type="dxa" w:w="1514"/>
           </w:tcPr>
           <w:p>
+            <w:pPr>
+              <w:spacing w:before="20" w:after="20"/>
+            </w:pPr>
             <w:r/>
             <w:r>
               <w:rPr>
@@ -11682,6 +14006,9 @@
             <w:tcW w:type="dxa" w:w="1514"/>
           </w:tcPr>
           <w:p>
+            <w:pPr>
+              <w:spacing w:before="20" w:after="20"/>
+            </w:pPr>
             <w:r/>
             <w:r>
               <w:rPr>
@@ -11698,6 +14025,9 @@
             <w:tcW w:type="dxa" w:w="1514"/>
           </w:tcPr>
           <w:p>
+            <w:pPr>
+              <w:spacing w:before="20" w:after="20"/>
+            </w:pPr>
             <w:r/>
             <w:r>
               <w:rPr>
@@ -11718,6 +14048,9 @@
             <w:tcW w:type="dxa" w:w="1514"/>
           </w:tcPr>
           <w:p>
+            <w:pPr>
+              <w:spacing w:before="20" w:after="20"/>
+            </w:pPr>
             <w:r/>
             <w:r>
               <w:rPr>
@@ -11734,6 +14067,9 @@
             <w:tcW w:type="dxa" w:w="1514"/>
           </w:tcPr>
           <w:p>
+            <w:pPr>
+              <w:spacing w:before="20" w:after="20"/>
+            </w:pPr>
             <w:r/>
             <w:r>
               <w:rPr>
@@ -11750,11 +14086,13 @@
             <w:tcW w:type="dxa" w:w="1514"/>
           </w:tcPr>
           <w:p>
-            <w:r/>
-            <w:r>
-              <w:rPr>
-                <w:rFonts w:ascii="Verdana" w:hAnsi="Verdana"/>
-                <w:b w:val="0"/>
+            <w:pPr>
+              <w:spacing w:before="20" w:after="20"/>
+            </w:pPr>
+            <w:r/>
+            <w:r>
+              <w:rPr>
+                <w:rFonts w:ascii="Verdana" w:hAnsi="Verdana"/>
                 <w:sz w:val="16"/>
               </w:rPr>
               <w:t>Table de code</w:t>
@@ -11766,6 +14104,9 @@
             <w:tcW w:type="dxa" w:w="1514"/>
           </w:tcPr>
           <w:p>
+            <w:pPr>
+              <w:spacing w:before="20" w:after="20"/>
+            </w:pPr>
             <w:r/>
             <w:r>
               <w:rPr>
@@ -11782,6 +14123,9 @@
             <w:tcW w:type="dxa" w:w="1514"/>
           </w:tcPr>
           <w:p>
+            <w:pPr>
+              <w:spacing w:before="20" w:after="20"/>
+            </w:pPr>
             <w:r/>
             <w:r>
               <w:rPr>
@@ -11798,6 +14142,9 @@
             <w:tcW w:type="dxa" w:w="1514"/>
           </w:tcPr>
           <w:p>
+            <w:pPr>
+              <w:spacing w:before="20" w:after="20"/>
+            </w:pPr>
             <w:r/>
             <w:r>
               <w:rPr>
@@ -11814,11 +14161,13 @@
             <w:tcW w:type="dxa" w:w="1514"/>
           </w:tcPr>
           <w:p>
-            <w:r/>
-            <w:r>
-              <w:rPr>
-                <w:rFonts w:ascii="Verdana" w:hAnsi="Verdana"/>
-                <w:b w:val="0"/>
+            <w:pPr>
+              <w:spacing w:before="20" w:after="20"/>
+            </w:pPr>
+            <w:r/>
+            <w:r>
+              <w:rPr>
+                <w:rFonts w:ascii="Verdana" w:hAnsi="Verdana"/>
                 <w:sz w:val="16"/>
               </w:rPr>
               <w:t>Table de code</w:t>
@@ -11830,6 +14179,9 @@
             <w:tcW w:type="dxa" w:w="1514"/>
           </w:tcPr>
           <w:p>
+            <w:pPr>
+              <w:spacing w:before="20" w:after="20"/>
+            </w:pPr>
             <w:r/>
             <w:r>
               <w:rPr>
@@ -11846,6 +14198,9 @@
             <w:tcW w:type="dxa" w:w="1514"/>
           </w:tcPr>
           <w:p>
+            <w:pPr>
+              <w:spacing w:before="20" w:after="20"/>
+            </w:pPr>
             <w:r/>
             <w:r>
               <w:rPr>
@@ -11862,6 +14217,9 @@
             <w:tcW w:type="dxa" w:w="1514"/>
           </w:tcPr>
           <w:p>
+            <w:pPr>
+              <w:spacing w:before="20" w:after="20"/>
+            </w:pPr>
             <w:r/>
             <w:r>
               <w:rPr>

--- a/docx/fr/BUFRCREX_TableB_fr_08.docx
+++ b/docx/fr/BUFRCREX_TableB_fr_08.docx
@@ -13900,16 +13900,6 @@
           <w:i/>
           <w:sz w:val="14"/>
         </w:rPr>
-        <w:t>Note 23: Une valeur de précipitation de –0,1 kg m –2 avant la mise à l’échelle (–1 après la mise à l’échelle ou en CREX) indique qu’il y a «trace» de précipitations (non mesurable, moins de 0,05 kg m –2 )</w:t>
-      </w:r>
-    </w:p>
-    <w:p>
-      <w:r>
-        <w:rPr>
-          <w:rFonts w:ascii="Verdana" w:hAnsi="Verdana"/>
-          <w:i/>
-          <w:sz w:val="14"/>
-        </w:rPr>
         <w:t>Note 25: Il est possible d’annuler une signification précédemment définie en transmettant une «valeur manquante» à partir de la table de code ou de la table d’indicateurs appropriée.</w:t>
       </w:r>
     </w:p>
@@ -13920,317 +13910,7 @@
           <w:i/>
           <w:sz w:val="14"/>
         </w:rPr>
-        <w:t>Note 27: Sauf indication contraire, tous les temps sont des temps universels coordonnés (UTC).</w:t>
-      </w:r>
-    </w:p>
-    <w:p>
-      <w:r>
-        <w:rPr>
-          <w:rFonts w:ascii="Verdana" w:hAnsi="Verdana"/>
-          <w:i/>
-          <w:sz w:val="14"/>
-        </w:rPr>
-        <w:t>Note 32: La direction ou l’azimut ne sont utilisés que par rapport à une position donnée; ils n’ont pas pour objet de définir à nouveau cette position.</w:t>
-      </w:r>
-    </w:p>
-    <w:p>
-      <w:r>
-        <w:rPr>
-          <w:rFonts w:ascii="Verdana" w:hAnsi="Verdana"/>
-          <w:i/>
-          <w:sz w:val="14"/>
-        </w:rPr>
-        <w:t>Note 62: La distance n’est indiquée que par rapport à une position donnée et une direction, un azimut ou une hauteur angulaire; elle n’a pas pour objet de définir à nouveau cette position.</w:t>
-      </w:r>
-    </w:p>
-    <w:p>
-      <w:r>
-        <w:rPr>
-          <w:rFonts w:ascii="Verdana" w:hAnsi="Verdana"/>
-          <w:i/>
-          <w:sz w:val="14"/>
-        </w:rPr>
-        <w:t>Note 63: Le rayonnement descendant est indiqué par des valeurs positives.</w:t>
-      </w:r>
-    </w:p>
-    <w:p>
-      <w:r>
-        <w:rPr>
-          <w:rFonts w:ascii="Verdana" w:hAnsi="Verdana"/>
-          <w:i/>
-          <w:sz w:val="14"/>
-        </w:rPr>
-        <w:t>Note 64: Les composantes w descendantes sont indiquées par des valeurs positives, pour lesquelles l’unité est le Pa s –1 .</w:t>
-      </w:r>
-    </w:p>
-    <w:p>
-      <w:r>
-        <w:rPr>
-          <w:rFonts w:ascii="Verdana" w:hAnsi="Verdana"/>
-          <w:i/>
-          <w:sz w:val="14"/>
-        </w:rPr>
-        <w:t>Note 66: Les incréments dans le sens est-ouest sont indiqués par des valeurs négatives.</w:t>
-      </w:r>
-    </w:p>
-    <w:p>
-      <w:r>
-        <w:rPr>
-          <w:rFonts w:ascii="Verdana" w:hAnsi="Verdana"/>
-          <w:i/>
-          <w:sz w:val="14"/>
-        </w:rPr>
-        <w:t>Note 92: Afin qu’il soit possible de distinguer sans ambiguïté les cas de valeurs manquantes et de pixels saturés, les données d’image de n bits doivent être codées à l’aide d’un champs de données de n+1. Lorsqu’un tel descripteur n’est pas déjà disponible dans la classe 30, on utilise un descripteur d’opération 2 01 YYY pour modifier le champ de données de l’entrée existante, selon les besoins.</w:t>
-      </w:r>
-    </w:p>
-    <w:p>
-      <w:r>
-        <w:rPr>
-          <w:rFonts w:ascii="Verdana" w:hAnsi="Verdana"/>
-          <w:i/>
-          <w:sz w:val="14"/>
-        </w:rPr>
-        <w:t>Note 105: Les périodes ou les décalages dans le temps négatifs sont utilisés pour indiquer les périodes ou les décalages dans le temps précédant le temps généralement défini.</w:t>
-      </w:r>
-    </w:p>
-    <w:p>
-      <w:r>
-        <w:rPr>
-          <w:rFonts w:ascii="Verdana" w:hAnsi="Verdana"/>
-          <w:i/>
-          <w:sz w:val="14"/>
-        </w:rPr>
-        <w:t>Note 110: Les incréments dans le sens nord–sud sont indiqués par des valeurs négatives.</w:t>
-      </w:r>
-    </w:p>
-    <w:p>
-      <w:r>
-        <w:rPr>
-          <w:rFonts w:ascii="Verdana" w:hAnsi="Verdana"/>
-          <w:i/>
-          <w:sz w:val="14"/>
-        </w:rPr>
-        <w:t>Note 115: Le champ de données des pixels peut être modifié au moyen du descripteur 2 01 YYY.</w:t>
-      </w:r>
-    </w:p>
-    <w:p>
-      <w:r>
-        <w:rPr>
-          <w:rFonts w:ascii="Verdana" w:hAnsi="Verdana"/>
-          <w:i/>
-          <w:sz w:val="14"/>
-        </w:rPr>
-        <w:t>Note 121: Pour certains éléments de cette classe, une indication de la précision escomptée peut être implicite.</w:t>
-      </w:r>
-    </w:p>
-    <w:p>
-      <w:r>
-        <w:rPr>
-          <w:rFonts w:ascii="Verdana" w:hAnsi="Verdana"/>
-          <w:i/>
-          <w:sz w:val="14"/>
-        </w:rPr>
-        <w:t>Note 122: On attribue aux latitudes sud des valeurs négatives.</w:t>
-      </w:r>
-    </w:p>
-    <w:p>
-      <w:r>
-        <w:rPr>
-          <w:rFonts w:ascii="Verdana" w:hAnsi="Verdana"/>
-          <w:i/>
-          <w:sz w:val="14"/>
-        </w:rPr>
-        <w:t>Note 123: Les composantes v dans le sens sud–nord sont indiquées par des valeurs positives.</w:t>
-      </w:r>
-    </w:p>
-    <w:p>
-      <w:r>
-        <w:rPr>
-          <w:rFonts w:ascii="Verdana" w:hAnsi="Verdana"/>
-          <w:i/>
-          <w:sz w:val="14"/>
-        </w:rPr>
-        <w:t>Note 126: Les stations situées à moins de 1° du pôle Nord ou du pôle Sud chiffrent leurs observations de la direction du vent de surface avec le limbe d’azimut orienté de sorte que son zéro coïncide avec le méridien de Greenwich.</w:t>
-      </w:r>
-    </w:p>
-    <w:p>
-      <w:r>
-        <w:rPr>
-          <w:rFonts w:ascii="Verdana" w:hAnsi="Verdana"/>
-          <w:i/>
-          <w:sz w:val="14"/>
-        </w:rPr>
-        <w:t>Note 145: Pour indiquer à quoi se rapportent les périodes ou les décalages dans le temps, on peut se servir du code donné pour la caractéristique temporelle dans la table 0 08 021.</w:t>
-      </w:r>
-    </w:p>
-    <w:p>
-      <w:r>
-        <w:rPr>
-          <w:rFonts w:ascii="Verdana" w:hAnsi="Verdana"/>
-          <w:i/>
-          <w:sz w:val="14"/>
-        </w:rPr>
-        <w:t>Note 149: Lorsque la situation dans le temps correspond à des valeurs de prévision, elle indique le temps de l'état initial ou le début de la période de prévision; si elle correspond à des moyennes d'ensemble de valeurs de prévisions, elle indique l'état initial ou le début de la première prévision d'où les moyennes d'ensemble sont dérivées.</w:t>
-      </w:r>
-    </w:p>
-    <w:p>
-      <w:r>
-        <w:rPr>
-          <w:rFonts w:ascii="Verdana" w:hAnsi="Verdana"/>
-          <w:i/>
-          <w:sz w:val="14"/>
-        </w:rPr>
-        <w:t>Note 155: Cette classe peut aussi contenir des éléments concernant les méthodes d’observation.</w:t>
-      </w:r>
-    </w:p>
-    <w:p>
-      <w:r>
-        <w:rPr>
-          <w:rFonts w:ascii="Verdana" w:hAnsi="Verdana"/>
-          <w:i/>
-          <w:sz w:val="14"/>
-        </w:rPr>
-        <w:t>Note 156: La présente classe doit contenir des éléments décrivant les instruments utilisés pour obtenir les éléments météorologiques représentés.</w:t>
-      </w:r>
-    </w:p>
-    <w:p>
-      <w:r>
-        <w:rPr>
-          <w:rFonts w:ascii="Verdana" w:hAnsi="Verdana"/>
-          <w:i/>
-          <w:sz w:val="14"/>
-        </w:rPr>
-        <w:t>Note 158: Pour les périodes ou les décalages dans le temps et pour les incréments temporels, il faut préalablement une définition de l'origine de la position dans le temps, suivie, le cas échéant, d'une définition de l'élément qualificatif temporel.</w:t>
-      </w:r>
-    </w:p>
-    <w:p>
-      <w:r>
-        <w:rPr>
-          <w:rFonts w:ascii="Verdana" w:hAnsi="Verdana"/>
-          <w:i/>
-          <w:sz w:val="14"/>
-        </w:rPr>
-        <w:t>Note 160: Le rayonnement ascendant est indiqué par des valeurs négatives.</w:t>
-      </w:r>
-    </w:p>
-    <w:p>
-      <w:r>
-        <w:rPr>
-          <w:rFonts w:ascii="Verdana" w:hAnsi="Verdana"/>
-          <w:i/>
-          <w:sz w:val="14"/>
-        </w:rPr>
-        <w:t>Note 161: Les composantes w ascendantes sont indiquées par des valeurs positives, pour lesquelles l’unité est le m s –1 .</w:t>
-      </w:r>
-    </w:p>
-    <w:p>
-      <w:r>
-        <w:rPr>
-          <w:rFonts w:ascii="Verdana" w:hAnsi="Verdana"/>
-          <w:i/>
-          <w:sz w:val="14"/>
-        </w:rPr>
-        <w:t>Note 162: Intervalles utiles utilisés ci-dessus: 10 11 Bq à 10 19 Bq pour les rejets; 10 –2 Bq à 10 7 Bq et 10 –2 mSv à 10 7 mSv pour la concentration et les doses.</w:t>
-      </w:r>
-    </w:p>
-    <w:p>
-      <w:r>
-        <w:rPr>
-          <w:rFonts w:ascii="Verdana" w:hAnsi="Verdana"/>
-          <w:i/>
-          <w:sz w:val="14"/>
-        </w:rPr>
-        <w:t>Note 163: Les valeurs de la latitude et de l’incrément de latitude se situent dans les limites de la plage allant de –90 degrés à +90 degrés.</w:t>
-      </w:r>
-    </w:p>
-    <w:p>
-      <w:r>
-        <w:rPr>
-          <w:rFonts w:ascii="Verdana" w:hAnsi="Verdana"/>
-          <w:i/>
-          <w:sz w:val="14"/>
-        </w:rPr>
-        <w:t>Note 164: Les valeurs de longitude se situent dans les limites de la plage allant de –180 degrés à +180 degrés.</w:t>
-      </w:r>
-    </w:p>
-    <w:p>
-      <w:r>
-        <w:rPr>
-          <w:rFonts w:ascii="Verdana" w:hAnsi="Verdana"/>
-          <w:i/>
-          <w:sz w:val="14"/>
-        </w:rPr>
-        <w:t>Note 165: Des données correspondant à des éléments verticaux et à la pression sont utilisées pour définir des valeurs de ces éléments indépendantes de l’élément ou de la variable déterminant la coordonnée verticale.</w:t>
-      </w:r>
-    </w:p>
-    <w:p>
-      <w:r>
-        <w:rPr>
-          <w:rFonts w:ascii="Verdana" w:hAnsi="Verdana"/>
-          <w:i/>
-          <w:sz w:val="14"/>
-        </w:rPr>
-        <w:t>Note 166: On attribue aux longitudes ouest des valeurs négatives.</w:t>
-      </w:r>
-    </w:p>
-    <w:p>
-      <w:r>
-        <w:rPr>
-          <w:rFonts w:ascii="Verdana" w:hAnsi="Verdana"/>
-          <w:i/>
-          <w:sz w:val="14"/>
-        </w:rPr>
-        <w:t>Note 167: Les composantes u dans le sens ouest–est sont indiquées par des valeurs positives.</w:t>
-      </w:r>
-    </w:p>
-    <w:p>
-      <w:r>
-        <w:rPr>
-          <w:rFonts w:ascii="Verdana" w:hAnsi="Verdana"/>
-          <w:i/>
-          <w:sz w:val="14"/>
-        </w:rPr>
-        <w:t>Note 176: Lorsqu'il faut plus d'une période ou d'un décalage dans le temps pour définir des indications temporelles complexes, les définitions se succèdent immédiatement, dans l'ordre suivant: période d'ensemble (le cas échéant); période de prévision (le cas échéant); période correspondant à une moyenne ou une accumulation (le cas échéant).</w:t>
-      </w:r>
-    </w:p>
-    <w:p>
-      <w:r>
-        <w:rPr>
-          <w:rFonts w:ascii="Verdana" w:hAnsi="Verdana"/>
-          <w:i/>
-          <w:sz w:val="14"/>
-        </w:rPr>
-        <w:t>Note 178: Lorsque la colonne Nom de l’élément porte la mention «sur une période déterminée», on précise, à l’aide de descripteurs de la classe 04, la période considérée.</w:t>
-      </w:r>
-    </w:p>
-    <w:p>
-      <w:r>
-        <w:rPr>
-          <w:rFonts w:ascii="Verdana" w:hAnsi="Verdana"/>
-          <w:i/>
-          <w:sz w:val="14"/>
-        </w:rPr>
         <w:t>Note 179: Lorsqu’on établit une somme ou une moyenne (par exemple sur une certaine période), on peut représenter le nombre total de valeurs prises en considération pour obtenir cette somme ou cette moyenne en utilisant le descripteur 0 08 022.</w:t>
-      </w:r>
-    </w:p>
-    <w:p>
-      <w:r>
-        <w:rPr>
-          <w:rFonts w:ascii="Verdana" w:hAnsi="Verdana"/>
-          <w:i/>
-          <w:sz w:val="14"/>
-        </w:rPr>
-        <w:t>Note 180: Normes pour la transmission des vents: Vitesse Direction Pas d’observation Manquante Manquante Calme 0 0 Observation normale &gt; 0 1° – 360° Vitesse seulement &gt; 0 Manquante Direction seulement Manquante 1° – 360° «Léger et variable» &gt; 0 0</w:t>
-      </w:r>
-    </w:p>
-    <w:p>
-      <w:r>
-        <w:rPr>
-          <w:rFonts w:ascii="Verdana" w:hAnsi="Verdana"/>
-          <w:i/>
-          <w:sz w:val="14"/>
-        </w:rPr>
-        <w:t>Note 181: Normes pour la transmission des vagues de la mer du vent et des vagues: Observation Vitesse Direction Pas d’observation Manquante Manquante Calme 0 0 Observation normale &gt; 0 1° – 360° Vitesse seulement &gt; 0 Manquante Direction seulement Manquante 1° – 360° «Léger et variable» &gt; 0 0</w:t>
       </w:r>
     </w:p>
     <w:sectPr>
